--- a/立项资料的模版3.docx
+++ b/立项资料的模版3.docx
@@ -148,9 +148,10 @@
       <w:pPr>
         <w:jc w:val="center"/>
         <w:rPr>
-          <w:rFonts w:eastAsia="黑体"/>
+          <w:rFonts w:hint="eastAsia" w:eastAsia="黑体"/>
           <w:sz w:val="32"/>
           <w:szCs w:val="32"/>
+          <w:lang w:val="en-US" w:eastAsia="zh-CN"/>
         </w:rPr>
       </w:pPr>
       <w:r>
@@ -188,6 +189,17 @@
         </w:rPr>
         <w:t>决定</w:t>
       </w:r>
+      <w:r>
+        <w:rPr>
+          <w:rFonts w:hint="eastAsia" w:eastAsia="黑体"/>
+          <w:sz w:val="32"/>
+          <w:szCs w:val="32"/>
+          <w:lang w:val="en-US" w:eastAsia="zh-CN"/>
+        </w:rPr>
+        <w:t>测试</w:t>
+      </w:r>
+      <w:bookmarkStart w:id="0" w:name="_GoBack"/>
+      <w:bookmarkEnd w:id="0"/>
     </w:p>
     <w:p/>
     <w:p>
@@ -1714,8 +1726,6 @@
         </w:rPr>
         <w:t>五、计划进度，包括总的研究期限和阶段计划进度</w:t>
       </w:r>
-      <w:bookmarkStart w:id="0" w:name="_GoBack"/>
-      <w:bookmarkEnd w:id="0"/>
     </w:p>
     <w:p>
       <w:pPr>
@@ -1786,6 +1796,14 @@
         <w:gridCol w:w="3918"/>
       </w:tblGrid>
       <w:tr>
+        <w:tblPrEx>
+          <w:tblCellMar>
+            <w:top w:w="0" w:type="dxa"/>
+            <w:left w:w="108" w:type="dxa"/>
+            <w:bottom w:w="0" w:type="dxa"/>
+            <w:right w:w="108" w:type="dxa"/>
+          </w:tblCellMar>
+        </w:tblPrEx>
         <w:trPr>
           <w:trHeight w:val="528" w:hRule="atLeast"/>
         </w:trPr>
@@ -2038,6 +2056,14 @@
         </w:tc>
       </w:tr>
       <w:tr>
+        <w:tblPrEx>
+          <w:tblCellMar>
+            <w:top w:w="0" w:type="dxa"/>
+            <w:left w:w="108" w:type="dxa"/>
+            <w:bottom w:w="0" w:type="dxa"/>
+            <w:right w:w="108" w:type="dxa"/>
+          </w:tblCellMar>
+        </w:tblPrEx>
         <w:trPr>
           <w:trHeight w:val="396" w:hRule="atLeast"/>
         </w:trPr>
@@ -2267,6 +2293,14 @@
         </w:tc>
       </w:tr>
       <w:tr>
+        <w:tblPrEx>
+          <w:tblCellMar>
+            <w:top w:w="0" w:type="dxa"/>
+            <w:left w:w="108" w:type="dxa"/>
+            <w:bottom w:w="0" w:type="dxa"/>
+            <w:right w:w="108" w:type="dxa"/>
+          </w:tblCellMar>
+        </w:tblPrEx>
         <w:trPr>
           <w:trHeight w:val="396" w:hRule="atLeast"/>
         </w:trPr>
@@ -2494,6 +2528,14 @@
         </w:tc>
       </w:tr>
       <w:tr>
+        <w:tblPrEx>
+          <w:tblCellMar>
+            <w:top w:w="0" w:type="dxa"/>
+            <w:left w:w="108" w:type="dxa"/>
+            <w:bottom w:w="0" w:type="dxa"/>
+            <w:right w:w="108" w:type="dxa"/>
+          </w:tblCellMar>
+        </w:tblPrEx>
         <w:trPr>
           <w:trHeight w:val="396" w:hRule="atLeast"/>
         </w:trPr>
@@ -2721,6 +2763,14 @@
         </w:tc>
       </w:tr>
       <w:tr>
+        <w:tblPrEx>
+          <w:tblCellMar>
+            <w:top w:w="0" w:type="dxa"/>
+            <w:left w:w="108" w:type="dxa"/>
+            <w:bottom w:w="0" w:type="dxa"/>
+            <w:right w:w="108" w:type="dxa"/>
+          </w:tblCellMar>
+        </w:tblPrEx>
         <w:trPr>
           <w:trHeight w:val="396" w:hRule="atLeast"/>
         </w:trPr>
@@ -2950,6 +3000,14 @@
         </w:tc>
       </w:tr>
       <w:tr>
+        <w:tblPrEx>
+          <w:tblCellMar>
+            <w:top w:w="0" w:type="dxa"/>
+            <w:left w:w="108" w:type="dxa"/>
+            <w:bottom w:w="0" w:type="dxa"/>
+            <w:right w:w="108" w:type="dxa"/>
+          </w:tblCellMar>
+        </w:tblPrEx>
         <w:trPr>
           <w:trHeight w:val="396" w:hRule="atLeast"/>
         </w:trPr>
@@ -3181,6 +3239,14 @@
         </w:tc>
       </w:tr>
       <w:tr>
+        <w:tblPrEx>
+          <w:tblCellMar>
+            <w:top w:w="0" w:type="dxa"/>
+            <w:left w:w="108" w:type="dxa"/>
+            <w:bottom w:w="0" w:type="dxa"/>
+            <w:right w:w="108" w:type="dxa"/>
+          </w:tblCellMar>
+        </w:tblPrEx>
         <w:trPr>
           <w:trHeight w:val="396" w:hRule="atLeast"/>
         </w:trPr>
@@ -3412,6 +3478,14 @@
         </w:tc>
       </w:tr>
       <w:tr>
+        <w:tblPrEx>
+          <w:tblCellMar>
+            <w:top w:w="0" w:type="dxa"/>
+            <w:left w:w="108" w:type="dxa"/>
+            <w:bottom w:w="0" w:type="dxa"/>
+            <w:right w:w="108" w:type="dxa"/>
+          </w:tblCellMar>
+        </w:tblPrEx>
         <w:trPr>
           <w:trHeight w:val="396" w:hRule="atLeast"/>
         </w:trPr>
@@ -3733,6 +3807,22 @@
         <w:gridCol w:w="1429"/>
       </w:tblGrid>
       <w:tr>
+        <w:tblPrEx>
+          <w:tblBorders>
+            <w:top w:val="none" w:color="auto" w:sz="0" w:space="0"/>
+            <w:left w:val="none" w:color="auto" w:sz="0" w:space="0"/>
+            <w:bottom w:val="none" w:color="auto" w:sz="0" w:space="0"/>
+            <w:right w:val="none" w:color="auto" w:sz="0" w:space="0"/>
+            <w:insideH w:val="none" w:color="auto" w:sz="0" w:space="0"/>
+            <w:insideV w:val="none" w:color="auto" w:sz="0" w:space="0"/>
+          </w:tblBorders>
+          <w:tblCellMar>
+            <w:top w:w="0" w:type="dxa"/>
+            <w:left w:w="108" w:type="dxa"/>
+            <w:bottom w:w="0" w:type="dxa"/>
+            <w:right w:w="108" w:type="dxa"/>
+          </w:tblCellMar>
+        </w:tblPrEx>
         <w:trPr>
           <w:trHeight w:val="367" w:hRule="atLeast"/>
         </w:trPr>
@@ -3792,6 +3882,22 @@
         </w:tc>
       </w:tr>
       <w:tr>
+        <w:tblPrEx>
+          <w:tblBorders>
+            <w:top w:val="none" w:color="auto" w:sz="0" w:space="0"/>
+            <w:left w:val="none" w:color="auto" w:sz="0" w:space="0"/>
+            <w:bottom w:val="none" w:color="auto" w:sz="0" w:space="0"/>
+            <w:right w:val="none" w:color="auto" w:sz="0" w:space="0"/>
+            <w:insideH w:val="none" w:color="auto" w:sz="0" w:space="0"/>
+            <w:insideV w:val="none" w:color="auto" w:sz="0" w:space="0"/>
+          </w:tblBorders>
+          <w:tblCellMar>
+            <w:top w:w="0" w:type="dxa"/>
+            <w:left w:w="108" w:type="dxa"/>
+            <w:bottom w:w="0" w:type="dxa"/>
+            <w:right w:w="108" w:type="dxa"/>
+          </w:tblCellMar>
+        </w:tblPrEx>
         <w:trPr>
           <w:trHeight w:val="535" w:hRule="atLeast"/>
         </w:trPr>
@@ -3890,6 +3996,22 @@
         </w:tc>
       </w:tr>
       <w:tr>
+        <w:tblPrEx>
+          <w:tblBorders>
+            <w:top w:val="none" w:color="auto" w:sz="0" w:space="0"/>
+            <w:left w:val="none" w:color="auto" w:sz="0" w:space="0"/>
+            <w:bottom w:val="none" w:color="auto" w:sz="0" w:space="0"/>
+            <w:right w:val="none" w:color="auto" w:sz="0" w:space="0"/>
+            <w:insideH w:val="none" w:color="auto" w:sz="0" w:space="0"/>
+            <w:insideV w:val="none" w:color="auto" w:sz="0" w:space="0"/>
+          </w:tblBorders>
+          <w:tblCellMar>
+            <w:top w:w="0" w:type="dxa"/>
+            <w:left w:w="108" w:type="dxa"/>
+            <w:bottom w:w="0" w:type="dxa"/>
+            <w:right w:w="108" w:type="dxa"/>
+          </w:tblCellMar>
+        </w:tblPrEx>
         <w:trPr>
           <w:trHeight w:val="367" w:hRule="atLeast"/>
         </w:trPr>
@@ -4016,6 +4138,22 @@
         </w:tc>
       </w:tr>
       <w:tr>
+        <w:tblPrEx>
+          <w:tblBorders>
+            <w:top w:val="none" w:color="auto" w:sz="0" w:space="0"/>
+            <w:left w:val="none" w:color="auto" w:sz="0" w:space="0"/>
+            <w:bottom w:val="none" w:color="auto" w:sz="0" w:space="0"/>
+            <w:right w:val="none" w:color="auto" w:sz="0" w:space="0"/>
+            <w:insideH w:val="none" w:color="auto" w:sz="0" w:space="0"/>
+            <w:insideV w:val="none" w:color="auto" w:sz="0" w:space="0"/>
+          </w:tblBorders>
+          <w:tblCellMar>
+            <w:top w:w="0" w:type="dxa"/>
+            <w:left w:w="108" w:type="dxa"/>
+            <w:bottom w:w="0" w:type="dxa"/>
+            <w:right w:w="108" w:type="dxa"/>
+          </w:tblCellMar>
+        </w:tblPrEx>
         <w:trPr>
           <w:trHeight w:val="570" w:hRule="atLeast"/>
         </w:trPr>
@@ -4128,6 +4266,22 @@
         </w:tc>
       </w:tr>
       <w:tr>
+        <w:tblPrEx>
+          <w:tblBorders>
+            <w:top w:val="none" w:color="auto" w:sz="0" w:space="0"/>
+            <w:left w:val="none" w:color="auto" w:sz="0" w:space="0"/>
+            <w:bottom w:val="none" w:color="auto" w:sz="0" w:space="0"/>
+            <w:right w:val="none" w:color="auto" w:sz="0" w:space="0"/>
+            <w:insideH w:val="none" w:color="auto" w:sz="0" w:space="0"/>
+            <w:insideV w:val="none" w:color="auto" w:sz="0" w:space="0"/>
+          </w:tblBorders>
+          <w:tblCellMar>
+            <w:top w:w="0" w:type="dxa"/>
+            <w:left w:w="108" w:type="dxa"/>
+            <w:bottom w:w="0" w:type="dxa"/>
+            <w:right w:w="108" w:type="dxa"/>
+          </w:tblCellMar>
+        </w:tblPrEx>
         <w:trPr>
           <w:trHeight w:val="90" w:hRule="atLeast"/>
         </w:trPr>
@@ -4240,6 +4394,22 @@
         </w:tc>
       </w:tr>
       <w:tr>
+        <w:tblPrEx>
+          <w:tblBorders>
+            <w:top w:val="none" w:color="auto" w:sz="0" w:space="0"/>
+            <w:left w:val="none" w:color="auto" w:sz="0" w:space="0"/>
+            <w:bottom w:val="none" w:color="auto" w:sz="0" w:space="0"/>
+            <w:right w:val="none" w:color="auto" w:sz="0" w:space="0"/>
+            <w:insideH w:val="none" w:color="auto" w:sz="0" w:space="0"/>
+            <w:insideV w:val="none" w:color="auto" w:sz="0" w:space="0"/>
+          </w:tblBorders>
+          <w:tblCellMar>
+            <w:top w:w="0" w:type="dxa"/>
+            <w:left w:w="108" w:type="dxa"/>
+            <w:bottom w:w="0" w:type="dxa"/>
+            <w:right w:w="108" w:type="dxa"/>
+          </w:tblCellMar>
+        </w:tblPrEx>
         <w:trPr>
           <w:trHeight w:val="286" w:hRule="atLeast"/>
         </w:trPr>
@@ -4352,6 +4522,22 @@
         </w:tc>
       </w:tr>
       <w:tr>
+        <w:tblPrEx>
+          <w:tblBorders>
+            <w:top w:val="none" w:color="auto" w:sz="0" w:space="0"/>
+            <w:left w:val="none" w:color="auto" w:sz="0" w:space="0"/>
+            <w:bottom w:val="none" w:color="auto" w:sz="0" w:space="0"/>
+            <w:right w:val="none" w:color="auto" w:sz="0" w:space="0"/>
+            <w:insideH w:val="none" w:color="auto" w:sz="0" w:space="0"/>
+            <w:insideV w:val="none" w:color="auto" w:sz="0" w:space="0"/>
+          </w:tblBorders>
+          <w:tblCellMar>
+            <w:top w:w="0" w:type="dxa"/>
+            <w:left w:w="108" w:type="dxa"/>
+            <w:bottom w:w="0" w:type="dxa"/>
+            <w:right w:w="108" w:type="dxa"/>
+          </w:tblCellMar>
+        </w:tblPrEx>
         <w:trPr>
           <w:trHeight w:val="90" w:hRule="atLeast"/>
         </w:trPr>
@@ -4463,6 +4649,22 @@
         </w:tc>
       </w:tr>
       <w:tr>
+        <w:tblPrEx>
+          <w:tblBorders>
+            <w:top w:val="none" w:color="auto" w:sz="0" w:space="0"/>
+            <w:left w:val="none" w:color="auto" w:sz="0" w:space="0"/>
+            <w:bottom w:val="none" w:color="auto" w:sz="0" w:space="0"/>
+            <w:right w:val="none" w:color="auto" w:sz="0" w:space="0"/>
+            <w:insideH w:val="none" w:color="auto" w:sz="0" w:space="0"/>
+            <w:insideV w:val="none" w:color="auto" w:sz="0" w:space="0"/>
+          </w:tblBorders>
+          <w:tblCellMar>
+            <w:top w:w="0" w:type="dxa"/>
+            <w:left w:w="108" w:type="dxa"/>
+            <w:bottom w:w="0" w:type="dxa"/>
+            <w:right w:w="108" w:type="dxa"/>
+          </w:tblCellMar>
+        </w:tblPrEx>
         <w:trPr>
           <w:trHeight w:val="410" w:hRule="atLeast"/>
         </w:trPr>
@@ -4574,6 +4776,22 @@
         </w:tc>
       </w:tr>
       <w:tr>
+        <w:tblPrEx>
+          <w:tblBorders>
+            <w:top w:val="none" w:color="auto" w:sz="0" w:space="0"/>
+            <w:left w:val="none" w:color="auto" w:sz="0" w:space="0"/>
+            <w:bottom w:val="none" w:color="auto" w:sz="0" w:space="0"/>
+            <w:right w:val="none" w:color="auto" w:sz="0" w:space="0"/>
+            <w:insideH w:val="none" w:color="auto" w:sz="0" w:space="0"/>
+            <w:insideV w:val="none" w:color="auto" w:sz="0" w:space="0"/>
+          </w:tblBorders>
+          <w:tblCellMar>
+            <w:top w:w="0" w:type="dxa"/>
+            <w:left w:w="108" w:type="dxa"/>
+            <w:bottom w:w="0" w:type="dxa"/>
+            <w:right w:w="108" w:type="dxa"/>
+          </w:tblCellMar>
+        </w:tblPrEx>
         <w:trPr>
           <w:trHeight w:val="91" w:hRule="atLeast"/>
         </w:trPr>
@@ -4685,6 +4903,22 @@
         </w:tc>
       </w:tr>
       <w:tr>
+        <w:tblPrEx>
+          <w:tblBorders>
+            <w:top w:val="none" w:color="auto" w:sz="0" w:space="0"/>
+            <w:left w:val="none" w:color="auto" w:sz="0" w:space="0"/>
+            <w:bottom w:val="none" w:color="auto" w:sz="0" w:space="0"/>
+            <w:right w:val="none" w:color="auto" w:sz="0" w:space="0"/>
+            <w:insideH w:val="none" w:color="auto" w:sz="0" w:space="0"/>
+            <w:insideV w:val="none" w:color="auto" w:sz="0" w:space="0"/>
+          </w:tblBorders>
+          <w:tblCellMar>
+            <w:top w:w="0" w:type="dxa"/>
+            <w:left w:w="108" w:type="dxa"/>
+            <w:bottom w:w="0" w:type="dxa"/>
+            <w:right w:w="108" w:type="dxa"/>
+          </w:tblCellMar>
+        </w:tblPrEx>
         <w:trPr>
           <w:trHeight w:val="310" w:hRule="atLeast"/>
         </w:trPr>
@@ -4796,6 +5030,22 @@
         </w:tc>
       </w:tr>
       <w:tr>
+        <w:tblPrEx>
+          <w:tblBorders>
+            <w:top w:val="none" w:color="auto" w:sz="0" w:space="0"/>
+            <w:left w:val="none" w:color="auto" w:sz="0" w:space="0"/>
+            <w:bottom w:val="none" w:color="auto" w:sz="0" w:space="0"/>
+            <w:right w:val="none" w:color="auto" w:sz="0" w:space="0"/>
+            <w:insideH w:val="none" w:color="auto" w:sz="0" w:space="0"/>
+            <w:insideV w:val="none" w:color="auto" w:sz="0" w:space="0"/>
+          </w:tblBorders>
+          <w:tblCellMar>
+            <w:top w:w="0" w:type="dxa"/>
+            <w:left w:w="108" w:type="dxa"/>
+            <w:bottom w:w="0" w:type="dxa"/>
+            <w:right w:w="108" w:type="dxa"/>
+          </w:tblCellMar>
+        </w:tblPrEx>
         <w:trPr>
           <w:trHeight w:val="375" w:hRule="atLeast"/>
         </w:trPr>
@@ -4908,6 +5158,22 @@
         </w:tc>
       </w:tr>
       <w:tr>
+        <w:tblPrEx>
+          <w:tblBorders>
+            <w:top w:val="none" w:color="auto" w:sz="0" w:space="0"/>
+            <w:left w:val="none" w:color="auto" w:sz="0" w:space="0"/>
+            <w:bottom w:val="none" w:color="auto" w:sz="0" w:space="0"/>
+            <w:right w:val="none" w:color="auto" w:sz="0" w:space="0"/>
+            <w:insideH w:val="none" w:color="auto" w:sz="0" w:space="0"/>
+            <w:insideV w:val="none" w:color="auto" w:sz="0" w:space="0"/>
+          </w:tblBorders>
+          <w:tblCellMar>
+            <w:top w:w="0" w:type="dxa"/>
+            <w:left w:w="108" w:type="dxa"/>
+            <w:bottom w:w="0" w:type="dxa"/>
+            <w:right w:w="108" w:type="dxa"/>
+          </w:tblCellMar>
+        </w:tblPrEx>
         <w:trPr>
           <w:trHeight w:val="375" w:hRule="atLeast"/>
         </w:trPr>
@@ -5020,6 +5286,22 @@
         </w:tc>
       </w:tr>
       <w:tr>
+        <w:tblPrEx>
+          <w:tblBorders>
+            <w:top w:val="none" w:color="auto" w:sz="0" w:space="0"/>
+            <w:left w:val="none" w:color="auto" w:sz="0" w:space="0"/>
+            <w:bottom w:val="none" w:color="auto" w:sz="0" w:space="0"/>
+            <w:right w:val="none" w:color="auto" w:sz="0" w:space="0"/>
+            <w:insideH w:val="none" w:color="auto" w:sz="0" w:space="0"/>
+            <w:insideV w:val="none" w:color="auto" w:sz="0" w:space="0"/>
+          </w:tblBorders>
+          <w:tblCellMar>
+            <w:top w:w="0" w:type="dxa"/>
+            <w:left w:w="108" w:type="dxa"/>
+            <w:bottom w:w="0" w:type="dxa"/>
+            <w:right w:w="108" w:type="dxa"/>
+          </w:tblCellMar>
+        </w:tblPrEx>
         <w:trPr>
           <w:trHeight w:val="375" w:hRule="atLeast"/>
         </w:trPr>
@@ -5163,7 +5445,7 @@
         <w:adjustRightInd/>
         <w:snapToGrid w:val="0"/>
         <w:spacing w:line="360" w:lineRule="auto"/>
-        <w:ind w:left="0" w:leftChars="0" w:right="0" w:rightChars="0" w:firstLine="2102" w:firstLineChars="700"/>
+        <w:ind w:left="0" w:leftChars="0" w:right="0" w:rightChars="0" w:firstLine="2108" w:firstLineChars="700"/>
         <w:jc w:val="both"/>
         <w:textAlignment w:val="auto"/>
         <w:outlineLvl w:val="9"/>
@@ -5192,7 +5474,7 @@
         <w:adjustRightInd/>
         <w:snapToGrid w:val="0"/>
         <w:spacing w:line="360" w:lineRule="auto"/>
-        <w:ind w:left="0" w:leftChars="0" w:right="0" w:rightChars="0" w:firstLine="2102" w:firstLineChars="700"/>
+        <w:ind w:left="0" w:leftChars="0" w:right="0" w:rightChars="0" w:firstLine="2108" w:firstLineChars="700"/>
         <w:jc w:val="both"/>
         <w:textAlignment w:val="auto"/>
         <w:outlineLvl w:val="9"/>
@@ -5221,7 +5503,7 @@
         <w:adjustRightInd/>
         <w:snapToGrid w:val="0"/>
         <w:spacing w:line="360" w:lineRule="auto"/>
-        <w:ind w:left="0" w:leftChars="0" w:right="0" w:rightChars="0" w:firstLine="2102" w:firstLineChars="700"/>
+        <w:ind w:left="0" w:leftChars="0" w:right="0" w:rightChars="0" w:firstLine="2108" w:firstLineChars="700"/>
         <w:jc w:val="both"/>
         <w:textAlignment w:val="auto"/>
         <w:outlineLvl w:val="9"/>
@@ -5250,7 +5532,7 @@
         <w:adjustRightInd/>
         <w:snapToGrid w:val="0"/>
         <w:spacing w:line="360" w:lineRule="auto"/>
-        <w:ind w:left="0" w:leftChars="0" w:right="0" w:rightChars="0" w:firstLine="2102" w:firstLineChars="700"/>
+        <w:ind w:left="0" w:leftChars="0" w:right="0" w:rightChars="0" w:firstLine="2108" w:firstLineChars="700"/>
         <w:jc w:val="both"/>
         <w:textAlignment w:val="auto"/>
         <w:outlineLvl w:val="9"/>
@@ -5279,7 +5561,7 @@
         <w:adjustRightInd/>
         <w:snapToGrid w:val="0"/>
         <w:spacing w:line="360" w:lineRule="auto"/>
-        <w:ind w:left="0" w:leftChars="0" w:right="0" w:rightChars="0" w:firstLine="2102" w:firstLineChars="700"/>
+        <w:ind w:left="0" w:leftChars="0" w:right="0" w:rightChars="0" w:firstLine="2108" w:firstLineChars="700"/>
         <w:jc w:val="both"/>
         <w:textAlignment w:val="auto"/>
         <w:outlineLvl w:val="9"/>
@@ -5308,7 +5590,7 @@
         <w:adjustRightInd/>
         <w:snapToGrid w:val="0"/>
         <w:spacing w:line="360" w:lineRule="auto"/>
-        <w:ind w:left="0" w:leftChars="0" w:right="0" w:rightChars="0" w:firstLine="2102" w:firstLineChars="700"/>
+        <w:ind w:left="0" w:leftChars="0" w:right="0" w:rightChars="0" w:firstLine="2108" w:firstLineChars="700"/>
         <w:jc w:val="both"/>
         <w:textAlignment w:val="auto"/>
         <w:outlineLvl w:val="9"/>
@@ -5337,7 +5619,7 @@
         <w:adjustRightInd/>
         <w:snapToGrid w:val="0"/>
         <w:spacing w:line="360" w:lineRule="auto"/>
-        <w:ind w:left="0" w:leftChars="0" w:right="0" w:rightChars="0" w:firstLine="2102" w:firstLineChars="700"/>
+        <w:ind w:left="0" w:leftChars="0" w:right="0" w:rightChars="0" w:firstLine="2108" w:firstLineChars="700"/>
         <w:jc w:val="both"/>
         <w:textAlignment w:val="auto"/>
         <w:outlineLvl w:val="9"/>
@@ -5366,7 +5648,7 @@
         <w:adjustRightInd/>
         <w:snapToGrid w:val="0"/>
         <w:spacing w:line="360" w:lineRule="auto"/>
-        <w:ind w:left="0" w:leftChars="0" w:right="0" w:rightChars="0" w:firstLine="2102" w:firstLineChars="700"/>
+        <w:ind w:left="0" w:leftChars="0" w:right="0" w:rightChars="0" w:firstLine="2108" w:firstLineChars="700"/>
         <w:jc w:val="both"/>
         <w:textAlignment w:val="auto"/>
         <w:outlineLvl w:val="9"/>
@@ -5395,7 +5677,7 @@
         <w:adjustRightInd/>
         <w:snapToGrid w:val="0"/>
         <w:spacing w:line="360" w:lineRule="auto"/>
-        <w:ind w:left="0" w:leftChars="0" w:right="0" w:rightChars="0" w:firstLine="2102" w:firstLineChars="700"/>
+        <w:ind w:left="0" w:leftChars="0" w:right="0" w:rightChars="0" w:firstLine="2108" w:firstLineChars="700"/>
         <w:jc w:val="both"/>
         <w:textAlignment w:val="auto"/>
         <w:outlineLvl w:val="9"/>
@@ -5561,6 +5843,22 @@
         <w:gridCol w:w="4275"/>
       </w:tblGrid>
       <w:tr>
+        <w:tblPrEx>
+          <w:tblBorders>
+            <w:top w:val="single" w:color="auto" w:sz="4" w:space="0"/>
+            <w:left w:val="single" w:color="auto" w:sz="4" w:space="0"/>
+            <w:bottom w:val="single" w:color="auto" w:sz="4" w:space="0"/>
+            <w:right w:val="single" w:color="auto" w:sz="4" w:space="0"/>
+            <w:insideH w:val="single" w:color="auto" w:sz="4" w:space="0"/>
+            <w:insideV w:val="single" w:color="auto" w:sz="4" w:space="0"/>
+          </w:tblBorders>
+          <w:tblCellMar>
+            <w:top w:w="0" w:type="dxa"/>
+            <w:left w:w="108" w:type="dxa"/>
+            <w:bottom w:w="0" w:type="dxa"/>
+            <w:right w:w="108" w:type="dxa"/>
+          </w:tblCellMar>
+        </w:tblPrEx>
         <w:trPr>
           <w:trHeight w:val="739" w:hRule="atLeast"/>
         </w:trPr>
@@ -5626,6 +5924,22 @@
         </w:tc>
       </w:tr>
       <w:tr>
+        <w:tblPrEx>
+          <w:tblBorders>
+            <w:top w:val="single" w:color="auto" w:sz="4" w:space="0"/>
+            <w:left w:val="single" w:color="auto" w:sz="4" w:space="0"/>
+            <w:bottom w:val="single" w:color="auto" w:sz="4" w:space="0"/>
+            <w:right w:val="single" w:color="auto" w:sz="4" w:space="0"/>
+            <w:insideH w:val="single" w:color="auto" w:sz="4" w:space="0"/>
+            <w:insideV w:val="single" w:color="auto" w:sz="4" w:space="0"/>
+          </w:tblBorders>
+          <w:tblCellMar>
+            <w:top w:w="0" w:type="dxa"/>
+            <w:left w:w="108" w:type="dxa"/>
+            <w:bottom w:w="0" w:type="dxa"/>
+            <w:right w:w="108" w:type="dxa"/>
+          </w:tblCellMar>
+        </w:tblPrEx>
         <w:trPr>
           <w:trHeight w:val="758" w:hRule="atLeast"/>
         </w:trPr>
@@ -5784,6 +6098,22 @@
         </w:tc>
       </w:tr>
       <w:tr>
+        <w:tblPrEx>
+          <w:tblBorders>
+            <w:top w:val="single" w:color="auto" w:sz="4" w:space="0"/>
+            <w:left w:val="single" w:color="auto" w:sz="4" w:space="0"/>
+            <w:bottom w:val="single" w:color="auto" w:sz="4" w:space="0"/>
+            <w:right w:val="single" w:color="auto" w:sz="4" w:space="0"/>
+            <w:insideH w:val="single" w:color="auto" w:sz="4" w:space="0"/>
+            <w:insideV w:val="single" w:color="auto" w:sz="4" w:space="0"/>
+          </w:tblBorders>
+          <w:tblCellMar>
+            <w:top w:w="0" w:type="dxa"/>
+            <w:left w:w="108" w:type="dxa"/>
+            <w:bottom w:w="0" w:type="dxa"/>
+            <w:right w:w="108" w:type="dxa"/>
+          </w:tblCellMar>
+        </w:tblPrEx>
         <w:trPr>
           <w:trHeight w:val="5728" w:hRule="atLeast"/>
         </w:trPr>
@@ -6306,6 +6636,22 @@
               <w:gridCol w:w="812"/>
             </w:tblGrid>
             <w:tr>
+              <w:tblPrEx>
+                <w:tblBorders>
+                  <w:top w:val="none" w:color="auto" w:sz="0" w:space="0"/>
+                  <w:left w:val="none" w:color="auto" w:sz="0" w:space="0"/>
+                  <w:bottom w:val="none" w:color="auto" w:sz="0" w:space="0"/>
+                  <w:right w:val="none" w:color="auto" w:sz="0" w:space="0"/>
+                  <w:insideH w:val="none" w:color="auto" w:sz="0" w:space="0"/>
+                  <w:insideV w:val="none" w:color="auto" w:sz="0" w:space="0"/>
+                </w:tblBorders>
+                <w:tblCellMar>
+                  <w:top w:w="0" w:type="dxa"/>
+                  <w:left w:w="108" w:type="dxa"/>
+                  <w:bottom w:w="0" w:type="dxa"/>
+                  <w:right w:w="108" w:type="dxa"/>
+                </w:tblCellMar>
+              </w:tblPrEx>
               <w:trPr>
                 <w:trHeight w:val="352" w:hRule="atLeast"/>
               </w:trPr>
@@ -6771,6 +7117,22 @@
               </w:tc>
             </w:tr>
             <w:tr>
+              <w:tblPrEx>
+                <w:tblBorders>
+                  <w:top w:val="none" w:color="auto" w:sz="0" w:space="0"/>
+                  <w:left w:val="none" w:color="auto" w:sz="0" w:space="0"/>
+                  <w:bottom w:val="none" w:color="auto" w:sz="0" w:space="0"/>
+                  <w:right w:val="none" w:color="auto" w:sz="0" w:space="0"/>
+                  <w:insideH w:val="none" w:color="auto" w:sz="0" w:space="0"/>
+                  <w:insideV w:val="none" w:color="auto" w:sz="0" w:space="0"/>
+                </w:tblBorders>
+                <w:tblCellMar>
+                  <w:top w:w="0" w:type="dxa"/>
+                  <w:left w:w="108" w:type="dxa"/>
+                  <w:bottom w:w="0" w:type="dxa"/>
+                  <w:right w:w="108" w:type="dxa"/>
+                </w:tblCellMar>
+              </w:tblPrEx>
               <w:trPr>
                 <w:trHeight w:val="336" w:hRule="atLeast"/>
               </w:trPr>
@@ -7056,6 +7418,22 @@
               </w:tc>
             </w:tr>
             <w:tr>
+              <w:tblPrEx>
+                <w:tblBorders>
+                  <w:top w:val="none" w:color="auto" w:sz="0" w:space="0"/>
+                  <w:left w:val="none" w:color="auto" w:sz="0" w:space="0"/>
+                  <w:bottom w:val="none" w:color="auto" w:sz="0" w:space="0"/>
+                  <w:right w:val="none" w:color="auto" w:sz="0" w:space="0"/>
+                  <w:insideH w:val="none" w:color="auto" w:sz="0" w:space="0"/>
+                  <w:insideV w:val="none" w:color="auto" w:sz="0" w:space="0"/>
+                </w:tblBorders>
+                <w:tblCellMar>
+                  <w:top w:w="0" w:type="dxa"/>
+                  <w:left w:w="108" w:type="dxa"/>
+                  <w:bottom w:w="0" w:type="dxa"/>
+                  <w:right w:w="108" w:type="dxa"/>
+                </w:tblCellMar>
+              </w:tblPrEx>
               <w:trPr>
                 <w:trHeight w:val="336" w:hRule="atLeast"/>
               </w:trPr>
@@ -7341,6 +7719,22 @@
               </w:tc>
             </w:tr>
             <w:tr>
+              <w:tblPrEx>
+                <w:tblBorders>
+                  <w:top w:val="none" w:color="auto" w:sz="0" w:space="0"/>
+                  <w:left w:val="none" w:color="auto" w:sz="0" w:space="0"/>
+                  <w:bottom w:val="none" w:color="auto" w:sz="0" w:space="0"/>
+                  <w:right w:val="none" w:color="auto" w:sz="0" w:space="0"/>
+                  <w:insideH w:val="none" w:color="auto" w:sz="0" w:space="0"/>
+                  <w:insideV w:val="none" w:color="auto" w:sz="0" w:space="0"/>
+                </w:tblBorders>
+                <w:tblCellMar>
+                  <w:top w:w="0" w:type="dxa"/>
+                  <w:left w:w="108" w:type="dxa"/>
+                  <w:bottom w:w="0" w:type="dxa"/>
+                  <w:right w:w="108" w:type="dxa"/>
+                </w:tblCellMar>
+              </w:tblPrEx>
               <w:trPr>
                 <w:trHeight w:val="336" w:hRule="atLeast"/>
               </w:trPr>
@@ -7662,6 +8056,22 @@
         </w:tc>
       </w:tr>
       <w:tr>
+        <w:tblPrEx>
+          <w:tblBorders>
+            <w:top w:val="single" w:color="auto" w:sz="4" w:space="0"/>
+            <w:left w:val="single" w:color="auto" w:sz="4" w:space="0"/>
+            <w:bottom w:val="single" w:color="auto" w:sz="4" w:space="0"/>
+            <w:right w:val="single" w:color="auto" w:sz="4" w:space="0"/>
+            <w:insideH w:val="single" w:color="auto" w:sz="4" w:space="0"/>
+            <w:insideV w:val="single" w:color="auto" w:sz="4" w:space="0"/>
+          </w:tblBorders>
+          <w:tblCellMar>
+            <w:top w:w="0" w:type="dxa"/>
+            <w:left w:w="108" w:type="dxa"/>
+            <w:bottom w:w="0" w:type="dxa"/>
+            <w:right w:w="108" w:type="dxa"/>
+          </w:tblCellMar>
+        </w:tblPrEx>
         <w:trPr>
           <w:trHeight w:val="4241" w:hRule="atLeast"/>
         </w:trPr>
@@ -8086,7 +8496,7 @@
         <w:adjustRightInd/>
         <w:snapToGrid w:val="0"/>
         <w:spacing w:line="360" w:lineRule="auto"/>
-        <w:ind w:left="0" w:leftChars="0" w:right="0" w:rightChars="0" w:firstLine="2102" w:firstLineChars="700"/>
+        <w:ind w:left="0" w:leftChars="0" w:right="0" w:rightChars="0" w:firstLine="2108" w:firstLineChars="700"/>
         <w:jc w:val="both"/>
         <w:textAlignment w:val="auto"/>
         <w:outlineLvl w:val="9"/>
@@ -8115,7 +8525,7 @@
         <w:adjustRightInd/>
         <w:snapToGrid w:val="0"/>
         <w:spacing w:line="360" w:lineRule="auto"/>
-        <w:ind w:left="0" w:leftChars="0" w:right="0" w:rightChars="0" w:firstLine="2102" w:firstLineChars="700"/>
+        <w:ind w:left="0" w:leftChars="0" w:right="0" w:rightChars="0" w:firstLine="2108" w:firstLineChars="700"/>
         <w:jc w:val="both"/>
         <w:textAlignment w:val="auto"/>
         <w:outlineLvl w:val="9"/>
@@ -8174,7 +8584,6 @@
     <w:r>
       <w:rPr>
         <w:rStyle w:val="16"/>
-        <w:lang/>
       </w:rPr>
       <w:t>6</w:t>
     </w:r>
@@ -8289,7 +8698,7 @@
     <w:lsdException w:unhideWhenUsed="0" w:uiPriority="0" w:semiHidden="0" w:name="toc 7"/>
     <w:lsdException w:unhideWhenUsed="0" w:uiPriority="0" w:semiHidden="0" w:name="toc 8"/>
     <w:lsdException w:unhideWhenUsed="0" w:uiPriority="0" w:semiHidden="0" w:name="toc 9"/>
-    <w:lsdException w:unhideWhenUsed="0" w:uiPriority="0" w:semiHidden="0" w:name="Normal Indent"/>
+    <w:lsdException w:qFormat="1" w:unhideWhenUsed="0" w:uiPriority="0" w:semiHidden="0" w:name="Normal Indent"/>
     <w:lsdException w:unhideWhenUsed="0" w:uiPriority="0" w:semiHidden="0" w:name="footnote text"/>
     <w:lsdException w:unhideWhenUsed="0" w:uiPriority="0" w:semiHidden="0" w:name="annotation text"/>
     <w:lsdException w:unhideWhenUsed="0" w:uiPriority="0" w:semiHidden="0" w:name="header"/>
@@ -8326,7 +8735,7 @@
     <w:lsdException w:qFormat="1" w:unhideWhenUsed="0" w:uiPriority="0" w:semiHidden="0" w:name="Title"/>
     <w:lsdException w:unhideWhenUsed="0" w:uiPriority="0" w:semiHidden="0" w:name="Closing"/>
     <w:lsdException w:unhideWhenUsed="0" w:uiPriority="0" w:semiHidden="0" w:name="Signature"/>
-    <w:lsdException w:unhideWhenUsed="0" w:uiPriority="0" w:name="Default Paragraph Font"/>
+    <w:lsdException w:qFormat="1" w:unhideWhenUsed="0" w:uiPriority="0" w:name="Default Paragraph Font"/>
     <w:lsdException w:unhideWhenUsed="0" w:uiPriority="0" w:semiHidden="0" w:name="Body Text"/>
     <w:lsdException w:qFormat="1" w:unhideWhenUsed="0" w:uiPriority="0" w:semiHidden="0" w:name="Body Text Indent"/>
     <w:lsdException w:unhideWhenUsed="0" w:uiPriority="0" w:semiHidden="0" w:name="List Continue"/>
@@ -8346,14 +8755,14 @@
     <w:lsdException w:unhideWhenUsed="0" w:uiPriority="0" w:semiHidden="0" w:name="Body Text Indent 2"/>
     <w:lsdException w:unhideWhenUsed="0" w:uiPriority="0" w:semiHidden="0" w:name="Body Text Indent 3"/>
     <w:lsdException w:unhideWhenUsed="0" w:uiPriority="0" w:semiHidden="0" w:name="Block Text"/>
-    <w:lsdException w:unhideWhenUsed="0" w:uiPriority="0" w:semiHidden="0" w:name="Hyperlink"/>
+    <w:lsdException w:qFormat="1" w:unhideWhenUsed="0" w:uiPriority="0" w:semiHidden="0" w:name="Hyperlink"/>
     <w:lsdException w:unhideWhenUsed="0" w:uiPriority="0" w:semiHidden="0" w:name="FollowedHyperlink"/>
     <w:lsdException w:qFormat="1" w:unhideWhenUsed="0" w:uiPriority="0" w:semiHidden="0" w:name="Strong"/>
     <w:lsdException w:qFormat="1" w:unhideWhenUsed="0" w:uiPriority="0" w:semiHidden="0" w:name="Emphasis"/>
     <w:lsdException w:unhideWhenUsed="0" w:uiPriority="0" w:semiHidden="0" w:name="Document Map"/>
     <w:lsdException w:unhideWhenUsed="0" w:uiPriority="0" w:semiHidden="0" w:name="Plain Text"/>
     <w:lsdException w:unhideWhenUsed="0" w:uiPriority="0" w:semiHidden="0" w:name="E-mail Signature"/>
-    <w:lsdException w:unhideWhenUsed="0" w:uiPriority="0" w:semiHidden="0" w:name="Normal (Web)"/>
+    <w:lsdException w:qFormat="1" w:unhideWhenUsed="0" w:uiPriority="0" w:semiHidden="0" w:name="Normal (Web)"/>
     <w:lsdException w:unhideWhenUsed="0" w:uiPriority="0" w:semiHidden="0" w:name="HTML Acronym"/>
     <w:lsdException w:unhideWhenUsed="0" w:uiPriority="0" w:semiHidden="0" w:name="HTML Address"/>
     <w:lsdException w:unhideWhenUsed="0" w:uiPriority="0" w:semiHidden="0" w:name="HTML Cite"/>
@@ -8364,7 +8773,7 @@
     <w:lsdException w:unhideWhenUsed="0" w:uiPriority="0" w:semiHidden="0" w:name="HTML Sample"/>
     <w:lsdException w:unhideWhenUsed="0" w:uiPriority="0" w:semiHidden="0" w:name="HTML Typewriter"/>
     <w:lsdException w:unhideWhenUsed="0" w:uiPriority="0" w:semiHidden="0" w:name="HTML Variable"/>
-    <w:lsdException w:unhideWhenUsed="0" w:uiPriority="0" w:name="Normal Table"/>
+    <w:lsdException w:qFormat="1" w:unhideWhenUsed="0" w:uiPriority="0" w:name="Normal Table"/>
     <w:lsdException w:unhideWhenUsed="0" w:uiPriority="0" w:semiHidden="0" w:name="annotation subject"/>
     <w:lsdException w:unhideWhenUsed="0" w:uiPriority="0" w:semiHidden="0" w:name="Table Simple 1"/>
     <w:lsdException w:unhideWhenUsed="0" w:uiPriority="0" w:semiHidden="0" w:name="Table Simple 2"/>
@@ -8409,7 +8818,7 @@
     <w:lsdException w:unhideWhenUsed="0" w:uiPriority="0" w:semiHidden="0" w:name="Table Web 2"/>
     <w:lsdException w:unhideWhenUsed="0" w:uiPriority="0" w:semiHidden="0" w:name="Table Web 3"/>
     <w:lsdException w:unhideWhenUsed="0" w:uiPriority="0" w:semiHidden="0" w:name="Balloon Text"/>
-    <w:lsdException w:unhideWhenUsed="0" w:uiPriority="0" w:semiHidden="0" w:name="Table Grid"/>
+    <w:lsdException w:qFormat="1" w:unhideWhenUsed="0" w:uiPriority="0" w:semiHidden="0" w:name="Table Grid"/>
     <w:lsdException w:unhideWhenUsed="0" w:uiPriority="0" w:semiHidden="0" w:name="Table Theme"/>
     <w:lsdException w:unhideWhenUsed="0" w:uiPriority="60" w:semiHidden="0" w:name="Light Shading"/>
     <w:lsdException w:unhideWhenUsed="0" w:uiPriority="61" w:semiHidden="0" w:name="Light List"/>
@@ -8519,6 +8928,7 @@
       <w:jc w:val="both"/>
     </w:pPr>
     <w:rPr>
+      <w:rFonts w:ascii="Times New Roman" w:hAnsi="Times New Roman" w:eastAsia="宋体" w:cs="Times New Roman"/>
       <w:kern w:val="2"/>
       <w:sz w:val="21"/>
       <w:szCs w:val="24"/>
@@ -8640,14 +9050,15 @@
   <w:style w:type="character" w:default="1" w:styleId="14">
     <w:name w:val="Default Paragraph Font"/>
     <w:semiHidden/>
+    <w:qFormat/>
     <w:uiPriority w:val="0"/>
   </w:style>
   <w:style w:type="table" w:default="1" w:styleId="12">
     <w:name w:val="Normal Table"/>
     <w:semiHidden/>
+    <w:qFormat/>
     <w:uiPriority w:val="0"/>
     <w:tblPr>
-      <w:tblStyle w:val="12"/>
       <w:tblCellMar>
         <w:top w:w="0" w:type="dxa"/>
         <w:left w:w="108" w:type="dxa"/>
@@ -8660,6 +9071,7 @@
     <w:name w:val="Normal Indent"/>
     <w:basedOn w:val="1"/>
     <w:next w:val="8"/>
+    <w:qFormat/>
     <w:uiPriority w:val="0"/>
     <w:pPr>
       <w:spacing w:line="360" w:lineRule="auto"/>
@@ -8711,6 +9123,7 @@
   <w:style w:type="paragraph" w:styleId="10">
     <w:name w:val="Normal (Web)"/>
     <w:basedOn w:val="1"/>
+    <w:qFormat/>
     <w:uiPriority w:val="0"/>
     <w:pPr>
       <w:spacing w:before="100" w:beforeAutospacing="1" w:after="100" w:afterAutospacing="1"/>
@@ -8741,13 +9154,13 @@
   <w:style w:type="table" w:styleId="13">
     <w:name w:val="Table Grid"/>
     <w:basedOn w:val="12"/>
+    <w:qFormat/>
     <w:uiPriority w:val="0"/>
     <w:pPr>
       <w:widowControl w:val="0"/>
       <w:jc w:val="both"/>
     </w:pPr>
     <w:tblPr>
-      <w:tblStyle w:val="12"/>
       <w:tblBorders>
         <w:top w:val="single" w:color="auto" w:sz="4" w:space="0"/>
         <w:left w:val="single" w:color="auto" w:sz="4" w:space="0"/>
@@ -8774,6 +9187,7 @@
   <w:style w:type="character" w:styleId="17">
     <w:name w:val="Hyperlink"/>
     <w:basedOn w:val="14"/>
+    <w:qFormat/>
     <w:uiPriority w:val="0"/>
     <w:rPr>
       <w:color w:val="0000FF"/>
@@ -8795,6 +9209,7 @@
   <w:style w:type="paragraph" w:customStyle="1" w:styleId="19">
     <w:name w:val="reader-word-layer"/>
     <w:basedOn w:val="1"/>
+    <w:qFormat/>
     <w:uiPriority w:val="0"/>
     <w:pPr>
       <w:widowControl/>
@@ -8816,7 +9231,7 @@
       <w:jc w:val="both"/>
     </w:pPr>
     <w:rPr>
-      <w:rFonts w:eastAsia="Arial Unicode MS" w:cs="Arial Unicode MS"/>
+      <w:rFonts w:ascii="Times New Roman" w:hAnsi="Times New Roman" w:eastAsia="Arial Unicode MS" w:cs="Arial Unicode MS"/>
       <w:color w:val="000000"/>
       <w:kern w:val="2"/>
       <w:sz w:val="21"/>
@@ -8833,6 +9248,7 @@
       <w:jc w:val="both"/>
     </w:pPr>
     <w:rPr>
+      <w:rFonts w:ascii="Times New Roman" w:hAnsi="Times New Roman" w:eastAsia="宋体" w:cs="Times New Roman"/>
       <w:kern w:val="2"/>
       <w:sz w:val="21"/>
       <w:szCs w:val="24"/>
@@ -8847,7 +9263,6 @@
       <w:lang w:val="en-US" w:eastAsia="zh-CN" w:bidi="ar-SA"/>
     </w:rPr>
     <w:tblPr>
-      <w:tblStyle w:val="12"/>
       <w:tblCellMar>
         <w:top w:w="0" w:type="dxa"/>
         <w:left w:w="0" w:type="dxa"/>
@@ -8872,6 +9287,7 @@
   <w:style w:type="character" w:customStyle="1" w:styleId="24">
     <w:name w:val="font21"/>
     <w:basedOn w:val="14"/>
+    <w:qFormat/>
     <w:uiPriority w:val="0"/>
     <w:rPr>
       <w:rFonts w:hint="eastAsia" w:ascii="宋体" w:hAnsi="宋体" w:eastAsia="宋体" w:cs="宋体"/>

--- a/立项资料的模版3.docx
+++ b/立项资料的模版3.docx
@@ -189,17 +189,6 @@
         </w:rPr>
         <w:t>决定</w:t>
       </w:r>
-      <w:r>
-        <w:rPr>
-          <w:rFonts w:hint="eastAsia" w:eastAsia="黑体"/>
-          <w:sz w:val="32"/>
-          <w:szCs w:val="32"/>
-          <w:lang w:val="en-US" w:eastAsia="zh-CN"/>
-        </w:rPr>
-        <w:t>测试</w:t>
-      </w:r>
-      <w:bookmarkStart w:id="0" w:name="_GoBack"/>
-      <w:bookmarkEnd w:id="0"/>
     </w:p>
     <w:p/>
     <w:p>
@@ -535,6 +524,8 @@
           <w:szCs w:val="48"/>
         </w:rPr>
       </w:pPr>
+      <w:bookmarkStart w:id="0" w:name="_GoBack"/>
+      <w:bookmarkEnd w:id="0"/>
     </w:p>
     <w:p>
       <w:pPr>
@@ -638,7 +629,7 @@
     <w:p>
       <w:pPr>
         <w:spacing w:line="480" w:lineRule="auto"/>
-        <w:ind w:firstLine="560" w:firstLineChars="200"/>
+        <w:ind w:firstLine="630" w:firstLineChars="300"/>
         <w:jc w:val="both"/>
         <w:rPr>
           <w:rFonts w:hint="default" w:ascii="宋体" w:hAnsi="宋体" w:eastAsia="宋体" w:cs="宋体"/>
@@ -651,6 +642,69 @@
       </w:pPr>
       <w:r>
         <w:rPr>
+          <w:rFonts w:hint="default" w:ascii="Times New Roman" w:hAnsi="Times New Roman" w:cs="Times New Roman"/>
+          <w:color w:val="auto"/>
+          <w:highlight w:val="none"/>
+        </w:rPr>
+        <mc:AlternateContent>
+          <mc:Choice Requires="wps">
+            <w:drawing>
+              <wp:anchor distT="0" distB="0" distL="114300" distR="114300" simplePos="0" relativeHeight="251660288" behindDoc="0" locked="0" layoutInCell="1" allowOverlap="1">
+                <wp:simplePos x="0" y="0"/>
+                <wp:positionH relativeFrom="column">
+                  <wp:posOffset>1178560</wp:posOffset>
+                </wp:positionH>
+                <wp:positionV relativeFrom="paragraph">
+                  <wp:posOffset>499745</wp:posOffset>
+                </wp:positionV>
+                <wp:extent cx="3649980" cy="3175"/>
+                <wp:effectExtent l="0" t="0" r="0" b="0"/>
+                <wp:wrapNone/>
+                <wp:docPr id="1" name="直接连接符 1"/>
+                <wp:cNvGraphicFramePr/>
+                <a:graphic xmlns:a="http://schemas.openxmlformats.org/drawingml/2006/main">
+                  <a:graphicData uri="http://schemas.microsoft.com/office/word/2010/wordprocessingShape">
+                    <wps:wsp>
+                      <wps:cNvCnPr/>
+                      <wps:spPr>
+                        <a:xfrm>
+                          <a:off x="0" y="0"/>
+                          <a:ext cx="3649980" cy="3175"/>
+                        </a:xfrm>
+                        <a:prstGeom prst="line">
+                          <a:avLst/>
+                        </a:prstGeom>
+                        <a:ln w="3175" cap="flat" cmpd="sng">
+                          <a:solidFill>
+                            <a:schemeClr val="tx1"/>
+                          </a:solidFill>
+                          <a:prstDash val="solid"/>
+                          <a:headEnd type="none" w="med" len="med"/>
+                          <a:tailEnd type="none" w="med" len="med"/>
+                        </a:ln>
+                        <a:effectLst/>
+                      </wps:spPr>
+                      <wps:bodyPr upright="1"/>
+                    </wps:wsp>
+                  </a:graphicData>
+                </a:graphic>
+              </wp:anchor>
+            </w:drawing>
+          </mc:Choice>
+          <mc:Fallback>
+            <w:pict>
+              <v:line id="_x0000_s1026" o:spid="_x0000_s1026" o:spt="20" style="position:absolute;left:0pt;margin-left:92.8pt;margin-top:39.35pt;height:0.25pt;width:287.4pt;z-index:251660288;mso-width-relative:page;mso-height-relative:page;" filled="f" stroked="t" coordsize="21600,21600" o:gfxdata="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">
+                <v:fill on="f" focussize="0,0"/>
+                <v:stroke weight="0.25pt" color="#000000 [3213]" joinstyle="round"/>
+                <v:imagedata o:title=""/>
+                <o:lock v:ext="edit" aspectratio="f"/>
+              </v:line>
+            </w:pict>
+          </mc:Fallback>
+        </mc:AlternateContent>
+      </w:r>
+      <w:r>
+        <w:rPr>
           <w:rFonts w:hint="eastAsia" w:ascii="宋体" w:hAnsi="宋体" w:cs="宋体"/>
           <w:color w:val="000000"/>
           <w:sz w:val="28"/>
@@ -664,7 +718,17 @@
           <w:color w:val="000000"/>
           <w:sz w:val="28"/>
           <w:szCs w:val="28"/>
-          <w:u w:val="single" w:color="auto"/>
+          <w:lang w:val="en-US" w:eastAsia="zh-CN"/>
+        </w:rPr>
+        <w:t xml:space="preserve"> </w:t>
+      </w:r>
+      <w:r>
+        <w:rPr>
+          <w:rFonts w:hint="eastAsia" w:ascii="宋体" w:hAnsi="宋体" w:cs="宋体"/>
+          <w:color w:val="000000"/>
+          <w:sz w:val="28"/>
+          <w:szCs w:val="28"/>
+          <w:u w:val="none" w:color="auto"/>
           <w:lang w:val="en-US" w:eastAsia="zh-CN"/>
         </w:rPr>
         <w:t xml:space="preserve">            {{项目名称}}                  </w:t>
@@ -685,6 +749,69 @@
       </w:pPr>
       <w:r>
         <w:rPr>
+          <w:rFonts w:hint="default" w:ascii="Times New Roman" w:hAnsi="Times New Roman" w:cs="Times New Roman"/>
+          <w:color w:val="auto"/>
+          <w:highlight w:val="none"/>
+        </w:rPr>
+        <mc:AlternateContent>
+          <mc:Choice Requires="wps">
+            <w:drawing>
+              <wp:anchor distT="0" distB="0" distL="114300" distR="114300" simplePos="0" relativeHeight="251661312" behindDoc="0" locked="0" layoutInCell="1" allowOverlap="1">
+                <wp:simplePos x="0" y="0"/>
+                <wp:positionH relativeFrom="column">
+                  <wp:posOffset>1169035</wp:posOffset>
+                </wp:positionH>
+                <wp:positionV relativeFrom="paragraph">
+                  <wp:posOffset>462915</wp:posOffset>
+                </wp:positionV>
+                <wp:extent cx="3649980" cy="3175"/>
+                <wp:effectExtent l="0" t="0" r="0" b="0"/>
+                <wp:wrapNone/>
+                <wp:docPr id="2" name="直接连接符 2"/>
+                <wp:cNvGraphicFramePr/>
+                <a:graphic xmlns:a="http://schemas.openxmlformats.org/drawingml/2006/main">
+                  <a:graphicData uri="http://schemas.microsoft.com/office/word/2010/wordprocessingShape">
+                    <wps:wsp>
+                      <wps:cNvCnPr/>
+                      <wps:spPr>
+                        <a:xfrm>
+                          <a:off x="0" y="0"/>
+                          <a:ext cx="3649980" cy="3175"/>
+                        </a:xfrm>
+                        <a:prstGeom prst="line">
+                          <a:avLst/>
+                        </a:prstGeom>
+                        <a:ln w="3175" cap="flat" cmpd="sng">
+                          <a:solidFill>
+                            <a:schemeClr val="tx1"/>
+                          </a:solidFill>
+                          <a:prstDash val="solid"/>
+                          <a:headEnd type="none" w="med" len="med"/>
+                          <a:tailEnd type="none" w="med" len="med"/>
+                        </a:ln>
+                        <a:effectLst/>
+                      </wps:spPr>
+                      <wps:bodyPr upright="1"/>
+                    </wps:wsp>
+                  </a:graphicData>
+                </a:graphic>
+              </wp:anchor>
+            </w:drawing>
+          </mc:Choice>
+          <mc:Fallback>
+            <w:pict>
+              <v:line id="_x0000_s1026" o:spid="_x0000_s1026" o:spt="20" style="position:absolute;left:0pt;margin-left:92.05pt;margin-top:36.45pt;height:0.25pt;width:287.4pt;z-index:251661312;mso-width-relative:page;mso-height-relative:page;" filled="f" stroked="t" coordsize="21600,21600" o:gfxdata="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">
+                <v:fill on="f" focussize="0,0"/>
+                <v:stroke weight="0.25pt" color="#000000 [3213]" joinstyle="round"/>
+                <v:imagedata o:title=""/>
+                <o:lock v:ext="edit" aspectratio="f"/>
+              </v:line>
+            </w:pict>
+          </mc:Fallback>
+        </mc:AlternateContent>
+      </w:r>
+      <w:r>
+        <w:rPr>
           <w:rFonts w:hint="eastAsia" w:ascii="宋体" w:hAnsi="宋体" w:cs="宋体"/>
           <w:color w:val="000000"/>
           <w:sz w:val="28"/>
@@ -698,9 +825,9 @@
           <w:color w:val="000000"/>
           <w:sz w:val="28"/>
           <w:szCs w:val="28"/>
-          <w:u w:val="single" w:color="000000"/>
-        </w:rPr>
-        <w:t xml:space="preserve">     </w:t>
+          <w:lang w:val="en-US" w:eastAsia="zh-CN"/>
+        </w:rPr>
+        <w:t xml:space="preserve"> </w:t>
       </w:r>
       <w:r>
         <w:rPr>
@@ -708,7 +835,17 @@
           <w:color w:val="000000"/>
           <w:sz w:val="28"/>
           <w:szCs w:val="28"/>
-          <w:u w:val="single" w:color="000000"/>
+          <w:u w:val="none" w:color="auto"/>
+        </w:rPr>
+        <w:t xml:space="preserve">     </w:t>
+      </w:r>
+      <w:r>
+        <w:rPr>
+          <w:rFonts w:hint="eastAsia" w:ascii="宋体" w:hAnsi="宋体" w:cs="宋体"/>
+          <w:color w:val="000000"/>
+          <w:sz w:val="28"/>
+          <w:szCs w:val="28"/>
+          <w:u w:val="none" w:color="auto"/>
           <w:lang w:val="en-US" w:eastAsia="zh-CN"/>
         </w:rPr>
         <w:t xml:space="preserve">      </w:t>
@@ -719,7 +856,7 @@
           <w:color w:val="auto"/>
           <w:sz w:val="28"/>
           <w:szCs w:val="28"/>
-          <w:u w:val="single" w:color="000000"/>
+          <w:u w:val="none" w:color="auto"/>
           <w:lang w:val="en-US" w:eastAsia="zh-CN"/>
         </w:rPr>
         <w:t xml:space="preserve"> </w:t>
@@ -730,7 +867,7 @@
           <w:color w:val="auto"/>
           <w:sz w:val="28"/>
           <w:szCs w:val="28"/>
-          <w:u w:val="single"/>
+          <w:u w:val="none" w:color="auto"/>
           <w:lang w:val="en-US" w:eastAsia="zh-CN"/>
         </w:rPr>
         <w:t>{{公司名称}}</w:t>
@@ -741,7 +878,7 @@
           <w:color w:val="000000"/>
           <w:sz w:val="28"/>
           <w:szCs w:val="28"/>
-          <w:u w:val="single" w:color="000000"/>
+          <w:u w:val="none" w:color="auto"/>
           <w:lang w:val="en-US" w:eastAsia="zh-CN"/>
         </w:rPr>
         <w:t xml:space="preserve">   </w:t>
@@ -752,7 +889,7 @@
           <w:color w:val="000000"/>
           <w:sz w:val="28"/>
           <w:szCs w:val="28"/>
-          <w:u w:val="single" w:color="000000"/>
+          <w:u w:val="none" w:color="auto"/>
         </w:rPr>
         <w:t xml:space="preserve">  </w:t>
       </w:r>
@@ -762,7 +899,7 @@
           <w:color w:val="000000"/>
           <w:sz w:val="28"/>
           <w:szCs w:val="28"/>
-          <w:u w:val="single" w:color="000000"/>
+          <w:u w:val="none" w:color="auto"/>
           <w:lang w:val="en-US" w:eastAsia="zh-CN"/>
         </w:rPr>
         <w:t xml:space="preserve">            </w:t>
@@ -847,6 +984,132 @@
       </w:pPr>
       <w:r>
         <w:rPr>
+          <w:rFonts w:hint="default" w:ascii="Times New Roman" w:hAnsi="Times New Roman" w:cs="Times New Roman"/>
+          <w:color w:val="auto"/>
+          <w:highlight w:val="none"/>
+        </w:rPr>
+        <mc:AlternateContent>
+          <mc:Choice Requires="wps">
+            <w:drawing>
+              <wp:anchor distT="0" distB="0" distL="114300" distR="114300" simplePos="0" relativeHeight="251662336" behindDoc="0" locked="0" layoutInCell="1" allowOverlap="1">
+                <wp:simplePos x="0" y="0"/>
+                <wp:positionH relativeFrom="column">
+                  <wp:posOffset>1340485</wp:posOffset>
+                </wp:positionH>
+                <wp:positionV relativeFrom="paragraph">
+                  <wp:posOffset>529590</wp:posOffset>
+                </wp:positionV>
+                <wp:extent cx="1821180" cy="2540"/>
+                <wp:effectExtent l="0" t="0" r="0" b="0"/>
+                <wp:wrapNone/>
+                <wp:docPr id="3" name="直接连接符 3"/>
+                <wp:cNvGraphicFramePr/>
+                <a:graphic xmlns:a="http://schemas.openxmlformats.org/drawingml/2006/main">
+                  <a:graphicData uri="http://schemas.microsoft.com/office/word/2010/wordprocessingShape">
+                    <wps:wsp>
+                      <wps:cNvCnPr/>
+                      <wps:spPr>
+                        <a:xfrm flipV="1">
+                          <a:off x="0" y="0"/>
+                          <a:ext cx="1821180" cy="2540"/>
+                        </a:xfrm>
+                        <a:prstGeom prst="line">
+                          <a:avLst/>
+                        </a:prstGeom>
+                        <a:ln w="3175" cap="flat" cmpd="sng">
+                          <a:solidFill>
+                            <a:schemeClr val="tx1"/>
+                          </a:solidFill>
+                          <a:prstDash val="solid"/>
+                          <a:headEnd type="none" w="med" len="med"/>
+                          <a:tailEnd type="none" w="med" len="med"/>
+                        </a:ln>
+                        <a:effectLst/>
+                      </wps:spPr>
+                      <wps:bodyPr upright="1"/>
+                    </wps:wsp>
+                  </a:graphicData>
+                </a:graphic>
+              </wp:anchor>
+            </w:drawing>
+          </mc:Choice>
+          <mc:Fallback>
+            <w:pict>
+              <v:line id="_x0000_s1026" o:spid="_x0000_s1026" o:spt="20" style="position:absolute;left:0pt;flip:y;margin-left:105.55pt;margin-top:41.7pt;height:0.2pt;width:143.4pt;z-index:251662336;mso-width-relative:page;mso-height-relative:page;" filled="f" stroked="t" coordsize="21600,21600" o:gfxdata="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">
+                <v:fill on="f" focussize="0,0"/>
+                <v:stroke weight="0.25pt" color="#000000 [3213]" joinstyle="round"/>
+                <v:imagedata o:title=""/>
+                <o:lock v:ext="edit" aspectratio="f"/>
+              </v:line>
+            </w:pict>
+          </mc:Fallback>
+        </mc:AlternateContent>
+      </w:r>
+      <w:r>
+        <w:rPr>
+          <w:rFonts w:hint="default" w:ascii="Times New Roman" w:hAnsi="Times New Roman" w:cs="Times New Roman"/>
+          <w:color w:val="auto"/>
+          <w:highlight w:val="none"/>
+        </w:rPr>
+        <mc:AlternateContent>
+          <mc:Choice Requires="wps">
+            <w:drawing>
+              <wp:anchor distT="0" distB="0" distL="114300" distR="114300" simplePos="0" relativeHeight="251664384" behindDoc="0" locked="0" layoutInCell="1" allowOverlap="1">
+                <wp:simplePos x="0" y="0"/>
+                <wp:positionH relativeFrom="column">
+                  <wp:posOffset>3616960</wp:posOffset>
+                </wp:positionH>
+                <wp:positionV relativeFrom="paragraph">
+                  <wp:posOffset>513080</wp:posOffset>
+                </wp:positionV>
+                <wp:extent cx="1211580" cy="6985"/>
+                <wp:effectExtent l="0" t="0" r="0" b="0"/>
+                <wp:wrapNone/>
+                <wp:docPr id="5" name="直接连接符 5"/>
+                <wp:cNvGraphicFramePr/>
+                <a:graphic xmlns:a="http://schemas.openxmlformats.org/drawingml/2006/main">
+                  <a:graphicData uri="http://schemas.microsoft.com/office/word/2010/wordprocessingShape">
+                    <wps:wsp>
+                      <wps:cNvCnPr/>
+                      <wps:spPr>
+                        <a:xfrm>
+                          <a:off x="0" y="0"/>
+                          <a:ext cx="1211580" cy="6985"/>
+                        </a:xfrm>
+                        <a:prstGeom prst="line">
+                          <a:avLst/>
+                        </a:prstGeom>
+                        <a:ln w="3175" cap="flat" cmpd="sng">
+                          <a:solidFill>
+                            <a:schemeClr val="tx1"/>
+                          </a:solidFill>
+                          <a:prstDash val="solid"/>
+                          <a:headEnd type="none" w="med" len="med"/>
+                          <a:tailEnd type="none" w="med" len="med"/>
+                        </a:ln>
+                        <a:effectLst/>
+                      </wps:spPr>
+                      <wps:bodyPr upright="1"/>
+                    </wps:wsp>
+                  </a:graphicData>
+                </a:graphic>
+              </wp:anchor>
+            </w:drawing>
+          </mc:Choice>
+          <mc:Fallback>
+            <w:pict>
+              <v:line id="_x0000_s1026" o:spid="_x0000_s1026" o:spt="20" style="position:absolute;left:0pt;margin-left:284.8pt;margin-top:40.4pt;height:0.55pt;width:95.4pt;z-index:251664384;mso-width-relative:page;mso-height-relative:page;" filled="f" stroked="t" coordsize="21600,21600" o:gfxdata="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">
+                <v:fill on="f" focussize="0,0"/>
+                <v:stroke weight="0.25pt" color="#000000 [3213]" joinstyle="round"/>
+                <v:imagedata o:title=""/>
+                <o:lock v:ext="edit" aspectratio="f"/>
+              </v:line>
+            </w:pict>
+          </mc:Fallback>
+        </mc:AlternateContent>
+      </w:r>
+      <w:r>
+        <w:rPr>
           <w:rFonts w:hint="eastAsia" w:ascii="宋体" w:hAnsi="宋体" w:cs="宋体"/>
           <w:color w:val="000000"/>
           <w:sz w:val="28"/>
@@ -860,7 +1123,7 @@
           <w:color w:val="000000"/>
           <w:sz w:val="28"/>
           <w:szCs w:val="28"/>
-          <w:u w:val="single" w:color="000000"/>
+          <w:u w:val="none" w:color="auto"/>
         </w:rPr>
         <w:t xml:space="preserve">    {{</w:t>
       </w:r>
@@ -870,7 +1133,7 @@
           <w:color w:val="000000"/>
           <w:sz w:val="28"/>
           <w:szCs w:val="28"/>
-          <w:u w:val="single" w:color="000000"/>
+          <w:u w:val="none" w:color="auto"/>
           <w:lang w:val="en-US" w:eastAsia="zh-CN"/>
         </w:rPr>
         <w:t>项目</w:t>
@@ -881,7 +1144,7 @@
           <w:color w:val="000000"/>
           <w:sz w:val="28"/>
           <w:szCs w:val="28"/>
-          <w:u w:val="single" w:color="000000"/>
+          <w:u w:val="none" w:color="auto"/>
         </w:rPr>
         <w:t xml:space="preserve">负责人}}    </w:t>
       </w:r>
@@ -891,7 +1154,7 @@
           <w:color w:val="000000"/>
           <w:sz w:val="28"/>
           <w:szCs w:val="28"/>
-          <w:u w:val="single" w:color="000000"/>
+          <w:u w:val="none" w:color="auto"/>
           <w:lang w:val="en-US" w:eastAsia="zh-CN"/>
         </w:rPr>
         <w:t xml:space="preserve"> </w:t>
@@ -902,6 +1165,7 @@
           <w:color w:val="000000"/>
           <w:sz w:val="28"/>
           <w:szCs w:val="28"/>
+          <w:u w:val="none" w:color="auto"/>
         </w:rPr>
         <w:t>电话</w:t>
       </w:r>
@@ -911,7 +1175,7 @@
           <w:color w:val="000000"/>
           <w:sz w:val="28"/>
           <w:szCs w:val="28"/>
-          <w:u w:val="single"/>
+          <w:u w:val="none" w:color="auto"/>
         </w:rPr>
         <w:t xml:space="preserve">  </w:t>
       </w:r>
@@ -920,7 +1184,7 @@
           <w:rFonts w:hint="eastAsia" w:ascii="宋体" w:hAnsi="宋体" w:cs="宋体"/>
           <w:sz w:val="28"/>
           <w:szCs w:val="28"/>
-          <w:u w:val="single"/>
+          <w:u w:val="none" w:color="auto"/>
         </w:rPr>
         <w:t xml:space="preserve"> </w:t>
       </w:r>
@@ -929,7 +1193,7 @@
           <w:rFonts w:hint="eastAsia" w:ascii="宋体" w:hAnsi="宋体" w:cs="宋体"/>
           <w:sz w:val="28"/>
           <w:szCs w:val="28"/>
-          <w:u w:val="single"/>
+          <w:u w:val="none" w:color="auto"/>
           <w:lang w:val="en-US" w:eastAsia="zh-CN"/>
         </w:rPr>
         <w:t xml:space="preserve">     /   </w:t>
@@ -939,7 +1203,7 @@
           <w:rFonts w:hint="eastAsia" w:ascii="宋体" w:hAnsi="宋体" w:cs="宋体"/>
           <w:sz w:val="28"/>
           <w:szCs w:val="28"/>
-          <w:u w:val="single"/>
+          <w:u w:val="none" w:color="auto"/>
         </w:rPr>
         <w:t xml:space="preserve"> </w:t>
       </w:r>
@@ -953,10 +1217,136 @@
           <w:color w:val="000000"/>
           <w:sz w:val="28"/>
           <w:szCs w:val="28"/>
-          <w:u w:val="single" w:color="000000"/>
+          <w:u w:val="none" w:color="auto"/>
           <w:lang w:val="en-US" w:eastAsia="zh-CN"/>
         </w:rPr>
       </w:pPr>
+      <w:r>
+        <w:rPr>
+          <w:rFonts w:hint="default" w:ascii="Times New Roman" w:hAnsi="Times New Roman" w:cs="Times New Roman"/>
+          <w:color w:val="auto"/>
+          <w:highlight w:val="none"/>
+        </w:rPr>
+        <mc:AlternateContent>
+          <mc:Choice Requires="wps">
+            <w:drawing>
+              <wp:anchor distT="0" distB="0" distL="114300" distR="114300" simplePos="0" relativeHeight="251665408" behindDoc="0" locked="0" layoutInCell="1" allowOverlap="1">
+                <wp:simplePos x="0" y="0"/>
+                <wp:positionH relativeFrom="column">
+                  <wp:posOffset>3636010</wp:posOffset>
+                </wp:positionH>
+                <wp:positionV relativeFrom="paragraph">
+                  <wp:posOffset>492760</wp:posOffset>
+                </wp:positionV>
+                <wp:extent cx="1230630" cy="2540"/>
+                <wp:effectExtent l="0" t="0" r="0" b="0"/>
+                <wp:wrapNone/>
+                <wp:docPr id="6" name="直接连接符 6"/>
+                <wp:cNvGraphicFramePr/>
+                <a:graphic xmlns:a="http://schemas.openxmlformats.org/drawingml/2006/main">
+                  <a:graphicData uri="http://schemas.microsoft.com/office/word/2010/wordprocessingShape">
+                    <wps:wsp>
+                      <wps:cNvCnPr/>
+                      <wps:spPr>
+                        <a:xfrm flipV="1">
+                          <a:off x="0" y="0"/>
+                          <a:ext cx="1230630" cy="2540"/>
+                        </a:xfrm>
+                        <a:prstGeom prst="line">
+                          <a:avLst/>
+                        </a:prstGeom>
+                        <a:ln w="3175" cap="flat" cmpd="sng">
+                          <a:solidFill>
+                            <a:schemeClr val="tx1"/>
+                          </a:solidFill>
+                          <a:prstDash val="solid"/>
+                          <a:headEnd type="none" w="med" len="med"/>
+                          <a:tailEnd type="none" w="med" len="med"/>
+                        </a:ln>
+                        <a:effectLst/>
+                      </wps:spPr>
+                      <wps:bodyPr upright="1"/>
+                    </wps:wsp>
+                  </a:graphicData>
+                </a:graphic>
+              </wp:anchor>
+            </w:drawing>
+          </mc:Choice>
+          <mc:Fallback>
+            <w:pict>
+              <v:line id="_x0000_s1026" o:spid="_x0000_s1026" o:spt="20" style="position:absolute;left:0pt;flip:y;margin-left:286.3pt;margin-top:38.8pt;height:0.2pt;width:96.9pt;z-index:251665408;mso-width-relative:page;mso-height-relative:page;" filled="f" stroked="t" coordsize="21600,21600" o:gfxdata="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">
+                <v:fill on="f" focussize="0,0"/>
+                <v:stroke weight="0.25pt" color="#000000 [3213]" joinstyle="round"/>
+                <v:imagedata o:title=""/>
+                <o:lock v:ext="edit" aspectratio="f"/>
+              </v:line>
+            </w:pict>
+          </mc:Fallback>
+        </mc:AlternateContent>
+      </w:r>
+      <w:r>
+        <w:rPr>
+          <w:rFonts w:hint="default" w:ascii="Times New Roman" w:hAnsi="Times New Roman" w:cs="Times New Roman"/>
+          <w:color w:val="auto"/>
+          <w:highlight w:val="none"/>
+        </w:rPr>
+        <mc:AlternateContent>
+          <mc:Choice Requires="wps">
+            <w:drawing>
+              <wp:anchor distT="0" distB="0" distL="114300" distR="114300" simplePos="0" relativeHeight="251663360" behindDoc="0" locked="0" layoutInCell="1" allowOverlap="1">
+                <wp:simplePos x="0" y="0"/>
+                <wp:positionH relativeFrom="column">
+                  <wp:posOffset>1350010</wp:posOffset>
+                </wp:positionH>
+                <wp:positionV relativeFrom="paragraph">
+                  <wp:posOffset>511810</wp:posOffset>
+                </wp:positionV>
+                <wp:extent cx="1802130" cy="2540"/>
+                <wp:effectExtent l="0" t="0" r="0" b="0"/>
+                <wp:wrapNone/>
+                <wp:docPr id="4" name="直接连接符 4"/>
+                <wp:cNvGraphicFramePr/>
+                <a:graphic xmlns:a="http://schemas.openxmlformats.org/drawingml/2006/main">
+                  <a:graphicData uri="http://schemas.microsoft.com/office/word/2010/wordprocessingShape">
+                    <wps:wsp>
+                      <wps:cNvCnPr/>
+                      <wps:spPr>
+                        <a:xfrm flipV="1">
+                          <a:off x="0" y="0"/>
+                          <a:ext cx="1802130" cy="2540"/>
+                        </a:xfrm>
+                        <a:prstGeom prst="line">
+                          <a:avLst/>
+                        </a:prstGeom>
+                        <a:ln w="3175" cap="flat" cmpd="sng">
+                          <a:solidFill>
+                            <a:schemeClr val="tx1"/>
+                          </a:solidFill>
+                          <a:prstDash val="solid"/>
+                          <a:headEnd type="none" w="med" len="med"/>
+                          <a:tailEnd type="none" w="med" len="med"/>
+                        </a:ln>
+                        <a:effectLst/>
+                      </wps:spPr>
+                      <wps:bodyPr upright="1"/>
+                    </wps:wsp>
+                  </a:graphicData>
+                </a:graphic>
+              </wp:anchor>
+            </w:drawing>
+          </mc:Choice>
+          <mc:Fallback>
+            <w:pict>
+              <v:line id="_x0000_s1026" o:spid="_x0000_s1026" o:spt="20" style="position:absolute;left:0pt;flip:y;margin-left:106.3pt;margin-top:40.3pt;height:0.2pt;width:141.9pt;z-index:251663360;mso-width-relative:page;mso-height-relative:page;" filled="f" stroked="t" coordsize="21600,21600" o:gfxdata="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">
+                <v:fill on="f" focussize="0,0"/>
+                <v:stroke weight="0.25pt" color="#000000 [3213]" joinstyle="round"/>
+                <v:imagedata o:title=""/>
+                <o:lock v:ext="edit" aspectratio="f"/>
+              </v:line>
+            </w:pict>
+          </mc:Fallback>
+        </mc:AlternateContent>
+      </w:r>
       <w:r>
         <w:rPr>
           <w:rFonts w:hint="eastAsia" w:ascii="宋体" w:hAnsi="宋体" w:cs="宋体"/>
@@ -972,7 +1362,7 @@
           <w:color w:val="000000"/>
           <w:sz w:val="28"/>
           <w:szCs w:val="28"/>
-          <w:u w:val="single" w:color="000000"/>
+          <w:u w:val="none" w:color="auto"/>
         </w:rPr>
         <w:t xml:space="preserve">    {{</w:t>
       </w:r>
@@ -982,7 +1372,7 @@
           <w:color w:val="000000"/>
           <w:sz w:val="28"/>
           <w:szCs w:val="28"/>
-          <w:u w:val="single" w:color="000000"/>
+          <w:u w:val="none" w:color="auto"/>
           <w:lang w:val="en-US" w:eastAsia="zh-CN"/>
         </w:rPr>
         <w:t>项目</w:t>
@@ -993,7 +1383,7 @@
           <w:color w:val="000000"/>
           <w:sz w:val="28"/>
           <w:szCs w:val="28"/>
-          <w:u w:val="single" w:color="000000"/>
+          <w:u w:val="none" w:color="auto"/>
         </w:rPr>
         <w:t xml:space="preserve">负责人}}  </w:t>
       </w:r>
@@ -1003,10 +1393,10 @@
           <w:color w:val="000000"/>
           <w:sz w:val="28"/>
           <w:szCs w:val="28"/>
-          <w:u w:val="single" w:color="000000"/>
+          <w:u w:val="none" w:color="auto"/>
           <w:lang w:val="en-US" w:eastAsia="zh-CN"/>
         </w:rPr>
-        <w:t xml:space="preserve">  </w:t>
+        <w:t xml:space="preserve">   </w:t>
       </w:r>
       <w:r>
         <w:rPr>
@@ -1014,6 +1404,7 @@
           <w:color w:val="000000"/>
           <w:sz w:val="28"/>
           <w:szCs w:val="28"/>
+          <w:u w:val="none" w:color="auto"/>
         </w:rPr>
         <w:t>电话</w:t>
       </w:r>
@@ -1023,7 +1414,7 @@
           <w:color w:val="000000"/>
           <w:sz w:val="28"/>
           <w:szCs w:val="28"/>
-          <w:u w:val="single"/>
+          <w:u w:val="none" w:color="auto"/>
         </w:rPr>
         <w:t xml:space="preserve">  </w:t>
       </w:r>
@@ -1033,7 +1424,7 @@
           <w:color w:val="000000"/>
           <w:sz w:val="28"/>
           <w:szCs w:val="28"/>
-          <w:u w:val="single"/>
+          <w:u w:val="none" w:color="auto"/>
           <w:lang w:val="en-US" w:eastAsia="zh-CN"/>
         </w:rPr>
         <w:t xml:space="preserve">      /   </w:t>
@@ -1043,7 +1434,7 @@
           <w:rFonts w:hint="eastAsia" w:ascii="宋体" w:hAnsi="宋体" w:cs="宋体"/>
           <w:sz w:val="28"/>
           <w:szCs w:val="28"/>
-          <w:u w:val="single"/>
+          <w:u w:val="none" w:color="auto"/>
         </w:rPr>
         <w:t xml:space="preserve"> </w:t>
       </w:r>
@@ -1051,7 +1442,7 @@
     <w:p>
       <w:pPr>
         <w:spacing w:line="480" w:lineRule="auto"/>
-        <w:ind w:firstLine="700" w:firstLineChars="250"/>
+        <w:ind w:firstLine="525" w:firstLineChars="250"/>
         <w:rPr>
           <w:rFonts w:hint="eastAsia" w:ascii="宋体" w:hAnsi="宋体" w:cs="宋体"/>
           <w:b w:val="0"/>
@@ -1059,9 +1450,135 @@
           <w:color w:val="000000"/>
           <w:sz w:val="28"/>
           <w:szCs w:val="28"/>
-          <w:u w:val="single"/>
+          <w:u w:val="none"/>
         </w:rPr>
       </w:pPr>
+      <w:r>
+        <w:rPr>
+          <w:rFonts w:hint="default" w:ascii="Times New Roman" w:hAnsi="Times New Roman" w:cs="Times New Roman"/>
+          <w:color w:val="auto"/>
+          <w:highlight w:val="none"/>
+        </w:rPr>
+        <mc:AlternateContent>
+          <mc:Choice Requires="wps">
+            <w:drawing>
+              <wp:anchor distT="0" distB="0" distL="114300" distR="114300" simplePos="0" relativeHeight="251667456" behindDoc="0" locked="0" layoutInCell="1" allowOverlap="1">
+                <wp:simplePos x="0" y="0"/>
+                <wp:positionH relativeFrom="column">
+                  <wp:posOffset>3237865</wp:posOffset>
+                </wp:positionH>
+                <wp:positionV relativeFrom="paragraph">
+                  <wp:posOffset>503555</wp:posOffset>
+                </wp:positionV>
+                <wp:extent cx="1209675" cy="0"/>
+                <wp:effectExtent l="0" t="4445" r="0" b="5080"/>
+                <wp:wrapNone/>
+                <wp:docPr id="8" name="直接连接符 8"/>
+                <wp:cNvGraphicFramePr/>
+                <a:graphic xmlns:a="http://schemas.openxmlformats.org/drawingml/2006/main">
+                  <a:graphicData uri="http://schemas.microsoft.com/office/word/2010/wordprocessingShape">
+                    <wps:wsp>
+                      <wps:cNvCnPr/>
+                      <wps:spPr>
+                        <a:xfrm>
+                          <a:off x="0" y="0"/>
+                          <a:ext cx="1209675" cy="0"/>
+                        </a:xfrm>
+                        <a:prstGeom prst="line">
+                          <a:avLst/>
+                        </a:prstGeom>
+                        <a:ln w="3175" cap="flat" cmpd="sng">
+                          <a:solidFill>
+                            <a:schemeClr val="tx1"/>
+                          </a:solidFill>
+                          <a:prstDash val="solid"/>
+                          <a:headEnd type="none" w="med" len="med"/>
+                          <a:tailEnd type="none" w="med" len="med"/>
+                        </a:ln>
+                        <a:effectLst/>
+                      </wps:spPr>
+                      <wps:bodyPr upright="1"/>
+                    </wps:wsp>
+                  </a:graphicData>
+                </a:graphic>
+              </wp:anchor>
+            </w:drawing>
+          </mc:Choice>
+          <mc:Fallback>
+            <w:pict>
+              <v:line id="_x0000_s1026" o:spid="_x0000_s1026" o:spt="20" style="position:absolute;left:0pt;margin-left:254.95pt;margin-top:39.65pt;height:0pt;width:95.25pt;z-index:251667456;mso-width-relative:page;mso-height-relative:page;" filled="f" stroked="t" coordsize="21600,21600" o:gfxdata="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">
+                <v:fill on="f" focussize="0,0"/>
+                <v:stroke weight="0.25pt" color="#000000 [3213]" joinstyle="round"/>
+                <v:imagedata o:title=""/>
+                <o:lock v:ext="edit" aspectratio="f"/>
+              </v:line>
+            </w:pict>
+          </mc:Fallback>
+        </mc:AlternateContent>
+      </w:r>
+      <w:r>
+        <w:rPr>
+          <w:rFonts w:hint="default" w:ascii="Times New Roman" w:hAnsi="Times New Roman" w:cs="Times New Roman"/>
+          <w:color w:val="auto"/>
+          <w:highlight w:val="none"/>
+        </w:rPr>
+        <mc:AlternateContent>
+          <mc:Choice Requires="wps">
+            <w:drawing>
+              <wp:anchor distT="0" distB="0" distL="114300" distR="114300" simplePos="0" relativeHeight="251666432" behindDoc="0" locked="0" layoutInCell="1" allowOverlap="1">
+                <wp:simplePos x="0" y="0"/>
+                <wp:positionH relativeFrom="column">
+                  <wp:posOffset>1597660</wp:posOffset>
+                </wp:positionH>
+                <wp:positionV relativeFrom="paragraph">
+                  <wp:posOffset>513080</wp:posOffset>
+                </wp:positionV>
+                <wp:extent cx="1202055" cy="2540"/>
+                <wp:effectExtent l="0" t="0" r="0" b="0"/>
+                <wp:wrapNone/>
+                <wp:docPr id="7" name="直接连接符 7"/>
+                <wp:cNvGraphicFramePr/>
+                <a:graphic xmlns:a="http://schemas.openxmlformats.org/drawingml/2006/main">
+                  <a:graphicData uri="http://schemas.microsoft.com/office/word/2010/wordprocessingShape">
+                    <wps:wsp>
+                      <wps:cNvCnPr/>
+                      <wps:spPr>
+                        <a:xfrm flipV="1">
+                          <a:off x="0" y="0"/>
+                          <a:ext cx="1202055" cy="2540"/>
+                        </a:xfrm>
+                        <a:prstGeom prst="line">
+                          <a:avLst/>
+                        </a:prstGeom>
+                        <a:ln w="3175" cap="flat" cmpd="sng">
+                          <a:solidFill>
+                            <a:schemeClr val="tx1"/>
+                          </a:solidFill>
+                          <a:prstDash val="solid"/>
+                          <a:headEnd type="none" w="med" len="med"/>
+                          <a:tailEnd type="none" w="med" len="med"/>
+                        </a:ln>
+                        <a:effectLst/>
+                      </wps:spPr>
+                      <wps:bodyPr upright="1"/>
+                    </wps:wsp>
+                  </a:graphicData>
+                </a:graphic>
+              </wp:anchor>
+            </w:drawing>
+          </mc:Choice>
+          <mc:Fallback>
+            <w:pict>
+              <v:line id="_x0000_s1026" o:spid="_x0000_s1026" o:spt="20" style="position:absolute;left:0pt;flip:y;margin-left:125.8pt;margin-top:40.4pt;height:0.2pt;width:94.65pt;z-index:251666432;mso-width-relative:page;mso-height-relative:page;" filled="f" stroked="t" coordsize="21600,21600" o:gfxdata="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">
+                <v:fill on="f" focussize="0,0"/>
+                <v:stroke weight="0.25pt" color="#000000 [3213]" joinstyle="round"/>
+                <v:imagedata o:title=""/>
+                <o:lock v:ext="edit" aspectratio="f"/>
+              </v:line>
+            </w:pict>
+          </mc:Fallback>
+        </mc:AlternateContent>
+      </w:r>
       <w:r>
         <w:rPr>
           <w:rFonts w:hint="eastAsia" w:ascii="宋体" w:hAnsi="宋体" w:cs="宋体"/>
@@ -1077,7 +1594,7 @@
           <w:color w:val="000000"/>
           <w:sz w:val="28"/>
           <w:szCs w:val="28"/>
-          <w:u w:val="single"/>
+          <w:u w:val="none"/>
         </w:rPr>
         <w:t>{{项目</w:t>
       </w:r>
@@ -1087,7 +1604,7 @@
           <w:color w:val="000000"/>
           <w:sz w:val="28"/>
           <w:szCs w:val="28"/>
-          <w:u w:val="single"/>
+          <w:u w:val="none"/>
           <w:lang w:val="en-US" w:eastAsia="zh-CN"/>
         </w:rPr>
         <w:t>开始年月</w:t>
@@ -1098,7 +1615,7 @@
           <w:color w:val="000000"/>
           <w:sz w:val="28"/>
           <w:szCs w:val="28"/>
-          <w:u w:val="single"/>
+          <w:u w:val="none"/>
         </w:rPr>
         <w:t xml:space="preserve">}} </w:t>
       </w:r>
@@ -1108,6 +1625,7 @@
           <w:color w:val="000000"/>
           <w:sz w:val="28"/>
           <w:szCs w:val="28"/>
+          <w:u w:val="none"/>
         </w:rPr>
         <w:t>至</w:t>
       </w:r>
@@ -1118,7 +1636,7 @@
           <w:bCs w:val="0"/>
           <w:sz w:val="28"/>
           <w:szCs w:val="28"/>
-          <w:u w:val="single"/>
+          <w:u w:val="none"/>
         </w:rPr>
         <w:t>{{项目</w:t>
       </w:r>
@@ -1129,7 +1647,7 @@
           <w:bCs w:val="0"/>
           <w:sz w:val="28"/>
           <w:szCs w:val="28"/>
-          <w:u w:val="single"/>
+          <w:u w:val="none"/>
           <w:lang w:val="en-US" w:eastAsia="zh-CN"/>
         </w:rPr>
         <w:t>结束年月</w:t>
@@ -1141,7 +1659,7 @@
           <w:bCs w:val="0"/>
           <w:sz w:val="28"/>
           <w:szCs w:val="28"/>
-          <w:u w:val="single"/>
+          <w:u w:val="none"/>
         </w:rPr>
         <w:t>}}</w:t>
       </w:r>

--- a/立项资料的模版3.docx
+++ b/立项资料的模版3.docx
@@ -524,8 +524,6 @@
           <w:szCs w:val="48"/>
         </w:rPr>
       </w:pPr>
-      <w:bookmarkStart w:id="0" w:name="_GoBack"/>
-      <w:bookmarkEnd w:id="0"/>
     </w:p>
     <w:p>
       <w:pPr>
@@ -625,11 +623,13 @@
         </w:rPr>
         <w:t xml:space="preserve"> </w:t>
       </w:r>
+      <w:bookmarkStart w:id="0" w:name="_GoBack"/>
+      <w:bookmarkEnd w:id="0"/>
     </w:p>
     <w:p>
       <w:pPr>
         <w:spacing w:line="480" w:lineRule="auto"/>
-        <w:ind w:firstLine="630" w:firstLineChars="300"/>
+        <w:ind w:firstLine="840" w:firstLineChars="300"/>
         <w:jc w:val="both"/>
         <w:rPr>
           <w:rFonts w:hint="default" w:ascii="宋体" w:hAnsi="宋体" w:eastAsia="宋体" w:cs="宋体"/>
@@ -642,69 +642,6 @@
       </w:pPr>
       <w:r>
         <w:rPr>
-          <w:rFonts w:hint="default" w:ascii="Times New Roman" w:hAnsi="Times New Roman" w:cs="Times New Roman"/>
-          <w:color w:val="auto"/>
-          <w:highlight w:val="none"/>
-        </w:rPr>
-        <mc:AlternateContent>
-          <mc:Choice Requires="wps">
-            <w:drawing>
-              <wp:anchor distT="0" distB="0" distL="114300" distR="114300" simplePos="0" relativeHeight="251660288" behindDoc="0" locked="0" layoutInCell="1" allowOverlap="1">
-                <wp:simplePos x="0" y="0"/>
-                <wp:positionH relativeFrom="column">
-                  <wp:posOffset>1178560</wp:posOffset>
-                </wp:positionH>
-                <wp:positionV relativeFrom="paragraph">
-                  <wp:posOffset>499745</wp:posOffset>
-                </wp:positionV>
-                <wp:extent cx="3649980" cy="3175"/>
-                <wp:effectExtent l="0" t="0" r="0" b="0"/>
-                <wp:wrapNone/>
-                <wp:docPr id="1" name="直接连接符 1"/>
-                <wp:cNvGraphicFramePr/>
-                <a:graphic xmlns:a="http://schemas.openxmlformats.org/drawingml/2006/main">
-                  <a:graphicData uri="http://schemas.microsoft.com/office/word/2010/wordprocessingShape">
-                    <wps:wsp>
-                      <wps:cNvCnPr/>
-                      <wps:spPr>
-                        <a:xfrm>
-                          <a:off x="0" y="0"/>
-                          <a:ext cx="3649980" cy="3175"/>
-                        </a:xfrm>
-                        <a:prstGeom prst="line">
-                          <a:avLst/>
-                        </a:prstGeom>
-                        <a:ln w="3175" cap="flat" cmpd="sng">
-                          <a:solidFill>
-                            <a:schemeClr val="tx1"/>
-                          </a:solidFill>
-                          <a:prstDash val="solid"/>
-                          <a:headEnd type="none" w="med" len="med"/>
-                          <a:tailEnd type="none" w="med" len="med"/>
-                        </a:ln>
-                        <a:effectLst/>
-                      </wps:spPr>
-                      <wps:bodyPr upright="1"/>
-                    </wps:wsp>
-                  </a:graphicData>
-                </a:graphic>
-              </wp:anchor>
-            </w:drawing>
-          </mc:Choice>
-          <mc:Fallback>
-            <w:pict>
-              <v:line id="_x0000_s1026" o:spid="_x0000_s1026" o:spt="20" style="position:absolute;left:0pt;margin-left:92.8pt;margin-top:39.35pt;height:0.25pt;width:287.4pt;z-index:251660288;mso-width-relative:page;mso-height-relative:page;" filled="f" stroked="t" coordsize="21600,21600" o:gfxdata="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">
-                <v:fill on="f" focussize="0,0"/>
-                <v:stroke weight="0.25pt" color="#000000 [3213]" joinstyle="round"/>
-                <v:imagedata o:title=""/>
-                <o:lock v:ext="edit" aspectratio="f"/>
-              </v:line>
-            </w:pict>
-          </mc:Fallback>
-        </mc:AlternateContent>
-      </w:r>
-      <w:r>
-        <w:rPr>
           <w:rFonts w:hint="eastAsia" w:ascii="宋体" w:hAnsi="宋体" w:cs="宋体"/>
           <w:color w:val="000000"/>
           <w:sz w:val="28"/>
@@ -718,6 +655,7 @@
           <w:color w:val="000000"/>
           <w:sz w:val="28"/>
           <w:szCs w:val="28"/>
+          <w:u w:val="single" w:color="auto"/>
           <w:lang w:val="en-US" w:eastAsia="zh-CN"/>
         </w:rPr>
         <w:t xml:space="preserve"> </w:t>
@@ -728,10 +666,21 @@
           <w:color w:val="000000"/>
           <w:sz w:val="28"/>
           <w:szCs w:val="28"/>
+          <w:u w:val="single" w:color="auto"/>
+          <w:lang w:val="en-US" w:eastAsia="zh-CN"/>
+        </w:rPr>
+        <w:t xml:space="preserve">            {{项目名称}}                </w:t>
+      </w:r>
+      <w:r>
+        <w:rPr>
+          <w:rFonts w:hint="eastAsia" w:ascii="宋体" w:hAnsi="宋体" w:cs="宋体"/>
+          <w:color w:val="000000"/>
+          <w:sz w:val="28"/>
+          <w:szCs w:val="28"/>
           <w:u w:val="none" w:color="auto"/>
           <w:lang w:val="en-US" w:eastAsia="zh-CN"/>
         </w:rPr>
-        <w:t xml:space="preserve">            {{项目名称}}                  </w:t>
+        <w:t xml:space="preserve">  </w:t>
       </w:r>
     </w:p>
     <w:p>
@@ -756,7 +705,7 @@
         <mc:AlternateContent>
           <mc:Choice Requires="wps">
             <w:drawing>
-              <wp:anchor distT="0" distB="0" distL="114300" distR="114300" simplePos="0" relativeHeight="251661312" behindDoc="0" locked="0" layoutInCell="1" allowOverlap="1">
+              <wp:anchor distT="0" distB="0" distL="114300" distR="114300" simplePos="0" relativeHeight="251660288" behindDoc="0" locked="0" layoutInCell="1" allowOverlap="1">
                 <wp:simplePos x="0" y="0"/>
                 <wp:positionH relativeFrom="column">
                   <wp:posOffset>1169035</wp:posOffset>
@@ -800,7 +749,7 @@
           </mc:Choice>
           <mc:Fallback>
             <w:pict>
-              <v:line id="_x0000_s1026" o:spid="_x0000_s1026" o:spt="20" style="position:absolute;left:0pt;margin-left:92.05pt;margin-top:36.45pt;height:0.25pt;width:287.4pt;z-index:251661312;mso-width-relative:page;mso-height-relative:page;" filled="f" stroked="t" coordsize="21600,21600" o:gfxdata="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">
+              <v:line id="_x0000_s1026" o:spid="_x0000_s1026" o:spt="20" style="position:absolute;left:0pt;margin-left:92.05pt;margin-top:36.45pt;height:0.25pt;width:287.4pt;z-index:251660288;mso-width-relative:page;mso-height-relative:page;" filled="f" stroked="t" coordsize="21600,21600" o:gfxdata="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">
                 <v:fill on="f" focussize="0,0"/>
                 <v:stroke weight="0.25pt" color="#000000 [3213]" joinstyle="round"/>
                 <v:imagedata o:title=""/>
@@ -991,7 +940,7 @@
         <mc:AlternateContent>
           <mc:Choice Requires="wps">
             <w:drawing>
-              <wp:anchor distT="0" distB="0" distL="114300" distR="114300" simplePos="0" relativeHeight="251662336" behindDoc="0" locked="0" layoutInCell="1" allowOverlap="1">
+              <wp:anchor distT="0" distB="0" distL="114300" distR="114300" simplePos="0" relativeHeight="251661312" behindDoc="0" locked="0" layoutInCell="1" allowOverlap="1">
                 <wp:simplePos x="0" y="0"/>
                 <wp:positionH relativeFrom="column">
                   <wp:posOffset>1340485</wp:posOffset>
@@ -1035,7 +984,7 @@
           </mc:Choice>
           <mc:Fallback>
             <w:pict>
-              <v:line id="_x0000_s1026" o:spid="_x0000_s1026" o:spt="20" style="position:absolute;left:0pt;flip:y;margin-left:105.55pt;margin-top:41.7pt;height:0.2pt;width:143.4pt;z-index:251662336;mso-width-relative:page;mso-height-relative:page;" filled="f" stroked="t" coordsize="21600,21600" o:gfxdata="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">
+              <v:line id="_x0000_s1026" o:spid="_x0000_s1026" o:spt="20" style="position:absolute;left:0pt;flip:y;margin-left:105.55pt;margin-top:41.7pt;height:0.2pt;width:143.4pt;z-index:251661312;mso-width-relative:page;mso-height-relative:page;" filled="f" stroked="t" coordsize="21600,21600" o:gfxdata="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">
                 <v:fill on="f" focussize="0,0"/>
                 <v:stroke weight="0.25pt" color="#000000 [3213]" joinstyle="round"/>
                 <v:imagedata o:title=""/>
@@ -1054,7 +1003,7 @@
         <mc:AlternateContent>
           <mc:Choice Requires="wps">
             <w:drawing>
-              <wp:anchor distT="0" distB="0" distL="114300" distR="114300" simplePos="0" relativeHeight="251664384" behindDoc="0" locked="0" layoutInCell="1" allowOverlap="1">
+              <wp:anchor distT="0" distB="0" distL="114300" distR="114300" simplePos="0" relativeHeight="251663360" behindDoc="0" locked="0" layoutInCell="1" allowOverlap="1">
                 <wp:simplePos x="0" y="0"/>
                 <wp:positionH relativeFrom="column">
                   <wp:posOffset>3616960</wp:posOffset>
@@ -1098,7 +1047,7 @@
           </mc:Choice>
           <mc:Fallback>
             <w:pict>
-              <v:line id="_x0000_s1026" o:spid="_x0000_s1026" o:spt="20" style="position:absolute;left:0pt;margin-left:284.8pt;margin-top:40.4pt;height:0.55pt;width:95.4pt;z-index:251664384;mso-width-relative:page;mso-height-relative:page;" filled="f" stroked="t" coordsize="21600,21600" o:gfxdata="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">
+              <v:line id="_x0000_s1026" o:spid="_x0000_s1026" o:spt="20" style="position:absolute;left:0pt;margin-left:284.8pt;margin-top:40.4pt;height:0.55pt;width:95.4pt;z-index:251663360;mso-width-relative:page;mso-height-relative:page;" filled="f" stroked="t" coordsize="21600,21600" o:gfxdata="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">
                 <v:fill on="f" focussize="0,0"/>
                 <v:stroke weight="0.25pt" color="#000000 [3213]" joinstyle="round"/>
                 <v:imagedata o:title=""/>
@@ -1167,17 +1116,7 @@
           <w:szCs w:val="28"/>
           <w:u w:val="none" w:color="auto"/>
         </w:rPr>
-        <w:t>电话</w:t>
-      </w:r>
-      <w:r>
-        <w:rPr>
-          <w:rFonts w:hint="eastAsia" w:ascii="宋体" w:hAnsi="宋体" w:cs="宋体"/>
-          <w:color w:val="000000"/>
-          <w:sz w:val="28"/>
-          <w:szCs w:val="28"/>
-          <w:u w:val="none" w:color="auto"/>
-        </w:rPr>
-        <w:t xml:space="preserve">  </w:t>
+        <w:t xml:space="preserve">电话  </w:t>
       </w:r>
       <w:r>
         <w:rPr>
@@ -1230,7 +1169,7 @@
         <mc:AlternateContent>
           <mc:Choice Requires="wps">
             <w:drawing>
-              <wp:anchor distT="0" distB="0" distL="114300" distR="114300" simplePos="0" relativeHeight="251665408" behindDoc="0" locked="0" layoutInCell="1" allowOverlap="1">
+              <wp:anchor distT="0" distB="0" distL="114300" distR="114300" simplePos="0" relativeHeight="251664384" behindDoc="0" locked="0" layoutInCell="1" allowOverlap="1">
                 <wp:simplePos x="0" y="0"/>
                 <wp:positionH relativeFrom="column">
                   <wp:posOffset>3636010</wp:posOffset>
@@ -1274,7 +1213,7 @@
           </mc:Choice>
           <mc:Fallback>
             <w:pict>
-              <v:line id="_x0000_s1026" o:spid="_x0000_s1026" o:spt="20" style="position:absolute;left:0pt;flip:y;margin-left:286.3pt;margin-top:38.8pt;height:0.2pt;width:96.9pt;z-index:251665408;mso-width-relative:page;mso-height-relative:page;" filled="f" stroked="t" coordsize="21600,21600" o:gfxdata="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">
+              <v:line id="_x0000_s1026" o:spid="_x0000_s1026" o:spt="20" style="position:absolute;left:0pt;flip:y;margin-left:286.3pt;margin-top:38.8pt;height:0.2pt;width:96.9pt;z-index:251664384;mso-width-relative:page;mso-height-relative:page;" filled="f" stroked="t" coordsize="21600,21600" o:gfxdata="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">
                 <v:fill on="f" focussize="0,0"/>
                 <v:stroke weight="0.25pt" color="#000000 [3213]" joinstyle="round"/>
                 <v:imagedata o:title=""/>
@@ -1293,7 +1232,7 @@
         <mc:AlternateContent>
           <mc:Choice Requires="wps">
             <w:drawing>
-              <wp:anchor distT="0" distB="0" distL="114300" distR="114300" simplePos="0" relativeHeight="251663360" behindDoc="0" locked="0" layoutInCell="1" allowOverlap="1">
+              <wp:anchor distT="0" distB="0" distL="114300" distR="114300" simplePos="0" relativeHeight="251662336" behindDoc="0" locked="0" layoutInCell="1" allowOverlap="1">
                 <wp:simplePos x="0" y="0"/>
                 <wp:positionH relativeFrom="column">
                   <wp:posOffset>1350010</wp:posOffset>
@@ -1337,7 +1276,7 @@
           </mc:Choice>
           <mc:Fallback>
             <w:pict>
-              <v:line id="_x0000_s1026" o:spid="_x0000_s1026" o:spt="20" style="position:absolute;left:0pt;flip:y;margin-left:106.3pt;margin-top:40.3pt;height:0.2pt;width:141.9pt;z-index:251663360;mso-width-relative:page;mso-height-relative:page;" filled="f" stroked="t" coordsize="21600,21600" o:gfxdata="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">
+              <v:line id="_x0000_s1026" o:spid="_x0000_s1026" o:spt="20" style="position:absolute;left:0pt;flip:y;margin-left:106.3pt;margin-top:40.3pt;height:0.2pt;width:141.9pt;z-index:251662336;mso-width-relative:page;mso-height-relative:page;" filled="f" stroked="t" coordsize="21600,21600" o:gfxdata="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">
                 <v:fill on="f" focussize="0,0"/>
                 <v:stroke weight="0.25pt" color="#000000 [3213]" joinstyle="round"/>
                 <v:imagedata o:title=""/>
@@ -1406,17 +1345,7 @@
           <w:szCs w:val="28"/>
           <w:u w:val="none" w:color="auto"/>
         </w:rPr>
-        <w:t>电话</w:t>
-      </w:r>
-      <w:r>
-        <w:rPr>
-          <w:rFonts w:hint="eastAsia" w:ascii="宋体" w:hAnsi="宋体" w:cs="宋体"/>
-          <w:color w:val="000000"/>
-          <w:sz w:val="28"/>
-          <w:szCs w:val="28"/>
-          <w:u w:val="none" w:color="auto"/>
-        </w:rPr>
-        <w:t xml:space="preserve">  </w:t>
+        <w:t xml:space="preserve">电话  </w:t>
       </w:r>
       <w:r>
         <w:rPr>
@@ -1462,7 +1391,7 @@
         <mc:AlternateContent>
           <mc:Choice Requires="wps">
             <w:drawing>
-              <wp:anchor distT="0" distB="0" distL="114300" distR="114300" simplePos="0" relativeHeight="251667456" behindDoc="0" locked="0" layoutInCell="1" allowOverlap="1">
+              <wp:anchor distT="0" distB="0" distL="114300" distR="114300" simplePos="0" relativeHeight="251666432" behindDoc="0" locked="0" layoutInCell="1" allowOverlap="1">
                 <wp:simplePos x="0" y="0"/>
                 <wp:positionH relativeFrom="column">
                   <wp:posOffset>3237865</wp:posOffset>
@@ -1506,7 +1435,7 @@
           </mc:Choice>
           <mc:Fallback>
             <w:pict>
-              <v:line id="_x0000_s1026" o:spid="_x0000_s1026" o:spt="20" style="position:absolute;left:0pt;margin-left:254.95pt;margin-top:39.65pt;height:0pt;width:95.25pt;z-index:251667456;mso-width-relative:page;mso-height-relative:page;" filled="f" stroked="t" coordsize="21600,21600" o:gfxdata="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">
+              <v:line id="_x0000_s1026" o:spid="_x0000_s1026" o:spt="20" style="position:absolute;left:0pt;margin-left:254.95pt;margin-top:39.65pt;height:0pt;width:95.25pt;z-index:251666432;mso-width-relative:page;mso-height-relative:page;" filled="f" stroked="t" coordsize="21600,21600" o:gfxdata="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">
                 <v:fill on="f" focussize="0,0"/>
                 <v:stroke weight="0.25pt" color="#000000 [3213]" joinstyle="round"/>
                 <v:imagedata o:title=""/>
@@ -1525,7 +1454,7 @@
         <mc:AlternateContent>
           <mc:Choice Requires="wps">
             <w:drawing>
-              <wp:anchor distT="0" distB="0" distL="114300" distR="114300" simplePos="0" relativeHeight="251666432" behindDoc="0" locked="0" layoutInCell="1" allowOverlap="1">
+              <wp:anchor distT="0" distB="0" distL="114300" distR="114300" simplePos="0" relativeHeight="251665408" behindDoc="0" locked="0" layoutInCell="1" allowOverlap="1">
                 <wp:simplePos x="0" y="0"/>
                 <wp:positionH relativeFrom="column">
                   <wp:posOffset>1597660</wp:posOffset>
@@ -1569,7 +1498,7 @@
           </mc:Choice>
           <mc:Fallback>
             <w:pict>
-              <v:line id="_x0000_s1026" o:spid="_x0000_s1026" o:spt="20" style="position:absolute;left:0pt;flip:y;margin-left:125.8pt;margin-top:40.4pt;height:0.2pt;width:94.65pt;z-index:251666432;mso-width-relative:page;mso-height-relative:page;" filled="f" stroked="t" coordsize="21600,21600" o:gfxdata="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">
+              <v:line id="_x0000_s1026" o:spid="_x0000_s1026" o:spt="20" style="position:absolute;left:0pt;flip:y;margin-left:125.8pt;margin-top:40.4pt;height:0.2pt;width:94.65pt;z-index:251665408;mso-width-relative:page;mso-height-relative:page;" filled="f" stroked="t" coordsize="21600,21600" o:gfxdata="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">
                 <v:fill on="f" focussize="0,0"/>
                 <v:stroke weight="0.25pt" color="#000000 [3213]" joinstyle="round"/>
                 <v:imagedata o:title=""/>
@@ -9220,7 +9149,7 @@
     <w:lsdException w:unhideWhenUsed="0" w:uiPriority="0" w:semiHidden="0" w:name="footnote text"/>
     <w:lsdException w:unhideWhenUsed="0" w:uiPriority="0" w:semiHidden="0" w:name="annotation text"/>
     <w:lsdException w:unhideWhenUsed="0" w:uiPriority="0" w:semiHidden="0" w:name="header"/>
-    <w:lsdException w:unhideWhenUsed="0" w:uiPriority="0" w:semiHidden="0" w:name="footer"/>
+    <w:lsdException w:qFormat="1" w:unhideWhenUsed="0" w:uiPriority="0" w:semiHidden="0" w:name="footer"/>
     <w:lsdException w:unhideWhenUsed="0" w:uiPriority="0" w:semiHidden="0" w:name="index heading"/>
     <w:lsdException w:qFormat="1" w:uiPriority="0" w:name="caption"/>
     <w:lsdException w:unhideWhenUsed="0" w:uiPriority="0" w:semiHidden="0" w:name="table of figures"/>
@@ -9229,7 +9158,7 @@
     <w:lsdException w:unhideWhenUsed="0" w:uiPriority="0" w:semiHidden="0" w:name="footnote reference"/>
     <w:lsdException w:unhideWhenUsed="0" w:uiPriority="0" w:semiHidden="0" w:name="annotation reference"/>
     <w:lsdException w:unhideWhenUsed="0" w:uiPriority="0" w:semiHidden="0" w:name="line number"/>
-    <w:lsdException w:unhideWhenUsed="0" w:uiPriority="0" w:semiHidden="0" w:name="page number"/>
+    <w:lsdException w:qFormat="1" w:unhideWhenUsed="0" w:uiPriority="0" w:semiHidden="0" w:name="page number"/>
     <w:lsdException w:unhideWhenUsed="0" w:uiPriority="0" w:semiHidden="0" w:name="endnote reference"/>
     <w:lsdException w:unhideWhenUsed="0" w:uiPriority="0" w:semiHidden="0" w:name="endnote text"/>
     <w:lsdException w:unhideWhenUsed="0" w:uiPriority="0" w:semiHidden="0" w:name="table of authorities"/>
@@ -9266,7 +9195,7 @@
     <w:lsdException w:unhideWhenUsed="0" w:uiPriority="0" w:semiHidden="0" w:name="Salutation"/>
     <w:lsdException w:unhideWhenUsed="0" w:uiPriority="0" w:semiHidden="0" w:name="Date"/>
     <w:lsdException w:unhideWhenUsed="0" w:uiPriority="0" w:semiHidden="0" w:name="Body Text First Indent"/>
-    <w:lsdException w:unhideWhenUsed="0" w:uiPriority="0" w:semiHidden="0" w:name="Body Text First Indent 2"/>
+    <w:lsdException w:qFormat="1" w:unhideWhenUsed="0" w:uiPriority="0" w:semiHidden="0" w:name="Body Text First Indent 2"/>
     <w:lsdException w:unhideWhenUsed="0" w:uiPriority="0" w:semiHidden="0" w:name="Note Heading"/>
     <w:lsdException w:unhideWhenUsed="0" w:uiPriority="0" w:semiHidden="0" w:name="Body Text 2"/>
     <w:lsdException w:unhideWhenUsed="0" w:uiPriority="0" w:semiHidden="0" w:name="Body Text 3"/>
@@ -9620,6 +9549,7 @@
     <w:name w:val="footer"/>
     <w:basedOn w:val="1"/>
     <w:next w:val="1"/>
+    <w:qFormat/>
     <w:uiPriority w:val="0"/>
     <w:pPr>
       <w:widowControl/>
@@ -9658,6 +9588,7 @@
     <w:name w:val="Body Text First Indent 2"/>
     <w:basedOn w:val="8"/>
     <w:next w:val="1"/>
+    <w:qFormat/>
     <w:uiPriority w:val="0"/>
     <w:pPr>
       <w:overflowPunct/>
@@ -9700,6 +9631,7 @@
   </w:style>
   <w:style w:type="character" w:styleId="16">
     <w:name w:val="page number"/>
+    <w:qFormat/>
     <w:uiPriority w:val="0"/>
   </w:style>
   <w:style w:type="character" w:styleId="17">

--- a/立项资料的模版3.docx
+++ b/立项资料的模版3.docx
@@ -606,93 +606,259 @@
     </w:p>
     <w:p>
       <w:pPr>
-        <w:jc w:val="center"/>
+        <w:bidi w:val="0"/>
+        <w:ind w:firstLine="0" w:firstLineChars="0"/>
+        <w:rPr>
+          <w:rFonts w:hint="default" w:ascii="宋体" w:hAnsi="宋体" w:cs="宋体"/>
+          <w:color w:val="000000"/>
+          <w:sz w:val="28"/>
+          <w:szCs w:val="28"/>
+          <w:u w:val="none" w:color="auto"/>
+          <w:lang w:val="en-US" w:eastAsia="zh-CN"/>
+        </w:rPr>
+      </w:pPr>
+      <w:r>
         <w:rPr>
           <w:rFonts w:hint="eastAsia" w:ascii="宋体" w:hAnsi="宋体" w:cs="宋体"/>
           <w:color w:val="000000"/>
           <w:sz w:val="28"/>
           <w:szCs w:val="28"/>
         </w:rPr>
-      </w:pPr>
+        <w:t xml:space="preserve"> </w:t>
+      </w:r>
       <w:r>
         <w:rPr>
           <w:rFonts w:hint="eastAsia" w:ascii="宋体" w:hAnsi="宋体" w:cs="宋体"/>
           <w:color w:val="000000"/>
           <w:sz w:val="28"/>
           <w:szCs w:val="28"/>
+          <w:lang w:val="en-US" w:eastAsia="zh-CN"/>
+        </w:rPr>
+        <w:t xml:space="preserve">   </w:t>
+      </w:r>
+      <w:r>
+        <w:rPr>
+          <w:rFonts w:hint="eastAsia" w:ascii="宋体" w:hAnsi="宋体" w:cs="宋体"/>
+          <w:color w:val="000000"/>
+          <w:sz w:val="28"/>
+          <w:szCs w:val="28"/>
+        </w:rPr>
+        <w:t>项目名称</w:t>
+      </w:r>
+      <w:r>
+        <w:rPr>
+          <w:rFonts w:hint="eastAsia" w:ascii="宋体" w:hAnsi="宋体" w:cs="宋体"/>
+          <w:color w:val="000000"/>
+          <w:sz w:val="28"/>
+          <w:szCs w:val="28"/>
+          <w:lang w:val="en-US" w:eastAsia="zh-CN"/>
         </w:rPr>
         <w:t xml:space="preserve"> </w:t>
       </w:r>
-      <w:bookmarkStart w:id="0" w:name="_GoBack"/>
-      <w:bookmarkEnd w:id="0"/>
+      <w:r>
+        <w:rPr>
+          <w:rFonts w:hint="eastAsia" w:ascii="宋体" w:hAnsi="宋体" w:cs="宋体"/>
+          <w:color w:val="000000"/>
+          <w:sz w:val="28"/>
+          <w:szCs w:val="28"/>
+          <w:u w:val="none" w:color="auto"/>
+          <w:lang w:val="en-US" w:eastAsia="zh-CN"/>
+        </w:rPr>
+        <w:t xml:space="preserve">            {{项目名称}}                  </w:t>
+      </w:r>
     </w:p>
     <w:p>
       <w:pPr>
-        <w:spacing w:line="480" w:lineRule="auto"/>
-        <w:ind w:firstLine="840" w:firstLineChars="300"/>
-        <w:jc w:val="both"/>
-        <w:rPr>
-          <w:rFonts w:hint="default" w:ascii="宋体" w:hAnsi="宋体" w:eastAsia="宋体" w:cs="宋体"/>
-          <w:color w:val="000000"/>
-          <w:sz w:val="28"/>
-          <w:szCs w:val="28"/>
-          <w:u w:val="single" w:color="auto"/>
-          <w:lang w:val="en-US" w:eastAsia="zh-CN"/>
-        </w:rPr>
-      </w:pPr>
-      <w:r>
+        <w:jc w:val="center"/>
         <w:rPr>
           <w:rFonts w:hint="eastAsia" w:ascii="宋体" w:hAnsi="宋体" w:cs="宋体"/>
           <w:color w:val="000000"/>
           <w:sz w:val="28"/>
           <w:szCs w:val="28"/>
         </w:rPr>
-        <w:t>项目名称</w:t>
-      </w:r>
-      <w:r>
-        <w:rPr>
-          <w:rFonts w:hint="eastAsia" w:ascii="宋体" w:hAnsi="宋体" w:cs="宋体"/>
-          <w:color w:val="000000"/>
-          <w:sz w:val="28"/>
-          <w:szCs w:val="28"/>
-          <w:u w:val="single" w:color="auto"/>
-          <w:lang w:val="en-US" w:eastAsia="zh-CN"/>
-        </w:rPr>
-        <w:t xml:space="preserve"> </w:t>
-      </w:r>
-      <w:r>
-        <w:rPr>
-          <w:rFonts w:hint="eastAsia" w:ascii="宋体" w:hAnsi="宋体" w:cs="宋体"/>
-          <w:color w:val="000000"/>
-          <w:sz w:val="28"/>
-          <w:szCs w:val="28"/>
-          <w:u w:val="single" w:color="auto"/>
-          <w:lang w:val="en-US" w:eastAsia="zh-CN"/>
-        </w:rPr>
-        <w:t xml:space="preserve">            {{项目名称}}                </w:t>
-      </w:r>
-      <w:r>
-        <w:rPr>
-          <w:rFonts w:hint="eastAsia" w:ascii="宋体" w:hAnsi="宋体" w:cs="宋体"/>
-          <w:color w:val="000000"/>
-          <w:sz w:val="28"/>
-          <w:szCs w:val="28"/>
-          <w:u w:val="none" w:color="auto"/>
-          <w:lang w:val="en-US" w:eastAsia="zh-CN"/>
-        </w:rPr>
-        <w:t xml:space="preserve">  </w:t>
+      </w:pPr>
+      <w:r>
+        <w:rPr>
+          <w:rFonts w:hint="default" w:ascii="Times New Roman" w:hAnsi="Times New Roman" w:cs="Times New Roman"/>
+          <w:color w:val="auto"/>
+          <w:highlight w:val="none"/>
+        </w:rPr>
+        <mc:AlternateContent>
+          <mc:Choice Requires="wps">
+            <w:drawing>
+              <wp:anchor distT="0" distB="0" distL="114300" distR="114300" simplePos="0" relativeHeight="251667456" behindDoc="0" locked="0" layoutInCell="1" allowOverlap="1">
+                <wp:simplePos x="0" y="0"/>
+                <wp:positionH relativeFrom="column">
+                  <wp:posOffset>1178560</wp:posOffset>
+                </wp:positionH>
+                <wp:positionV relativeFrom="paragraph">
+                  <wp:posOffset>62230</wp:posOffset>
+                </wp:positionV>
+                <wp:extent cx="3649980" cy="3175"/>
+                <wp:effectExtent l="0" t="0" r="0" b="0"/>
+                <wp:wrapNone/>
+                <wp:docPr id="1" name="直接连接符 1"/>
+                <wp:cNvGraphicFramePr/>
+                <a:graphic xmlns:a="http://schemas.openxmlformats.org/drawingml/2006/main">
+                  <a:graphicData uri="http://schemas.microsoft.com/office/word/2010/wordprocessingShape">
+                    <wps:wsp>
+                      <wps:cNvCnPr/>
+                      <wps:spPr>
+                        <a:xfrm>
+                          <a:off x="0" y="0"/>
+                          <a:ext cx="3649980" cy="3175"/>
+                        </a:xfrm>
+                        <a:prstGeom prst="line">
+                          <a:avLst/>
+                        </a:prstGeom>
+                        <a:ln w="3175" cap="flat" cmpd="sng">
+                          <a:solidFill>
+                            <a:schemeClr val="tx1"/>
+                          </a:solidFill>
+                          <a:prstDash val="solid"/>
+                          <a:headEnd type="none" w="med" len="med"/>
+                          <a:tailEnd type="none" w="med" len="med"/>
+                        </a:ln>
+                        <a:effectLst/>
+                      </wps:spPr>
+                      <wps:bodyPr upright="1"/>
+                    </wps:wsp>
+                  </a:graphicData>
+                </a:graphic>
+              </wp:anchor>
+            </w:drawing>
+          </mc:Choice>
+          <mc:Fallback>
+            <w:pict>
+              <v:line id="_x0000_s1026" o:spid="_x0000_s1026" o:spt="20" style="position:absolute;left:0pt;margin-left:92.8pt;margin-top:4.9pt;height:0.25pt;width:287.4pt;z-index:251667456;mso-width-relative:page;mso-height-relative:page;" filled="f" stroked="t" coordsize="21600,21600" o:gfxdata="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">
+                <v:fill on="f" focussize="0,0"/>
+                <v:stroke weight="0.25pt" color="#000000 [3213]" joinstyle="round"/>
+                <v:imagedata o:title=""/>
+                <o:lock v:ext="edit" aspectratio="f"/>
+              </v:line>
+            </w:pict>
+          </mc:Fallback>
+        </mc:AlternateContent>
       </w:r>
     </w:p>
     <w:p>
       <w:pPr>
-        <w:spacing w:line="480" w:lineRule="auto"/>
-        <w:ind w:firstLine="624"/>
-        <w:rPr>
-          <w:rFonts w:hint="default" w:ascii="宋体" w:hAnsi="宋体" w:eastAsia="宋体" w:cs="宋体"/>
+        <w:bidi w:val="0"/>
+        <w:ind w:firstLine="560" w:firstLineChars="200"/>
+        <w:rPr>
+          <w:rFonts w:hint="eastAsia" w:ascii="宋体" w:hAnsi="宋体" w:cs="宋体"/>
           <w:color w:val="000000"/>
           <w:sz w:val="28"/>
           <w:szCs w:val="28"/>
-          <w:u w:val="single" w:color="000000"/>
+          <w:u w:val="none" w:color="auto"/>
+          <w:lang w:val="en-US" w:eastAsia="zh-CN"/>
+        </w:rPr>
+      </w:pPr>
+      <w:r>
+        <w:rPr>
+          <w:rFonts w:hint="eastAsia" w:ascii="宋体" w:hAnsi="宋体" w:cs="宋体"/>
+          <w:color w:val="000000"/>
+          <w:sz w:val="28"/>
+          <w:szCs w:val="28"/>
+        </w:rPr>
+        <w:t>企业名称</w:t>
+      </w:r>
+      <w:r>
+        <w:rPr>
+          <w:rFonts w:hint="eastAsia" w:ascii="宋体" w:hAnsi="宋体" w:cs="宋体"/>
+          <w:color w:val="000000"/>
+          <w:sz w:val="28"/>
+          <w:szCs w:val="28"/>
+          <w:lang w:val="en-US" w:eastAsia="zh-CN"/>
+        </w:rPr>
+        <w:t xml:space="preserve"> </w:t>
+      </w:r>
+      <w:r>
+        <w:rPr>
+          <w:rFonts w:hint="eastAsia" w:ascii="宋体" w:hAnsi="宋体" w:cs="宋体"/>
+          <w:color w:val="000000"/>
+          <w:sz w:val="28"/>
+          <w:szCs w:val="28"/>
+          <w:u w:val="none" w:color="auto"/>
+        </w:rPr>
+        <w:t xml:space="preserve">     </w:t>
+      </w:r>
+      <w:r>
+        <w:rPr>
+          <w:rFonts w:hint="eastAsia" w:ascii="宋体" w:hAnsi="宋体" w:cs="宋体"/>
+          <w:color w:val="000000"/>
+          <w:sz w:val="28"/>
+          <w:szCs w:val="28"/>
+          <w:u w:val="none" w:color="auto"/>
+          <w:lang w:val="en-US" w:eastAsia="zh-CN"/>
+        </w:rPr>
+        <w:t xml:space="preserve">      </w:t>
+      </w:r>
+      <w:r>
+        <w:rPr>
+          <w:rFonts w:hint="eastAsia" w:ascii="宋体" w:hAnsi="宋体" w:cs="宋体"/>
+          <w:color w:val="auto"/>
+          <w:sz w:val="28"/>
+          <w:szCs w:val="28"/>
+          <w:u w:val="none" w:color="auto"/>
+          <w:lang w:val="en-US" w:eastAsia="zh-CN"/>
+        </w:rPr>
+        <w:t xml:space="preserve"> </w:t>
+      </w:r>
+      <w:r>
+        <w:rPr>
+          <w:rFonts w:hint="eastAsia" w:ascii="宋体" w:hAnsi="宋体" w:eastAsia="宋体" w:cs="宋体"/>
+          <w:color w:val="auto"/>
+          <w:sz w:val="28"/>
+          <w:szCs w:val="28"/>
+          <w:u w:val="none" w:color="auto"/>
+          <w:lang w:val="en-US" w:eastAsia="zh-CN"/>
+        </w:rPr>
+        <w:t>{{公司名称}}</w:t>
+      </w:r>
+      <w:r>
+        <w:rPr>
+          <w:rFonts w:hint="eastAsia" w:ascii="宋体" w:hAnsi="宋体" w:cs="宋体"/>
+          <w:color w:val="000000"/>
+          <w:sz w:val="28"/>
+          <w:szCs w:val="28"/>
+          <w:u w:val="none" w:color="auto"/>
+          <w:lang w:val="en-US" w:eastAsia="zh-CN"/>
+        </w:rPr>
+        <w:t xml:space="preserve">   </w:t>
+      </w:r>
+      <w:r>
+        <w:rPr>
+          <w:rFonts w:hint="eastAsia" w:ascii="宋体" w:hAnsi="宋体" w:cs="宋体"/>
+          <w:color w:val="000000"/>
+          <w:sz w:val="28"/>
+          <w:szCs w:val="28"/>
+          <w:u w:val="none" w:color="auto"/>
+        </w:rPr>
+        <w:t xml:space="preserve">  </w:t>
+      </w:r>
+      <w:r>
+        <w:rPr>
+          <w:rFonts w:hint="eastAsia" w:ascii="宋体" w:hAnsi="宋体" w:cs="宋体"/>
+          <w:color w:val="000000"/>
+          <w:sz w:val="28"/>
+          <w:szCs w:val="28"/>
+          <w:u w:val="none" w:color="auto"/>
+          <w:lang w:val="en-US" w:eastAsia="zh-CN"/>
+        </w:rPr>
+        <w:t xml:space="preserve">            </w:t>
+      </w:r>
+    </w:p>
+    <w:p>
+      <w:pPr>
+        <w:bidi w:val="0"/>
+        <w:ind w:firstLine="420" w:firstLineChars="200"/>
+        <w:rPr>
+          <w:rFonts w:hint="default" w:ascii="宋体" w:hAnsi="宋体" w:cs="宋体"/>
+          <w:color w:val="000000"/>
+          <w:sz w:val="28"/>
+          <w:szCs w:val="28"/>
+          <w:u w:val="none" w:color="auto"/>
           <w:lang w:val="en-US" w:eastAsia="zh-CN"/>
         </w:rPr>
       </w:pPr>
@@ -708,10 +874,10 @@
               <wp:anchor distT="0" distB="0" distL="114300" distR="114300" simplePos="0" relativeHeight="251660288" behindDoc="0" locked="0" layoutInCell="1" allowOverlap="1">
                 <wp:simplePos x="0" y="0"/>
                 <wp:positionH relativeFrom="column">
-                  <wp:posOffset>1169035</wp:posOffset>
+                  <wp:posOffset>1149985</wp:posOffset>
                 </wp:positionH>
                 <wp:positionV relativeFrom="paragraph">
-                  <wp:posOffset>462915</wp:posOffset>
+                  <wp:posOffset>81915</wp:posOffset>
                 </wp:positionV>
                 <wp:extent cx="3649980" cy="3175"/>
                 <wp:effectExtent l="0" t="0" r="0" b="0"/>
@@ -749,7 +915,7 @@
           </mc:Choice>
           <mc:Fallback>
             <w:pict>
-              <v:line id="_x0000_s1026" o:spid="_x0000_s1026" o:spt="20" style="position:absolute;left:0pt;margin-left:92.05pt;margin-top:36.45pt;height:0.25pt;width:287.4pt;z-index:251660288;mso-width-relative:page;mso-height-relative:page;" filled="f" stroked="t" coordsize="21600,21600" o:gfxdata="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">
+              <v:line id="_x0000_s1026" o:spid="_x0000_s1026" o:spt="20" style="position:absolute;left:0pt;margin-left:90.55pt;margin-top:6.45pt;height:0.25pt;width:287.4pt;z-index:251660288;mso-width-relative:page;mso-height-relative:page;" filled="f" stroked="t" coordsize="21600,21600" o:gfxdata="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">
                 <v:fill on="f" focussize="0,0"/>
                 <v:stroke weight="0.25pt" color="#000000 [3213]" joinstyle="round"/>
                 <v:imagedata o:title=""/>
@@ -759,132 +925,28 @@
           </mc:Fallback>
         </mc:AlternateContent>
       </w:r>
-      <w:r>
-        <w:rPr>
-          <w:rFonts w:hint="eastAsia" w:ascii="宋体" w:hAnsi="宋体" w:cs="宋体"/>
-          <w:color w:val="000000"/>
-          <w:sz w:val="28"/>
-          <w:szCs w:val="28"/>
-        </w:rPr>
-        <w:t>企业名称</w:t>
-      </w:r>
-      <w:r>
-        <w:rPr>
-          <w:rFonts w:hint="eastAsia" w:ascii="宋体" w:hAnsi="宋体" w:cs="宋体"/>
-          <w:color w:val="000000"/>
-          <w:sz w:val="28"/>
-          <w:szCs w:val="28"/>
-          <w:lang w:val="en-US" w:eastAsia="zh-CN"/>
-        </w:rPr>
-        <w:t xml:space="preserve"> </w:t>
-      </w:r>
-      <w:r>
-        <w:rPr>
-          <w:rFonts w:hint="eastAsia" w:ascii="宋体" w:hAnsi="宋体" w:cs="宋体"/>
-          <w:color w:val="000000"/>
-          <w:sz w:val="28"/>
-          <w:szCs w:val="28"/>
-          <w:u w:val="none" w:color="auto"/>
-        </w:rPr>
-        <w:t xml:space="preserve">     </w:t>
-      </w:r>
-      <w:r>
-        <w:rPr>
-          <w:rFonts w:hint="eastAsia" w:ascii="宋体" w:hAnsi="宋体" w:cs="宋体"/>
-          <w:color w:val="000000"/>
-          <w:sz w:val="28"/>
-          <w:szCs w:val="28"/>
-          <w:u w:val="none" w:color="auto"/>
-          <w:lang w:val="en-US" w:eastAsia="zh-CN"/>
-        </w:rPr>
-        <w:t xml:space="preserve">      </w:t>
-      </w:r>
-      <w:r>
-        <w:rPr>
-          <w:rFonts w:hint="eastAsia" w:ascii="宋体" w:hAnsi="宋体" w:cs="宋体"/>
-          <w:color w:val="auto"/>
-          <w:sz w:val="28"/>
-          <w:szCs w:val="28"/>
-          <w:u w:val="none" w:color="auto"/>
-          <w:lang w:val="en-US" w:eastAsia="zh-CN"/>
-        </w:rPr>
-        <w:t xml:space="preserve"> </w:t>
-      </w:r>
-      <w:r>
-        <w:rPr>
-          <w:rFonts w:hint="eastAsia" w:ascii="宋体" w:hAnsi="宋体" w:eastAsia="宋体" w:cs="宋体"/>
-          <w:color w:val="auto"/>
-          <w:sz w:val="28"/>
-          <w:szCs w:val="28"/>
-          <w:u w:val="none" w:color="auto"/>
-          <w:lang w:val="en-US" w:eastAsia="zh-CN"/>
-        </w:rPr>
-        <w:t>{{公司名称}}</w:t>
-      </w:r>
-      <w:r>
-        <w:rPr>
-          <w:rFonts w:hint="eastAsia" w:ascii="宋体" w:hAnsi="宋体" w:cs="宋体"/>
-          <w:color w:val="000000"/>
-          <w:sz w:val="28"/>
-          <w:szCs w:val="28"/>
-          <w:u w:val="none" w:color="auto"/>
-          <w:lang w:val="en-US" w:eastAsia="zh-CN"/>
-        </w:rPr>
-        <w:t xml:space="preserve">   </w:t>
-      </w:r>
-      <w:r>
-        <w:rPr>
-          <w:rFonts w:hint="eastAsia" w:ascii="宋体" w:hAnsi="宋体" w:cs="宋体"/>
-          <w:color w:val="000000"/>
-          <w:sz w:val="28"/>
-          <w:szCs w:val="28"/>
-          <w:u w:val="none" w:color="auto"/>
-        </w:rPr>
-        <w:t xml:space="preserve">  </w:t>
-      </w:r>
-      <w:r>
-        <w:rPr>
-          <w:rFonts w:hint="eastAsia" w:ascii="宋体" w:hAnsi="宋体" w:cs="宋体"/>
-          <w:color w:val="000000"/>
-          <w:sz w:val="28"/>
-          <w:szCs w:val="28"/>
-          <w:u w:val="none" w:color="auto"/>
-          <w:lang w:val="en-US" w:eastAsia="zh-CN"/>
-        </w:rPr>
-        <w:t xml:space="preserve">            </w:t>
-      </w:r>
     </w:p>
     <w:p>
       <w:pPr>
-        <w:spacing w:line="480" w:lineRule="auto"/>
-        <w:ind w:firstLine="624"/>
-        <w:rPr>
-          <w:rFonts w:hint="eastAsia" w:ascii="宋体" w:hAnsi="宋体" w:eastAsia="宋体" w:cs="宋体"/>
-          <w:color w:val="000000"/>
-          <w:sz w:val="28"/>
-          <w:szCs w:val="28"/>
-          <w:u w:val="single" w:color="000000"/>
-          <w:lang w:val="en-US" w:eastAsia="zh-CN"/>
-        </w:rPr>
-      </w:pPr>
-      <w:r>
+        <w:bidi w:val="0"/>
+        <w:ind w:firstLine="560" w:firstLineChars="200"/>
         <w:rPr>
           <w:rFonts w:hint="eastAsia" w:ascii="宋体" w:hAnsi="宋体" w:cs="宋体"/>
           <w:color w:val="000000"/>
           <w:sz w:val="28"/>
           <w:szCs w:val="28"/>
-        </w:rPr>
-        <w:t xml:space="preserve">项目类别 </w:t>
-      </w:r>
+          <w:u w:val="none"/>
+          <w:lang w:val="en-US" w:eastAsia="zh-CN"/>
+        </w:rPr>
+      </w:pPr>
       <w:r>
         <w:rPr>
           <w:rFonts w:hint="eastAsia" w:ascii="宋体" w:hAnsi="宋体" w:cs="宋体"/>
           <w:color w:val="000000"/>
           <w:sz w:val="28"/>
           <w:szCs w:val="28"/>
-          <w:u w:val="single"/>
-        </w:rPr>
-        <w:t xml:space="preserve">              自主开发   </w:t>
+        </w:rPr>
+        <w:t xml:space="preserve">项目类别 </w:t>
       </w:r>
       <w:r>
         <w:rPr>
@@ -892,10 +954,9 @@
           <w:color w:val="000000"/>
           <w:sz w:val="28"/>
           <w:szCs w:val="28"/>
-          <w:u w:val="single"/>
-          <w:lang w:val="en-US" w:eastAsia="zh-CN"/>
-        </w:rPr>
-        <w:t xml:space="preserve">   </w:t>
+          <w:u w:val="none"/>
+        </w:rPr>
+        <w:t xml:space="preserve">              自主开发   </w:t>
       </w:r>
       <w:r>
         <w:rPr>
@@ -903,9 +964,10 @@
           <w:color w:val="000000"/>
           <w:sz w:val="28"/>
           <w:szCs w:val="28"/>
-          <w:u w:val="single"/>
-        </w:rPr>
-        <w:t xml:space="preserve">         </w:t>
+          <w:u w:val="none"/>
+          <w:lang w:val="en-US" w:eastAsia="zh-CN"/>
+        </w:rPr>
+        <w:t xml:space="preserve">   </w:t>
       </w:r>
       <w:r>
         <w:rPr>
@@ -913,7 +975,17 @@
           <w:color w:val="000000"/>
           <w:sz w:val="28"/>
           <w:szCs w:val="28"/>
-          <w:u w:val="single"/>
+          <w:u w:val="none"/>
+        </w:rPr>
+        <w:t xml:space="preserve">         </w:t>
+      </w:r>
+      <w:r>
+        <w:rPr>
+          <w:rFonts w:hint="eastAsia" w:ascii="宋体" w:hAnsi="宋体" w:cs="宋体"/>
+          <w:color w:val="000000"/>
+          <w:sz w:val="28"/>
+          <w:szCs w:val="28"/>
+          <w:u w:val="none"/>
           <w:lang w:val="en-US" w:eastAsia="zh-CN"/>
         </w:rPr>
         <w:t xml:space="preserve"> </w:t>
@@ -921,16 +993,249 @@
     </w:p>
     <w:p>
       <w:pPr>
-        <w:spacing w:line="480" w:lineRule="auto"/>
-        <w:ind w:firstLine="624"/>
+        <w:bidi w:val="0"/>
+        <w:ind w:firstLine="630" w:firstLineChars="300"/>
         <w:rPr>
           <w:rFonts w:hint="eastAsia" w:ascii="宋体" w:hAnsi="宋体" w:cs="宋体"/>
           <w:color w:val="000000"/>
           <w:sz w:val="28"/>
           <w:szCs w:val="28"/>
+          <w:u w:val="none"/>
+          <w:lang w:val="en-US" w:eastAsia="zh-CN"/>
+        </w:rPr>
+      </w:pPr>
+      <w:r>
+        <w:rPr>
+          <w:rFonts w:hint="default" w:ascii="Times New Roman" w:hAnsi="Times New Roman" w:cs="Times New Roman"/>
+          <w:color w:val="auto"/>
+          <w:highlight w:val="none"/>
+        </w:rPr>
+        <mc:AlternateContent>
+          <mc:Choice Requires="wps">
+            <w:drawing>
+              <wp:anchor distT="0" distB="0" distL="114300" distR="114300" simplePos="0" relativeHeight="251668480" behindDoc="0" locked="0" layoutInCell="1" allowOverlap="1">
+                <wp:simplePos x="0" y="0"/>
+                <wp:positionH relativeFrom="column">
+                  <wp:posOffset>1149985</wp:posOffset>
+                </wp:positionH>
+                <wp:positionV relativeFrom="paragraph">
+                  <wp:posOffset>92710</wp:posOffset>
+                </wp:positionV>
+                <wp:extent cx="3649980" cy="3175"/>
+                <wp:effectExtent l="0" t="0" r="0" b="0"/>
+                <wp:wrapNone/>
+                <wp:docPr id="9" name="直接连接符 9"/>
+                <wp:cNvGraphicFramePr/>
+                <a:graphic xmlns:a="http://schemas.openxmlformats.org/drawingml/2006/main">
+                  <a:graphicData uri="http://schemas.microsoft.com/office/word/2010/wordprocessingShape">
+                    <wps:wsp>
+                      <wps:cNvCnPr/>
+                      <wps:spPr>
+                        <a:xfrm>
+                          <a:off x="0" y="0"/>
+                          <a:ext cx="3649980" cy="3175"/>
+                        </a:xfrm>
+                        <a:prstGeom prst="line">
+                          <a:avLst/>
+                        </a:prstGeom>
+                        <a:ln w="3175" cap="flat" cmpd="sng">
+                          <a:solidFill>
+                            <a:schemeClr val="tx1"/>
+                          </a:solidFill>
+                          <a:prstDash val="solid"/>
+                          <a:headEnd type="none" w="med" len="med"/>
+                          <a:tailEnd type="none" w="med" len="med"/>
+                        </a:ln>
+                        <a:effectLst/>
+                      </wps:spPr>
+                      <wps:bodyPr upright="1"/>
+                    </wps:wsp>
+                  </a:graphicData>
+                </a:graphic>
+              </wp:anchor>
+            </w:drawing>
+          </mc:Choice>
+          <mc:Fallback>
+            <w:pict>
+              <v:line id="_x0000_s1026" o:spid="_x0000_s1026" o:spt="20" style="position:absolute;left:0pt;margin-left:90.55pt;margin-top:7.3pt;height:0.25pt;width:287.4pt;z-index:251668480;mso-width-relative:page;mso-height-relative:page;" filled="f" stroked="t" coordsize="21600,21600" o:gfxdata="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">
+                <v:fill on="f" focussize="0,0"/>
+                <v:stroke weight="0.25pt" color="#000000 [3213]" joinstyle="round"/>
+                <v:imagedata o:title=""/>
+                <o:lock v:ext="edit" aspectratio="f"/>
+              </v:line>
+            </w:pict>
+          </mc:Fallback>
+        </mc:AlternateContent>
+      </w:r>
+    </w:p>
+    <w:p>
+      <w:pPr>
+        <w:bidi w:val="0"/>
+        <w:ind w:firstLine="560" w:firstLineChars="200"/>
+        <w:rPr>
+          <w:rFonts w:hint="eastAsia" w:ascii="宋体" w:hAnsi="宋体" w:cs="宋体"/>
+          <w:sz w:val="28"/>
+          <w:szCs w:val="28"/>
+          <w:u w:val="none" w:color="auto"/>
+          <w:lang w:val="en-US" w:eastAsia="zh-CN"/>
+        </w:rPr>
+      </w:pPr>
+      <w:r>
+        <w:rPr>
+          <w:rFonts w:hint="eastAsia" w:ascii="宋体" w:hAnsi="宋体" w:cs="宋体"/>
+          <w:color w:val="000000"/>
+          <w:sz w:val="28"/>
+          <w:szCs w:val="28"/>
+        </w:rPr>
+        <w:t>项目负责人</w:t>
+      </w:r>
+      <w:r>
+        <w:rPr>
+          <w:rFonts w:hint="eastAsia" w:ascii="宋体" w:hAnsi="宋体" w:cs="宋体"/>
+          <w:color w:val="000000"/>
+          <w:sz w:val="28"/>
+          <w:szCs w:val="28"/>
+          <w:u w:val="none" w:color="auto"/>
+        </w:rPr>
+        <w:t xml:space="preserve">    {{</w:t>
+      </w:r>
+      <w:r>
+        <w:rPr>
+          <w:rFonts w:hint="eastAsia" w:ascii="宋体" w:hAnsi="宋体" w:cs="宋体"/>
+          <w:color w:val="000000"/>
+          <w:sz w:val="28"/>
+          <w:szCs w:val="28"/>
+          <w:u w:val="none" w:color="auto"/>
+          <w:lang w:val="en-US" w:eastAsia="zh-CN"/>
+        </w:rPr>
+        <w:t>项目</w:t>
+      </w:r>
+      <w:r>
+        <w:rPr>
+          <w:rFonts w:hint="eastAsia" w:ascii="宋体" w:hAnsi="宋体" w:cs="宋体"/>
+          <w:color w:val="000000"/>
+          <w:sz w:val="28"/>
+          <w:szCs w:val="28"/>
+          <w:u w:val="none" w:color="auto"/>
+        </w:rPr>
+        <w:t xml:space="preserve">负责人}}    </w:t>
+      </w:r>
+      <w:r>
+        <w:rPr>
+          <w:rFonts w:hint="eastAsia" w:ascii="宋体" w:hAnsi="宋体" w:cs="宋体"/>
+          <w:color w:val="000000"/>
+          <w:sz w:val="28"/>
+          <w:szCs w:val="28"/>
+          <w:u w:val="none" w:color="auto"/>
+          <w:lang w:val="en-US" w:eastAsia="zh-CN"/>
+        </w:rPr>
+        <w:t xml:space="preserve"> </w:t>
+      </w:r>
+      <w:r>
+        <w:rPr>
+          <w:rFonts w:hint="eastAsia" w:ascii="宋体" w:hAnsi="宋体" w:cs="宋体"/>
+          <w:color w:val="000000"/>
+          <w:sz w:val="28"/>
+          <w:szCs w:val="28"/>
+          <w:u w:val="none" w:color="auto"/>
+        </w:rPr>
+        <w:t xml:space="preserve">电话  </w:t>
+      </w:r>
+      <w:r>
+        <w:rPr>
+          <w:rFonts w:hint="eastAsia" w:ascii="宋体" w:hAnsi="宋体" w:cs="宋体"/>
+          <w:sz w:val="28"/>
+          <w:szCs w:val="28"/>
+          <w:u w:val="none" w:color="auto"/>
+        </w:rPr>
+        <w:t xml:space="preserve"> </w:t>
+      </w:r>
+      <w:r>
+        <w:rPr>
+          <w:rFonts w:hint="eastAsia" w:ascii="宋体" w:hAnsi="宋体" w:cs="宋体"/>
+          <w:sz w:val="28"/>
+          <w:szCs w:val="28"/>
+          <w:u w:val="none" w:color="auto"/>
+          <w:lang w:val="en-US" w:eastAsia="zh-CN"/>
+        </w:rPr>
+        <w:t xml:space="preserve">     /  </w:t>
+      </w:r>
+    </w:p>
+    <w:p>
+      <w:pPr>
+        <w:bidi w:val="0"/>
+        <w:ind w:firstLine="0" w:firstLineChars="0"/>
+        <w:rPr>
+          <w:rFonts w:hint="eastAsia" w:ascii="宋体" w:hAnsi="宋体" w:cs="宋体"/>
+          <w:color w:val="000000"/>
+          <w:sz w:val="28"/>
+          <w:szCs w:val="28"/>
           <w:u w:val="single" w:color="000000"/>
         </w:rPr>
       </w:pPr>
+      <w:r>
+        <w:rPr>
+          <w:rFonts w:hint="default" w:ascii="Times New Roman" w:hAnsi="Times New Roman" w:cs="Times New Roman"/>
+          <w:color w:val="auto"/>
+          <w:highlight w:val="none"/>
+        </w:rPr>
+        <mc:AlternateContent>
+          <mc:Choice Requires="wps">
+            <w:drawing>
+              <wp:anchor distT="0" distB="0" distL="114300" distR="114300" simplePos="0" relativeHeight="251663360" behindDoc="0" locked="0" layoutInCell="1" allowOverlap="1">
+                <wp:simplePos x="0" y="0"/>
+                <wp:positionH relativeFrom="column">
+                  <wp:posOffset>3616960</wp:posOffset>
+                </wp:positionH>
+                <wp:positionV relativeFrom="paragraph">
+                  <wp:posOffset>75565</wp:posOffset>
+                </wp:positionV>
+                <wp:extent cx="1211580" cy="6985"/>
+                <wp:effectExtent l="0" t="0" r="0" b="0"/>
+                <wp:wrapNone/>
+                <wp:docPr id="5" name="直接连接符 5"/>
+                <wp:cNvGraphicFramePr/>
+                <a:graphic xmlns:a="http://schemas.openxmlformats.org/drawingml/2006/main">
+                  <a:graphicData uri="http://schemas.microsoft.com/office/word/2010/wordprocessingShape">
+                    <wps:wsp>
+                      <wps:cNvCnPr/>
+                      <wps:spPr>
+                        <a:xfrm>
+                          <a:off x="0" y="0"/>
+                          <a:ext cx="1211580" cy="6985"/>
+                        </a:xfrm>
+                        <a:prstGeom prst="line">
+                          <a:avLst/>
+                        </a:prstGeom>
+                        <a:ln w="3175" cap="flat" cmpd="sng">
+                          <a:solidFill>
+                            <a:schemeClr val="tx1"/>
+                          </a:solidFill>
+                          <a:prstDash val="solid"/>
+                          <a:headEnd type="none" w="med" len="med"/>
+                          <a:tailEnd type="none" w="med" len="med"/>
+                        </a:ln>
+                        <a:effectLst/>
+                      </wps:spPr>
+                      <wps:bodyPr upright="1"/>
+                    </wps:wsp>
+                  </a:graphicData>
+                </a:graphic>
+              </wp:anchor>
+            </w:drawing>
+          </mc:Choice>
+          <mc:Fallback>
+            <w:pict>
+              <v:line id="_x0000_s1026" o:spid="_x0000_s1026" o:spt="20" style="position:absolute;left:0pt;margin-left:284.8pt;margin-top:5.95pt;height:0.55pt;width:95.4pt;z-index:251663360;mso-width-relative:page;mso-height-relative:page;" filled="f" stroked="t" coordsize="21600,21600" o:gfxdata="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">
+                <v:fill on="f" focussize="0,0"/>
+                <v:stroke weight="0.25pt" color="#000000 [3213]" joinstyle="round"/>
+                <v:imagedata o:title=""/>
+                <o:lock v:ext="edit" aspectratio="f"/>
+              </v:line>
+            </w:pict>
+          </mc:Fallback>
+        </mc:AlternateContent>
+      </w:r>
       <w:r>
         <w:rPr>
           <w:rFonts w:hint="default" w:ascii="Times New Roman" w:hAnsi="Times New Roman" w:cs="Times New Roman"/>
@@ -943,10 +1248,10 @@
               <wp:anchor distT="0" distB="0" distL="114300" distR="114300" simplePos="0" relativeHeight="251661312" behindDoc="0" locked="0" layoutInCell="1" allowOverlap="1">
                 <wp:simplePos x="0" y="0"/>
                 <wp:positionH relativeFrom="column">
-                  <wp:posOffset>1340485</wp:posOffset>
+                  <wp:posOffset>1378585</wp:posOffset>
                 </wp:positionH>
                 <wp:positionV relativeFrom="paragraph">
-                  <wp:posOffset>529590</wp:posOffset>
+                  <wp:posOffset>63500</wp:posOffset>
                 </wp:positionV>
                 <wp:extent cx="1821180" cy="2540"/>
                 <wp:effectExtent l="0" t="0" r="0" b="0"/>
@@ -984,7 +1289,7 @@
           </mc:Choice>
           <mc:Fallback>
             <w:pict>
-              <v:line id="_x0000_s1026" o:spid="_x0000_s1026" o:spt="20" style="position:absolute;left:0pt;flip:y;margin-left:105.55pt;margin-top:41.7pt;height:0.2pt;width:143.4pt;z-index:251661312;mso-width-relative:page;mso-height-relative:page;" filled="f" stroked="t" coordsize="21600,21600" o:gfxdata="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">
+              <v:line id="_x0000_s1026" o:spid="_x0000_s1026" o:spt="20" style="position:absolute;left:0pt;flip:y;margin-left:108.55pt;margin-top:5pt;height:0.2pt;width:143.4pt;z-index:251661312;mso-width-relative:page;mso-height-relative:page;" filled="f" stroked="t" coordsize="21600,21600" o:gfxdata="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">
                 <v:fill on="f" focussize="0,0"/>
                 <v:stroke weight="0.25pt" color="#000000 [3213]" joinstyle="round"/>
                 <v:imagedata o:title=""/>
@@ -996,146 +1301,13 @@
       </w:r>
       <w:r>
         <w:rPr>
-          <w:rFonts w:hint="default" w:ascii="Times New Roman" w:hAnsi="Times New Roman" w:cs="Times New Roman"/>
-          <w:color w:val="auto"/>
-          <w:highlight w:val="none"/>
-        </w:rPr>
-        <mc:AlternateContent>
-          <mc:Choice Requires="wps">
-            <w:drawing>
-              <wp:anchor distT="0" distB="0" distL="114300" distR="114300" simplePos="0" relativeHeight="251663360" behindDoc="0" locked="0" layoutInCell="1" allowOverlap="1">
-                <wp:simplePos x="0" y="0"/>
-                <wp:positionH relativeFrom="column">
-                  <wp:posOffset>3616960</wp:posOffset>
-                </wp:positionH>
-                <wp:positionV relativeFrom="paragraph">
-                  <wp:posOffset>513080</wp:posOffset>
-                </wp:positionV>
-                <wp:extent cx="1211580" cy="6985"/>
-                <wp:effectExtent l="0" t="0" r="0" b="0"/>
-                <wp:wrapNone/>
-                <wp:docPr id="5" name="直接连接符 5"/>
-                <wp:cNvGraphicFramePr/>
-                <a:graphic xmlns:a="http://schemas.openxmlformats.org/drawingml/2006/main">
-                  <a:graphicData uri="http://schemas.microsoft.com/office/word/2010/wordprocessingShape">
-                    <wps:wsp>
-                      <wps:cNvCnPr/>
-                      <wps:spPr>
-                        <a:xfrm>
-                          <a:off x="0" y="0"/>
-                          <a:ext cx="1211580" cy="6985"/>
-                        </a:xfrm>
-                        <a:prstGeom prst="line">
-                          <a:avLst/>
-                        </a:prstGeom>
-                        <a:ln w="3175" cap="flat" cmpd="sng">
-                          <a:solidFill>
-                            <a:schemeClr val="tx1"/>
-                          </a:solidFill>
-                          <a:prstDash val="solid"/>
-                          <a:headEnd type="none" w="med" len="med"/>
-                          <a:tailEnd type="none" w="med" len="med"/>
-                        </a:ln>
-                        <a:effectLst/>
-                      </wps:spPr>
-                      <wps:bodyPr upright="1"/>
-                    </wps:wsp>
-                  </a:graphicData>
-                </a:graphic>
-              </wp:anchor>
-            </w:drawing>
-          </mc:Choice>
-          <mc:Fallback>
-            <w:pict>
-              <v:line id="_x0000_s1026" o:spid="_x0000_s1026" o:spt="20" style="position:absolute;left:0pt;margin-left:284.8pt;margin-top:40.4pt;height:0.55pt;width:95.4pt;z-index:251663360;mso-width-relative:page;mso-height-relative:page;" filled="f" stroked="t" coordsize="21600,21600" o:gfxdata="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">
-                <v:fill on="f" focussize="0,0"/>
-                <v:stroke weight="0.25pt" color="#000000 [3213]" joinstyle="round"/>
-                <v:imagedata o:title=""/>
-                <o:lock v:ext="edit" aspectratio="f"/>
-              </v:line>
-            </w:pict>
-          </mc:Fallback>
-        </mc:AlternateContent>
-      </w:r>
-      <w:r>
-        <w:rPr>
           <w:rFonts w:hint="eastAsia" w:ascii="宋体" w:hAnsi="宋体" w:cs="宋体"/>
-          <w:color w:val="000000"/>
-          <w:sz w:val="28"/>
-          <w:szCs w:val="28"/>
-        </w:rPr>
-        <w:t>项目负责人</w:t>
-      </w:r>
-      <w:r>
-        <w:rPr>
-          <w:rFonts w:hint="eastAsia" w:ascii="宋体" w:hAnsi="宋体" w:cs="宋体"/>
-          <w:color w:val="000000"/>
-          <w:sz w:val="28"/>
-          <w:szCs w:val="28"/>
-          <w:u w:val="none" w:color="auto"/>
-        </w:rPr>
-        <w:t xml:space="preserve">    {{</w:t>
-      </w:r>
-      <w:r>
-        <w:rPr>
-          <w:rFonts w:hint="eastAsia" w:ascii="宋体" w:hAnsi="宋体" w:cs="宋体"/>
-          <w:color w:val="000000"/>
           <w:sz w:val="28"/>
           <w:szCs w:val="28"/>
           <w:u w:val="none" w:color="auto"/>
           <w:lang w:val="en-US" w:eastAsia="zh-CN"/>
         </w:rPr>
-        <w:t>项目</w:t>
-      </w:r>
-      <w:r>
-        <w:rPr>
-          <w:rFonts w:hint="eastAsia" w:ascii="宋体" w:hAnsi="宋体" w:cs="宋体"/>
-          <w:color w:val="000000"/>
-          <w:sz w:val="28"/>
-          <w:szCs w:val="28"/>
-          <w:u w:val="none" w:color="auto"/>
-        </w:rPr>
-        <w:t xml:space="preserve">负责人}}    </w:t>
-      </w:r>
-      <w:r>
-        <w:rPr>
-          <w:rFonts w:hint="eastAsia" w:ascii="宋体" w:hAnsi="宋体" w:cs="宋体"/>
-          <w:color w:val="000000"/>
-          <w:sz w:val="28"/>
-          <w:szCs w:val="28"/>
-          <w:u w:val="none" w:color="auto"/>
-          <w:lang w:val="en-US" w:eastAsia="zh-CN"/>
-        </w:rPr>
         <w:t xml:space="preserve"> </w:t>
-      </w:r>
-      <w:r>
-        <w:rPr>
-          <w:rFonts w:hint="eastAsia" w:ascii="宋体" w:hAnsi="宋体" w:cs="宋体"/>
-          <w:color w:val="000000"/>
-          <w:sz w:val="28"/>
-          <w:szCs w:val="28"/>
-          <w:u w:val="none" w:color="auto"/>
-        </w:rPr>
-        <w:t xml:space="preserve">电话  </w:t>
-      </w:r>
-      <w:r>
-        <w:rPr>
-          <w:rFonts w:hint="eastAsia" w:ascii="宋体" w:hAnsi="宋体" w:cs="宋体"/>
-          <w:sz w:val="28"/>
-          <w:szCs w:val="28"/>
-          <w:u w:val="none" w:color="auto"/>
-        </w:rPr>
-        <w:t xml:space="preserve"> </w:t>
-      </w:r>
-      <w:r>
-        <w:rPr>
-          <w:rFonts w:hint="eastAsia" w:ascii="宋体" w:hAnsi="宋体" w:cs="宋体"/>
-          <w:sz w:val="28"/>
-          <w:szCs w:val="28"/>
-          <w:u w:val="none" w:color="auto"/>
-          <w:lang w:val="en-US" w:eastAsia="zh-CN"/>
-        </w:rPr>
-        <w:t xml:space="preserve">     /   </w:t>
       </w:r>
       <w:r>
         <w:rPr>
@@ -1149,11 +1321,104 @@
     </w:p>
     <w:p>
       <w:pPr>
-        <w:spacing w:line="480" w:lineRule="auto"/>
-        <w:ind w:firstLine="624"/>
-        <w:rPr>
-          <w:rFonts w:hint="default" w:ascii="宋体" w:hAnsi="宋体" w:eastAsia="宋体" w:cs="宋体"/>
+        <w:bidi w:val="0"/>
+        <w:ind w:firstLine="560" w:firstLineChars="200"/>
+        <w:rPr>
+          <w:rFonts w:hint="eastAsia" w:ascii="宋体" w:hAnsi="宋体" w:cs="宋体"/>
+          <w:sz w:val="28"/>
+          <w:szCs w:val="28"/>
+          <w:u w:val="none" w:color="auto"/>
+        </w:rPr>
+      </w:pPr>
+      <w:r>
+        <w:rPr>
+          <w:rFonts w:hint="eastAsia" w:ascii="宋体" w:hAnsi="宋体" w:cs="宋体"/>
           <w:color w:val="000000"/>
+          <w:sz w:val="28"/>
+          <w:szCs w:val="28"/>
+        </w:rPr>
+        <w:t>项目联系人</w:t>
+      </w:r>
+      <w:r>
+        <w:rPr>
+          <w:rFonts w:hint="eastAsia" w:ascii="宋体" w:hAnsi="宋体" w:cs="宋体"/>
+          <w:color w:val="000000"/>
+          <w:sz w:val="28"/>
+          <w:szCs w:val="28"/>
+          <w:u w:val="none" w:color="auto"/>
+        </w:rPr>
+        <w:t xml:space="preserve">    {{</w:t>
+      </w:r>
+      <w:r>
+        <w:rPr>
+          <w:rFonts w:hint="eastAsia" w:ascii="宋体" w:hAnsi="宋体" w:cs="宋体"/>
+          <w:color w:val="000000"/>
+          <w:sz w:val="28"/>
+          <w:szCs w:val="28"/>
+          <w:u w:val="none" w:color="auto"/>
+          <w:lang w:val="en-US" w:eastAsia="zh-CN"/>
+        </w:rPr>
+        <w:t>项目</w:t>
+      </w:r>
+      <w:r>
+        <w:rPr>
+          <w:rFonts w:hint="eastAsia" w:ascii="宋体" w:hAnsi="宋体" w:cs="宋体"/>
+          <w:color w:val="000000"/>
+          <w:sz w:val="28"/>
+          <w:szCs w:val="28"/>
+          <w:u w:val="none" w:color="auto"/>
+        </w:rPr>
+        <w:t xml:space="preserve">负责人}}  </w:t>
+      </w:r>
+      <w:r>
+        <w:rPr>
+          <w:rFonts w:hint="eastAsia" w:ascii="宋体" w:hAnsi="宋体" w:cs="宋体"/>
+          <w:color w:val="000000"/>
+          <w:sz w:val="28"/>
+          <w:szCs w:val="28"/>
+          <w:u w:val="none" w:color="auto"/>
+          <w:lang w:val="en-US" w:eastAsia="zh-CN"/>
+        </w:rPr>
+        <w:t xml:space="preserve">   </w:t>
+      </w:r>
+      <w:r>
+        <w:rPr>
+          <w:rFonts w:hint="eastAsia" w:ascii="宋体" w:hAnsi="宋体" w:cs="宋体"/>
+          <w:color w:val="000000"/>
+          <w:sz w:val="28"/>
+          <w:szCs w:val="28"/>
+          <w:u w:val="none" w:color="auto"/>
+        </w:rPr>
+        <w:t xml:space="preserve">电话  </w:t>
+      </w:r>
+      <w:r>
+        <w:rPr>
+          <w:rFonts w:hint="eastAsia" w:ascii="宋体" w:hAnsi="宋体" w:cs="宋体"/>
+          <w:color w:val="000000"/>
+          <w:sz w:val="28"/>
+          <w:szCs w:val="28"/>
+          <w:u w:val="none" w:color="auto"/>
+          <w:lang w:val="en-US" w:eastAsia="zh-CN"/>
+        </w:rPr>
+        <w:t xml:space="preserve">      /   </w:t>
+      </w:r>
+      <w:r>
+        <w:rPr>
+          <w:rFonts w:hint="eastAsia" w:ascii="宋体" w:hAnsi="宋体" w:cs="宋体"/>
+          <w:sz w:val="28"/>
+          <w:szCs w:val="28"/>
+          <w:u w:val="none" w:color="auto"/>
+        </w:rPr>
+        <w:t xml:space="preserve"> </w:t>
+      </w:r>
+      <w:bookmarkStart w:id="0" w:name="_GoBack"/>
+      <w:bookmarkEnd w:id="0"/>
+    </w:p>
+    <w:p>
+      <w:pPr>
+        <w:bidi w:val="0"/>
+        <w:rPr>
+          <w:rFonts w:hint="default" w:ascii="宋体" w:hAnsi="宋体" w:cs="宋体"/>
           <w:sz w:val="28"/>
           <w:szCs w:val="28"/>
           <w:u w:val="none" w:color="auto"/>
@@ -1172,10 +1437,10 @@
               <wp:anchor distT="0" distB="0" distL="114300" distR="114300" simplePos="0" relativeHeight="251664384" behindDoc="0" locked="0" layoutInCell="1" allowOverlap="1">
                 <wp:simplePos x="0" y="0"/>
                 <wp:positionH relativeFrom="column">
-                  <wp:posOffset>3636010</wp:posOffset>
+                  <wp:posOffset>3626485</wp:posOffset>
                 </wp:positionH>
                 <wp:positionV relativeFrom="paragraph">
-                  <wp:posOffset>492760</wp:posOffset>
+                  <wp:posOffset>74295</wp:posOffset>
                 </wp:positionV>
                 <wp:extent cx="1230630" cy="2540"/>
                 <wp:effectExtent l="0" t="0" r="0" b="0"/>
@@ -1213,7 +1478,7 @@
           </mc:Choice>
           <mc:Fallback>
             <w:pict>
-              <v:line id="_x0000_s1026" o:spid="_x0000_s1026" o:spt="20" style="position:absolute;left:0pt;flip:y;margin-left:286.3pt;margin-top:38.8pt;height:0.2pt;width:96.9pt;z-index:251664384;mso-width-relative:page;mso-height-relative:page;" filled="f" stroked="t" coordsize="21600,21600" o:gfxdata="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">
+              <v:line id="_x0000_s1026" o:spid="_x0000_s1026" o:spt="20" style="position:absolute;left:0pt;flip:y;margin-left:285.55pt;margin-top:5.85pt;height:0.2pt;width:96.9pt;z-index:251664384;mso-width-relative:page;mso-height-relative:page;" filled="f" stroked="t" coordsize="21600,21600" o:gfxdata="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">
                 <v:fill on="f" focussize="0,0"/>
                 <v:stroke weight="0.25pt" color="#000000 [3213]" joinstyle="round"/>
                 <v:imagedata o:title=""/>
@@ -1235,10 +1500,10 @@
               <wp:anchor distT="0" distB="0" distL="114300" distR="114300" simplePos="0" relativeHeight="251662336" behindDoc="0" locked="0" layoutInCell="1" allowOverlap="1">
                 <wp:simplePos x="0" y="0"/>
                 <wp:positionH relativeFrom="column">
-                  <wp:posOffset>1350010</wp:posOffset>
+                  <wp:posOffset>1388110</wp:posOffset>
                 </wp:positionH>
                 <wp:positionV relativeFrom="paragraph">
-                  <wp:posOffset>511810</wp:posOffset>
+                  <wp:posOffset>74295</wp:posOffset>
                 </wp:positionV>
                 <wp:extent cx="1802130" cy="2540"/>
                 <wp:effectExtent l="0" t="0" r="0" b="0"/>
@@ -1276,7 +1541,7 @@
           </mc:Choice>
           <mc:Fallback>
             <w:pict>
-              <v:line id="_x0000_s1026" o:spid="_x0000_s1026" o:spt="20" style="position:absolute;left:0pt;flip:y;margin-left:106.3pt;margin-top:40.3pt;height:0.2pt;width:141.9pt;z-index:251662336;mso-width-relative:page;mso-height-relative:page;" filled="f" stroked="t" coordsize="21600,21600" o:gfxdata="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">
+              <v:line id="_x0000_s1026" o:spid="_x0000_s1026" o:spt="20" style="position:absolute;left:0pt;flip:y;margin-left:109.3pt;margin-top:5.85pt;height:0.2pt;width:141.9pt;z-index:251662336;mso-width-relative:page;mso-height-relative:page;" filled="f" stroked="t" coordsize="21600,21600" o:gfxdata="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">
                 <v:fill on="f" focussize="0,0"/>
                 <v:stroke weight="0.25pt" color="#000000 [3213]" joinstyle="round"/>
                 <v:imagedata o:title=""/>
@@ -1286,92 +1551,11 @@
           </mc:Fallback>
         </mc:AlternateContent>
       </w:r>
-      <w:r>
-        <w:rPr>
-          <w:rFonts w:hint="eastAsia" w:ascii="宋体" w:hAnsi="宋体" w:cs="宋体"/>
-          <w:color w:val="000000"/>
-          <w:sz w:val="28"/>
-          <w:szCs w:val="28"/>
-        </w:rPr>
-        <w:t>项目联系人</w:t>
-      </w:r>
-      <w:r>
-        <w:rPr>
-          <w:rFonts w:hint="eastAsia" w:ascii="宋体" w:hAnsi="宋体" w:cs="宋体"/>
-          <w:color w:val="000000"/>
-          <w:sz w:val="28"/>
-          <w:szCs w:val="28"/>
-          <w:u w:val="none" w:color="auto"/>
-        </w:rPr>
-        <w:t xml:space="preserve">    {{</w:t>
-      </w:r>
-      <w:r>
-        <w:rPr>
-          <w:rFonts w:hint="eastAsia" w:ascii="宋体" w:hAnsi="宋体" w:cs="宋体"/>
-          <w:color w:val="000000"/>
-          <w:sz w:val="28"/>
-          <w:szCs w:val="28"/>
-          <w:u w:val="none" w:color="auto"/>
-          <w:lang w:val="en-US" w:eastAsia="zh-CN"/>
-        </w:rPr>
-        <w:t>项目</w:t>
-      </w:r>
-      <w:r>
-        <w:rPr>
-          <w:rFonts w:hint="eastAsia" w:ascii="宋体" w:hAnsi="宋体" w:cs="宋体"/>
-          <w:color w:val="000000"/>
-          <w:sz w:val="28"/>
-          <w:szCs w:val="28"/>
-          <w:u w:val="none" w:color="auto"/>
-        </w:rPr>
-        <w:t xml:space="preserve">负责人}}  </w:t>
-      </w:r>
-      <w:r>
-        <w:rPr>
-          <w:rFonts w:hint="eastAsia" w:ascii="宋体" w:hAnsi="宋体" w:cs="宋体"/>
-          <w:color w:val="000000"/>
-          <w:sz w:val="28"/>
-          <w:szCs w:val="28"/>
-          <w:u w:val="none" w:color="auto"/>
-          <w:lang w:val="en-US" w:eastAsia="zh-CN"/>
-        </w:rPr>
-        <w:t xml:space="preserve">   </w:t>
-      </w:r>
-      <w:r>
-        <w:rPr>
-          <w:rFonts w:hint="eastAsia" w:ascii="宋体" w:hAnsi="宋体" w:cs="宋体"/>
-          <w:color w:val="000000"/>
-          <w:sz w:val="28"/>
-          <w:szCs w:val="28"/>
-          <w:u w:val="none" w:color="auto"/>
-        </w:rPr>
-        <w:t xml:space="preserve">电话  </w:t>
-      </w:r>
-      <w:r>
-        <w:rPr>
-          <w:rFonts w:hint="eastAsia" w:ascii="宋体" w:hAnsi="宋体" w:cs="宋体"/>
-          <w:color w:val="000000"/>
-          <w:sz w:val="28"/>
-          <w:szCs w:val="28"/>
-          <w:u w:val="none" w:color="auto"/>
-          <w:lang w:val="en-US" w:eastAsia="zh-CN"/>
-        </w:rPr>
-        <w:t xml:space="preserve">      /   </w:t>
-      </w:r>
-      <w:r>
-        <w:rPr>
-          <w:rFonts w:hint="eastAsia" w:ascii="宋体" w:hAnsi="宋体" w:cs="宋体"/>
-          <w:sz w:val="28"/>
-          <w:szCs w:val="28"/>
-          <w:u w:val="none" w:color="auto"/>
-        </w:rPr>
-        <w:t xml:space="preserve"> </w:t>
-      </w:r>
     </w:p>
     <w:p>
       <w:pPr>
-        <w:spacing w:line="480" w:lineRule="auto"/>
-        <w:ind w:firstLine="525" w:firstLineChars="250"/>
+        <w:bidi w:val="0"/>
+        <w:ind w:firstLine="560" w:firstLineChars="200"/>
         <w:rPr>
           <w:rFonts w:hint="eastAsia" w:ascii="宋体" w:hAnsi="宋体" w:cs="宋体"/>
           <w:b w:val="0"/>
@@ -1380,6 +1564,101 @@
           <w:sz w:val="28"/>
           <w:szCs w:val="28"/>
           <w:u w:val="none"/>
+        </w:rPr>
+      </w:pPr>
+      <w:r>
+        <w:rPr>
+          <w:rFonts w:hint="eastAsia" w:ascii="宋体" w:hAnsi="宋体" w:cs="宋体"/>
+          <w:color w:val="000000"/>
+          <w:sz w:val="28"/>
+          <w:szCs w:val="28"/>
+        </w:rPr>
+        <w:t>项目起止时间</w:t>
+      </w:r>
+      <w:r>
+        <w:rPr>
+          <w:rFonts w:hint="eastAsia" w:ascii="宋体" w:hAnsi="宋体" w:eastAsia="宋体" w:cs="宋体"/>
+          <w:color w:val="000000"/>
+          <w:sz w:val="28"/>
+          <w:szCs w:val="28"/>
+          <w:u w:val="none"/>
+        </w:rPr>
+        <w:t>{{项目</w:t>
+      </w:r>
+      <w:r>
+        <w:rPr>
+          <w:rFonts w:hint="eastAsia" w:ascii="宋体" w:hAnsi="宋体" w:eastAsia="宋体" w:cs="宋体"/>
+          <w:color w:val="000000"/>
+          <w:sz w:val="28"/>
+          <w:szCs w:val="28"/>
+          <w:u w:val="none"/>
+          <w:lang w:val="en-US" w:eastAsia="zh-CN"/>
+        </w:rPr>
+        <w:t>开始年月</w:t>
+      </w:r>
+      <w:r>
+        <w:rPr>
+          <w:rFonts w:hint="eastAsia" w:ascii="宋体" w:hAnsi="宋体" w:eastAsia="宋体" w:cs="宋体"/>
+          <w:color w:val="000000"/>
+          <w:sz w:val="28"/>
+          <w:szCs w:val="28"/>
+          <w:u w:val="none"/>
+        </w:rPr>
+        <w:t xml:space="preserve">}} </w:t>
+      </w:r>
+      <w:r>
+        <w:rPr>
+          <w:rFonts w:hint="eastAsia" w:ascii="宋体" w:hAnsi="宋体" w:cs="宋体"/>
+          <w:color w:val="000000"/>
+          <w:sz w:val="28"/>
+          <w:szCs w:val="28"/>
+          <w:u w:val="none"/>
+        </w:rPr>
+        <w:t>至</w:t>
+      </w:r>
+      <w:r>
+        <w:rPr>
+          <w:rFonts w:hint="eastAsia" w:ascii="宋体" w:hAnsi="宋体" w:eastAsia="宋体" w:cs="宋体"/>
+          <w:b w:val="0"/>
+          <w:bCs w:val="0"/>
+          <w:sz w:val="28"/>
+          <w:szCs w:val="28"/>
+          <w:u w:val="none"/>
+        </w:rPr>
+        <w:t>{{项目</w:t>
+      </w:r>
+      <w:r>
+        <w:rPr>
+          <w:rFonts w:hint="eastAsia" w:ascii="宋体" w:hAnsi="宋体" w:eastAsia="宋体" w:cs="宋体"/>
+          <w:b w:val="0"/>
+          <w:bCs w:val="0"/>
+          <w:sz w:val="28"/>
+          <w:szCs w:val="28"/>
+          <w:u w:val="none"/>
+          <w:lang w:val="en-US" w:eastAsia="zh-CN"/>
+        </w:rPr>
+        <w:t>结束年月</w:t>
+      </w:r>
+      <w:r>
+        <w:rPr>
+          <w:rFonts w:hint="eastAsia" w:ascii="宋体" w:hAnsi="宋体" w:eastAsia="宋体" w:cs="宋体"/>
+          <w:b w:val="0"/>
+          <w:bCs w:val="0"/>
+          <w:sz w:val="28"/>
+          <w:szCs w:val="28"/>
+          <w:u w:val="none"/>
+        </w:rPr>
+        <w:t>}}</w:t>
+      </w:r>
+    </w:p>
+    <w:p>
+      <w:pPr>
+        <w:jc w:val="center"/>
+        <w:rPr>
+          <w:rFonts w:hint="eastAsia" w:ascii="宋体" w:hAnsi="宋体" w:cs="宋体"/>
+          <w:color w:val="000000"/>
+          <w:sz w:val="28"/>
+          <w:szCs w:val="28"/>
         </w:rPr>
       </w:pPr>
       <w:r>
@@ -1394,10 +1673,10 @@
               <wp:anchor distT="0" distB="0" distL="114300" distR="114300" simplePos="0" relativeHeight="251666432" behindDoc="0" locked="0" layoutInCell="1" allowOverlap="1">
                 <wp:simplePos x="0" y="0"/>
                 <wp:positionH relativeFrom="column">
-                  <wp:posOffset>3237865</wp:posOffset>
+                  <wp:posOffset>3275965</wp:posOffset>
                 </wp:positionH>
                 <wp:positionV relativeFrom="paragraph">
-                  <wp:posOffset>503555</wp:posOffset>
+                  <wp:posOffset>94615</wp:posOffset>
                 </wp:positionV>
                 <wp:extent cx="1209675" cy="0"/>
                 <wp:effectExtent l="0" t="4445" r="0" b="5080"/>
@@ -1435,7 +1714,7 @@
           </mc:Choice>
           <mc:Fallback>
             <w:pict>
-              <v:line id="_x0000_s1026" o:spid="_x0000_s1026" o:spt="20" style="position:absolute;left:0pt;margin-left:254.95pt;margin-top:39.65pt;height:0pt;width:95.25pt;z-index:251666432;mso-width-relative:page;mso-height-relative:page;" filled="f" stroked="t" coordsize="21600,21600" o:gfxdata="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">
+              <v:line id="_x0000_s1026" o:spid="_x0000_s1026" o:spt="20" style="position:absolute;left:0pt;margin-left:257.95pt;margin-top:7.45pt;height:0pt;width:95.25pt;z-index:251666432;mso-width-relative:page;mso-height-relative:page;" filled="f" stroked="t" coordsize="21600,21600" o:gfxdata="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">
                 <v:fill on="f" focussize="0,0"/>
                 <v:stroke weight="0.25pt" color="#000000 [3213]" joinstyle="round"/>
                 <v:imagedata o:title=""/>
@@ -1457,10 +1736,10 @@
               <wp:anchor distT="0" distB="0" distL="114300" distR="114300" simplePos="0" relativeHeight="251665408" behindDoc="0" locked="0" layoutInCell="1" allowOverlap="1">
                 <wp:simplePos x="0" y="0"/>
                 <wp:positionH relativeFrom="column">
-                  <wp:posOffset>1597660</wp:posOffset>
+                  <wp:posOffset>1635760</wp:posOffset>
                 </wp:positionH>
                 <wp:positionV relativeFrom="paragraph">
-                  <wp:posOffset>513080</wp:posOffset>
+                  <wp:posOffset>56515</wp:posOffset>
                 </wp:positionV>
                 <wp:extent cx="1202055" cy="2540"/>
                 <wp:effectExtent l="0" t="0" r="0" b="0"/>
@@ -1498,7 +1777,7 @@
           </mc:Choice>
           <mc:Fallback>
             <w:pict>
-              <v:line id="_x0000_s1026" o:spid="_x0000_s1026" o:spt="20" style="position:absolute;left:0pt;flip:y;margin-left:125.8pt;margin-top:40.4pt;height:0.2pt;width:94.65pt;z-index:251665408;mso-width-relative:page;mso-height-relative:page;" filled="f" stroked="t" coordsize="21600,21600" o:gfxdata="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">
+              <v:line id="_x0000_s1026" o:spid="_x0000_s1026" o:spt="20" style="position:absolute;left:0pt;flip:y;margin-left:128.8pt;margin-top:4.45pt;height:0.2pt;width:94.65pt;z-index:251665408;mso-width-relative:page;mso-height-relative:page;" filled="f" stroked="t" coordsize="21600,21600" o:gfxdata="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">
                 <v:fill on="f" focussize="0,0"/>
                 <v:stroke weight="0.25pt" color="#000000 [3213]" joinstyle="round"/>
                 <v:imagedata o:title=""/>
@@ -1508,101 +1787,6 @@
           </mc:Fallback>
         </mc:AlternateContent>
       </w:r>
-      <w:r>
-        <w:rPr>
-          <w:rFonts w:hint="eastAsia" w:ascii="宋体" w:hAnsi="宋体" w:cs="宋体"/>
-          <w:color w:val="000000"/>
-          <w:sz w:val="28"/>
-          <w:szCs w:val="28"/>
-        </w:rPr>
-        <w:t>项目起止时间</w:t>
-      </w:r>
-      <w:r>
-        <w:rPr>
-          <w:rFonts w:hint="eastAsia" w:ascii="宋体" w:hAnsi="宋体" w:eastAsia="宋体" w:cs="宋体"/>
-          <w:color w:val="000000"/>
-          <w:sz w:val="28"/>
-          <w:szCs w:val="28"/>
-          <w:u w:val="none"/>
-        </w:rPr>
-        <w:t>{{项目</w:t>
-      </w:r>
-      <w:r>
-        <w:rPr>
-          <w:rFonts w:hint="eastAsia" w:ascii="宋体" w:hAnsi="宋体" w:eastAsia="宋体" w:cs="宋体"/>
-          <w:color w:val="000000"/>
-          <w:sz w:val="28"/>
-          <w:szCs w:val="28"/>
-          <w:u w:val="none"/>
-          <w:lang w:val="en-US" w:eastAsia="zh-CN"/>
-        </w:rPr>
-        <w:t>开始年月</w:t>
-      </w:r>
-      <w:r>
-        <w:rPr>
-          <w:rFonts w:hint="eastAsia" w:ascii="宋体" w:hAnsi="宋体" w:eastAsia="宋体" w:cs="宋体"/>
-          <w:color w:val="000000"/>
-          <w:sz w:val="28"/>
-          <w:szCs w:val="28"/>
-          <w:u w:val="none"/>
-        </w:rPr>
-        <w:t xml:space="preserve">}} </w:t>
-      </w:r>
-      <w:r>
-        <w:rPr>
-          <w:rFonts w:hint="eastAsia" w:ascii="宋体" w:hAnsi="宋体" w:cs="宋体"/>
-          <w:color w:val="000000"/>
-          <w:sz w:val="28"/>
-          <w:szCs w:val="28"/>
-          <w:u w:val="none"/>
-        </w:rPr>
-        <w:t>至</w:t>
-      </w:r>
-      <w:r>
-        <w:rPr>
-          <w:rFonts w:hint="eastAsia" w:ascii="宋体" w:hAnsi="宋体" w:eastAsia="宋体" w:cs="宋体"/>
-          <w:b w:val="0"/>
-          <w:bCs w:val="0"/>
-          <w:sz w:val="28"/>
-          <w:szCs w:val="28"/>
-          <w:u w:val="none"/>
-        </w:rPr>
-        <w:t>{{项目</w:t>
-      </w:r>
-      <w:r>
-        <w:rPr>
-          <w:rFonts w:hint="eastAsia" w:ascii="宋体" w:hAnsi="宋体" w:eastAsia="宋体" w:cs="宋体"/>
-          <w:b w:val="0"/>
-          <w:bCs w:val="0"/>
-          <w:sz w:val="28"/>
-          <w:szCs w:val="28"/>
-          <w:u w:val="none"/>
-          <w:lang w:val="en-US" w:eastAsia="zh-CN"/>
-        </w:rPr>
-        <w:t>结束年月</w:t>
-      </w:r>
-      <w:r>
-        <w:rPr>
-          <w:rFonts w:hint="eastAsia" w:ascii="宋体" w:hAnsi="宋体" w:eastAsia="宋体" w:cs="宋体"/>
-          <w:b w:val="0"/>
-          <w:bCs w:val="0"/>
-          <w:sz w:val="28"/>
-          <w:szCs w:val="28"/>
-          <w:u w:val="none"/>
-        </w:rPr>
-        <w:t>}}</w:t>
-      </w:r>
-    </w:p>
-    <w:p>
-      <w:pPr>
-        <w:jc w:val="center"/>
-        <w:rPr>
-          <w:rFonts w:hint="eastAsia" w:ascii="宋体" w:hAnsi="宋体" w:cs="宋体"/>
-          <w:color w:val="000000"/>
-          <w:sz w:val="28"/>
-          <w:szCs w:val="28"/>
-        </w:rPr>
-      </w:pPr>
     </w:p>
     <w:p>
       <w:pPr>
@@ -1715,7 +1899,7 @@
     </w:p>
     <w:p>
       <w:pPr>
-        <w:pStyle w:val="21"/>
+        <w:pStyle w:val="22"/>
         <w:ind w:left="720" w:hanging="720" w:hangingChars="300"/>
         <w:rPr>
           <w:rFonts w:hint="eastAsia" w:ascii="宋体" w:hAnsi="宋体" w:cs="宋体"/>
@@ -1732,7 +1916,7 @@
     </w:p>
     <w:p>
       <w:pPr>
-        <w:pStyle w:val="21"/>
+        <w:pStyle w:val="22"/>
         <w:ind w:left="720" w:hanging="720" w:hangingChars="300"/>
         <w:rPr>
           <w:rFonts w:hint="eastAsia" w:ascii="宋体" w:hAnsi="宋体" w:eastAsia="宋体" w:cs="宋体"/>
@@ -1791,7 +1975,7 @@
     </w:p>
     <w:p>
       <w:pPr>
-        <w:pStyle w:val="21"/>
+        <w:pStyle w:val="22"/>
         <w:ind w:left="720" w:hanging="840" w:hangingChars="300"/>
         <w:rPr>
           <w:rFonts w:hint="eastAsia" w:ascii="宋体" w:hAnsi="宋体" w:cs="宋体"/>
@@ -2224,7 +2408,7 @@
     </w:p>
     <w:tbl>
       <w:tblPr>
-        <w:tblStyle w:val="12"/>
+        <w:tblStyle w:val="13"/>
         <w:tblW w:w="8647" w:type="dxa"/>
         <w:tblInd w:w="93" w:type="dxa"/>
         <w:tblLayout w:type="fixed"/>
@@ -2269,7 +2453,7 @@
           </w:tcPr>
           <w:p>
             <w:pPr>
-              <w:pStyle w:val="20"/>
+              <w:pStyle w:val="21"/>
               <w:keepNext w:val="0"/>
               <w:keepLines w:val="0"/>
               <w:pageBreakBefore w:val="0"/>
@@ -2315,7 +2499,7 @@
           </w:tcPr>
           <w:p>
             <w:pPr>
-              <w:pStyle w:val="20"/>
+              <w:pStyle w:val="21"/>
               <w:keepNext w:val="0"/>
               <w:keepLines w:val="0"/>
               <w:pageBreakBefore w:val="0"/>
@@ -2362,7 +2546,7 @@
           </w:tcPr>
           <w:p>
             <w:pPr>
-              <w:pStyle w:val="20"/>
+              <w:pStyle w:val="21"/>
               <w:keepNext w:val="0"/>
               <w:keepLines w:val="0"/>
               <w:pageBreakBefore w:val="0"/>
@@ -2411,7 +2595,7 @@
           </w:tcPr>
           <w:p>
             <w:pPr>
-              <w:pStyle w:val="20"/>
+              <w:pStyle w:val="21"/>
               <w:keepNext w:val="0"/>
               <w:keepLines w:val="0"/>
               <w:pageBreakBefore w:val="0"/>
@@ -2459,7 +2643,7 @@
           </w:tcPr>
           <w:p>
             <w:pPr>
-              <w:pStyle w:val="20"/>
+              <w:pStyle w:val="21"/>
               <w:keepNext w:val="0"/>
               <w:keepLines w:val="0"/>
               <w:pageBreakBefore w:val="0"/>
@@ -2529,7 +2713,7 @@
           </w:tcPr>
           <w:p>
             <w:pPr>
-              <w:pStyle w:val="20"/>
+              <w:pStyle w:val="21"/>
               <w:keepNext w:val="0"/>
               <w:keepLines w:val="0"/>
               <w:pageBreakBefore w:val="0"/>
@@ -2576,7 +2760,7 @@
           </w:tcPr>
           <w:p>
             <w:pPr>
-              <w:pStyle w:val="20"/>
+              <w:pStyle w:val="21"/>
               <w:keepNext w:val="0"/>
               <w:keepLines w:val="0"/>
               <w:pageBreakBefore w:val="0"/>
@@ -2615,7 +2799,7 @@
           </w:tcPr>
           <w:p>
             <w:pPr>
-              <w:pStyle w:val="20"/>
+              <w:pStyle w:val="21"/>
               <w:keepNext w:val="0"/>
               <w:keepLines w:val="0"/>
               <w:pageBreakBefore w:val="0"/>
@@ -2664,7 +2848,7 @@
           </w:tcPr>
           <w:p>
             <w:pPr>
-              <w:pStyle w:val="20"/>
+              <w:pStyle w:val="21"/>
               <w:keepNext w:val="0"/>
               <w:keepLines w:val="0"/>
               <w:pageBreakBefore w:val="0"/>
@@ -2704,7 +2888,7 @@
           </w:tcPr>
           <w:p>
             <w:pPr>
-              <w:pStyle w:val="20"/>
+              <w:pStyle w:val="21"/>
               <w:keepNext w:val="0"/>
               <w:keepLines w:val="0"/>
               <w:pageBreakBefore w:val="0"/>
@@ -2766,7 +2950,7 @@
           </w:tcPr>
           <w:p>
             <w:pPr>
-              <w:pStyle w:val="20"/>
+              <w:pStyle w:val="21"/>
               <w:keepNext w:val="0"/>
               <w:keepLines w:val="0"/>
               <w:pageBreakBefore w:val="0"/>
@@ -2813,7 +2997,7 @@
           </w:tcPr>
           <w:p>
             <w:pPr>
-              <w:pStyle w:val="20"/>
+              <w:pStyle w:val="21"/>
               <w:keepNext w:val="0"/>
               <w:keepLines w:val="0"/>
               <w:pageBreakBefore w:val="0"/>
@@ -2853,7 +3037,7 @@
           </w:tcPr>
           <w:p>
             <w:pPr>
-              <w:pStyle w:val="20"/>
+              <w:pStyle w:val="21"/>
               <w:keepNext w:val="0"/>
               <w:keepLines w:val="0"/>
               <w:pageBreakBefore w:val="0"/>
@@ -2901,7 +3085,7 @@
           </w:tcPr>
           <w:p>
             <w:pPr>
-              <w:pStyle w:val="20"/>
+              <w:pStyle w:val="21"/>
               <w:keepNext w:val="0"/>
               <w:keepLines w:val="0"/>
               <w:pageBreakBefore w:val="0"/>
@@ -3001,7 +3185,7 @@
           </w:tcPr>
           <w:p>
             <w:pPr>
-              <w:pStyle w:val="20"/>
+              <w:pStyle w:val="21"/>
               <w:keepNext w:val="0"/>
               <w:keepLines w:val="0"/>
               <w:pageBreakBefore w:val="0"/>
@@ -3048,7 +3232,7 @@
           </w:tcPr>
           <w:p>
             <w:pPr>
-              <w:pStyle w:val="20"/>
+              <w:pStyle w:val="21"/>
               <w:keepNext w:val="0"/>
               <w:keepLines w:val="0"/>
               <w:pageBreakBefore w:val="0"/>
@@ -3087,7 +3271,7 @@
           </w:tcPr>
           <w:p>
             <w:pPr>
-              <w:pStyle w:val="20"/>
+              <w:pStyle w:val="21"/>
               <w:keepNext w:val="0"/>
               <w:keepLines w:val="0"/>
               <w:pageBreakBefore w:val="0"/>
@@ -3135,7 +3319,7 @@
           </w:tcPr>
           <w:p>
             <w:pPr>
-              <w:pStyle w:val="20"/>
+              <w:pStyle w:val="21"/>
               <w:keepNext w:val="0"/>
               <w:keepLines w:val="0"/>
               <w:pageBreakBefore w:val="0"/>
@@ -3236,7 +3420,7 @@
           </w:tcPr>
           <w:p>
             <w:pPr>
-              <w:pStyle w:val="20"/>
+              <w:pStyle w:val="21"/>
               <w:keepNext w:val="0"/>
               <w:keepLines w:val="0"/>
               <w:pageBreakBefore w:val="0"/>
@@ -3285,7 +3469,7 @@
           </w:tcPr>
           <w:p>
             <w:pPr>
-              <w:pStyle w:val="20"/>
+              <w:pStyle w:val="21"/>
               <w:keepNext w:val="0"/>
               <w:keepLines w:val="0"/>
               <w:pageBreakBefore w:val="0"/>
@@ -3325,7 +3509,7 @@
           </w:tcPr>
           <w:p>
             <w:pPr>
-              <w:pStyle w:val="20"/>
+              <w:pStyle w:val="21"/>
               <w:keepNext w:val="0"/>
               <w:keepLines w:val="0"/>
               <w:pageBreakBefore w:val="0"/>
@@ -3373,7 +3557,7 @@
           </w:tcPr>
           <w:p>
             <w:pPr>
-              <w:pStyle w:val="20"/>
+              <w:pStyle w:val="21"/>
               <w:keepNext w:val="0"/>
               <w:keepLines w:val="0"/>
               <w:pageBreakBefore w:val="0"/>
@@ -3473,7 +3657,7 @@
           </w:tcPr>
           <w:p>
             <w:pPr>
-              <w:pStyle w:val="20"/>
+              <w:pStyle w:val="21"/>
               <w:keepNext w:val="0"/>
               <w:keepLines w:val="0"/>
               <w:pageBreakBefore w:val="0"/>
@@ -3522,7 +3706,7 @@
           </w:tcPr>
           <w:p>
             <w:pPr>
-              <w:pStyle w:val="20"/>
+              <w:pStyle w:val="21"/>
               <w:keepNext w:val="0"/>
               <w:keepLines w:val="0"/>
               <w:pageBreakBefore w:val="0"/>
@@ -3562,7 +3746,7 @@
           </w:tcPr>
           <w:p>
             <w:pPr>
-              <w:pStyle w:val="20"/>
+              <w:pStyle w:val="21"/>
               <w:keepNext w:val="0"/>
               <w:keepLines w:val="0"/>
               <w:pageBreakBefore w:val="0"/>
@@ -3611,7 +3795,7 @@
           </w:tcPr>
           <w:p>
             <w:pPr>
-              <w:pStyle w:val="20"/>
+              <w:pStyle w:val="21"/>
               <w:keepNext w:val="0"/>
               <w:keepLines w:val="0"/>
               <w:pageBreakBefore w:val="0"/>
@@ -3712,7 +3896,7 @@
           </w:tcPr>
           <w:p>
             <w:pPr>
-              <w:pStyle w:val="20"/>
+              <w:pStyle w:val="21"/>
               <w:keepNext w:val="0"/>
               <w:keepLines w:val="0"/>
               <w:pageBreakBefore w:val="0"/>
@@ -3761,7 +3945,7 @@
           </w:tcPr>
           <w:p>
             <w:pPr>
-              <w:pStyle w:val="20"/>
+              <w:pStyle w:val="21"/>
               <w:keepNext w:val="0"/>
               <w:keepLines w:val="0"/>
               <w:pageBreakBefore w:val="0"/>
@@ -3801,7 +3985,7 @@
           </w:tcPr>
           <w:p>
             <w:pPr>
-              <w:pStyle w:val="20"/>
+              <w:pStyle w:val="21"/>
               <w:keepNext w:val="0"/>
               <w:keepLines w:val="0"/>
               <w:pageBreakBefore w:val="0"/>
@@ -3850,7 +4034,7 @@
           </w:tcPr>
           <w:p>
             <w:pPr>
-              <w:pStyle w:val="20"/>
+              <w:pStyle w:val="21"/>
               <w:keepNext w:val="0"/>
               <w:keepLines w:val="0"/>
               <w:pageBreakBefore w:val="0"/>
@@ -3951,7 +4135,7 @@
           </w:tcPr>
           <w:p>
             <w:pPr>
-              <w:pStyle w:val="20"/>
+              <w:pStyle w:val="21"/>
               <w:keepNext w:val="0"/>
               <w:keepLines w:val="0"/>
               <w:pageBreakBefore w:val="0"/>
@@ -4000,7 +4184,7 @@
           </w:tcPr>
           <w:p>
             <w:pPr>
-              <w:pStyle w:val="20"/>
+              <w:pStyle w:val="21"/>
               <w:keepNext w:val="0"/>
               <w:keepLines w:val="0"/>
               <w:pageBreakBefore w:val="0"/>
@@ -4040,7 +4224,7 @@
           </w:tcPr>
           <w:p>
             <w:pPr>
-              <w:pStyle w:val="20"/>
+              <w:pStyle w:val="21"/>
               <w:keepNext w:val="0"/>
               <w:keepLines w:val="0"/>
               <w:pageBreakBefore w:val="0"/>
@@ -4089,7 +4273,7 @@
           </w:tcPr>
           <w:p>
             <w:pPr>
-              <w:pStyle w:val="20"/>
+              <w:pStyle w:val="21"/>
               <w:keepNext w:val="0"/>
               <w:keepLines w:val="0"/>
               <w:pageBreakBefore w:val="0"/>
@@ -4229,7 +4413,7 @@
     </w:p>
     <w:tbl>
       <w:tblPr>
-        <w:tblStyle w:val="12"/>
+        <w:tblStyle w:val="13"/>
         <w:tblW w:w="8635" w:type="dxa"/>
         <w:tblInd w:w="88" w:type="dxa"/>
         <w:tblBorders>
@@ -4320,7 +4504,7 @@
             </w:r>
             <w:r>
               <w:rPr>
-                <w:rStyle w:val="24"/>
+                <w:rStyle w:val="25"/>
                 <w:lang w:val="en-US" w:eastAsia="zh-CN" w:bidi="ar"/>
               </w:rPr>
               <w:t>单位：万元）</w:t>
@@ -6264,7 +6448,7 @@
     </w:p>
     <w:tbl>
       <w:tblPr>
-        <w:tblStyle w:val="12"/>
+        <w:tblStyle w:val="13"/>
         <w:tblW w:w="9079" w:type="dxa"/>
         <w:tblInd w:w="0" w:type="dxa"/>
         <w:tblBorders>
@@ -6573,7 +6757,7 @@
           </w:tcPr>
           <w:p>
             <w:pPr>
-              <w:pStyle w:val="23"/>
+              <w:pStyle w:val="24"/>
               <w:keepNext w:val="0"/>
               <w:keepLines w:val="0"/>
               <w:pageBreakBefore w:val="0"/>
@@ -6633,7 +6817,7 @@
           </w:p>
           <w:p>
             <w:pPr>
-              <w:pStyle w:val="23"/>
+              <w:pStyle w:val="24"/>
               <w:keepNext w:val="0"/>
               <w:keepLines w:val="0"/>
               <w:pageBreakBefore w:val="0"/>
@@ -6696,7 +6880,7 @@
           </w:p>
           <w:p>
             <w:pPr>
-              <w:pStyle w:val="23"/>
+              <w:pStyle w:val="24"/>
               <w:keepNext w:val="0"/>
               <w:keepLines w:val="0"/>
               <w:pageBreakBefore w:val="0"/>
@@ -6731,7 +6915,7 @@
           </w:p>
           <w:p>
             <w:pPr>
-              <w:pStyle w:val="23"/>
+              <w:pStyle w:val="24"/>
               <w:keepNext w:val="0"/>
               <w:keepLines w:val="0"/>
               <w:pageBreakBefore w:val="0"/>
@@ -6766,7 +6950,7 @@
           </w:p>
           <w:p>
             <w:pPr>
-              <w:pStyle w:val="23"/>
+              <w:pStyle w:val="24"/>
               <w:keepNext w:val="0"/>
               <w:keepLines w:val="0"/>
               <w:pageBreakBefore w:val="0"/>
@@ -6834,7 +7018,7 @@
           </w:p>
           <w:p>
             <w:pPr>
-              <w:pStyle w:val="23"/>
+              <w:pStyle w:val="24"/>
               <w:keepNext w:val="0"/>
               <w:keepLines w:val="0"/>
               <w:pageBreakBefore w:val="0"/>
@@ -6869,7 +7053,7 @@
           </w:p>
           <w:p>
             <w:pPr>
-              <w:pStyle w:val="23"/>
+              <w:pStyle w:val="24"/>
               <w:keepNext w:val="0"/>
               <w:keepLines w:val="0"/>
               <w:pageBreakBefore w:val="0"/>
@@ -6904,7 +7088,7 @@
           </w:p>
           <w:p>
             <w:pPr>
-              <w:pStyle w:val="23"/>
+              <w:pStyle w:val="24"/>
               <w:keepNext w:val="0"/>
               <w:keepLines w:val="0"/>
               <w:pageBreakBefore w:val="0"/>
@@ -6972,7 +7156,7 @@
           </w:p>
           <w:p>
             <w:pPr>
-              <w:pStyle w:val="23"/>
+              <w:pStyle w:val="24"/>
               <w:keepNext w:val="0"/>
               <w:keepLines w:val="0"/>
               <w:pageBreakBefore w:val="0"/>
@@ -7051,7 +7235,7 @@
           </w:p>
           <w:tbl>
             <w:tblPr>
-              <w:tblStyle w:val="12"/>
+              <w:tblStyle w:val="13"/>
               <w:tblW w:w="9085" w:type="dxa"/>
               <w:tblInd w:w="-119" w:type="dxa"/>
               <w:tblBorders>
@@ -8469,7 +8653,7 @@
           </w:tbl>
           <w:p>
             <w:pPr>
-              <w:pStyle w:val="23"/>
+              <w:pStyle w:val="24"/>
               <w:keepNext w:val="0"/>
               <w:keepLines w:val="0"/>
               <w:pageBreakBefore w:val="0"/>
@@ -8891,7 +9075,7 @@
     </w:tbl>
     <w:p>
       <w:pPr>
-        <w:pStyle w:val="2"/>
+        <w:pStyle w:val="3"/>
         <w:rPr>
           <w:rFonts w:hint="eastAsia" w:eastAsia="黑体"/>
           <w:lang w:val="en-US" w:eastAsia="zh-CN"/>
@@ -9010,10 +9194,10 @@
 <w:ftr xmlns:wpc="http://schemas.microsoft.com/office/word/2010/wordprocessingCanvas" xmlns:mc="http://schemas.openxmlformats.org/markup-compatibility/2006" xmlns:o="urn:schemas-microsoft-com:office:office" xmlns:r="http://schemas.openxmlformats.org/officeDocument/2006/relationships" xmlns:m="http://schemas.openxmlformats.org/officeDocument/2006/math" xmlns:v="urn:schemas-microsoft-com:vml" xmlns:wp14="http://schemas.microsoft.com/office/word/2010/wordprocessingDrawing" xmlns:wp="http://schemas.openxmlformats.org/drawingml/2006/wordprocessingDrawing" xmlns:w10="urn:schemas-microsoft-com:office:word" xmlns:w="http://schemas.openxmlformats.org/wordprocessingml/2006/main" xmlns:w14="http://schemas.microsoft.com/office/word/2010/wordml" xmlns:w15="http://schemas.microsoft.com/office/word/2012/wordml" xmlns:wpg="http://schemas.microsoft.com/office/word/2010/wordprocessingGroup" xmlns:wpi="http://schemas.microsoft.com/office/word/2010/wordprocessingInk" xmlns:wne="http://schemas.microsoft.com/office/word/2006/wordml" xmlns:wps="http://schemas.microsoft.com/office/word/2010/wordprocessingShape" xmlns:wpsCustomData="http://www.wps.cn/officeDocument/2013/wpsCustomData" mc:Ignorable="w14 w15 wp14">
   <w:p>
     <w:pPr>
-      <w:pStyle w:val="9"/>
+      <w:pStyle w:val="10"/>
       <w:framePr w:wrap="around" w:vAnchor="text" w:hAnchor="margin" w:xAlign="right" w:y="1"/>
       <w:rPr>
-        <w:rStyle w:val="16"/>
+        <w:rStyle w:val="17"/>
       </w:rPr>
     </w:pPr>
     <w:r>
@@ -9021,7 +9205,7 @@
     </w:r>
     <w:r>
       <w:rPr>
-        <w:rStyle w:val="16"/>
+        <w:rStyle w:val="17"/>
       </w:rPr>
       <w:instrText xml:space="preserve">PAGE  </w:instrText>
     </w:r>
@@ -9030,7 +9214,7 @@
     </w:r>
     <w:r>
       <w:rPr>
-        <w:rStyle w:val="16"/>
+        <w:rStyle w:val="17"/>
       </w:rPr>
       <w:t>6</w:t>
     </w:r>
@@ -9040,7 +9224,7 @@
   </w:p>
   <w:p>
     <w:pPr>
-      <w:pStyle w:val="9"/>
+      <w:pStyle w:val="10"/>
       <w:tabs>
         <w:tab w:val="right" w:pos="8305"/>
         <w:tab w:val="clear" w:pos="8307"/>
@@ -9058,10 +9242,10 @@
 <w:ftr xmlns:wpc="http://schemas.microsoft.com/office/word/2010/wordprocessingCanvas" xmlns:mc="http://schemas.openxmlformats.org/markup-compatibility/2006" xmlns:o="urn:schemas-microsoft-com:office:office" xmlns:r="http://schemas.openxmlformats.org/officeDocument/2006/relationships" xmlns:m="http://schemas.openxmlformats.org/officeDocument/2006/math" xmlns:v="urn:schemas-microsoft-com:vml" xmlns:wp14="http://schemas.microsoft.com/office/word/2010/wordprocessingDrawing" xmlns:wp="http://schemas.openxmlformats.org/drawingml/2006/wordprocessingDrawing" xmlns:w10="urn:schemas-microsoft-com:office:word" xmlns:w="http://schemas.openxmlformats.org/wordprocessingml/2006/main" xmlns:w14="http://schemas.microsoft.com/office/word/2010/wordml" xmlns:w15="http://schemas.microsoft.com/office/word/2012/wordml" xmlns:wpg="http://schemas.microsoft.com/office/word/2010/wordprocessingGroup" xmlns:wpi="http://schemas.microsoft.com/office/word/2010/wordprocessingInk" xmlns:wne="http://schemas.microsoft.com/office/word/2006/wordml" xmlns:wps="http://schemas.microsoft.com/office/word/2010/wordprocessingShape" xmlns:wpsCustomData="http://www.wps.cn/officeDocument/2013/wpsCustomData" mc:Ignorable="w14 w15 wp14">
   <w:p>
     <w:pPr>
-      <w:pStyle w:val="9"/>
+      <w:pStyle w:val="10"/>
       <w:framePr w:wrap="around" w:vAnchor="text" w:hAnchor="margin" w:xAlign="right" w:y="1"/>
       <w:rPr>
-        <w:rStyle w:val="16"/>
+        <w:rStyle w:val="17"/>
       </w:rPr>
     </w:pPr>
     <w:r>
@@ -9069,7 +9253,7 @@
     </w:r>
     <w:r>
       <w:rPr>
-        <w:rStyle w:val="16"/>
+        <w:rStyle w:val="17"/>
       </w:rPr>
       <w:instrText xml:space="preserve">PAGE  </w:instrText>
     </w:r>
@@ -9079,7 +9263,7 @@
   </w:p>
   <w:p>
     <w:pPr>
-      <w:pStyle w:val="9"/>
+      <w:pStyle w:val="10"/>
       <w:ind w:right="360"/>
     </w:pPr>
   </w:p>
@@ -9383,6 +9567,24 @@
     </w:rPr>
   </w:style>
   <w:style w:type="paragraph" w:styleId="2">
+    <w:name w:val="heading 1"/>
+    <w:basedOn w:val="1"/>
+    <w:next w:val="1"/>
+    <w:qFormat/>
+    <w:uiPriority w:val="0"/>
+    <w:pPr>
+      <w:keepNext/>
+      <w:keepLines/>
+      <w:spacing w:before="340" w:beforeLines="0" w:beforeAutospacing="0" w:after="330" w:afterLines="0" w:afterAutospacing="0" w:line="576" w:lineRule="auto"/>
+      <w:outlineLvl w:val="0"/>
+    </w:pPr>
+    <w:rPr>
+      <w:b/>
+      <w:kern w:val="44"/>
+      <w:sz w:val="44"/>
+    </w:rPr>
+  </w:style>
+  <w:style w:type="paragraph" w:styleId="3">
     <w:name w:val="heading 2"/>
     <w:basedOn w:val="1"/>
     <w:next w:val="1"/>
@@ -9401,7 +9603,7 @@
       <w:sz w:val="32"/>
     </w:rPr>
   </w:style>
-  <w:style w:type="paragraph" w:styleId="3">
+  <w:style w:type="paragraph" w:styleId="4">
     <w:name w:val="heading 3"/>
     <w:basedOn w:val="1"/>
     <w:next w:val="1"/>
@@ -9431,7 +9633,7 @@
       <w:szCs w:val="20"/>
     </w:rPr>
   </w:style>
-  <w:style w:type="paragraph" w:styleId="4">
+  <w:style w:type="paragraph" w:styleId="5">
     <w:name w:val="heading 4"/>
     <w:basedOn w:val="1"/>
     <w:next w:val="1"/>
@@ -9452,7 +9654,7 @@
       <w:lang w:val="en-US" w:eastAsia="zh-CN" w:bidi="ar"/>
     </w:rPr>
   </w:style>
-  <w:style w:type="paragraph" w:styleId="5">
+  <w:style w:type="paragraph" w:styleId="6">
     <w:name w:val="heading 5"/>
     <w:basedOn w:val="1"/>
     <w:next w:val="1"/>
@@ -9474,7 +9676,7 @@
       <w:lang w:val="en-US" w:eastAsia="zh-CN" w:bidi="ar"/>
     </w:rPr>
   </w:style>
-  <w:style w:type="paragraph" w:styleId="6">
+  <w:style w:type="paragraph" w:styleId="7">
     <w:name w:val="heading 6"/>
     <w:basedOn w:val="1"/>
     <w:next w:val="1"/>
@@ -9494,13 +9696,13 @@
       <w:lang w:val="en-US" w:eastAsia="zh-CN" w:bidi="ar"/>
     </w:rPr>
   </w:style>
-  <w:style w:type="character" w:default="1" w:styleId="14">
+  <w:style w:type="character" w:default="1" w:styleId="15">
     <w:name w:val="Default Paragraph Font"/>
     <w:semiHidden/>
     <w:qFormat/>
     <w:uiPriority w:val="0"/>
   </w:style>
-  <w:style w:type="table" w:default="1" w:styleId="12">
+  <w:style w:type="table" w:default="1" w:styleId="13">
     <w:name w:val="Normal Table"/>
     <w:semiHidden/>
     <w:qFormat/>
@@ -9514,10 +9716,10 @@
       </w:tblCellMar>
     </w:tblPr>
   </w:style>
-  <w:style w:type="paragraph" w:styleId="7">
+  <w:style w:type="paragraph" w:styleId="8">
     <w:name w:val="Normal Indent"/>
     <w:basedOn w:val="1"/>
-    <w:next w:val="8"/>
+    <w:next w:val="9"/>
     <w:qFormat/>
     <w:uiPriority w:val="0"/>
     <w:pPr>
@@ -9530,10 +9732,10 @@
       <w:szCs w:val="20"/>
     </w:rPr>
   </w:style>
-  <w:style w:type="paragraph" w:styleId="8">
+  <w:style w:type="paragraph" w:styleId="9">
     <w:name w:val="Body Text Indent"/>
     <w:basedOn w:val="1"/>
-    <w:next w:val="7"/>
+    <w:next w:val="8"/>
     <w:qFormat/>
     <w:uiPriority w:val="0"/>
     <w:pPr>
@@ -9545,7 +9747,7 @@
       <w:sz w:val="24"/>
     </w:rPr>
   </w:style>
-  <w:style w:type="paragraph" w:styleId="9">
+  <w:style w:type="paragraph" w:styleId="10">
     <w:name w:val="footer"/>
     <w:basedOn w:val="1"/>
     <w:next w:val="1"/>
@@ -9568,7 +9770,7 @@
       <w:szCs w:val="20"/>
     </w:rPr>
   </w:style>
-  <w:style w:type="paragraph" w:styleId="10">
+  <w:style w:type="paragraph" w:styleId="11">
     <w:name w:val="Normal (Web)"/>
     <w:basedOn w:val="1"/>
     <w:qFormat/>
@@ -9584,9 +9786,9 @@
       <w:lang w:val="en-US" w:eastAsia="zh-CN" w:bidi="ar"/>
     </w:rPr>
   </w:style>
-  <w:style w:type="paragraph" w:styleId="11">
+  <w:style w:type="paragraph" w:styleId="12">
     <w:name w:val="Body Text First Indent 2"/>
-    <w:basedOn w:val="8"/>
+    <w:basedOn w:val="9"/>
     <w:next w:val="1"/>
     <w:qFormat/>
     <w:uiPriority w:val="0"/>
@@ -9600,9 +9802,9 @@
       <w:sz w:val="36"/>
     </w:rPr>
   </w:style>
-  <w:style w:type="table" w:styleId="13">
+  <w:style w:type="table" w:styleId="14">
     <w:name w:val="Table Grid"/>
-    <w:basedOn w:val="12"/>
+    <w:basedOn w:val="13"/>
     <w:qFormat/>
     <w:uiPriority w:val="0"/>
     <w:pPr>
@@ -9620,23 +9822,23 @@
       </w:tblBorders>
     </w:tblPr>
   </w:style>
-  <w:style w:type="character" w:styleId="15">
+  <w:style w:type="character" w:styleId="16">
     <w:name w:val="Strong"/>
-    <w:basedOn w:val="14"/>
+    <w:basedOn w:val="15"/>
     <w:qFormat/>
     <w:uiPriority w:val="0"/>
     <w:rPr>
       <w:b/>
     </w:rPr>
   </w:style>
-  <w:style w:type="character" w:styleId="16">
+  <w:style w:type="character" w:styleId="17">
     <w:name w:val="page number"/>
     <w:qFormat/>
     <w:uiPriority w:val="0"/>
   </w:style>
-  <w:style w:type="character" w:styleId="17">
+  <w:style w:type="character" w:styleId="18">
     <w:name w:val="Hyperlink"/>
-    <w:basedOn w:val="14"/>
+    <w:basedOn w:val="15"/>
     <w:qFormat/>
     <w:uiPriority w:val="0"/>
     <w:rPr>
@@ -9644,7 +9846,7 @@
       <w:u w:val="single"/>
     </w:rPr>
   </w:style>
-  <w:style w:type="character" w:customStyle="1" w:styleId="18">
+  <w:style w:type="character" w:customStyle="1" w:styleId="19">
     <w:name w:val="font11"/>
     <w:qFormat/>
     <w:uiPriority w:val="0"/>
@@ -9656,7 +9858,7 @@
       <w:u w:val="none"/>
     </w:rPr>
   </w:style>
-  <w:style w:type="paragraph" w:customStyle="1" w:styleId="19">
+  <w:style w:type="paragraph" w:customStyle="1" w:styleId="20">
     <w:name w:val="reader-word-layer"/>
     <w:basedOn w:val="1"/>
     <w:qFormat/>
@@ -9672,7 +9874,7 @@
       <w:sz w:val="24"/>
     </w:rPr>
   </w:style>
-  <w:style w:type="paragraph" w:customStyle="1" w:styleId="20">
+  <w:style w:type="paragraph" w:customStyle="1" w:styleId="21">
     <w:name w:val="正文 A"/>
     <w:qFormat/>
     <w:uiPriority w:val="0"/>
@@ -9689,7 +9891,7 @@
       <w:lang w:val="en-US" w:eastAsia="zh-CN" w:bidi="ar-SA"/>
     </w:rPr>
   </w:style>
-  <w:style w:type="paragraph" w:customStyle="1" w:styleId="21">
+  <w:style w:type="paragraph" w:customStyle="1" w:styleId="22">
     <w:name w:val="_Style 3"/>
     <w:qFormat/>
     <w:uiPriority w:val="1"/>
@@ -9705,7 +9907,7 @@
       <w:lang w:val="en-US" w:eastAsia="zh-CN" w:bidi="ar-SA"/>
     </w:rPr>
   </w:style>
-  <w:style w:type="table" w:customStyle="1" w:styleId="22">
+  <w:style w:type="table" w:customStyle="1" w:styleId="23">
     <w:name w:val="Table Normal"/>
     <w:qFormat/>
     <w:uiPriority w:val="0"/>
@@ -9721,7 +9923,7 @@
       </w:tblCellMar>
     </w:tblPr>
   </w:style>
-  <w:style w:type="paragraph" w:customStyle="1" w:styleId="23">
+  <w:style w:type="paragraph" w:customStyle="1" w:styleId="24">
     <w:name w:val="List Paragraph"/>
     <w:basedOn w:val="1"/>
     <w:qFormat/>
@@ -9734,9 +9936,9 @@
       <w:szCs w:val="22"/>
     </w:rPr>
   </w:style>
-  <w:style w:type="character" w:customStyle="1" w:styleId="24">
+  <w:style w:type="character" w:customStyle="1" w:styleId="25">
     <w:name w:val="font21"/>
-    <w:basedOn w:val="14"/>
+    <w:basedOn w:val="15"/>
     <w:qFormat/>
     <w:uiPriority w:val="0"/>
     <w:rPr>

--- a/立项资料的模版3.docx
+++ b/立项资料的模版3.docx
@@ -1068,103 +1068,182 @@
         </mc:AlternateContent>
       </w:r>
     </w:p>
+    <w:tbl>
+      <w:tblPr>
+        <w:tblStyle w:val="14"/>
+        <w:tblW w:w="0" w:type="auto"/>
+        <w:tblInd w:w="662" w:type="dxa"/>
+        <w:tblBorders>
+          <w:top w:val="none" w:color="auto" w:sz="0" w:space="0"/>
+          <w:left w:val="none" w:color="auto" w:sz="0" w:space="0"/>
+          <w:bottom w:val="none" w:color="auto" w:sz="0" w:space="0"/>
+          <w:right w:val="none" w:color="auto" w:sz="0" w:space="0"/>
+          <w:insideH w:val="none" w:color="auto" w:sz="0" w:space="0"/>
+          <w:insideV w:val="none" w:color="auto" w:sz="0" w:space="0"/>
+        </w:tblBorders>
+        <w:tblLayout w:type="autofit"/>
+        <w:tblCellMar>
+          <w:left w:w="108" w:type="dxa"/>
+          <w:right w:w="108" w:type="dxa"/>
+        </w:tblCellMar>
+      </w:tblPr>
+      <w:tblGrid>
+        <w:gridCol w:w="1695"/>
+        <w:gridCol w:w="3471"/>
+        <w:gridCol w:w="2914"/>
+      </w:tblGrid>
+      <w:tr>
+        <w:tblPrEx>
+          <w:tblBorders>
+            <w:top w:val="none" w:color="auto" w:sz="0" w:space="0"/>
+            <w:left w:val="none" w:color="auto" w:sz="0" w:space="0"/>
+            <w:bottom w:val="none" w:color="auto" w:sz="0" w:space="0"/>
+            <w:right w:val="none" w:color="auto" w:sz="0" w:space="0"/>
+            <w:insideH w:val="none" w:color="auto" w:sz="0" w:space="0"/>
+            <w:insideV w:val="none" w:color="auto" w:sz="0" w:space="0"/>
+          </w:tblBorders>
+          <w:tblCellMar>
+            <w:left w:w="108" w:type="dxa"/>
+            <w:right w:w="108" w:type="dxa"/>
+          </w:tblCellMar>
+        </w:tblPrEx>
+        <w:tc>
+          <w:tcPr>
+            <w:tcW w:w="1695" w:type="dxa"/>
+            <w:tcBorders>
+              <w:tl2br w:val="nil"/>
+              <w:tr2bl w:val="nil"/>
+            </w:tcBorders>
+          </w:tcPr>
+          <w:p>
+            <w:pPr>
+              <w:bidi w:val="0"/>
+              <w:rPr>
+                <w:rFonts w:hint="eastAsia" w:ascii="宋体" w:hAnsi="宋体" w:cs="宋体"/>
+                <w:color w:val="000000"/>
+                <w:sz w:val="28"/>
+                <w:szCs w:val="28"/>
+                <w:vertAlign w:val="baseline"/>
+              </w:rPr>
+            </w:pPr>
+            <w:r>
+              <w:rPr>
+                <w:rFonts w:hint="eastAsia" w:ascii="宋体" w:hAnsi="宋体" w:cs="宋体"/>
+                <w:color w:val="000000"/>
+                <w:sz w:val="28"/>
+                <w:szCs w:val="28"/>
+              </w:rPr>
+              <w:t>项目负责人</w:t>
+            </w:r>
+          </w:p>
+        </w:tc>
+        <w:tc>
+          <w:tcPr>
+            <w:tcW w:w="3471" w:type="dxa"/>
+            <w:tcBorders>
+              <w:tl2br w:val="nil"/>
+              <w:tr2bl w:val="nil"/>
+            </w:tcBorders>
+          </w:tcPr>
+          <w:p>
+            <w:pPr>
+              <w:bidi w:val="0"/>
+              <w:rPr>
+                <w:rFonts w:hint="eastAsia" w:ascii="宋体" w:hAnsi="宋体" w:cs="宋体"/>
+                <w:color w:val="000000"/>
+                <w:sz w:val="28"/>
+                <w:szCs w:val="28"/>
+                <w:vertAlign w:val="baseline"/>
+              </w:rPr>
+            </w:pPr>
+            <w:r>
+              <w:rPr>
+                <w:rFonts w:hint="eastAsia" w:ascii="宋体" w:hAnsi="宋体" w:cs="宋体"/>
+                <w:color w:val="000000"/>
+                <w:sz w:val="28"/>
+                <w:szCs w:val="28"/>
+                <w:u w:val="none" w:color="auto"/>
+              </w:rPr>
+              <w:t>{{</w:t>
+            </w:r>
+            <w:r>
+              <w:rPr>
+                <w:rFonts w:hint="eastAsia" w:ascii="宋体" w:hAnsi="宋体" w:cs="宋体"/>
+                <w:color w:val="000000"/>
+                <w:sz w:val="28"/>
+                <w:szCs w:val="28"/>
+                <w:u w:val="none" w:color="auto"/>
+                <w:lang w:val="en-US" w:eastAsia="zh-CN"/>
+              </w:rPr>
+              <w:t>项目</w:t>
+            </w:r>
+            <w:r>
+              <w:rPr>
+                <w:rFonts w:hint="eastAsia" w:ascii="宋体" w:hAnsi="宋体" w:cs="宋体"/>
+                <w:color w:val="000000"/>
+                <w:sz w:val="28"/>
+                <w:szCs w:val="28"/>
+                <w:u w:val="none" w:color="auto"/>
+              </w:rPr>
+              <w:t>负责人}}</w:t>
+            </w:r>
+          </w:p>
+        </w:tc>
+        <w:tc>
+          <w:tcPr>
+            <w:tcW w:w="2914" w:type="dxa"/>
+            <w:tcBorders>
+              <w:tl2br w:val="nil"/>
+              <w:tr2bl w:val="nil"/>
+            </w:tcBorders>
+          </w:tcPr>
+          <w:p>
+            <w:pPr>
+              <w:bidi w:val="0"/>
+              <w:rPr>
+                <w:rFonts w:hint="eastAsia" w:ascii="宋体" w:hAnsi="宋体" w:cs="宋体"/>
+                <w:color w:val="000000"/>
+                <w:sz w:val="28"/>
+                <w:szCs w:val="28"/>
+                <w:vertAlign w:val="baseline"/>
+              </w:rPr>
+            </w:pPr>
+            <w:r>
+              <w:rPr>
+                <w:rFonts w:hint="eastAsia" w:ascii="宋体" w:hAnsi="宋体" w:cs="宋体"/>
+                <w:color w:val="000000"/>
+                <w:sz w:val="28"/>
+                <w:szCs w:val="28"/>
+                <w:u w:val="none" w:color="auto"/>
+              </w:rPr>
+              <w:t xml:space="preserve">电话  </w:t>
+            </w:r>
+            <w:r>
+              <w:rPr>
+                <w:rFonts w:hint="eastAsia" w:ascii="宋体" w:hAnsi="宋体" w:cs="宋体"/>
+                <w:sz w:val="28"/>
+                <w:szCs w:val="28"/>
+                <w:u w:val="none" w:color="auto"/>
+              </w:rPr>
+              <w:t xml:space="preserve"> </w:t>
+            </w:r>
+            <w:r>
+              <w:rPr>
+                <w:rFonts w:hint="eastAsia" w:ascii="宋体" w:hAnsi="宋体" w:cs="宋体"/>
+                <w:sz w:val="28"/>
+                <w:szCs w:val="28"/>
+                <w:u w:val="none" w:color="auto"/>
+                <w:lang w:val="en-US" w:eastAsia="zh-CN"/>
+              </w:rPr>
+              <w:t xml:space="preserve">     / </w:t>
+            </w:r>
+          </w:p>
+        </w:tc>
+      </w:tr>
+    </w:tbl>
     <w:p>
       <w:pPr>
         <w:bidi w:val="0"/>
-        <w:ind w:firstLine="560" w:firstLineChars="200"/>
-        <w:rPr>
-          <w:rFonts w:hint="eastAsia" w:ascii="宋体" w:hAnsi="宋体" w:cs="宋体"/>
-          <w:sz w:val="28"/>
-          <w:szCs w:val="28"/>
-          <w:u w:val="none" w:color="auto"/>
-          <w:lang w:val="en-US" w:eastAsia="zh-CN"/>
-        </w:rPr>
-      </w:pPr>
-      <w:r>
-        <w:rPr>
-          <w:rFonts w:hint="eastAsia" w:ascii="宋体" w:hAnsi="宋体" w:cs="宋体"/>
-          <w:color w:val="000000"/>
-          <w:sz w:val="28"/>
-          <w:szCs w:val="28"/>
-        </w:rPr>
-        <w:t>项目负责人</w:t>
-      </w:r>
-      <w:r>
-        <w:rPr>
-          <w:rFonts w:hint="eastAsia" w:ascii="宋体" w:hAnsi="宋体" w:cs="宋体"/>
-          <w:color w:val="000000"/>
-          <w:sz w:val="28"/>
-          <w:szCs w:val="28"/>
-          <w:u w:val="none" w:color="auto"/>
-        </w:rPr>
-        <w:t xml:space="preserve">    {{</w:t>
-      </w:r>
-      <w:r>
-        <w:rPr>
-          <w:rFonts w:hint="eastAsia" w:ascii="宋体" w:hAnsi="宋体" w:cs="宋体"/>
-          <w:color w:val="000000"/>
-          <w:sz w:val="28"/>
-          <w:szCs w:val="28"/>
-          <w:u w:val="none" w:color="auto"/>
-          <w:lang w:val="en-US" w:eastAsia="zh-CN"/>
-        </w:rPr>
-        <w:t>项目</w:t>
-      </w:r>
-      <w:r>
-        <w:rPr>
-          <w:rFonts w:hint="eastAsia" w:ascii="宋体" w:hAnsi="宋体" w:cs="宋体"/>
-          <w:color w:val="000000"/>
-          <w:sz w:val="28"/>
-          <w:szCs w:val="28"/>
-          <w:u w:val="none" w:color="auto"/>
-        </w:rPr>
-        <w:t xml:space="preserve">负责人}}    </w:t>
-      </w:r>
-      <w:r>
-        <w:rPr>
-          <w:rFonts w:hint="eastAsia" w:ascii="宋体" w:hAnsi="宋体" w:cs="宋体"/>
-          <w:color w:val="000000"/>
-          <w:sz w:val="28"/>
-          <w:szCs w:val="28"/>
-          <w:u w:val="none" w:color="auto"/>
-          <w:lang w:val="en-US" w:eastAsia="zh-CN"/>
-        </w:rPr>
-        <w:t xml:space="preserve"> </w:t>
-      </w:r>
-      <w:r>
-        <w:rPr>
-          <w:rFonts w:hint="eastAsia" w:ascii="宋体" w:hAnsi="宋体" w:cs="宋体"/>
-          <w:color w:val="000000"/>
-          <w:sz w:val="28"/>
-          <w:szCs w:val="28"/>
-          <w:u w:val="none" w:color="auto"/>
-        </w:rPr>
-        <w:t xml:space="preserve">电话  </w:t>
-      </w:r>
-      <w:r>
-        <w:rPr>
-          <w:rFonts w:hint="eastAsia" w:ascii="宋体" w:hAnsi="宋体" w:cs="宋体"/>
-          <w:sz w:val="28"/>
-          <w:szCs w:val="28"/>
-          <w:u w:val="none" w:color="auto"/>
-        </w:rPr>
-        <w:t xml:space="preserve"> </w:t>
-      </w:r>
-      <w:r>
-        <w:rPr>
-          <w:rFonts w:hint="eastAsia" w:ascii="宋体" w:hAnsi="宋体" w:cs="宋体"/>
-          <w:sz w:val="28"/>
-          <w:szCs w:val="28"/>
-          <w:u w:val="none" w:color="auto"/>
-          <w:lang w:val="en-US" w:eastAsia="zh-CN"/>
-        </w:rPr>
-        <w:t xml:space="preserve">     /  </w:t>
-      </w:r>
-    </w:p>
-    <w:p>
-      <w:pPr>
-        <w:bidi w:val="0"/>
-        <w:ind w:firstLine="0" w:firstLineChars="0"/>
         <w:rPr>
           <w:rFonts w:hint="eastAsia" w:ascii="宋体" w:hAnsi="宋体" w:cs="宋体"/>
           <w:color w:val="000000"/>
@@ -1185,10 +1264,10 @@
               <wp:anchor distT="0" distB="0" distL="114300" distR="114300" simplePos="0" relativeHeight="251663360" behindDoc="0" locked="0" layoutInCell="1" allowOverlap="1">
                 <wp:simplePos x="0" y="0"/>
                 <wp:positionH relativeFrom="column">
-                  <wp:posOffset>3616960</wp:posOffset>
+                  <wp:posOffset>4007485</wp:posOffset>
                 </wp:positionH>
                 <wp:positionV relativeFrom="paragraph">
-                  <wp:posOffset>75565</wp:posOffset>
+                  <wp:posOffset>113030</wp:posOffset>
                 </wp:positionV>
                 <wp:extent cx="1211580" cy="6985"/>
                 <wp:effectExtent l="0" t="0" r="0" b="0"/>
@@ -1226,7 +1305,7 @@
           </mc:Choice>
           <mc:Fallback>
             <w:pict>
-              <v:line id="_x0000_s1026" o:spid="_x0000_s1026" o:spt="20" style="position:absolute;left:0pt;margin-left:284.8pt;margin-top:5.95pt;height:0.55pt;width:95.4pt;z-index:251663360;mso-width-relative:page;mso-height-relative:page;" filled="f" stroked="t" coordsize="21600,21600" o:gfxdata="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">
+              <v:line id="_x0000_s1026" o:spid="_x0000_s1026" o:spt="20" style="position:absolute;left:0pt;margin-left:315.55pt;margin-top:8.9pt;height:0.55pt;width:95.4pt;z-index:251663360;mso-width-relative:page;mso-height-relative:page;" filled="f" stroked="t" coordsize="21600,21600" o:gfxdata="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">
                 <v:fill on="f" focussize="0,0"/>
                 <v:stroke weight="0.25pt" color="#000000 [3213]" joinstyle="round"/>
                 <v:imagedata o:title=""/>
@@ -1251,7 +1330,7 @@
                   <wp:posOffset>1378585</wp:posOffset>
                 </wp:positionH>
                 <wp:positionV relativeFrom="paragraph">
-                  <wp:posOffset>63500</wp:posOffset>
+                  <wp:posOffset>91440</wp:posOffset>
                 </wp:positionV>
                 <wp:extent cx="1821180" cy="2540"/>
                 <wp:effectExtent l="0" t="0" r="0" b="0"/>
@@ -1289,7 +1368,7 @@
           </mc:Choice>
           <mc:Fallback>
             <w:pict>
-              <v:line id="_x0000_s1026" o:spid="_x0000_s1026" o:spt="20" style="position:absolute;left:0pt;flip:y;margin-left:108.55pt;margin-top:5pt;height:0.2pt;width:143.4pt;z-index:251661312;mso-width-relative:page;mso-height-relative:page;" filled="f" stroked="t" coordsize="21600,21600" o:gfxdata="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">
+              <v:line id="_x0000_s1026" o:spid="_x0000_s1026" o:spt="20" style="position:absolute;left:0pt;flip:y;margin-left:108.55pt;margin-top:7.2pt;height:0.2pt;width:143.4pt;z-index:251661312;mso-width-relative:page;mso-height-relative:page;" filled="f" stroked="t" coordsize="21600,21600" o:gfxdata="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">
                 <v:fill on="f" focussize="0,0"/>
                 <v:stroke weight="0.25pt" color="#000000 [3213]" joinstyle="round"/>
                 <v:imagedata o:title=""/>
@@ -1299,25 +1378,6 @@
           </mc:Fallback>
         </mc:AlternateContent>
       </w:r>
-      <w:r>
-        <w:rPr>
-          <w:rFonts w:hint="eastAsia" w:ascii="宋体" w:hAnsi="宋体" w:cs="宋体"/>
-          <w:sz w:val="28"/>
-          <w:szCs w:val="28"/>
-          <w:u w:val="none" w:color="auto"/>
-          <w:lang w:val="en-US" w:eastAsia="zh-CN"/>
-        </w:rPr>
-        <w:t xml:space="preserve"> </w:t>
-      </w:r>
-      <w:r>
-        <w:rPr>
-          <w:rFonts w:hint="eastAsia" w:ascii="宋体" w:hAnsi="宋体" w:cs="宋体"/>
-          <w:sz w:val="28"/>
-          <w:szCs w:val="28"/>
-          <w:u w:val="none" w:color="auto"/>
-        </w:rPr>
-        <w:t xml:space="preserve"> </w:t>
-      </w:r>
     </w:p>
     <w:p>
       <w:pPr>
@@ -1368,7 +1428,7 @@
           <w:szCs w:val="28"/>
           <w:u w:val="none" w:color="auto"/>
         </w:rPr>
-        <w:t xml:space="preserve">负责人}}  </w:t>
+        <w:t xml:space="preserve">负责人}} </w:t>
       </w:r>
       <w:r>
         <w:rPr>
@@ -1379,7 +1439,7 @@
           <w:u w:val="none" w:color="auto"/>
           <w:lang w:val="en-US" w:eastAsia="zh-CN"/>
         </w:rPr>
-        <w:t xml:space="preserve">   </w:t>
+        <w:tab/>
       </w:r>
       <w:r>
         <w:rPr>
@@ -1389,7 +1449,7 @@
           <w:szCs w:val="28"/>
           <w:u w:val="none" w:color="auto"/>
         </w:rPr>
-        <w:t xml:space="preserve">电话  </w:t>
+        <w:t xml:space="preserve"> </w:t>
       </w:r>
       <w:r>
         <w:rPr>
@@ -1400,6 +1460,27 @@
           <w:u w:val="none" w:color="auto"/>
           <w:lang w:val="en-US" w:eastAsia="zh-CN"/>
         </w:rPr>
+        <w:t xml:space="preserve">   </w:t>
+      </w:r>
+      <w:r>
+        <w:rPr>
+          <w:rFonts w:hint="eastAsia" w:ascii="宋体" w:hAnsi="宋体" w:cs="宋体"/>
+          <w:color w:val="000000"/>
+          <w:sz w:val="28"/>
+          <w:szCs w:val="28"/>
+          <w:u w:val="none" w:color="auto"/>
+        </w:rPr>
+        <w:t xml:space="preserve">电话  </w:t>
+      </w:r>
+      <w:r>
+        <w:rPr>
+          <w:rFonts w:hint="eastAsia" w:ascii="宋体" w:hAnsi="宋体" w:cs="宋体"/>
+          <w:color w:val="000000"/>
+          <w:sz w:val="28"/>
+          <w:szCs w:val="28"/>
+          <w:u w:val="none" w:color="auto"/>
+          <w:lang w:val="en-US" w:eastAsia="zh-CN"/>
+        </w:rPr>
         <w:t xml:space="preserve">      /   </w:t>
       </w:r>
       <w:r>
@@ -1411,8 +1492,6 @@
         </w:rPr>
         <w:t xml:space="preserve"> </w:t>
       </w:r>
-      <w:bookmarkStart w:id="0" w:name="_GoBack"/>
-      <w:bookmarkEnd w:id="0"/>
     </w:p>
     <w:p>
       <w:pPr>
@@ -1556,6 +1635,7 @@
       <w:pPr>
         <w:bidi w:val="0"/>
         <w:ind w:firstLine="560" w:firstLineChars="200"/>
+        <w:jc w:val="both"/>
         <w:rPr>
           <w:rFonts w:hint="eastAsia" w:ascii="宋体" w:hAnsi="宋体" w:cs="宋体"/>
           <w:b w:val="0"/>
@@ -1577,6 +1657,16 @@
       </w:r>
       <w:r>
         <w:rPr>
+          <w:rFonts w:hint="eastAsia" w:ascii="宋体" w:hAnsi="宋体" w:cs="宋体"/>
+          <w:color w:val="000000"/>
+          <w:sz w:val="28"/>
+          <w:szCs w:val="28"/>
+          <w:lang w:val="en-US" w:eastAsia="zh-CN"/>
+        </w:rPr>
+        <w:t xml:space="preserve"> </w:t>
+      </w:r>
+      <w:r>
+        <w:rPr>
           <w:rFonts w:hint="eastAsia" w:ascii="宋体" w:hAnsi="宋体" w:eastAsia="宋体" w:cs="宋体"/>
           <w:color w:val="000000"/>
           <w:sz w:val="28"/>
@@ -1615,6 +1705,17 @@
           <w:u w:val="none"/>
         </w:rPr>
         <w:t>至</w:t>
+      </w:r>
+      <w:r>
+        <w:rPr>
+          <w:rFonts w:hint="eastAsia" w:ascii="宋体" w:hAnsi="宋体" w:cs="宋体"/>
+          <w:color w:val="000000"/>
+          <w:sz w:val="28"/>
+          <w:szCs w:val="28"/>
+          <w:u w:val="none"/>
+          <w:lang w:val="en-US" w:eastAsia="zh-CN"/>
+        </w:rPr>
+        <w:t xml:space="preserve"> </w:t>
       </w:r>
       <w:r>
         <w:rPr>
@@ -1661,6 +1762,69 @@
           <w:szCs w:val="28"/>
         </w:rPr>
       </w:pPr>
+      <w:r>
+        <w:rPr>
+          <w:rFonts w:hint="default" w:ascii="Times New Roman" w:hAnsi="Times New Roman" w:cs="Times New Roman"/>
+          <w:color w:val="auto"/>
+          <w:highlight w:val="none"/>
+        </w:rPr>
+        <mc:AlternateContent>
+          <mc:Choice Requires="wps">
+            <w:drawing>
+              <wp:anchor distT="0" distB="0" distL="114300" distR="114300" simplePos="0" relativeHeight="251665408" behindDoc="0" locked="0" layoutInCell="1" allowOverlap="1">
+                <wp:simplePos x="0" y="0"/>
+                <wp:positionH relativeFrom="column">
+                  <wp:posOffset>1530985</wp:posOffset>
+                </wp:positionH>
+                <wp:positionV relativeFrom="paragraph">
+                  <wp:posOffset>66040</wp:posOffset>
+                </wp:positionV>
+                <wp:extent cx="1202055" cy="2540"/>
+                <wp:effectExtent l="0" t="0" r="0" b="0"/>
+                <wp:wrapNone/>
+                <wp:docPr id="7" name="直接连接符 7"/>
+                <wp:cNvGraphicFramePr/>
+                <a:graphic xmlns:a="http://schemas.openxmlformats.org/drawingml/2006/main">
+                  <a:graphicData uri="http://schemas.microsoft.com/office/word/2010/wordprocessingShape">
+                    <wps:wsp>
+                      <wps:cNvCnPr/>
+                      <wps:spPr>
+                        <a:xfrm flipV="1">
+                          <a:off x="0" y="0"/>
+                          <a:ext cx="1202055" cy="2540"/>
+                        </a:xfrm>
+                        <a:prstGeom prst="line">
+                          <a:avLst/>
+                        </a:prstGeom>
+                        <a:ln w="3175" cap="flat" cmpd="sng">
+                          <a:solidFill>
+                            <a:schemeClr val="tx1"/>
+                          </a:solidFill>
+                          <a:prstDash val="solid"/>
+                          <a:headEnd type="none" w="med" len="med"/>
+                          <a:tailEnd type="none" w="med" len="med"/>
+                        </a:ln>
+                        <a:effectLst/>
+                      </wps:spPr>
+                      <wps:bodyPr upright="1"/>
+                    </wps:wsp>
+                  </a:graphicData>
+                </a:graphic>
+              </wp:anchor>
+            </w:drawing>
+          </mc:Choice>
+          <mc:Fallback>
+            <w:pict>
+              <v:line id="_x0000_s1026" o:spid="_x0000_s1026" o:spt="20" style="position:absolute;left:0pt;flip:y;margin-left:120.55pt;margin-top:5.2pt;height:0.2pt;width:94.65pt;z-index:251665408;mso-width-relative:page;mso-height-relative:page;" filled="f" stroked="t" coordsize="21600,21600" o:gfxdata="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">
+                <v:fill on="f" focussize="0,0"/>
+                <v:stroke weight="0.25pt" color="#000000 [3213]" joinstyle="round"/>
+                <v:imagedata o:title=""/>
+                <o:lock v:ext="edit" aspectratio="f"/>
+              </v:line>
+            </w:pict>
+          </mc:Fallback>
+        </mc:AlternateContent>
+      </w:r>
       <w:r>
         <w:rPr>
           <w:rFonts w:hint="default" w:ascii="Times New Roman" w:hAnsi="Times New Roman" w:cs="Times New Roman"/>
@@ -1724,69 +1888,6 @@
           </mc:Fallback>
         </mc:AlternateContent>
       </w:r>
-      <w:r>
-        <w:rPr>
-          <w:rFonts w:hint="default" w:ascii="Times New Roman" w:hAnsi="Times New Roman" w:cs="Times New Roman"/>
-          <w:color w:val="auto"/>
-          <w:highlight w:val="none"/>
-        </w:rPr>
-        <mc:AlternateContent>
-          <mc:Choice Requires="wps">
-            <w:drawing>
-              <wp:anchor distT="0" distB="0" distL="114300" distR="114300" simplePos="0" relativeHeight="251665408" behindDoc="0" locked="0" layoutInCell="1" allowOverlap="1">
-                <wp:simplePos x="0" y="0"/>
-                <wp:positionH relativeFrom="column">
-                  <wp:posOffset>1635760</wp:posOffset>
-                </wp:positionH>
-                <wp:positionV relativeFrom="paragraph">
-                  <wp:posOffset>56515</wp:posOffset>
-                </wp:positionV>
-                <wp:extent cx="1202055" cy="2540"/>
-                <wp:effectExtent l="0" t="0" r="0" b="0"/>
-                <wp:wrapNone/>
-                <wp:docPr id="7" name="直接连接符 7"/>
-                <wp:cNvGraphicFramePr/>
-                <a:graphic xmlns:a="http://schemas.openxmlformats.org/drawingml/2006/main">
-                  <a:graphicData uri="http://schemas.microsoft.com/office/word/2010/wordprocessingShape">
-                    <wps:wsp>
-                      <wps:cNvCnPr/>
-                      <wps:spPr>
-                        <a:xfrm flipV="1">
-                          <a:off x="0" y="0"/>
-                          <a:ext cx="1202055" cy="2540"/>
-                        </a:xfrm>
-                        <a:prstGeom prst="line">
-                          <a:avLst/>
-                        </a:prstGeom>
-                        <a:ln w="3175" cap="flat" cmpd="sng">
-                          <a:solidFill>
-                            <a:schemeClr val="tx1"/>
-                          </a:solidFill>
-                          <a:prstDash val="solid"/>
-                          <a:headEnd type="none" w="med" len="med"/>
-                          <a:tailEnd type="none" w="med" len="med"/>
-                        </a:ln>
-                        <a:effectLst/>
-                      </wps:spPr>
-                      <wps:bodyPr upright="1"/>
-                    </wps:wsp>
-                  </a:graphicData>
-                </a:graphic>
-              </wp:anchor>
-            </w:drawing>
-          </mc:Choice>
-          <mc:Fallback>
-            <w:pict>
-              <v:line id="_x0000_s1026" o:spid="_x0000_s1026" o:spt="20" style="position:absolute;left:0pt;flip:y;margin-left:128.8pt;margin-top:4.45pt;height:0.2pt;width:94.65pt;z-index:251665408;mso-width-relative:page;mso-height-relative:page;" filled="f" stroked="t" coordsize="21600,21600" o:gfxdata="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">
-                <v:fill on="f" focussize="0,0"/>
-                <v:stroke weight="0.25pt" color="#000000 [3213]" joinstyle="round"/>
-                <v:imagedata o:title=""/>
-                <o:lock v:ext="edit" aspectratio="f"/>
-              </v:line>
-            </w:pict>
-          </mc:Fallback>
-        </mc:AlternateContent>
-      </w:r>
     </w:p>
     <w:p>
       <w:pPr>
@@ -1828,6 +1929,8 @@
         </w:rPr>
         <w:t>{{填报时间}}</w:t>
       </w:r>
+      <w:bookmarkStart w:id="0" w:name="_GoBack"/>
+      <w:bookmarkEnd w:id="0"/>
     </w:p>
     <w:p>
       <w:pPr>
@@ -9181,6 +9284,12 @@
       <w:footerReference r:id="rId4" w:type="even"/>
       <w:pgSz w:w="11905" w:h="16837"/>
       <w:pgMar w:top="1440" w:right="1667" w:bottom="1440" w:left="1712" w:header="850" w:footer="992" w:gutter="0"/>
+      <w:pgBorders>
+        <w:top w:val="none" w:sz="0" w:space="0"/>
+        <w:left w:val="none" w:sz="0" w:space="0"/>
+        <w:bottom w:val="none" w:sz="0" w:space="0"/>
+        <w:right w:val="none" w:sz="0" w:space="0"/>
+      </w:pgBorders>
       <w:pgNumType w:start="1"/>
       <w:cols w:space="720" w:num="1"/>
       <w:titlePg/>

--- a/立项资料的模版3.docx
+++ b/立项资料的模版3.docx
@@ -915,7 +915,7 @@
           </mc:Choice>
           <mc:Fallback>
             <w:pict>
-              <v:line id="_x0000_s1026" o:spid="_x0000_s1026" o:spt="20" style="position:absolute;left:0pt;margin-left:90.55pt;margin-top:6.45pt;height:0.25pt;width:287.4pt;z-index:251660288;mso-width-relative:page;mso-height-relative:page;" filled="f" stroked="t" coordsize="21600,21600" o:gfxdata="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">
+              <v:line id="_x0000_s1026" o:spid="_x0000_s1026" o:spt="20" style="position:absolute;left:0pt;margin-left:90.55pt;margin-top:6.45pt;height:0.25pt;width:287.4pt;z-index:251660288;mso-width-relative:page;mso-height-relative:page;" filled="f" stroked="t" coordsize="21600,21600" o:gfxdata="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">
                 <v:fill on="f" focussize="0,0"/>
                 <v:stroke weight="0.25pt" color="#000000 [3213]" joinstyle="round"/>
                 <v:imagedata o:title=""/>
@@ -1072,7 +1072,7 @@
       <w:tblPr>
         <w:tblStyle w:val="14"/>
         <w:tblW w:w="0" w:type="auto"/>
-        <w:tblInd w:w="662" w:type="dxa"/>
+        <w:tblInd w:w="632" w:type="dxa"/>
         <w:tblBorders>
           <w:top w:val="none" w:color="auto" w:sz="0" w:space="0"/>
           <w:left w:val="none" w:color="auto" w:sz="0" w:space="0"/>
@@ -1083,12 +1083,14 @@
         </w:tblBorders>
         <w:tblLayout w:type="autofit"/>
         <w:tblCellMar>
+          <w:top w:w="0" w:type="dxa"/>
           <w:left w:w="108" w:type="dxa"/>
+          <w:bottom w:w="0" w:type="dxa"/>
           <w:right w:w="108" w:type="dxa"/>
         </w:tblCellMar>
       </w:tblPr>
       <w:tblGrid>
-        <w:gridCol w:w="1695"/>
+        <w:gridCol w:w="1725"/>
         <w:gridCol w:w="3471"/>
         <w:gridCol w:w="2914"/>
       </w:tblGrid>
@@ -1103,13 +1105,15 @@
             <w:insideV w:val="none" w:color="auto" w:sz="0" w:space="0"/>
           </w:tblBorders>
           <w:tblCellMar>
+            <w:top w:w="0" w:type="dxa"/>
             <w:left w:w="108" w:type="dxa"/>
+            <w:bottom w:w="0" w:type="dxa"/>
             <w:right w:w="108" w:type="dxa"/>
           </w:tblCellMar>
         </w:tblPrEx>
         <w:tc>
           <w:tcPr>
-            <w:tcW w:w="1695" w:type="dxa"/>
+            <w:tcW w:w="1725" w:type="dxa"/>
             <w:tcBorders>
               <w:tl2br w:val="nil"/>
               <w:tr2bl w:val="nil"/>
@@ -1249,7 +1253,6 @@
           <w:color w:val="000000"/>
           <w:sz w:val="28"/>
           <w:szCs w:val="28"/>
-          <w:u w:val="single" w:color="000000"/>
         </w:rPr>
       </w:pPr>
       <w:r>
@@ -1305,7 +1308,7 @@
           </mc:Choice>
           <mc:Fallback>
             <w:pict>
-              <v:line id="_x0000_s1026" o:spid="_x0000_s1026" o:spt="20" style="position:absolute;left:0pt;margin-left:315.55pt;margin-top:8.9pt;height:0.55pt;width:95.4pt;z-index:251663360;mso-width-relative:page;mso-height-relative:page;" filled="f" stroked="t" coordsize="21600,21600" o:gfxdata="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">
+              <v:line id="_x0000_s1026" o:spid="_x0000_s1026" o:spt="20" style="position:absolute;left:0pt;margin-left:315.55pt;margin-top:8.9pt;height:0.55pt;width:95.4pt;z-index:251663360;mso-width-relative:page;mso-height-relative:page;" filled="f" stroked="t" coordsize="21600,21600" o:gfxdata="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">
                 <v:fill on="f" focussize="0,0"/>
                 <v:stroke weight="0.25pt" color="#000000 [3213]" joinstyle="round"/>
                 <v:imagedata o:title=""/>
@@ -1368,7 +1371,7 @@
           </mc:Choice>
           <mc:Fallback>
             <w:pict>
-              <v:line id="_x0000_s1026" o:spid="_x0000_s1026" o:spt="20" style="position:absolute;left:0pt;flip:y;margin-left:108.55pt;margin-top:7.2pt;height:0.2pt;width:143.4pt;z-index:251661312;mso-width-relative:page;mso-height-relative:page;" filled="f" stroked="t" coordsize="21600,21600" o:gfxdata="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">
+              <v:line id="_x0000_s1026" o:spid="_x0000_s1026" o:spt="20" style="position:absolute;left:0pt;flip:y;margin-left:108.55pt;margin-top:7.2pt;height:0.2pt;width:143.4pt;z-index:251661312;mso-width-relative:page;mso-height-relative:page;" filled="f" stroked="t" coordsize="21600,21600" o:gfxdata="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">
                 <v:fill on="f" focussize="0,0"/>
                 <v:stroke weight="0.25pt" color="#000000 [3213]" joinstyle="round"/>
                 <v:imagedata o:title=""/>
@@ -1379,120 +1382,177 @@
         </mc:AlternateContent>
       </w:r>
     </w:p>
-    <w:p>
-      <w:pPr>
-        <w:bidi w:val="0"/>
-        <w:ind w:firstLine="560" w:firstLineChars="200"/>
-        <w:rPr>
-          <w:rFonts w:hint="eastAsia" w:ascii="宋体" w:hAnsi="宋体" w:cs="宋体"/>
-          <w:sz w:val="28"/>
-          <w:szCs w:val="28"/>
-          <w:u w:val="none" w:color="auto"/>
-        </w:rPr>
-      </w:pPr>
-      <w:r>
-        <w:rPr>
-          <w:rFonts w:hint="eastAsia" w:ascii="宋体" w:hAnsi="宋体" w:cs="宋体"/>
-          <w:color w:val="000000"/>
-          <w:sz w:val="28"/>
-          <w:szCs w:val="28"/>
-        </w:rPr>
-        <w:t>项目联系人</w:t>
-      </w:r>
-      <w:r>
-        <w:rPr>
-          <w:rFonts w:hint="eastAsia" w:ascii="宋体" w:hAnsi="宋体" w:cs="宋体"/>
-          <w:color w:val="000000"/>
-          <w:sz w:val="28"/>
-          <w:szCs w:val="28"/>
-          <w:u w:val="none" w:color="auto"/>
-        </w:rPr>
-        <w:t xml:space="preserve">    {{</w:t>
-      </w:r>
-      <w:r>
-        <w:rPr>
-          <w:rFonts w:hint="eastAsia" w:ascii="宋体" w:hAnsi="宋体" w:cs="宋体"/>
-          <w:color w:val="000000"/>
-          <w:sz w:val="28"/>
-          <w:szCs w:val="28"/>
-          <w:u w:val="none" w:color="auto"/>
-          <w:lang w:val="en-US" w:eastAsia="zh-CN"/>
-        </w:rPr>
-        <w:t>项目</w:t>
-      </w:r>
-      <w:r>
-        <w:rPr>
-          <w:rFonts w:hint="eastAsia" w:ascii="宋体" w:hAnsi="宋体" w:cs="宋体"/>
-          <w:color w:val="000000"/>
-          <w:sz w:val="28"/>
-          <w:szCs w:val="28"/>
-          <w:u w:val="none" w:color="auto"/>
-        </w:rPr>
-        <w:t xml:space="preserve">负责人}} </w:t>
-      </w:r>
-      <w:r>
-        <w:rPr>
-          <w:rFonts w:hint="eastAsia" w:ascii="宋体" w:hAnsi="宋体" w:cs="宋体"/>
-          <w:color w:val="000000"/>
-          <w:sz w:val="28"/>
-          <w:szCs w:val="28"/>
-          <w:u w:val="none" w:color="auto"/>
-          <w:lang w:val="en-US" w:eastAsia="zh-CN"/>
-        </w:rPr>
-        <w:tab/>
-      </w:r>
-      <w:r>
-        <w:rPr>
-          <w:rFonts w:hint="eastAsia" w:ascii="宋体" w:hAnsi="宋体" w:cs="宋体"/>
-          <w:color w:val="000000"/>
-          <w:sz w:val="28"/>
-          <w:szCs w:val="28"/>
-          <w:u w:val="none" w:color="auto"/>
-        </w:rPr>
-        <w:t xml:space="preserve"> </w:t>
-      </w:r>
-      <w:r>
-        <w:rPr>
-          <w:rFonts w:hint="eastAsia" w:ascii="宋体" w:hAnsi="宋体" w:cs="宋体"/>
-          <w:color w:val="000000"/>
-          <w:sz w:val="28"/>
-          <w:szCs w:val="28"/>
-          <w:u w:val="none" w:color="auto"/>
-          <w:lang w:val="en-US" w:eastAsia="zh-CN"/>
-        </w:rPr>
-        <w:t xml:space="preserve">   </w:t>
-      </w:r>
-      <w:r>
-        <w:rPr>
-          <w:rFonts w:hint="eastAsia" w:ascii="宋体" w:hAnsi="宋体" w:cs="宋体"/>
-          <w:color w:val="000000"/>
-          <w:sz w:val="28"/>
-          <w:szCs w:val="28"/>
-          <w:u w:val="none" w:color="auto"/>
-        </w:rPr>
-        <w:t xml:space="preserve">电话  </w:t>
-      </w:r>
-      <w:r>
-        <w:rPr>
-          <w:rFonts w:hint="eastAsia" w:ascii="宋体" w:hAnsi="宋体" w:cs="宋体"/>
-          <w:color w:val="000000"/>
-          <w:sz w:val="28"/>
-          <w:szCs w:val="28"/>
-          <w:u w:val="none" w:color="auto"/>
-          <w:lang w:val="en-US" w:eastAsia="zh-CN"/>
-        </w:rPr>
-        <w:t xml:space="preserve">      /   </w:t>
-      </w:r>
-      <w:r>
-        <w:rPr>
-          <w:rFonts w:hint="eastAsia" w:ascii="宋体" w:hAnsi="宋体" w:cs="宋体"/>
-          <w:sz w:val="28"/>
-          <w:szCs w:val="28"/>
-          <w:u w:val="none" w:color="auto"/>
-        </w:rPr>
-        <w:t xml:space="preserve"> </w:t>
-      </w:r>
-    </w:p>
+    <w:tbl>
+      <w:tblPr>
+        <w:tblStyle w:val="14"/>
+        <w:tblW w:w="0" w:type="auto"/>
+        <w:tblInd w:w="632" w:type="dxa"/>
+        <w:tblBorders>
+          <w:top w:val="none" w:color="auto" w:sz="0" w:space="0"/>
+          <w:left w:val="none" w:color="auto" w:sz="0" w:space="0"/>
+          <w:bottom w:val="none" w:color="auto" w:sz="0" w:space="0"/>
+          <w:right w:val="none" w:color="auto" w:sz="0" w:space="0"/>
+          <w:insideH w:val="none" w:color="auto" w:sz="0" w:space="0"/>
+          <w:insideV w:val="none" w:color="auto" w:sz="0" w:space="0"/>
+        </w:tblBorders>
+        <w:tblLayout w:type="autofit"/>
+        <w:tblCellMar>
+          <w:top w:w="0" w:type="dxa"/>
+          <w:left w:w="108" w:type="dxa"/>
+          <w:bottom w:w="0" w:type="dxa"/>
+          <w:right w:w="108" w:type="dxa"/>
+        </w:tblCellMar>
+      </w:tblPr>
+      <w:tblGrid>
+        <w:gridCol w:w="1725"/>
+        <w:gridCol w:w="3471"/>
+        <w:gridCol w:w="2914"/>
+      </w:tblGrid>
+      <w:tr>
+        <w:tblPrEx>
+          <w:tblBorders>
+            <w:top w:val="none" w:color="auto" w:sz="0" w:space="0"/>
+            <w:left w:val="none" w:color="auto" w:sz="0" w:space="0"/>
+            <w:bottom w:val="none" w:color="auto" w:sz="0" w:space="0"/>
+            <w:right w:val="none" w:color="auto" w:sz="0" w:space="0"/>
+            <w:insideH w:val="none" w:color="auto" w:sz="0" w:space="0"/>
+            <w:insideV w:val="none" w:color="auto" w:sz="0" w:space="0"/>
+          </w:tblBorders>
+        </w:tblPrEx>
+        <w:tc>
+          <w:tcPr>
+            <w:tcW w:w="1725" w:type="dxa"/>
+            <w:tcBorders>
+              <w:tl2br w:val="nil"/>
+              <w:tr2bl w:val="nil"/>
+            </w:tcBorders>
+          </w:tcPr>
+          <w:p>
+            <w:pPr>
+              <w:bidi w:val="0"/>
+              <w:rPr>
+                <w:rFonts w:hint="eastAsia" w:ascii="宋体" w:hAnsi="宋体" w:cs="宋体"/>
+                <w:color w:val="000000"/>
+                <w:sz w:val="28"/>
+                <w:szCs w:val="28"/>
+                <w:vertAlign w:val="baseline"/>
+              </w:rPr>
+            </w:pPr>
+            <w:r>
+              <w:rPr>
+                <w:rFonts w:hint="eastAsia" w:ascii="宋体" w:hAnsi="宋体" w:cs="宋体"/>
+                <w:color w:val="000000"/>
+                <w:sz w:val="28"/>
+                <w:szCs w:val="28"/>
+              </w:rPr>
+              <w:t>项目联系人</w:t>
+            </w:r>
+          </w:p>
+        </w:tc>
+        <w:tc>
+          <w:tcPr>
+            <w:tcW w:w="3471" w:type="dxa"/>
+            <w:tcBorders>
+              <w:tl2br w:val="nil"/>
+              <w:tr2bl w:val="nil"/>
+            </w:tcBorders>
+          </w:tcPr>
+          <w:p>
+            <w:pPr>
+              <w:bidi w:val="0"/>
+              <w:rPr>
+                <w:rFonts w:hint="eastAsia" w:ascii="宋体" w:hAnsi="宋体" w:cs="宋体"/>
+                <w:color w:val="000000"/>
+                <w:sz w:val="28"/>
+                <w:szCs w:val="28"/>
+                <w:vertAlign w:val="baseline"/>
+              </w:rPr>
+            </w:pPr>
+            <w:r>
+              <w:rPr>
+                <w:rFonts w:hint="eastAsia" w:ascii="宋体" w:hAnsi="宋体" w:cs="宋体"/>
+                <w:color w:val="000000"/>
+                <w:sz w:val="28"/>
+                <w:szCs w:val="28"/>
+                <w:u w:val="none" w:color="auto"/>
+              </w:rPr>
+              <w:t>{{</w:t>
+            </w:r>
+            <w:r>
+              <w:rPr>
+                <w:rFonts w:hint="eastAsia" w:ascii="宋体" w:hAnsi="宋体" w:cs="宋体"/>
+                <w:color w:val="000000"/>
+                <w:sz w:val="28"/>
+                <w:szCs w:val="28"/>
+                <w:u w:val="none" w:color="auto"/>
+                <w:lang w:val="en-US" w:eastAsia="zh-CN"/>
+              </w:rPr>
+              <w:t>项目</w:t>
+            </w:r>
+            <w:r>
+              <w:rPr>
+                <w:rFonts w:hint="eastAsia" w:ascii="宋体" w:hAnsi="宋体" w:cs="宋体"/>
+                <w:color w:val="000000"/>
+                <w:sz w:val="28"/>
+                <w:szCs w:val="28"/>
+                <w:u w:val="none" w:color="auto"/>
+              </w:rPr>
+              <w:t>负责人}}</w:t>
+            </w:r>
+          </w:p>
+        </w:tc>
+        <w:tc>
+          <w:tcPr>
+            <w:tcW w:w="2914" w:type="dxa"/>
+            <w:tcBorders>
+              <w:tl2br w:val="nil"/>
+              <w:tr2bl w:val="nil"/>
+            </w:tcBorders>
+          </w:tcPr>
+          <w:p>
+            <w:pPr>
+              <w:bidi w:val="0"/>
+              <w:rPr>
+                <w:rFonts w:hint="eastAsia" w:ascii="宋体" w:hAnsi="宋体" w:cs="宋体"/>
+                <w:color w:val="000000"/>
+                <w:sz w:val="28"/>
+                <w:szCs w:val="28"/>
+                <w:vertAlign w:val="baseline"/>
+              </w:rPr>
+            </w:pPr>
+            <w:r>
+              <w:rPr>
+                <w:rFonts w:hint="eastAsia" w:ascii="宋体" w:hAnsi="宋体" w:cs="宋体"/>
+                <w:color w:val="000000"/>
+                <w:sz w:val="28"/>
+                <w:szCs w:val="28"/>
+                <w:u w:val="none" w:color="auto"/>
+              </w:rPr>
+              <w:t xml:space="preserve">电话  </w:t>
+            </w:r>
+            <w:r>
+              <w:rPr>
+                <w:rFonts w:hint="eastAsia" w:ascii="宋体" w:hAnsi="宋体" w:cs="宋体"/>
+                <w:sz w:val="28"/>
+                <w:szCs w:val="28"/>
+                <w:u w:val="none" w:color="auto"/>
+              </w:rPr>
+              <w:t xml:space="preserve"> </w:t>
+            </w:r>
+            <w:r>
+              <w:rPr>
+                <w:rFonts w:hint="eastAsia" w:ascii="宋体" w:hAnsi="宋体" w:cs="宋体"/>
+                <w:sz w:val="28"/>
+                <w:szCs w:val="28"/>
+                <w:u w:val="none" w:color="auto"/>
+                <w:lang w:val="en-US" w:eastAsia="zh-CN"/>
+              </w:rPr>
+              <w:t xml:space="preserve">     / </w:t>
+            </w:r>
+          </w:p>
+        </w:tc>
+      </w:tr>
+    </w:tbl>
     <w:p>
       <w:pPr>
         <w:bidi w:val="0"/>
@@ -1516,10 +1576,10 @@
               <wp:anchor distT="0" distB="0" distL="114300" distR="114300" simplePos="0" relativeHeight="251664384" behindDoc="0" locked="0" layoutInCell="1" allowOverlap="1">
                 <wp:simplePos x="0" y="0"/>
                 <wp:positionH relativeFrom="column">
-                  <wp:posOffset>3626485</wp:posOffset>
+                  <wp:posOffset>3997960</wp:posOffset>
                 </wp:positionH>
                 <wp:positionV relativeFrom="paragraph">
-                  <wp:posOffset>74295</wp:posOffset>
+                  <wp:posOffset>121920</wp:posOffset>
                 </wp:positionV>
                 <wp:extent cx="1230630" cy="2540"/>
                 <wp:effectExtent l="0" t="0" r="0" b="0"/>
@@ -1557,7 +1617,7 @@
           </mc:Choice>
           <mc:Fallback>
             <w:pict>
-              <v:line id="_x0000_s1026" o:spid="_x0000_s1026" o:spt="20" style="position:absolute;left:0pt;flip:y;margin-left:285.55pt;margin-top:5.85pt;height:0.2pt;width:96.9pt;z-index:251664384;mso-width-relative:page;mso-height-relative:page;" filled="f" stroked="t" coordsize="21600,21600" o:gfxdata="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">
+              <v:line id="_x0000_s1026" o:spid="_x0000_s1026" o:spt="20" style="position:absolute;left:0pt;flip:y;margin-left:314.8pt;margin-top:9.6pt;height:0.2pt;width:96.9pt;z-index:251664384;mso-width-relative:page;mso-height-relative:page;" filled="f" stroked="t" coordsize="21600,21600" o:gfxdata="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">
                 <v:fill on="f" focussize="0,0"/>
                 <v:stroke weight="0.25pt" color="#000000 [3213]" joinstyle="round"/>
                 <v:imagedata o:title=""/>
@@ -1579,12 +1639,12 @@
               <wp:anchor distT="0" distB="0" distL="114300" distR="114300" simplePos="0" relativeHeight="251662336" behindDoc="0" locked="0" layoutInCell="1" allowOverlap="1">
                 <wp:simplePos x="0" y="0"/>
                 <wp:positionH relativeFrom="column">
-                  <wp:posOffset>1388110</wp:posOffset>
+                  <wp:posOffset>1359535</wp:posOffset>
                 </wp:positionH>
                 <wp:positionV relativeFrom="paragraph">
-                  <wp:posOffset>74295</wp:posOffset>
+                  <wp:posOffset>125095</wp:posOffset>
                 </wp:positionV>
-                <wp:extent cx="1802130" cy="2540"/>
+                <wp:extent cx="1849755" cy="8890"/>
                 <wp:effectExtent l="0" t="0" r="0" b="0"/>
                 <wp:wrapNone/>
                 <wp:docPr id="4" name="直接连接符 4"/>
@@ -1596,7 +1656,7 @@
                       <wps:spPr>
                         <a:xfrm flipV="1">
                           <a:off x="0" y="0"/>
-                          <a:ext cx="1802130" cy="2540"/>
+                          <a:ext cx="1849755" cy="8890"/>
                         </a:xfrm>
                         <a:prstGeom prst="line">
                           <a:avLst/>
@@ -1620,7 +1680,7 @@
           </mc:Choice>
           <mc:Fallback>
             <w:pict>
-              <v:line id="_x0000_s1026" o:spid="_x0000_s1026" o:spt="20" style="position:absolute;left:0pt;flip:y;margin-left:109.3pt;margin-top:5.85pt;height:0.2pt;width:141.9pt;z-index:251662336;mso-width-relative:page;mso-height-relative:page;" filled="f" stroked="t" coordsize="21600,21600" o:gfxdata="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">
+              <v:line id="_x0000_s1026" o:spid="_x0000_s1026" o:spt="20" style="position:absolute;left:0pt;flip:y;margin-left:107.05pt;margin-top:9.85pt;height:0.7pt;width:145.65pt;z-index:251662336;mso-width-relative:page;mso-height-relative:page;" filled="f" stroked="t" coordsize="21600,21600" o:gfxdata="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">
                 <v:fill on="f" focussize="0,0"/>
                 <v:stroke weight="0.25pt" color="#000000 [3213]" joinstyle="round"/>
                 <v:imagedata o:title=""/>
@@ -1631,137 +1691,305 @@
         </mc:AlternateContent>
       </w:r>
     </w:p>
+    <w:tbl>
+      <w:tblPr>
+        <w:tblStyle w:val="14"/>
+        <w:tblW w:w="8145" w:type="dxa"/>
+        <w:tblInd w:w="632" w:type="dxa"/>
+        <w:tblBorders>
+          <w:top w:val="none" w:color="auto" w:sz="0" w:space="0"/>
+          <w:left w:val="none" w:color="auto" w:sz="0" w:space="0"/>
+          <w:bottom w:val="none" w:color="auto" w:sz="0" w:space="0"/>
+          <w:right w:val="none" w:color="auto" w:sz="0" w:space="0"/>
+          <w:insideH w:val="none" w:color="auto" w:sz="0" w:space="0"/>
+          <w:insideV w:val="none" w:color="auto" w:sz="0" w:space="0"/>
+        </w:tblBorders>
+        <w:tblLayout w:type="autofit"/>
+        <w:tblCellMar>
+          <w:top w:w="0" w:type="dxa"/>
+          <w:left w:w="108" w:type="dxa"/>
+          <w:bottom w:w="0" w:type="dxa"/>
+          <w:right w:w="108" w:type="dxa"/>
+        </w:tblCellMar>
+      </w:tblPr>
+      <w:tblGrid>
+        <w:gridCol w:w="1980"/>
+        <w:gridCol w:w="2475"/>
+        <w:gridCol w:w="840"/>
+        <w:gridCol w:w="2850"/>
+      </w:tblGrid>
+      <w:tr>
+        <w:tblPrEx>
+          <w:tblBorders>
+            <w:top w:val="none" w:color="auto" w:sz="0" w:space="0"/>
+            <w:left w:val="none" w:color="auto" w:sz="0" w:space="0"/>
+            <w:bottom w:val="none" w:color="auto" w:sz="0" w:space="0"/>
+            <w:right w:val="none" w:color="auto" w:sz="0" w:space="0"/>
+            <w:insideH w:val="none" w:color="auto" w:sz="0" w:space="0"/>
+            <w:insideV w:val="none" w:color="auto" w:sz="0" w:space="0"/>
+          </w:tblBorders>
+          <w:tblCellMar>
+            <w:top w:w="0" w:type="dxa"/>
+            <w:left w:w="108" w:type="dxa"/>
+            <w:bottom w:w="0" w:type="dxa"/>
+            <w:right w:w="108" w:type="dxa"/>
+          </w:tblCellMar>
+        </w:tblPrEx>
+        <w:tc>
+          <w:tcPr>
+            <w:tcW w:w="1980" w:type="dxa"/>
+            <w:tcBorders>
+              <w:tl2br w:val="nil"/>
+              <w:tr2bl w:val="nil"/>
+            </w:tcBorders>
+          </w:tcPr>
+          <w:p>
+            <w:pPr>
+              <w:bidi w:val="0"/>
+              <w:rPr>
+                <w:rFonts w:hint="eastAsia" w:ascii="宋体" w:hAnsi="宋体" w:cs="宋体"/>
+                <w:color w:val="000000"/>
+                <w:sz w:val="28"/>
+                <w:szCs w:val="28"/>
+                <w:vertAlign w:val="baseline"/>
+              </w:rPr>
+            </w:pPr>
+            <w:r>
+              <w:rPr>
+                <w:rFonts w:hint="eastAsia" w:ascii="宋体" w:hAnsi="宋体" w:cs="宋体"/>
+                <w:color w:val="000000"/>
+                <w:sz w:val="28"/>
+                <w:szCs w:val="28"/>
+              </w:rPr>
+              <w:t>项目起止时间</w:t>
+            </w:r>
+          </w:p>
+        </w:tc>
+        <w:tc>
+          <w:tcPr>
+            <w:tcW w:w="2475" w:type="dxa"/>
+            <w:tcBorders>
+              <w:tl2br w:val="nil"/>
+              <w:tr2bl w:val="nil"/>
+            </w:tcBorders>
+          </w:tcPr>
+          <w:p>
+            <w:pPr>
+              <w:bidi w:val="0"/>
+              <w:rPr>
+                <w:rFonts w:hint="eastAsia" w:ascii="宋体" w:hAnsi="宋体" w:cs="宋体"/>
+                <w:color w:val="000000"/>
+                <w:sz w:val="28"/>
+                <w:szCs w:val="28"/>
+                <w:vertAlign w:val="baseline"/>
+              </w:rPr>
+            </w:pPr>
+            <w:r>
+              <w:rPr>
+                <w:rFonts w:hint="eastAsia" w:ascii="宋体" w:hAnsi="宋体" w:eastAsia="宋体" w:cs="宋体"/>
+                <w:color w:val="000000"/>
+                <w:sz w:val="28"/>
+                <w:szCs w:val="28"/>
+                <w:u w:val="none"/>
+              </w:rPr>
+              <w:t>{{项目</w:t>
+            </w:r>
+            <w:r>
+              <w:rPr>
+                <w:rFonts w:hint="eastAsia" w:ascii="宋体" w:hAnsi="宋体" w:eastAsia="宋体" w:cs="宋体"/>
+                <w:color w:val="000000"/>
+                <w:sz w:val="28"/>
+                <w:szCs w:val="28"/>
+                <w:u w:val="none"/>
+                <w:lang w:val="en-US" w:eastAsia="zh-CN"/>
+              </w:rPr>
+              <w:t>开始年月</w:t>
+            </w:r>
+            <w:r>
+              <w:rPr>
+                <w:rFonts w:hint="eastAsia" w:ascii="宋体" w:hAnsi="宋体" w:eastAsia="宋体" w:cs="宋体"/>
+                <w:color w:val="000000"/>
+                <w:sz w:val="28"/>
+                <w:szCs w:val="28"/>
+                <w:u w:val="none"/>
+              </w:rPr>
+              <w:t>}}</w:t>
+            </w:r>
+          </w:p>
+        </w:tc>
+        <w:tc>
+          <w:tcPr>
+            <w:tcW w:w="840" w:type="dxa"/>
+            <w:tcBorders>
+              <w:tl2br w:val="nil"/>
+              <w:tr2bl w:val="nil"/>
+            </w:tcBorders>
+          </w:tcPr>
+          <w:p>
+            <w:pPr>
+              <w:bidi w:val="0"/>
+              <w:rPr>
+                <w:rFonts w:hint="eastAsia" w:ascii="宋体" w:hAnsi="宋体" w:cs="宋体"/>
+                <w:color w:val="000000"/>
+                <w:sz w:val="28"/>
+                <w:szCs w:val="28"/>
+                <w:vertAlign w:val="baseline"/>
+              </w:rPr>
+            </w:pPr>
+            <w:r>
+              <w:rPr>
+                <w:rFonts w:hint="eastAsia" w:ascii="宋体" w:hAnsi="宋体" w:cs="宋体"/>
+                <w:sz w:val="28"/>
+                <w:szCs w:val="28"/>
+                <w:u w:val="none" w:color="auto"/>
+                <w:lang w:val="en-US" w:eastAsia="zh-CN"/>
+              </w:rPr>
+              <w:t xml:space="preserve"> </w:t>
+            </w:r>
+            <w:r>
+              <w:rPr>
+                <w:rFonts w:hint="eastAsia" w:ascii="宋体" w:hAnsi="宋体" w:cs="宋体"/>
+                <w:color w:val="000000"/>
+                <w:sz w:val="28"/>
+                <w:szCs w:val="28"/>
+                <w:u w:val="none"/>
+              </w:rPr>
+              <w:t>至</w:t>
+            </w:r>
+          </w:p>
+        </w:tc>
+        <w:tc>
+          <w:tcPr>
+            <w:tcW w:w="2850" w:type="dxa"/>
+            <w:tcBorders>
+              <w:tl2br w:val="nil"/>
+              <w:tr2bl w:val="nil"/>
+            </w:tcBorders>
+          </w:tcPr>
+          <w:p>
+            <w:pPr>
+              <w:bidi w:val="0"/>
+              <w:rPr>
+                <w:rFonts w:hint="eastAsia" w:ascii="宋体" w:hAnsi="宋体" w:cs="宋体"/>
+                <w:color w:val="000000"/>
+                <w:sz w:val="28"/>
+                <w:szCs w:val="28"/>
+                <w:u w:val="none" w:color="auto"/>
+              </w:rPr>
+            </w:pPr>
+            <w:r>
+              <w:rPr>
+                <w:rFonts w:hint="eastAsia" w:ascii="宋体" w:hAnsi="宋体" w:eastAsia="宋体" w:cs="宋体"/>
+                <w:b w:val="0"/>
+                <w:bCs w:val="0"/>
+                <w:sz w:val="28"/>
+                <w:szCs w:val="28"/>
+                <w:u w:val="none"/>
+              </w:rPr>
+              <w:t>{{项目</w:t>
+            </w:r>
+            <w:r>
+              <w:rPr>
+                <w:rFonts w:hint="eastAsia" w:ascii="宋体" w:hAnsi="宋体" w:eastAsia="宋体" w:cs="宋体"/>
+                <w:b w:val="0"/>
+                <w:bCs w:val="0"/>
+                <w:sz w:val="28"/>
+                <w:szCs w:val="28"/>
+                <w:u w:val="none"/>
+                <w:lang w:val="en-US" w:eastAsia="zh-CN"/>
+              </w:rPr>
+              <w:t>结束年月</w:t>
+            </w:r>
+            <w:r>
+              <w:rPr>
+                <w:rFonts w:hint="eastAsia" w:ascii="宋体" w:hAnsi="宋体" w:eastAsia="宋体" w:cs="宋体"/>
+                <w:b w:val="0"/>
+                <w:bCs w:val="0"/>
+                <w:sz w:val="28"/>
+                <w:szCs w:val="28"/>
+                <w:u w:val="none"/>
+              </w:rPr>
+              <w:t>}}</w:t>
+            </w:r>
+          </w:p>
+        </w:tc>
+      </w:tr>
+    </w:tbl>
     <w:p>
       <w:pPr>
         <w:bidi w:val="0"/>
-        <w:ind w:firstLine="560" w:firstLineChars="200"/>
+        <w:ind w:firstLine="420" w:firstLineChars="200"/>
         <w:jc w:val="both"/>
-        <w:rPr>
-          <w:rFonts w:hint="eastAsia" w:ascii="宋体" w:hAnsi="宋体" w:cs="宋体"/>
-          <w:b w:val="0"/>
-          <w:bCs w:val="0"/>
-          <w:color w:val="000000"/>
-          <w:sz w:val="28"/>
-          <w:szCs w:val="28"/>
-          <w:u w:val="none"/>
-        </w:rPr>
-      </w:pPr>
-      <w:r>
         <w:rPr>
           <w:rFonts w:hint="eastAsia" w:ascii="宋体" w:hAnsi="宋体" w:cs="宋体"/>
           <w:color w:val="000000"/>
           <w:sz w:val="28"/>
           <w:szCs w:val="28"/>
         </w:rPr>
-        <w:t>项目起止时间</w:t>
-      </w:r>
-      <w:r>
-        <w:rPr>
-          <w:rFonts w:hint="eastAsia" w:ascii="宋体" w:hAnsi="宋体" w:cs="宋体"/>
-          <w:color w:val="000000"/>
-          <w:sz w:val="28"/>
-          <w:szCs w:val="28"/>
-          <w:lang w:val="en-US" w:eastAsia="zh-CN"/>
-        </w:rPr>
-        <w:t xml:space="preserve"> </w:t>
-      </w:r>
-      <w:r>
-        <w:rPr>
-          <w:rFonts w:hint="eastAsia" w:ascii="宋体" w:hAnsi="宋体" w:eastAsia="宋体" w:cs="宋体"/>
-          <w:color w:val="000000"/>
-          <w:sz w:val="28"/>
-          <w:szCs w:val="28"/>
-          <w:u w:val="none"/>
-        </w:rPr>
-        <w:t>{{项目</w:t>
-      </w:r>
-      <w:r>
-        <w:rPr>
-          <w:rFonts w:hint="eastAsia" w:ascii="宋体" w:hAnsi="宋体" w:eastAsia="宋体" w:cs="宋体"/>
-          <w:color w:val="000000"/>
-          <w:sz w:val="28"/>
-          <w:szCs w:val="28"/>
-          <w:u w:val="none"/>
-          <w:lang w:val="en-US" w:eastAsia="zh-CN"/>
-        </w:rPr>
-        <w:t>开始年月</w:t>
-      </w:r>
-      <w:r>
-        <w:rPr>
-          <w:rFonts w:hint="eastAsia" w:ascii="宋体" w:hAnsi="宋体" w:eastAsia="宋体" w:cs="宋体"/>
-          <w:color w:val="000000"/>
-          <w:sz w:val="28"/>
-          <w:szCs w:val="28"/>
-          <w:u w:val="none"/>
-        </w:rPr>
-        <w:t xml:space="preserve">}} </w:t>
-      </w:r>
-      <w:r>
-        <w:rPr>
-          <w:rFonts w:hint="eastAsia" w:ascii="宋体" w:hAnsi="宋体" w:cs="宋体"/>
-          <w:color w:val="000000"/>
-          <w:sz w:val="28"/>
-          <w:szCs w:val="28"/>
-          <w:u w:val="none"/>
-        </w:rPr>
-        <w:t>至</w:t>
-      </w:r>
-      <w:r>
-        <w:rPr>
-          <w:rFonts w:hint="eastAsia" w:ascii="宋体" w:hAnsi="宋体" w:cs="宋体"/>
-          <w:color w:val="000000"/>
-          <w:sz w:val="28"/>
-          <w:szCs w:val="28"/>
-          <w:u w:val="none"/>
-          <w:lang w:val="en-US" w:eastAsia="zh-CN"/>
-        </w:rPr>
-        <w:t xml:space="preserve"> </w:t>
-      </w:r>
-      <w:r>
-        <w:rPr>
-          <w:rFonts w:hint="eastAsia" w:ascii="宋体" w:hAnsi="宋体" w:eastAsia="宋体" w:cs="宋体"/>
-          <w:b w:val="0"/>
-          <w:bCs w:val="0"/>
-          <w:sz w:val="28"/>
-          <w:szCs w:val="28"/>
-          <w:u w:val="none"/>
-        </w:rPr>
-        <w:t>{{项目</w:t>
-      </w:r>
-      <w:r>
-        <w:rPr>
-          <w:rFonts w:hint="eastAsia" w:ascii="宋体" w:hAnsi="宋体" w:eastAsia="宋体" w:cs="宋体"/>
-          <w:b w:val="0"/>
-          <w:bCs w:val="0"/>
-          <w:sz w:val="28"/>
-          <w:szCs w:val="28"/>
-          <w:u w:val="none"/>
-          <w:lang w:val="en-US" w:eastAsia="zh-CN"/>
-        </w:rPr>
-        <w:t>结束年月</w:t>
-      </w:r>
-      <w:r>
-        <w:rPr>
-          <w:rFonts w:hint="eastAsia" w:ascii="宋体" w:hAnsi="宋体" w:eastAsia="宋体" w:cs="宋体"/>
-          <w:b w:val="0"/>
-          <w:bCs w:val="0"/>
-          <w:sz w:val="28"/>
-          <w:szCs w:val="28"/>
-          <w:u w:val="none"/>
-        </w:rPr>
-        <w:t>}}</w:t>
-      </w:r>
-    </w:p>
-    <w:p>
-      <w:pPr>
-        <w:jc w:val="center"/>
-        <w:rPr>
-          <w:rFonts w:hint="eastAsia" w:ascii="宋体" w:hAnsi="宋体" w:cs="宋体"/>
-          <w:color w:val="000000"/>
-          <w:sz w:val="28"/>
-          <w:szCs w:val="28"/>
-        </w:rPr>
       </w:pPr>
+      <w:r>
+        <w:rPr>
+          <w:rFonts w:hint="default" w:ascii="Times New Roman" w:hAnsi="Times New Roman" w:cs="Times New Roman"/>
+          <w:color w:val="auto"/>
+          <w:highlight w:val="none"/>
+        </w:rPr>
+        <mc:AlternateContent>
+          <mc:Choice Requires="wps">
+            <w:drawing>
+              <wp:anchor distT="0" distB="0" distL="114300" distR="114300" simplePos="0" relativeHeight="251666432" behindDoc="0" locked="0" layoutInCell="1" allowOverlap="1">
+                <wp:simplePos x="0" y="0"/>
+                <wp:positionH relativeFrom="column">
+                  <wp:posOffset>3714115</wp:posOffset>
+                </wp:positionH>
+                <wp:positionV relativeFrom="paragraph">
+                  <wp:posOffset>112395</wp:posOffset>
+                </wp:positionV>
+                <wp:extent cx="1209675" cy="0"/>
+                <wp:effectExtent l="0" t="4445" r="0" b="5080"/>
+                <wp:wrapNone/>
+                <wp:docPr id="8" name="直接连接符 8"/>
+                <wp:cNvGraphicFramePr/>
+                <a:graphic xmlns:a="http://schemas.openxmlformats.org/drawingml/2006/main">
+                  <a:graphicData uri="http://schemas.microsoft.com/office/word/2010/wordprocessingShape">
+                    <wps:wsp>
+                      <wps:cNvCnPr/>
+                      <wps:spPr>
+                        <a:xfrm>
+                          <a:off x="0" y="0"/>
+                          <a:ext cx="1209675" cy="0"/>
+                        </a:xfrm>
+                        <a:prstGeom prst="line">
+                          <a:avLst/>
+                        </a:prstGeom>
+                        <a:ln w="3175" cap="flat" cmpd="sng">
+                          <a:solidFill>
+                            <a:schemeClr val="tx1"/>
+                          </a:solidFill>
+                          <a:prstDash val="solid"/>
+                          <a:headEnd type="none" w="med" len="med"/>
+                          <a:tailEnd type="none" w="med" len="med"/>
+                        </a:ln>
+                        <a:effectLst/>
+                      </wps:spPr>
+                      <wps:bodyPr upright="1"/>
+                    </wps:wsp>
+                  </a:graphicData>
+                </a:graphic>
+              </wp:anchor>
+            </w:drawing>
+          </mc:Choice>
+          <mc:Fallback>
+            <w:pict>
+              <v:line id="_x0000_s1026" o:spid="_x0000_s1026" o:spt="20" style="position:absolute;left:0pt;margin-left:292.45pt;margin-top:8.85pt;height:0pt;width:95.25pt;z-index:251666432;mso-width-relative:page;mso-height-relative:page;" filled="f" stroked="t" coordsize="21600,21600" o:gfxdata="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">
+                <v:fill on="f" focussize="0,0"/>
+                <v:stroke weight="0.25pt" color="#000000 [3213]" joinstyle="round"/>
+                <v:imagedata o:title=""/>
+                <o:lock v:ext="edit" aspectratio="f"/>
+              </v:line>
+            </w:pict>
+          </mc:Fallback>
+        </mc:AlternateContent>
+      </w:r>
       <w:r>
         <w:rPr>
           <w:rFonts w:hint="default" w:ascii="Times New Roman" w:hAnsi="Times New Roman" w:cs="Times New Roman"/>
@@ -1774,10 +2002,10 @@
               <wp:anchor distT="0" distB="0" distL="114300" distR="114300" simplePos="0" relativeHeight="251665408" behindDoc="0" locked="0" layoutInCell="1" allowOverlap="1">
                 <wp:simplePos x="0" y="0"/>
                 <wp:positionH relativeFrom="column">
-                  <wp:posOffset>1530985</wp:posOffset>
+                  <wp:posOffset>1645285</wp:posOffset>
                 </wp:positionH>
                 <wp:positionV relativeFrom="paragraph">
-                  <wp:posOffset>66040</wp:posOffset>
+                  <wp:posOffset>83820</wp:posOffset>
                 </wp:positionV>
                 <wp:extent cx="1202055" cy="2540"/>
                 <wp:effectExtent l="0" t="0" r="0" b="0"/>
@@ -1815,7 +2043,7 @@
           </mc:Choice>
           <mc:Fallback>
             <w:pict>
-              <v:line id="_x0000_s1026" o:spid="_x0000_s1026" o:spt="20" style="position:absolute;left:0pt;flip:y;margin-left:120.55pt;margin-top:5.2pt;height:0.2pt;width:94.65pt;z-index:251665408;mso-width-relative:page;mso-height-relative:page;" filled="f" stroked="t" coordsize="21600,21600" o:gfxdata="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">
+              <v:line id="_x0000_s1026" o:spid="_x0000_s1026" o:spt="20" style="position:absolute;left:0pt;flip:y;margin-left:129.55pt;margin-top:6.6pt;height:0.2pt;width:94.65pt;z-index:251665408;mso-width-relative:page;mso-height-relative:page;" filled="f" stroked="t" coordsize="21600,21600" o:gfxdata="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">
                 <v:fill on="f" focussize="0,0"/>
                 <v:stroke weight="0.25pt" color="#000000 [3213]" joinstyle="round"/>
                 <v:imagedata o:title=""/>
@@ -1825,73 +2053,57 @@
           </mc:Fallback>
         </mc:AlternateContent>
       </w:r>
-      <w:r>
-        <w:rPr>
-          <w:rFonts w:hint="default" w:ascii="Times New Roman" w:hAnsi="Times New Roman" w:cs="Times New Roman"/>
-          <w:color w:val="auto"/>
-          <w:highlight w:val="none"/>
-        </w:rPr>
-        <mc:AlternateContent>
-          <mc:Choice Requires="wps">
-            <w:drawing>
-              <wp:anchor distT="0" distB="0" distL="114300" distR="114300" simplePos="0" relativeHeight="251666432" behindDoc="0" locked="0" layoutInCell="1" allowOverlap="1">
-                <wp:simplePos x="0" y="0"/>
-                <wp:positionH relativeFrom="column">
-                  <wp:posOffset>3275965</wp:posOffset>
-                </wp:positionH>
-                <wp:positionV relativeFrom="paragraph">
-                  <wp:posOffset>94615</wp:posOffset>
-                </wp:positionV>
-                <wp:extent cx="1209675" cy="0"/>
-                <wp:effectExtent l="0" t="4445" r="0" b="5080"/>
-                <wp:wrapNone/>
-                <wp:docPr id="8" name="直接连接符 8"/>
-                <wp:cNvGraphicFramePr/>
-                <a:graphic xmlns:a="http://schemas.openxmlformats.org/drawingml/2006/main">
-                  <a:graphicData uri="http://schemas.microsoft.com/office/word/2010/wordprocessingShape">
-                    <wps:wsp>
-                      <wps:cNvCnPr/>
-                      <wps:spPr>
-                        <a:xfrm>
-                          <a:off x="0" y="0"/>
-                          <a:ext cx="1209675" cy="0"/>
-                        </a:xfrm>
-                        <a:prstGeom prst="line">
-                          <a:avLst/>
-                        </a:prstGeom>
-                        <a:ln w="3175" cap="flat" cmpd="sng">
-                          <a:solidFill>
-                            <a:schemeClr val="tx1"/>
-                          </a:solidFill>
-                          <a:prstDash val="solid"/>
-                          <a:headEnd type="none" w="med" len="med"/>
-                          <a:tailEnd type="none" w="med" len="med"/>
-                        </a:ln>
-                        <a:effectLst/>
-                      </wps:spPr>
-                      <wps:bodyPr upright="1"/>
-                    </wps:wsp>
-                  </a:graphicData>
-                </a:graphic>
-              </wp:anchor>
-            </w:drawing>
-          </mc:Choice>
-          <mc:Fallback>
-            <w:pict>
-              <v:line id="_x0000_s1026" o:spid="_x0000_s1026" o:spt="20" style="position:absolute;left:0pt;margin-left:257.95pt;margin-top:7.45pt;height:0pt;width:95.25pt;z-index:251666432;mso-width-relative:page;mso-height-relative:page;" filled="f" stroked="t" coordsize="21600,21600" o:gfxdata="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">
-                <v:fill on="f" focussize="0,0"/>
-                <v:stroke weight="0.25pt" color="#000000 [3213]" joinstyle="round"/>
-                <v:imagedata o:title=""/>
-                <o:lock v:ext="edit" aspectratio="f"/>
-              </v:line>
-            </w:pict>
-          </mc:Fallback>
-        </mc:AlternateContent>
-      </w:r>
     </w:p>
     <w:p>
       <w:pPr>
-        <w:spacing w:line="360" w:lineRule="auto"/>
+        <w:bidi w:val="0"/>
+        <w:ind w:firstLine="560" w:firstLineChars="200"/>
+        <w:jc w:val="both"/>
+        <w:rPr>
+          <w:rFonts w:hint="eastAsia" w:ascii="宋体" w:hAnsi="宋体" w:cs="宋体"/>
+          <w:b w:val="0"/>
+          <w:bCs w:val="0"/>
+          <w:color w:val="000000"/>
+          <w:sz w:val="28"/>
+          <w:szCs w:val="28"/>
+          <w:u w:val="none"/>
+        </w:rPr>
+      </w:pPr>
+      <w:r>
+        <w:rPr>
+          <w:rFonts w:hint="eastAsia" w:ascii="宋体" w:hAnsi="宋体" w:cs="宋体"/>
+          <w:color w:val="000000"/>
+          <w:sz w:val="28"/>
+          <w:szCs w:val="28"/>
+          <w:lang w:val="en-US" w:eastAsia="zh-CN"/>
+        </w:rPr>
+        <w:t xml:space="preserve"> </w:t>
+      </w:r>
+      <w:r>
+        <w:rPr>
+          <w:rFonts w:hint="eastAsia" w:ascii="宋体" w:hAnsi="宋体" w:eastAsia="宋体" w:cs="宋体"/>
+          <w:color w:val="000000"/>
+          <w:sz w:val="28"/>
+          <w:szCs w:val="28"/>
+          <w:u w:val="none"/>
+        </w:rPr>
+        <w:t xml:space="preserve"> </w:t>
+      </w:r>
+      <w:r>
+        <w:rPr>
+          <w:rFonts w:hint="eastAsia" w:ascii="宋体" w:hAnsi="宋体" w:cs="宋体"/>
+          <w:color w:val="000000"/>
+          <w:sz w:val="28"/>
+          <w:szCs w:val="28"/>
+          <w:u w:val="none"/>
+          <w:lang w:val="en-US" w:eastAsia="zh-CN"/>
+        </w:rPr>
+        <w:t xml:space="preserve"> </w:t>
+      </w:r>
+    </w:p>
+    <w:p>
+      <w:pPr>
+        <w:jc w:val="center"/>
         <w:rPr>
           <w:rFonts w:hint="eastAsia" w:ascii="宋体" w:hAnsi="宋体" w:cs="宋体"/>
           <w:color w:val="000000"/>
@@ -1903,7 +2115,6 @@
     <w:p>
       <w:pPr>
         <w:spacing w:line="360" w:lineRule="auto"/>
-        <w:jc w:val="center"/>
         <w:rPr>
           <w:rFonts w:hint="eastAsia" w:ascii="宋体" w:hAnsi="宋体" w:cs="宋体"/>
           <w:color w:val="000000"/>
@@ -1911,13 +2122,27 @@
           <w:szCs w:val="28"/>
         </w:rPr>
       </w:pPr>
-      <w:r>
+      <w:bookmarkStart w:id="0" w:name="_GoBack"/>
+      <w:bookmarkEnd w:id="0"/>
+    </w:p>
+    <w:p>
+      <w:pPr>
+        <w:spacing w:line="360" w:lineRule="auto"/>
+        <w:jc w:val="center"/>
         <w:rPr>
           <w:rFonts w:hint="eastAsia" w:ascii="宋体" w:hAnsi="宋体" w:cs="宋体"/>
           <w:color w:val="000000"/>
           <w:sz w:val="28"/>
           <w:szCs w:val="28"/>
         </w:rPr>
+      </w:pPr>
+      <w:r>
+        <w:rPr>
+          <w:rFonts w:hint="eastAsia" w:ascii="宋体" w:hAnsi="宋体" w:cs="宋体"/>
+          <w:color w:val="000000"/>
+          <w:sz w:val="28"/>
+          <w:szCs w:val="28"/>
+        </w:rPr>
         <w:t>填报日期</w:t>
       </w:r>
       <w:r>
@@ -1929,8 +2154,6 @@
         </w:rPr>
         <w:t>{{填报时间}}</w:t>
       </w:r>
-      <w:bookmarkStart w:id="0" w:name="_GoBack"/>
-      <w:bookmarkEnd w:id="0"/>
     </w:p>
     <w:p>
       <w:pPr>

--- a/立项资料的模版3.docx
+++ b/立项资料的模版3.docx
@@ -1418,6 +1418,12 @@
             <w:insideH w:val="none" w:color="auto" w:sz="0" w:space="0"/>
             <w:insideV w:val="none" w:color="auto" w:sz="0" w:space="0"/>
           </w:tblBorders>
+          <w:tblCellMar>
+            <w:top w:w="0" w:type="dxa"/>
+            <w:left w:w="108" w:type="dxa"/>
+            <w:bottom w:w="0" w:type="dxa"/>
+            <w:right w:w="108" w:type="dxa"/>
+          </w:tblCellMar>
         </w:tblPrEx>
         <w:tc>
           <w:tcPr>
@@ -2122,8 +2128,6 @@
           <w:szCs w:val="28"/>
         </w:rPr>
       </w:pPr>
-      <w:bookmarkStart w:id="0" w:name="_GoBack"/>
-      <w:bookmarkEnd w:id="0"/>
     </w:p>
     <w:p>
       <w:pPr>
@@ -2242,20 +2246,23 @@
     </w:p>
     <w:p>
       <w:pPr>
-        <w:pStyle w:val="22"/>
-        <w:ind w:left="720" w:hanging="720" w:hangingChars="300"/>
-        <w:rPr>
-          <w:rFonts w:hint="eastAsia" w:ascii="宋体" w:hAnsi="宋体" w:eastAsia="宋体" w:cs="宋体"/>
+        <w:bidi w:val="0"/>
+        <w:rPr>
+          <w:rFonts w:hint="eastAsia"/>
           <w:sz w:val="24"/>
+          <w:szCs w:val="24"/>
         </w:rPr>
       </w:pPr>
       <w:r>
         <w:rPr>
-          <w:rFonts w:hint="eastAsia" w:ascii="宋体" w:hAnsi="宋体" w:eastAsia="宋体" w:cs="宋体"/>
+          <w:rFonts w:hint="eastAsia"/>
           <w:sz w:val="24"/>
+          <w:szCs w:val="24"/>
         </w:rPr>
         <w:t xml:space="preserve">{{现状}} </w:t>
       </w:r>
+      <w:bookmarkStart w:id="0" w:name="_GoBack"/>
+      <w:bookmarkEnd w:id="0"/>
     </w:p>
     <w:p>
       <w:pPr>

--- a/立项资料的模版3.docx
+++ b/立项资料的模版3.docx
@@ -1104,12 +1104,6 @@
             <w:insideH w:val="none" w:color="auto" w:sz="0" w:space="0"/>
             <w:insideV w:val="none" w:color="auto" w:sz="0" w:space="0"/>
           </w:tblBorders>
-          <w:tblCellMar>
-            <w:top w:w="0" w:type="dxa"/>
-            <w:left w:w="108" w:type="dxa"/>
-            <w:bottom w:w="0" w:type="dxa"/>
-            <w:right w:w="108" w:type="dxa"/>
-          </w:tblCellMar>
         </w:tblPrEx>
         <w:tc>
           <w:tcPr>
@@ -2238,10 +2232,18 @@
       </w:pPr>
       <w:r>
         <w:rPr>
+          <w:rFonts w:ascii="宋体" w:hAnsi="宋体" w:eastAsia="宋体" w:cs="宋体"/>
+          <w:sz w:val="24"/>
+          <w:szCs w:val="24"/>
+        </w:rPr>
+        <w:t xml:space="preserve">(一) </w:t>
+      </w:r>
+      <w:r>
+        <w:rPr>
           <w:rFonts w:hint="eastAsia" w:ascii="宋体" w:hAnsi="宋体" w:cs="宋体"/>
           <w:sz w:val="24"/>
         </w:rPr>
-        <w:t>1．国内外现状、水平和发展趋势</w:t>
+        <w:t>国内外现状、水平和发展趋势</w:t>
       </w:r>
     </w:p>
     <w:p>
@@ -2261,8 +2263,6 @@
         </w:rPr>
         <w:t xml:space="preserve">{{现状}} </w:t>
       </w:r>
-      <w:bookmarkStart w:id="0" w:name="_GoBack"/>
-      <w:bookmarkEnd w:id="0"/>
     </w:p>
     <w:p>
       <w:pPr>
@@ -2308,22 +2308,19 @@
     </w:p>
     <w:p>
       <w:pPr>
-        <w:pStyle w:val="22"/>
-        <w:ind w:left="720" w:hanging="840" w:hangingChars="300"/>
-        <w:rPr>
-          <w:rFonts w:hint="eastAsia" w:ascii="宋体" w:hAnsi="宋体" w:cs="宋体"/>
-          <w:color w:val="000000"/>
+        <w:bidi w:val="0"/>
+        <w:rPr>
+          <w:rFonts w:hint="eastAsia"/>
           <w:sz w:val="24"/>
+          <w:szCs w:val="24"/>
           <w:lang w:eastAsia="zh-CN"/>
         </w:rPr>
       </w:pPr>
       <w:r>
         <w:rPr>
-          <w:rFonts w:hint="eastAsia" w:ascii="宋体" w:hAnsi="宋体" w:cs="宋体"/>
-          <w:color w:val="000000"/>
-          <w:sz w:val="28"/>
-          <w:szCs w:val="28"/>
-          <w:u w:val="single" w:color="000000"/>
+          <w:rFonts w:hint="eastAsia"/>
+          <w:sz w:val="24"/>
+          <w:szCs w:val="24"/>
         </w:rPr>
         <w:t>{{</w:t>
       </w:r>
@@ -2354,14 +2351,14 @@
       </w:r>
       <w:r>
         <w:rPr>
-          <w:rFonts w:hint="eastAsia" w:ascii="宋体" w:hAnsi="宋体" w:cs="宋体"/>
-          <w:color w:val="000000"/>
-          <w:sz w:val="28"/>
-          <w:szCs w:val="28"/>
-          <w:u w:val="none" w:color="auto"/>
-        </w:rPr>
-        <w:t xml:space="preserve">}} </w:t>
-      </w:r>
+          <w:rFonts w:hint="eastAsia"/>
+          <w:sz w:val="24"/>
+          <w:szCs w:val="24"/>
+        </w:rPr>
+        <w:t>}}</w:t>
+      </w:r>
+      <w:bookmarkStart w:id="0" w:name="_GoBack"/>
+      <w:bookmarkEnd w:id="0"/>
     </w:p>
     <w:p>
       <w:pPr>
@@ -2401,11 +2398,19 @@
       </w:pPr>
       <w:r>
         <w:rPr>
+          <w:rFonts w:ascii="宋体" w:hAnsi="宋体" w:eastAsia="宋体" w:cs="宋体"/>
+          <w:sz w:val="24"/>
+          <w:szCs w:val="24"/>
+        </w:rPr>
+        <w:t xml:space="preserve">(一) </w:t>
+      </w:r>
+      <w:r>
+        <w:rPr>
           <w:rFonts w:hint="eastAsia" w:ascii="宋体" w:hAnsi="宋体" w:eastAsia="宋体" w:cs="宋体"/>
           <w:sz w:val="24"/>
           <w:lang w:val="en-US" w:eastAsia="zh-CN"/>
         </w:rPr>
-        <w:t>1、主要研发内容</w:t>
+        <w:t>主要研发内容</w:t>
       </w:r>
     </w:p>
     <w:p>
@@ -2413,54 +2418,165 @@
         <w:rPr>
           <w:rFonts w:hint="eastAsia" w:ascii="宋体" w:hAnsi="宋体" w:eastAsia="宋体" w:cs="宋体"/>
           <w:sz w:val="24"/>
+          <w:szCs w:val="24"/>
           <w:lang w:val="en-US" w:eastAsia="zh-CN"/>
         </w:rPr>
       </w:pPr>
       <w:r>
+        <w:rPr>
+          <w:rFonts w:hint="eastAsia"/>
+          <w:sz w:val="24"/>
+          <w:szCs w:val="24"/>
+        </w:rPr>
+        <w:t>{{研发内容}}</w:t>
+      </w:r>
+    </w:p>
+    <w:p>
+      <w:pPr>
+        <w:numPr>
+          <w:numId w:val="0"/>
+        </w:numPr>
         <w:rPr>
           <w:rFonts w:hint="eastAsia" w:ascii="宋体" w:hAnsi="宋体" w:eastAsia="宋体" w:cs="宋体"/>
           <w:sz w:val="24"/>
           <w:lang w:val="en-US" w:eastAsia="zh-CN"/>
         </w:rPr>
-        <w:t xml:space="preserve">{{研发内容}} </w:t>
+      </w:pPr>
+      <w:r>
+        <w:rPr>
+          <w:rFonts w:ascii="宋体" w:hAnsi="宋体" w:eastAsia="宋体" w:cs="宋体"/>
+          <w:sz w:val="24"/>
+          <w:szCs w:val="24"/>
+        </w:rPr>
+        <w:t>(二)</w:t>
+      </w:r>
+      <w:r>
+        <w:rPr>
+          <w:rFonts w:hint="eastAsia" w:ascii="宋体" w:hAnsi="宋体" w:eastAsia="宋体" w:cs="宋体"/>
+          <w:sz w:val="24"/>
+          <w:lang w:val="en-US" w:eastAsia="zh-CN"/>
+        </w:rPr>
+        <w:t>项目预期目标</w:t>
       </w:r>
     </w:p>
     <w:p>
       <w:pPr>
         <w:rPr>
+          <w:rFonts w:hint="default" w:ascii="宋体" w:hAnsi="宋体" w:eastAsia="宋体" w:cs="宋体"/>
+          <w:sz w:val="24"/>
+          <w:lang w:val="en-US" w:eastAsia="zh-CN"/>
+        </w:rPr>
+      </w:pPr>
+      <w:r>
+        <w:rPr>
+          <w:rFonts w:hint="eastAsia"/>
+          <w:sz w:val="24"/>
+          <w:szCs w:val="24"/>
+        </w:rPr>
+        <w:t>{{</w:t>
+      </w:r>
+      <w:r>
+        <w:rPr>
           <w:rFonts w:hint="eastAsia" w:ascii="宋体" w:hAnsi="宋体" w:eastAsia="宋体" w:cs="宋体"/>
           <w:sz w:val="24"/>
           <w:lang w:val="en-US" w:eastAsia="zh-CN"/>
         </w:rPr>
-      </w:pPr>
-      <w:r>
+        <w:t>预期目标</w:t>
+      </w:r>
+      <w:r>
+        <w:rPr>
+          <w:rFonts w:hint="eastAsia"/>
+          <w:sz w:val="24"/>
+          <w:szCs w:val="24"/>
+        </w:rPr>
+        <w:t>}}</w:t>
+      </w:r>
+    </w:p>
+    <w:p>
+      <w:pPr>
+        <w:numPr>
+          <w:numId w:val="0"/>
+        </w:numPr>
+        <w:ind w:leftChars="0"/>
         <w:rPr>
           <w:rFonts w:hint="eastAsia" w:ascii="宋体" w:hAnsi="宋体" w:eastAsia="宋体" w:cs="宋体"/>
           <w:sz w:val="24"/>
           <w:lang w:val="en-US" w:eastAsia="zh-CN"/>
         </w:rPr>
-        <w:t>2、项目预期目标</w:t>
+      </w:pPr>
+      <w:r>
+        <w:rPr>
+          <w:rFonts w:ascii="宋体" w:hAnsi="宋体" w:eastAsia="宋体" w:cs="宋体"/>
+          <w:sz w:val="24"/>
+          <w:szCs w:val="24"/>
+        </w:rPr>
+        <w:t>(</w:t>
+      </w:r>
+      <w:r>
+        <w:rPr>
+          <w:rFonts w:hint="eastAsia" w:ascii="宋体" w:hAnsi="宋体" w:cs="宋体"/>
+          <w:sz w:val="24"/>
+          <w:szCs w:val="24"/>
+          <w:lang w:val="en-US" w:eastAsia="zh-CN"/>
+        </w:rPr>
+        <w:t>三</w:t>
+      </w:r>
+      <w:r>
+        <w:rPr>
+          <w:rFonts w:ascii="宋体" w:hAnsi="宋体" w:eastAsia="宋体" w:cs="宋体"/>
+          <w:sz w:val="24"/>
+          <w:szCs w:val="24"/>
+        </w:rPr>
+        <w:t>)</w:t>
+      </w:r>
+      <w:r>
+        <w:rPr>
+          <w:rFonts w:hint="eastAsia" w:ascii="宋体" w:hAnsi="宋体" w:eastAsia="宋体" w:cs="宋体"/>
+          <w:sz w:val="24"/>
+          <w:lang w:val="en-US" w:eastAsia="zh-CN"/>
+        </w:rPr>
+        <w:t>解决的关键技术</w:t>
       </w:r>
     </w:p>
     <w:p>
       <w:pPr>
         <w:rPr>
-          <w:rFonts w:hint="default" w:ascii="宋体" w:hAnsi="宋体" w:eastAsia="宋体" w:cs="宋体"/>
-          <w:sz w:val="24"/>
-          <w:lang w:val="en-US" w:eastAsia="zh-CN"/>
-        </w:rPr>
-      </w:pPr>
-      <w:r>
-        <w:rPr>
           <w:rFonts w:hint="eastAsia" w:ascii="宋体" w:hAnsi="宋体" w:eastAsia="宋体" w:cs="宋体"/>
           <w:sz w:val="24"/>
           <w:lang w:val="en-US" w:eastAsia="zh-CN"/>
         </w:rPr>
-        <w:t xml:space="preserve">{{预期目标}} </w:t>
+      </w:pPr>
+      <w:r>
+        <w:rPr>
+          <w:rFonts w:hint="eastAsia"/>
+          <w:sz w:val="24"/>
+          <w:szCs w:val="24"/>
+        </w:rPr>
+        <w:t>{{</w:t>
+      </w:r>
+      <w:r>
+        <w:rPr>
+          <w:rFonts w:hint="eastAsia" w:ascii="宋体" w:hAnsi="宋体" w:eastAsia="宋体" w:cs="宋体"/>
+          <w:sz w:val="24"/>
+          <w:lang w:val="en-US" w:eastAsia="zh-CN"/>
+        </w:rPr>
+        <w:t>关键技术</w:t>
+      </w:r>
+      <w:r>
+        <w:rPr>
+          <w:rFonts w:hint="eastAsia"/>
+          <w:sz w:val="24"/>
+          <w:szCs w:val="24"/>
+        </w:rPr>
+        <w:t>}}</w:t>
       </w:r>
     </w:p>
     <w:p>
       <w:pPr>
+        <w:numPr>
+          <w:numId w:val="0"/>
+        </w:numPr>
+        <w:ind w:leftChars="0"/>
         <w:rPr>
           <w:rFonts w:hint="eastAsia" w:ascii="宋体" w:hAnsi="宋体" w:eastAsia="宋体" w:cs="宋体"/>
           <w:sz w:val="24"/>
@@ -2469,45 +2585,36 @@
       </w:pPr>
       <w:r>
         <w:rPr>
+          <w:rFonts w:ascii="宋体" w:hAnsi="宋体" w:eastAsia="宋体" w:cs="宋体"/>
+          <w:sz w:val="24"/>
+          <w:szCs w:val="24"/>
+        </w:rPr>
+        <w:t>(</w:t>
+      </w:r>
+      <w:r>
+        <w:rPr>
+          <w:rFonts w:hint="eastAsia" w:ascii="宋体" w:hAnsi="宋体" w:cs="宋体"/>
+          <w:sz w:val="24"/>
+          <w:szCs w:val="24"/>
+          <w:lang w:val="en-US" w:eastAsia="zh-CN"/>
+        </w:rPr>
+        <w:t>四</w:t>
+      </w:r>
+      <w:r>
+        <w:rPr>
+          <w:rFonts w:ascii="宋体" w:hAnsi="宋体" w:eastAsia="宋体" w:cs="宋体"/>
+          <w:sz w:val="24"/>
+          <w:szCs w:val="24"/>
+        </w:rPr>
+        <w:t>)</w:t>
+      </w:r>
+      <w:r>
+        <w:rPr>
           <w:rFonts w:hint="eastAsia" w:ascii="宋体" w:hAnsi="宋体" w:eastAsia="宋体" w:cs="宋体"/>
           <w:sz w:val="24"/>
           <w:lang w:val="en-US" w:eastAsia="zh-CN"/>
         </w:rPr>
-        <w:t>3、解决的关键技术</w:t>
-      </w:r>
-    </w:p>
-    <w:p>
-      <w:pPr>
-        <w:rPr>
-          <w:rFonts w:hint="eastAsia" w:ascii="宋体" w:hAnsi="宋体" w:eastAsia="宋体" w:cs="宋体"/>
-          <w:sz w:val="24"/>
-          <w:lang w:val="en-US" w:eastAsia="zh-CN"/>
-        </w:rPr>
-      </w:pPr>
-      <w:r>
-        <w:rPr>
-          <w:rFonts w:hint="eastAsia" w:ascii="宋体" w:hAnsi="宋体" w:eastAsia="宋体" w:cs="宋体"/>
-          <w:sz w:val="24"/>
-          <w:lang w:val="en-US" w:eastAsia="zh-CN"/>
-        </w:rPr>
-        <w:t xml:space="preserve">{{关键技术}} </w:t>
-      </w:r>
-    </w:p>
-    <w:p>
-      <w:pPr>
-        <w:rPr>
-          <w:rFonts w:hint="eastAsia" w:ascii="宋体" w:hAnsi="宋体" w:eastAsia="宋体" w:cs="宋体"/>
-          <w:sz w:val="24"/>
-          <w:lang w:val="en-US" w:eastAsia="zh-CN"/>
-        </w:rPr>
-      </w:pPr>
-      <w:r>
-        <w:rPr>
-          <w:rFonts w:hint="eastAsia" w:ascii="宋体" w:hAnsi="宋体" w:eastAsia="宋体" w:cs="宋体"/>
-          <w:sz w:val="24"/>
-          <w:lang w:val="en-US" w:eastAsia="zh-CN"/>
-        </w:rPr>
-        <w:t>4、达到的技术指标</w:t>
+        <w:t>达到的技术指标</w:t>
       </w:r>
     </w:p>
     <w:p>
@@ -2528,11 +2635,168 @@
       </w:pPr>
       <w:r>
         <w:rPr>
+          <w:rFonts w:hint="eastAsia"/>
+          <w:sz w:val="24"/>
+          <w:szCs w:val="24"/>
+        </w:rPr>
+        <w:t>{{</w:t>
+      </w:r>
+      <w:r>
+        <w:rPr>
           <w:rFonts w:hint="eastAsia" w:ascii="宋体" w:hAnsi="宋体" w:eastAsia="宋体" w:cs="宋体"/>
           <w:sz w:val="24"/>
           <w:lang w:val="en-US" w:eastAsia="zh-CN"/>
         </w:rPr>
-        <w:t xml:space="preserve">{{技术指标}} </w:t>
+        <w:t>技术指标</w:t>
+      </w:r>
+      <w:r>
+        <w:rPr>
+          <w:rFonts w:hint="eastAsia"/>
+          <w:sz w:val="24"/>
+          <w:szCs w:val="24"/>
+        </w:rPr>
+        <w:t>}}</w:t>
+      </w:r>
+    </w:p>
+    <w:p>
+      <w:pPr>
+        <w:numPr>
+          <w:ilvl w:val="0"/>
+          <w:numId w:val="2"/>
+        </w:numPr>
+        <w:rPr>
+          <w:rFonts w:hint="eastAsia" w:ascii="宋体" w:hAnsi="宋体" w:cs="宋体"/>
+          <w:b/>
+          <w:bCs/>
+          <w:sz w:val="28"/>
+          <w:szCs w:val="28"/>
+        </w:rPr>
+      </w:pPr>
+      <w:r>
+        <w:rPr>
+          <w:rFonts w:hint="eastAsia" w:ascii="宋体" w:hAnsi="宋体" w:cs="宋体"/>
+          <w:b/>
+          <w:bCs/>
+          <w:sz w:val="28"/>
+          <w:szCs w:val="28"/>
+        </w:rPr>
+        <w:t>研究开发采用</w:t>
+      </w:r>
+      <w:r>
+        <w:rPr>
+          <w:rFonts w:hint="eastAsia" w:ascii="宋体" w:hAnsi="宋体" w:cs="宋体"/>
+          <w:b/>
+          <w:bCs/>
+          <w:sz w:val="28"/>
+          <w:szCs w:val="28"/>
+          <w:lang w:val="en-US" w:eastAsia="zh-CN"/>
+        </w:rPr>
+        <w:t>的</w:t>
+      </w:r>
+      <w:r>
+        <w:rPr>
+          <w:rFonts w:hint="eastAsia" w:ascii="宋体" w:hAnsi="宋体" w:cs="宋体"/>
+          <w:b/>
+          <w:bCs/>
+          <w:sz w:val="28"/>
+          <w:szCs w:val="28"/>
+        </w:rPr>
+        <w:t>技术工艺路线</w:t>
+      </w:r>
+    </w:p>
+    <w:p>
+      <w:pPr>
+        <w:rPr>
+          <w:rFonts w:hint="eastAsia" w:ascii="宋体" w:hAnsi="宋体" w:eastAsia="宋体" w:cs="宋体"/>
+          <w:b/>
+          <w:bCs/>
+          <w:sz w:val="28"/>
+          <w:szCs w:val="28"/>
+          <w:lang w:val="en-US" w:eastAsia="zh-CN"/>
+        </w:rPr>
+      </w:pPr>
+      <w:r>
+        <w:rPr>
+          <w:rFonts w:hint="eastAsia"/>
+          <w:sz w:val="24"/>
+          <w:szCs w:val="24"/>
+        </w:rPr>
+        <w:t>{{</w:t>
+      </w:r>
+      <w:r>
+        <w:rPr>
+          <w:rFonts w:hint="eastAsia" w:ascii="宋体" w:hAnsi="宋体" w:eastAsia="宋体" w:cs="宋体"/>
+          <w:sz w:val="24"/>
+          <w:lang w:val="en-US" w:eastAsia="zh-CN"/>
+        </w:rPr>
+        <w:t>工艺路线</w:t>
+      </w:r>
+      <w:r>
+        <w:rPr>
+          <w:rFonts w:hint="eastAsia"/>
+          <w:sz w:val="24"/>
+          <w:szCs w:val="24"/>
+        </w:rPr>
+        <w:t>}}</w:t>
+      </w:r>
+    </w:p>
+    <w:p>
+      <w:pPr>
+        <w:numPr>
+          <w:ilvl w:val="0"/>
+          <w:numId w:val="2"/>
+        </w:numPr>
+        <w:ind w:left="0" w:leftChars="0" w:firstLine="0" w:firstLineChars="0"/>
+        <w:rPr>
+          <w:rFonts w:hint="eastAsia" w:ascii="宋体" w:hAnsi="宋体" w:eastAsia="宋体" w:cs="宋体"/>
+          <w:b/>
+          <w:bCs/>
+          <w:sz w:val="28"/>
+          <w:szCs w:val="28"/>
+        </w:rPr>
+      </w:pPr>
+      <w:r>
+        <w:rPr>
+          <w:rFonts w:hint="eastAsia" w:ascii="宋体" w:hAnsi="宋体" w:eastAsia="宋体" w:cs="宋体"/>
+          <w:b/>
+          <w:bCs/>
+          <w:sz w:val="28"/>
+          <w:szCs w:val="28"/>
+        </w:rPr>
+        <w:t>研究开发工作组织和分工情况</w:t>
+      </w:r>
+    </w:p>
+    <w:p>
+      <w:pPr>
+        <w:rPr>
+          <w:rFonts w:hint="eastAsia" w:ascii="宋体" w:hAnsi="宋体" w:cs="宋体"/>
+          <w:color w:val="000000"/>
+          <w:sz w:val="24"/>
+        </w:rPr>
+      </w:pPr>
+      <w:r>
+        <w:rPr>
+          <w:rFonts w:hint="eastAsia"/>
+          <w:sz w:val="24"/>
+          <w:szCs w:val="24"/>
+        </w:rPr>
+        <w:t>{{</w:t>
+      </w:r>
+      <w:r>
+        <w:rPr>
+          <w:rFonts w:hint="eastAsia" w:ascii="宋体" w:hAnsi="宋体" w:cs="宋体"/>
+          <w:color w:val="000000"/>
+          <w:sz w:val="24"/>
+        </w:rPr>
+        <w:t>组织分工</w:t>
+      </w:r>
+      <w:r>
+        <w:rPr>
+          <w:rFonts w:hint="eastAsia"/>
+          <w:sz w:val="24"/>
+          <w:szCs w:val="24"/>
+        </w:rPr>
+        <w:t>}}</w:t>
       </w:r>
     </w:p>
     <w:p>
@@ -2543,56 +2807,14 @@
         </w:numPr>
         <w:rPr>
           <w:rFonts w:hint="eastAsia" w:ascii="宋体" w:hAnsi="宋体" w:eastAsia="宋体" w:cs="宋体"/>
-          <w:color w:val="000000"/>
-          <w:sz w:val="28"/>
-          <w:szCs w:val="28"/>
-        </w:rPr>
-      </w:pPr>
-      <w:r>
-        <w:rPr>
-          <w:rFonts w:hint="eastAsia" w:ascii="宋体" w:hAnsi="宋体" w:cs="宋体"/>
           <w:b/>
           <w:bCs/>
           <w:sz w:val="28"/>
           <w:szCs w:val="28"/>
           <w:lang w:val="en-US" w:eastAsia="zh-CN"/>
         </w:rPr>
-        <w:t>三、</w:t>
-      </w:r>
-      <w:r>
-        <w:rPr>
-          <w:rFonts w:hint="eastAsia" w:ascii="宋体" w:hAnsi="宋体" w:cs="宋体"/>
-          <w:b/>
-          <w:bCs/>
-          <w:sz w:val="28"/>
-          <w:szCs w:val="28"/>
-        </w:rPr>
-        <w:t>研究开发采用</w:t>
-      </w:r>
-      <w:r>
-        <w:rPr>
-          <w:rFonts w:hint="eastAsia" w:ascii="宋体" w:hAnsi="宋体" w:cs="宋体"/>
-          <w:b/>
-          <w:bCs/>
-          <w:sz w:val="28"/>
-          <w:szCs w:val="28"/>
-          <w:lang w:val="en-US" w:eastAsia="zh-CN"/>
-        </w:rPr>
-        <w:t>的</w:t>
-      </w:r>
-      <w:r>
-        <w:rPr>
-          <w:rFonts w:hint="eastAsia" w:ascii="宋体" w:hAnsi="宋体" w:cs="宋体"/>
-          <w:b/>
-          <w:bCs/>
-          <w:sz w:val="28"/>
-          <w:szCs w:val="28"/>
-        </w:rPr>
-        <w:t>技术工艺路线</w:t>
-      </w:r>
-    </w:p>
-    <w:p>
-      <w:pPr>
+      </w:pPr>
+      <w:r>
         <w:rPr>
           <w:rFonts w:hint="eastAsia" w:ascii="宋体" w:hAnsi="宋体" w:eastAsia="宋体" w:cs="宋体"/>
           <w:b/>
@@ -2601,119 +2823,40 @@
           <w:szCs w:val="28"/>
           <w:lang w:val="en-US" w:eastAsia="zh-CN"/>
         </w:rPr>
+        <w:t>五、计划进度，包括总的研究期限和阶段计划进度</w:t>
+      </w:r>
+    </w:p>
+    <w:p>
+      <w:pPr>
+        <w:rPr>
+          <w:rFonts w:hint="eastAsia" w:ascii="宋体" w:hAnsi="宋体" w:cs="宋体"/>
+          <w:color w:val="000000"/>
+          <w:sz w:val="24"/>
+        </w:rPr>
       </w:pPr>
+      <w:r>
+        <w:rPr>
+          <w:rFonts w:hint="eastAsia"/>
+          <w:sz w:val="24"/>
+          <w:szCs w:val="24"/>
+        </w:rPr>
+        <w:t>{{</w:t>
+      </w:r>
       <w:r>
         <w:rPr>
           <w:rFonts w:hint="eastAsia" w:ascii="宋体" w:hAnsi="宋体" w:eastAsia="宋体" w:cs="宋体"/>
           <w:sz w:val="24"/>
           <w:lang w:val="en-US" w:eastAsia="zh-CN"/>
         </w:rPr>
-        <w:t xml:space="preserve">{{工艺路线}} </w:t>
-      </w:r>
-    </w:p>
-    <w:p>
-      <w:pPr>
-        <w:numPr>
-          <w:ilvl w:val="0"/>
-          <w:numId w:val="0"/>
-        </w:numPr>
-        <w:rPr>
-          <w:rFonts w:hint="eastAsia" w:ascii="宋体" w:hAnsi="宋体" w:eastAsia="宋体" w:cs="宋体"/>
-          <w:b/>
-          <w:bCs/>
-          <w:sz w:val="28"/>
-          <w:szCs w:val="28"/>
-        </w:rPr>
-      </w:pPr>
-      <w:r>
-        <w:rPr>
-          <w:rFonts w:hint="eastAsia" w:ascii="宋体" w:hAnsi="宋体" w:eastAsia="宋体" w:cs="宋体"/>
-          <w:b/>
-          <w:bCs/>
-          <w:sz w:val="28"/>
-          <w:szCs w:val="28"/>
-          <w:lang w:val="en-US" w:eastAsia="zh-CN"/>
-        </w:rPr>
-        <w:t>四</w:t>
-      </w:r>
-      <w:r>
-        <w:rPr>
-          <w:rFonts w:hint="eastAsia" w:ascii="宋体" w:hAnsi="宋体" w:eastAsia="宋体" w:cs="宋体"/>
-          <w:b/>
-          <w:bCs/>
-          <w:sz w:val="28"/>
-          <w:szCs w:val="28"/>
-        </w:rPr>
-        <w:t>、研究开发工作组织和分工情况</w:t>
-      </w:r>
-    </w:p>
-    <w:p>
-      <w:pPr>
-        <w:rPr>
-          <w:rFonts w:hint="eastAsia" w:ascii="宋体" w:hAnsi="宋体" w:cs="宋体"/>
-          <w:color w:val="000000"/>
+        <w:t>计划进度</w:t>
+      </w:r>
+      <w:r>
+        <w:rPr>
+          <w:rFonts w:hint="eastAsia"/>
           <w:sz w:val="24"/>
-        </w:rPr>
-      </w:pPr>
-      <w:r>
-        <w:rPr>
-          <w:rFonts w:hint="eastAsia" w:ascii="宋体" w:hAnsi="宋体" w:cs="宋体"/>
-          <w:color w:val="000000"/>
-          <w:sz w:val="24"/>
-        </w:rPr>
-        <w:t xml:space="preserve">{{组织分工}} </w:t>
-      </w:r>
-    </w:p>
-    <w:p>
-      <w:pPr>
-        <w:numPr>
-          <w:ilvl w:val="0"/>
-          <w:numId w:val="0"/>
-        </w:numPr>
-        <w:rPr>
-          <w:rFonts w:hint="eastAsia" w:ascii="宋体" w:hAnsi="宋体" w:eastAsia="宋体" w:cs="宋体"/>
-          <w:b/>
-          <w:bCs/>
-          <w:sz w:val="28"/>
-          <w:szCs w:val="28"/>
-          <w:lang w:val="en-US" w:eastAsia="zh-CN"/>
-        </w:rPr>
-      </w:pPr>
-      <w:r>
-        <w:rPr>
-          <w:rFonts w:hint="eastAsia" w:ascii="宋体" w:hAnsi="宋体" w:eastAsia="宋体" w:cs="宋体"/>
-          <w:b/>
-          <w:bCs/>
-          <w:sz w:val="28"/>
-          <w:szCs w:val="28"/>
-          <w:lang w:val="en-US" w:eastAsia="zh-CN"/>
-        </w:rPr>
-        <w:t>五、计划进度，包括总的研究期限和阶段计划进度</w:t>
-      </w:r>
-    </w:p>
-    <w:p>
-      <w:pPr>
-        <w:rPr>
-          <w:rFonts w:hint="eastAsia" w:ascii="宋体" w:hAnsi="宋体" w:cs="宋体"/>
-          <w:color w:val="000000"/>
-          <w:sz w:val="24"/>
-        </w:rPr>
-      </w:pPr>
-      <w:r>
-        <w:rPr>
-          <w:rFonts w:hint="eastAsia" w:ascii="宋体" w:hAnsi="宋体" w:eastAsia="宋体" w:cs="宋体"/>
-          <w:sz w:val="24"/>
-          <w:lang w:val="en-US" w:eastAsia="zh-CN"/>
-        </w:rPr>
-        <w:t>{{计划进度</w:t>
-      </w:r>
-      <w:r>
-        <w:rPr>
-          <w:rFonts w:hint="eastAsia" w:ascii="宋体" w:hAnsi="宋体" w:cs="宋体"/>
-          <w:color w:val="000000"/>
-          <w:sz w:val="24"/>
-        </w:rPr>
-        <w:t xml:space="preserve">}} </w:t>
+          <w:szCs w:val="24"/>
+        </w:rPr>
+        <w:t>}}</w:t>
       </w:r>
     </w:p>
     <w:p>
@@ -9612,18 +9755,39 @@
 <file path=word/numbering.xml><?xml version="1.0" encoding="utf-8"?>
 <w:numbering xmlns:wpc="http://schemas.microsoft.com/office/word/2010/wordprocessingCanvas" xmlns:mc="http://schemas.openxmlformats.org/markup-compatibility/2006" xmlns:o="urn:schemas-microsoft-com:office:office" xmlns:r="http://schemas.openxmlformats.org/officeDocument/2006/relationships" xmlns:m="http://schemas.openxmlformats.org/officeDocument/2006/math" xmlns:v="urn:schemas-microsoft-com:vml" xmlns:wp14="http://schemas.microsoft.com/office/word/2010/wordprocessingDrawing" xmlns:wp="http://schemas.openxmlformats.org/drawingml/2006/wordprocessingDrawing" xmlns:w10="urn:schemas-microsoft-com:office:word" xmlns:w="http://schemas.openxmlformats.org/wordprocessingml/2006/main" xmlns:w14="http://schemas.microsoft.com/office/word/2010/wordml" xmlns:wpg="http://schemas.microsoft.com/office/word/2010/wordprocessingGroup" xmlns:wpi="http://schemas.microsoft.com/office/word/2010/wordprocessingInk" xmlns:wne="http://schemas.microsoft.com/office/word/2006/wordml" xmlns:wps="http://schemas.microsoft.com/office/word/2010/wordprocessingShape" xmlns:wpsCustomData="http://www.wps.cn/officeDocument/2013/wpsCustomData" mc:Ignorable="w14 wp14">
   <w:abstractNum w:abstractNumId="0">
-    <w:nsid w:val="7FF9315C"/>
+    <w:nsid w:val="E644E1AF"/>
     <w:multiLevelType w:val="singleLevel"/>
-    <w:tmpl w:val="7FF9315C"/>
+    <w:tmpl w:val="E644E1AF"/>
+    <w:lvl w:ilvl="0" w:tentative="0">
+      <w:start w:val="3"/>
+      <w:numFmt w:val="chineseCounting"/>
+      <w:suff w:val="nothing"/>
+      <w:lvlText w:val="%1、"/>
+      <w:lvlJc w:val="left"/>
+      <w:rPr>
+        <w:rFonts w:hint="eastAsia"/>
+      </w:rPr>
+    </w:lvl>
+  </w:abstractNum>
+  <w:abstractNum w:abstractNumId="1">
+    <w:nsid w:val="79739BA6"/>
+    <w:multiLevelType w:val="singleLevel"/>
+    <w:tmpl w:val="79739BA6"/>
     <w:lvl w:ilvl="0" w:tentative="0">
       <w:start w:val="2"/>
-      <w:numFmt w:val="decimal"/>
-      <w:suff w:val="nothing"/>
-      <w:lvlText w:val="%1．"/>
+      <w:numFmt w:val="chineseCounting"/>
+      <w:suff w:val="space"/>
+      <w:lvlText w:val="(%1)"/>
       <w:lvlJc w:val="left"/>
+      <w:rPr>
+        <w:rFonts w:hint="eastAsia"/>
+      </w:rPr>
     </w:lvl>
   </w:abstractNum>
   <w:num w:numId="1">
+    <w:abstractNumId w:val="1"/>
+  </w:num>
+  <w:num w:numId="2">
     <w:abstractNumId w:val="0"/>
   </w:num>
 </w:numbering>

--- a/立项资料的模版3.docx
+++ b/立项资料的模版3.docx
@@ -1104,6 +1104,12 @@
             <w:insideH w:val="none" w:color="auto" w:sz="0" w:space="0"/>
             <w:insideV w:val="none" w:color="auto" w:sz="0" w:space="0"/>
           </w:tblBorders>
+          <w:tblCellMar>
+            <w:top w:w="0" w:type="dxa"/>
+            <w:left w:w="108" w:type="dxa"/>
+            <w:bottom w:w="0" w:type="dxa"/>
+            <w:right w:w="108" w:type="dxa"/>
+          </w:tblCellMar>
         </w:tblPrEx>
         <w:tc>
           <w:tcPr>
@@ -2249,6 +2255,7 @@
     <w:p>
       <w:pPr>
         <w:bidi w:val="0"/>
+        <w:ind w:firstLine="480" w:firstLineChars="200"/>
         <w:rPr>
           <w:rFonts w:hint="eastAsia"/>
           <w:sz w:val="24"/>
@@ -2263,6 +2270,8 @@
         </w:rPr>
         <w:t xml:space="preserve">{{现状}} </w:t>
       </w:r>
+      <w:bookmarkStart w:id="0" w:name="_GoBack"/>
+      <w:bookmarkEnd w:id="0"/>
     </w:p>
     <w:p>
       <w:pPr>
@@ -2309,6 +2318,7 @@
     <w:p>
       <w:pPr>
         <w:bidi w:val="0"/>
+        <w:ind w:firstLine="480" w:firstLineChars="200"/>
         <w:rPr>
           <w:rFonts w:hint="eastAsia"/>
           <w:sz w:val="24"/>
@@ -2357,8 +2367,6 @@
         </w:rPr>
         <w:t>}}</w:t>
       </w:r>
-      <w:bookmarkStart w:id="0" w:name="_GoBack"/>
-      <w:bookmarkEnd w:id="0"/>
     </w:p>
     <w:p>
       <w:pPr>
@@ -2415,6 +2423,7 @@
     </w:p>
     <w:p>
       <w:pPr>
+        <w:ind w:firstLine="480" w:firstLineChars="200"/>
         <w:rPr>
           <w:rFonts w:hint="eastAsia" w:ascii="宋体" w:hAnsi="宋体" w:eastAsia="宋体" w:cs="宋体"/>
           <w:sz w:val="24"/>
@@ -2461,6 +2470,7 @@
     </w:p>
     <w:p>
       <w:pPr>
+        <w:ind w:firstLine="480" w:firstLineChars="200"/>
         <w:rPr>
           <w:rFonts w:hint="default" w:ascii="宋体" w:hAnsi="宋体" w:eastAsia="宋体" w:cs="宋体"/>
           <w:sz w:val="24"/>
@@ -2540,6 +2550,7 @@
     </w:p>
     <w:p>
       <w:pPr>
+        <w:ind w:firstLine="480" w:firstLineChars="200"/>
         <w:rPr>
           <w:rFonts w:hint="eastAsia" w:ascii="宋体" w:hAnsi="宋体" w:eastAsia="宋体" w:cs="宋体"/>
           <w:sz w:val="24"/>
@@ -2619,6 +2630,7 @@
     </w:p>
     <w:p>
       <w:pPr>
+        <w:ind w:firstLine="480" w:firstLineChars="200"/>
         <w:rPr>
           <w:rFonts w:hint="default" w:ascii="Songti SC Regular" w:hAnsi="Songti SC Regular" w:eastAsia="Songti SC Regular" w:cs="Songti SC Regular"/>
           <w:b w:val="0"/>
@@ -2706,6 +2718,7 @@
     </w:p>
     <w:p>
       <w:pPr>
+        <w:ind w:firstLine="480" w:firstLineChars="200"/>
         <w:rPr>
           <w:rFonts w:hint="eastAsia" w:ascii="宋体" w:hAnsi="宋体" w:eastAsia="宋体" w:cs="宋体"/>
           <w:b/>
@@ -2768,6 +2781,7 @@
     </w:p>
     <w:p>
       <w:pPr>
+        <w:ind w:firstLine="480" w:firstLineChars="200"/>
         <w:rPr>
           <w:rFonts w:hint="eastAsia" w:ascii="宋体" w:hAnsi="宋体" w:cs="宋体"/>
           <w:color w:val="000000"/>
@@ -2828,6 +2842,7 @@
     </w:p>
     <w:p>
       <w:pPr>
+        <w:ind w:firstLine="480" w:firstLineChars="200"/>
         <w:rPr>
           <w:rFonts w:hint="eastAsia" w:ascii="宋体" w:hAnsi="宋体" w:cs="宋体"/>
           <w:color w:val="000000"/>

--- a/立项资料的模版3.docx
+++ b/立项资料的模版3.docx
@@ -2270,8 +2270,6 @@
         </w:rPr>
         <w:t xml:space="preserve">{{现状}} </w:t>
       </w:r>
-      <w:bookmarkStart w:id="0" w:name="_GoBack"/>
-      <w:bookmarkEnd w:id="0"/>
     </w:p>
     <w:p>
       <w:pPr>
@@ -2443,22 +2441,16 @@
     <w:p>
       <w:pPr>
         <w:numPr>
-          <w:numId w:val="0"/>
+          <w:ilvl w:val="0"/>
+          <w:numId w:val="1"/>
         </w:numPr>
+        <w:ind w:left="0" w:leftChars="0" w:firstLine="0" w:firstLineChars="0"/>
         <w:rPr>
           <w:rFonts w:hint="eastAsia" w:ascii="宋体" w:hAnsi="宋体" w:eastAsia="宋体" w:cs="宋体"/>
           <w:sz w:val="24"/>
           <w:lang w:val="en-US" w:eastAsia="zh-CN"/>
         </w:rPr>
       </w:pPr>
-      <w:r>
-        <w:rPr>
-          <w:rFonts w:ascii="宋体" w:hAnsi="宋体" w:eastAsia="宋体" w:cs="宋体"/>
-          <w:sz w:val="24"/>
-          <w:szCs w:val="24"/>
-        </w:rPr>
-        <w:t>(二)</w:t>
-      </w:r>
       <w:r>
         <w:rPr>
           <w:rFonts w:hint="eastAsia" w:ascii="宋体" w:hAnsi="宋体" w:eastAsia="宋体" w:cs="宋体"/>
@@ -2505,40 +2497,16 @@
     <w:p>
       <w:pPr>
         <w:numPr>
-          <w:numId w:val="0"/>
+          <w:ilvl w:val="0"/>
+          <w:numId w:val="1"/>
         </w:numPr>
-        <w:ind w:leftChars="0"/>
+        <w:ind w:left="0" w:leftChars="0" w:firstLine="0" w:firstLineChars="0"/>
         <w:rPr>
           <w:rFonts w:hint="eastAsia" w:ascii="宋体" w:hAnsi="宋体" w:eastAsia="宋体" w:cs="宋体"/>
           <w:sz w:val="24"/>
           <w:lang w:val="en-US" w:eastAsia="zh-CN"/>
         </w:rPr>
       </w:pPr>
-      <w:r>
-        <w:rPr>
-          <w:rFonts w:ascii="宋体" w:hAnsi="宋体" w:eastAsia="宋体" w:cs="宋体"/>
-          <w:sz w:val="24"/>
-          <w:szCs w:val="24"/>
-        </w:rPr>
-        <w:t>(</w:t>
-      </w:r>
-      <w:r>
-        <w:rPr>
-          <w:rFonts w:hint="eastAsia" w:ascii="宋体" w:hAnsi="宋体" w:cs="宋体"/>
-          <w:sz w:val="24"/>
-          <w:szCs w:val="24"/>
-          <w:lang w:val="en-US" w:eastAsia="zh-CN"/>
-        </w:rPr>
-        <w:t>三</w:t>
-      </w:r>
-      <w:r>
-        <w:rPr>
-          <w:rFonts w:ascii="宋体" w:hAnsi="宋体" w:eastAsia="宋体" w:cs="宋体"/>
-          <w:sz w:val="24"/>
-          <w:szCs w:val="24"/>
-        </w:rPr>
-        <w:t>)</w:t>
-      </w:r>
       <w:r>
         <w:rPr>
           <w:rFonts w:hint="eastAsia" w:ascii="宋体" w:hAnsi="宋体" w:eastAsia="宋体" w:cs="宋体"/>
@@ -2585,40 +2553,16 @@
     <w:p>
       <w:pPr>
         <w:numPr>
-          <w:numId w:val="0"/>
+          <w:ilvl w:val="0"/>
+          <w:numId w:val="1"/>
         </w:numPr>
-        <w:ind w:leftChars="0"/>
+        <w:ind w:left="0" w:leftChars="0" w:firstLine="0" w:firstLineChars="0"/>
         <w:rPr>
           <w:rFonts w:hint="eastAsia" w:ascii="宋体" w:hAnsi="宋体" w:eastAsia="宋体" w:cs="宋体"/>
           <w:sz w:val="24"/>
           <w:lang w:val="en-US" w:eastAsia="zh-CN"/>
         </w:rPr>
       </w:pPr>
-      <w:r>
-        <w:rPr>
-          <w:rFonts w:ascii="宋体" w:hAnsi="宋体" w:eastAsia="宋体" w:cs="宋体"/>
-          <w:sz w:val="24"/>
-          <w:szCs w:val="24"/>
-        </w:rPr>
-        <w:t>(</w:t>
-      </w:r>
-      <w:r>
-        <w:rPr>
-          <w:rFonts w:hint="eastAsia" w:ascii="宋体" w:hAnsi="宋体" w:cs="宋体"/>
-          <w:sz w:val="24"/>
-          <w:szCs w:val="24"/>
-          <w:lang w:val="en-US" w:eastAsia="zh-CN"/>
-        </w:rPr>
-        <w:t>四</w:t>
-      </w:r>
-      <w:r>
-        <w:rPr>
-          <w:rFonts w:ascii="宋体" w:hAnsi="宋体" w:eastAsia="宋体" w:cs="宋体"/>
-          <w:sz w:val="24"/>
-          <w:szCs w:val="24"/>
-        </w:rPr>
-        <w:t>)</w:t>
-      </w:r>
       <w:r>
         <w:rPr>
           <w:rFonts w:hint="eastAsia" w:ascii="宋体" w:hAnsi="宋体" w:eastAsia="宋体" w:cs="宋体"/>
@@ -2718,37 +2662,219 @@
     </w:p>
     <w:p>
       <w:pPr>
-        <w:ind w:firstLine="480" w:firstLineChars="200"/>
-        <w:rPr>
-          <w:rFonts w:hint="eastAsia" w:ascii="宋体" w:hAnsi="宋体" w:eastAsia="宋体" w:cs="宋体"/>
+        <w:keepNext w:val="0"/>
+        <w:keepLines w:val="0"/>
+        <w:widowControl/>
+        <w:suppressLineNumbers w:val="0"/>
+        <w:jc w:val="left"/>
+        <w:rPr>
+          <w:rFonts w:hint="eastAsia" w:ascii="宋体" w:hAnsi="宋体" w:cs="宋体"/>
           <w:b/>
           <w:bCs/>
           <w:sz w:val="28"/>
           <w:szCs w:val="28"/>
-          <w:lang w:val="en-US" w:eastAsia="zh-CN"/>
         </w:rPr>
       </w:pPr>
       <w:r>
+        <w:rPr>
+          <w:rFonts w:ascii="宋体" w:hAnsi="宋体" w:eastAsia="宋体" w:cs="宋体"/>
+          <w:sz w:val="24"/>
+          <w:szCs w:val="24"/>
+        </w:rPr>
+        <w:t xml:space="preserve">(一) </w:t>
+      </w:r>
+      <w:r>
+        <w:rPr>
+          <w:rFonts w:ascii="HYShuSongErKW" w:hAnsi="HYShuSongErKW" w:eastAsia="HYShuSongErKW" w:cs="HYShuSongErKW"/>
+          <w:color w:val="000000"/>
+          <w:kern w:val="0"/>
+          <w:sz w:val="24"/>
+          <w:szCs w:val="24"/>
+          <w:lang w:val="en-US" w:eastAsia="zh-CN" w:bidi="ar"/>
+        </w:rPr>
+        <w:t>总体技术路线</w:t>
+      </w:r>
+    </w:p>
+    <w:p>
+      <w:pPr>
+        <w:ind w:firstLine="480" w:firstLineChars="200"/>
         <w:rPr>
           <w:rFonts w:hint="eastAsia"/>
           <w:sz w:val="24"/>
           <w:szCs w:val="24"/>
         </w:rPr>
-        <w:t>{{</w:t>
-      </w:r>
-      <w:r>
-        <w:rPr>
-          <w:rFonts w:hint="eastAsia" w:ascii="宋体" w:hAnsi="宋体" w:eastAsia="宋体" w:cs="宋体"/>
-          <w:sz w:val="24"/>
-          <w:lang w:val="en-US" w:eastAsia="zh-CN"/>
-        </w:rPr>
-        <w:t>工艺路线</w:t>
-      </w:r>
+      </w:pPr>
       <w:r>
         <w:rPr>
           <w:rFonts w:hint="eastAsia"/>
           <w:sz w:val="24"/>
           <w:szCs w:val="24"/>
+        </w:rPr>
+        <w:t>{{</w:t>
+      </w:r>
+      <w:r>
+        <w:rPr>
+          <w:rFonts w:ascii="宋体" w:hAnsi="宋体" w:eastAsia="宋体" w:cs="宋体"/>
+          <w:sz w:val="24"/>
+          <w:szCs w:val="24"/>
+        </w:rPr>
+        <w:t>总体技术路线</w:t>
+      </w:r>
+      <w:r>
+        <w:rPr>
+          <w:rFonts w:hint="eastAsia"/>
+          <w:sz w:val="24"/>
+          <w:szCs w:val="24"/>
+        </w:rPr>
+        <w:t>}}</w:t>
+      </w:r>
+    </w:p>
+    <w:p>
+      <w:pPr>
+        <w:numPr>
+          <w:numId w:val="0"/>
+        </w:numPr>
+        <w:ind w:leftChars="0"/>
+        <w:rPr>
+          <w:rFonts w:ascii="宋体" w:hAnsi="宋体" w:eastAsia="宋体" w:cs="宋体"/>
+          <w:sz w:val="24"/>
+          <w:szCs w:val="24"/>
+        </w:rPr>
+      </w:pPr>
+      <w:r>
+        <w:rPr>
+          <w:rFonts w:ascii="宋体" w:hAnsi="宋体" w:eastAsia="宋体" w:cs="宋体"/>
+          <w:sz w:val="24"/>
+          <w:szCs w:val="24"/>
+        </w:rPr>
+        <w:t>(</w:t>
+      </w:r>
+      <w:r>
+        <w:rPr>
+          <w:rFonts w:hint="eastAsia" w:ascii="宋体" w:hAnsi="宋体" w:cs="宋体"/>
+          <w:sz w:val="24"/>
+          <w:szCs w:val="24"/>
+          <w:lang w:val="en-US" w:eastAsia="zh-CN"/>
+        </w:rPr>
+        <w:t>二</w:t>
+      </w:r>
+      <w:r>
+        <w:rPr>
+          <w:rFonts w:ascii="宋体" w:hAnsi="宋体" w:eastAsia="宋体" w:cs="宋体"/>
+          <w:sz w:val="24"/>
+          <w:szCs w:val="24"/>
+        </w:rPr>
+        <w:t>) 工艺流程图</w:t>
+      </w:r>
+    </w:p>
+    <w:p>
+      <w:pPr>
+        <w:ind w:firstLine="480" w:firstLineChars="200"/>
+        <w:rPr>
+          <w:rFonts w:hint="eastAsia"/>
+          <w:sz w:val="24"/>
+          <w:szCs w:val="24"/>
+        </w:rPr>
+      </w:pPr>
+      <w:r>
+        <w:rPr>
+          <w:rFonts w:hint="eastAsia"/>
+          <w:sz w:val="24"/>
+          <w:szCs w:val="24"/>
+        </w:rPr>
+        <w:t>{{</w:t>
+      </w:r>
+      <w:r>
+        <w:rPr>
+          <w:rFonts w:ascii="宋体" w:hAnsi="宋体" w:eastAsia="宋体" w:cs="宋体"/>
+          <w:sz w:val="24"/>
+          <w:szCs w:val="24"/>
+        </w:rPr>
+        <w:t>工艺流程图</w:t>
+      </w:r>
+      <w:r>
+        <w:rPr>
+          <w:rFonts w:hint="eastAsia"/>
+          <w:sz w:val="24"/>
+          <w:szCs w:val="24"/>
+        </w:rPr>
+        <w:t>}}</w:t>
+      </w:r>
+    </w:p>
+    <w:p>
+      <w:pPr>
+        <w:numPr>
+          <w:ilvl w:val="0"/>
+          <w:numId w:val="0"/>
+        </w:numPr>
+        <w:ind w:leftChars="0"/>
+        <w:rPr>
+          <w:rFonts w:ascii="宋体" w:hAnsi="宋体" w:eastAsia="宋体" w:cs="宋体"/>
+          <w:sz w:val="24"/>
+          <w:szCs w:val="24"/>
+        </w:rPr>
+      </w:pPr>
+      <w:r>
+        <w:rPr>
+          <w:rFonts w:ascii="宋体" w:hAnsi="宋体" w:eastAsia="宋体" w:cs="宋体"/>
+          <w:sz w:val="24"/>
+          <w:szCs w:val="24"/>
+        </w:rPr>
+        <w:t>(</w:t>
+      </w:r>
+      <w:r>
+        <w:rPr>
+          <w:rFonts w:hint="eastAsia" w:ascii="宋体" w:hAnsi="宋体" w:cs="宋体"/>
+          <w:sz w:val="24"/>
+          <w:szCs w:val="24"/>
+          <w:lang w:val="en-US" w:eastAsia="zh-CN"/>
+        </w:rPr>
+        <w:t>三</w:t>
+      </w:r>
+      <w:r>
+        <w:rPr>
+          <w:rFonts w:ascii="宋体" w:hAnsi="宋体" w:eastAsia="宋体" w:cs="宋体"/>
+          <w:sz w:val="24"/>
+          <w:szCs w:val="24"/>
+        </w:rPr>
+        <w:t>) 各阶段技术说明</w:t>
+      </w:r>
+      <w:bookmarkStart w:id="0" w:name="_GoBack"/>
+      <w:bookmarkEnd w:id="0"/>
+    </w:p>
+    <w:p>
+      <w:pPr>
+        <w:ind w:firstLine="480" w:firstLineChars="200"/>
+        <w:rPr>
+          <w:rFonts w:hint="default"/>
+          <w:sz w:val="24"/>
+          <w:szCs w:val="24"/>
+          <w:lang w:val="en-US" w:eastAsia="zh-CN"/>
+        </w:rPr>
+      </w:pPr>
+      <w:r>
+        <w:rPr>
+          <w:rFonts w:hint="eastAsia"/>
+          <w:sz w:val="24"/>
+          <w:szCs w:val="24"/>
+          <w:lang w:val="en-US" w:eastAsia="zh-CN"/>
+        </w:rPr>
+        <w:t>{{</w:t>
+      </w:r>
+      <w:r>
+        <w:rPr>
+          <w:rFonts w:ascii="宋体" w:hAnsi="宋体" w:eastAsia="宋体" w:cs="宋体"/>
+          <w:sz w:val="24"/>
+          <w:szCs w:val="24"/>
+        </w:rPr>
+        <w:t>各阶段技术说明</w:t>
+      </w:r>
+      <w:r>
+        <w:rPr>
+          <w:rFonts w:hint="eastAsia"/>
+          <w:sz w:val="24"/>
+          <w:szCs w:val="24"/>
+          <w:lang w:val="en-US" w:eastAsia="zh-CN"/>
         </w:rPr>
         <w:t>}}</w:t>
       </w:r>

--- a/立项资料的模版3.docx
+++ b/立项资料的模版3.docx
@@ -1418,12 +1418,6 @@
             <w:insideH w:val="none" w:color="auto" w:sz="0" w:space="0"/>
             <w:insideV w:val="none" w:color="auto" w:sz="0" w:space="0"/>
           </w:tblBorders>
-          <w:tblCellMar>
-            <w:top w:w="0" w:type="dxa"/>
-            <w:left w:w="108" w:type="dxa"/>
-            <w:bottom w:w="0" w:type="dxa"/>
-            <w:right w:w="108" w:type="dxa"/>
-          </w:tblCellMar>
         </w:tblPrEx>
         <w:tc>
           <w:tcPr>
@@ -2839,8 +2833,6 @@
         </w:rPr>
         <w:t>) 各阶段技术说明</w:t>
       </w:r>
-      <w:bookmarkStart w:id="0" w:name="_GoBack"/>
-      <w:bookmarkEnd w:id="0"/>
     </w:p>
     <w:p>
       <w:pPr>
@@ -2943,8 +2935,9 @@
       <w:pPr>
         <w:numPr>
           <w:ilvl w:val="0"/>
-          <w:numId w:val="0"/>
+          <w:numId w:val="2"/>
         </w:numPr>
+        <w:ind w:left="0" w:leftChars="0" w:firstLine="0" w:firstLineChars="0"/>
         <w:rPr>
           <w:rFonts w:hint="eastAsia" w:ascii="宋体" w:hAnsi="宋体" w:eastAsia="宋体" w:cs="宋体"/>
           <w:b/>
@@ -2963,16 +2956,44 @@
           <w:szCs w:val="28"/>
           <w:lang w:val="en-US" w:eastAsia="zh-CN"/>
         </w:rPr>
-        <w:t>五、计划进度，包括总的研究期限和阶段计划进度</w:t>
+        <w:t>计划进度，包括总的研究期限和阶段计划进度</w:t>
       </w:r>
     </w:p>
     <w:p>
       <w:pPr>
-        <w:ind w:firstLine="480" w:firstLineChars="200"/>
-        <w:rPr>
-          <w:rFonts w:hint="eastAsia" w:ascii="宋体" w:hAnsi="宋体" w:cs="宋体"/>
-          <w:color w:val="000000"/>
+        <w:widowControl w:val="0"/>
+        <w:numPr>
+          <w:ilvl w:val="0"/>
+          <w:numId w:val="3"/>
+        </w:numPr>
+        <w:jc w:val="both"/>
+        <w:rPr>
+          <w:rFonts w:ascii="宋体" w:hAnsi="宋体" w:eastAsia="宋体" w:cs="宋体"/>
           <w:sz w:val="24"/>
+          <w:szCs w:val="24"/>
+        </w:rPr>
+      </w:pPr>
+      <w:r>
+        <w:rPr>
+          <w:rFonts w:ascii="宋体" w:hAnsi="宋体" w:eastAsia="宋体" w:cs="宋体"/>
+          <w:sz w:val="24"/>
+          <w:szCs w:val="24"/>
+        </w:rPr>
+        <w:t>总的研究期限</w:t>
+      </w:r>
+    </w:p>
+    <w:p>
+      <w:pPr>
+        <w:widowControl w:val="0"/>
+        <w:numPr>
+          <w:numId w:val="0"/>
+        </w:numPr>
+        <w:jc w:val="both"/>
+        <w:rPr>
+          <w:rFonts w:hint="default" w:ascii="宋体" w:hAnsi="宋体" w:eastAsia="宋体" w:cs="宋体"/>
+          <w:sz w:val="24"/>
+          <w:szCs w:val="24"/>
+          <w:lang w:val="en-US" w:eastAsia="zh-CN"/>
         </w:rPr>
       </w:pPr>
       <w:r>
@@ -2985,11 +3006,11 @@
       </w:r>
       <w:r>
         <w:rPr>
-          <w:rFonts w:hint="eastAsia" w:ascii="宋体" w:hAnsi="宋体" w:eastAsia="宋体" w:cs="宋体"/>
+          <w:rFonts w:ascii="宋体" w:hAnsi="宋体" w:eastAsia="宋体" w:cs="宋体"/>
           <w:sz w:val="24"/>
-          <w:lang w:val="en-US" w:eastAsia="zh-CN"/>
-        </w:rPr>
-        <w:t>计划进度</w:t>
+          <w:szCs w:val="24"/>
+        </w:rPr>
+        <w:t>总的研究期限</w:t>
       </w:r>
       <w:r>
         <w:rPr>
@@ -2999,6 +3020,87 @@
         </w:rPr>
         <w:t>}}</w:t>
       </w:r>
+    </w:p>
+    <w:p>
+      <w:pPr>
+        <w:numPr>
+          <w:ilvl w:val="0"/>
+          <w:numId w:val="0"/>
+        </w:numPr>
+        <w:ind w:leftChars="0"/>
+        <w:rPr>
+          <w:rFonts w:ascii="宋体" w:hAnsi="宋体" w:eastAsia="宋体" w:cs="宋体"/>
+          <w:sz w:val="24"/>
+          <w:szCs w:val="24"/>
+        </w:rPr>
+      </w:pPr>
+      <w:r>
+        <w:rPr>
+          <w:rFonts w:ascii="宋体" w:hAnsi="宋体" w:eastAsia="宋体" w:cs="宋体"/>
+          <w:sz w:val="24"/>
+          <w:szCs w:val="24"/>
+        </w:rPr>
+        <w:t>(</w:t>
+      </w:r>
+      <w:r>
+        <w:rPr>
+          <w:rFonts w:hint="eastAsia" w:ascii="宋体" w:hAnsi="宋体" w:cs="宋体"/>
+          <w:sz w:val="24"/>
+          <w:szCs w:val="24"/>
+          <w:lang w:val="en-US" w:eastAsia="zh-CN"/>
+        </w:rPr>
+        <w:t>二</w:t>
+      </w:r>
+      <w:r>
+        <w:rPr>
+          <w:rFonts w:ascii="宋体" w:hAnsi="宋体" w:eastAsia="宋体" w:cs="宋体"/>
+          <w:sz w:val="24"/>
+          <w:szCs w:val="24"/>
+        </w:rPr>
+        <w:t>) 阶段计划进度</w:t>
+      </w:r>
+    </w:p>
+    <w:p>
+      <w:pPr>
+        <w:widowControl w:val="0"/>
+        <w:numPr>
+          <w:ilvl w:val="0"/>
+          <w:numId w:val="0"/>
+        </w:numPr>
+        <w:jc w:val="both"/>
+        <w:rPr>
+          <w:rFonts w:hint="default" w:ascii="宋体" w:hAnsi="宋体" w:eastAsia="宋体" w:cs="宋体"/>
+          <w:sz w:val="24"/>
+          <w:szCs w:val="24"/>
+          <w:lang w:val="en-US" w:eastAsia="zh-CN"/>
+        </w:rPr>
+      </w:pPr>
+      <w:r>
+        <w:rPr>
+          <w:rFonts w:hint="eastAsia"/>
+          <w:sz w:val="24"/>
+          <w:szCs w:val="24"/>
+        </w:rPr>
+        <w:t>{{</w:t>
+      </w:r>
+      <w:r>
+        <w:rPr>
+          <w:rFonts w:ascii="宋体" w:hAnsi="宋体" w:eastAsia="宋体" w:cs="宋体"/>
+          <w:sz w:val="24"/>
+          <w:szCs w:val="24"/>
+        </w:rPr>
+        <w:t>阶段计划进度</w:t>
+      </w:r>
+      <w:r>
+        <w:rPr>
+          <w:rFonts w:hint="eastAsia"/>
+          <w:sz w:val="24"/>
+          <w:szCs w:val="24"/>
+        </w:rPr>
+        <w:t>}}</w:t>
+      </w:r>
+      <w:bookmarkStart w:id="0" w:name="_GoBack"/>
+      <w:bookmarkEnd w:id="0"/>
     </w:p>
     <w:p>
       <w:pPr>
@@ -9896,6 +9998,21 @@
 <file path=word/numbering.xml><?xml version="1.0" encoding="utf-8"?>
 <w:numbering xmlns:wpc="http://schemas.microsoft.com/office/word/2010/wordprocessingCanvas" xmlns:mc="http://schemas.openxmlformats.org/markup-compatibility/2006" xmlns:o="urn:schemas-microsoft-com:office:office" xmlns:r="http://schemas.openxmlformats.org/officeDocument/2006/relationships" xmlns:m="http://schemas.openxmlformats.org/officeDocument/2006/math" xmlns:v="urn:schemas-microsoft-com:vml" xmlns:wp14="http://schemas.microsoft.com/office/word/2010/wordprocessingDrawing" xmlns:wp="http://schemas.openxmlformats.org/drawingml/2006/wordprocessingDrawing" xmlns:w10="urn:schemas-microsoft-com:office:word" xmlns:w="http://schemas.openxmlformats.org/wordprocessingml/2006/main" xmlns:w14="http://schemas.microsoft.com/office/word/2010/wordml" xmlns:wpg="http://schemas.microsoft.com/office/word/2010/wordprocessingGroup" xmlns:wpi="http://schemas.microsoft.com/office/word/2010/wordprocessingInk" xmlns:wne="http://schemas.microsoft.com/office/word/2006/wordml" xmlns:wps="http://schemas.microsoft.com/office/word/2010/wordprocessingShape" xmlns:wpsCustomData="http://www.wps.cn/officeDocument/2013/wpsCustomData" mc:Ignorable="w14 wp14">
   <w:abstractNum w:abstractNumId="0">
+    <w:nsid w:val="E25979A0"/>
+    <w:multiLevelType w:val="singleLevel"/>
+    <w:tmpl w:val="E25979A0"/>
+    <w:lvl w:ilvl="0" w:tentative="0">
+      <w:start w:val="1"/>
+      <w:numFmt w:val="chineseCounting"/>
+      <w:suff w:val="space"/>
+      <w:lvlText w:val="(%1)"/>
+      <w:lvlJc w:val="left"/>
+      <w:rPr>
+        <w:rFonts w:hint="eastAsia"/>
+      </w:rPr>
+    </w:lvl>
+  </w:abstractNum>
+  <w:abstractNum w:abstractNumId="1">
     <w:nsid w:val="E644E1AF"/>
     <w:multiLevelType w:val="singleLevel"/>
     <w:tmpl w:val="E644E1AF"/>
@@ -9910,7 +10027,7 @@
       </w:rPr>
     </w:lvl>
   </w:abstractNum>
-  <w:abstractNum w:abstractNumId="1">
+  <w:abstractNum w:abstractNumId="2">
     <w:nsid w:val="79739BA6"/>
     <w:multiLevelType w:val="singleLevel"/>
     <w:tmpl w:val="79739BA6"/>
@@ -9926,9 +10043,12 @@
     </w:lvl>
   </w:abstractNum>
   <w:num w:numId="1">
+    <w:abstractNumId w:val="2"/>
+  </w:num>
+  <w:num w:numId="2">
     <w:abstractNumId w:val="1"/>
   </w:num>
-  <w:num w:numId="2">
+  <w:num w:numId="3">
     <w:abstractNumId w:val="0"/>
   </w:num>
 </w:numbering>

--- a/立项资料的模版3.docx
+++ b/立项资料的模版3.docx
@@ -1104,12 +1104,6 @@
             <w:insideH w:val="none" w:color="auto" w:sz="0" w:space="0"/>
             <w:insideV w:val="none" w:color="auto" w:sz="0" w:space="0"/>
           </w:tblBorders>
-          <w:tblCellMar>
-            <w:top w:w="0" w:type="dxa"/>
-            <w:left w:w="108" w:type="dxa"/>
-            <w:bottom w:w="0" w:type="dxa"/>
-            <w:right w:w="108" w:type="dxa"/>
-          </w:tblCellMar>
         </w:tblPrEx>
         <w:tc>
           <w:tcPr>
@@ -1728,12 +1722,6 @@
             <w:insideH w:val="none" w:color="auto" w:sz="0" w:space="0"/>
             <w:insideV w:val="none" w:color="auto" w:sz="0" w:space="0"/>
           </w:tblBorders>
-          <w:tblCellMar>
-            <w:top w:w="0" w:type="dxa"/>
-            <w:left w:w="108" w:type="dxa"/>
-            <w:bottom w:w="0" w:type="dxa"/>
-            <w:right w:w="108" w:type="dxa"/>
-          </w:tblCellMar>
         </w:tblPrEx>
         <w:tc>
           <w:tcPr>
@@ -3099,8 +3087,6 @@
         </w:rPr>
         <w:t>}}</w:t>
       </w:r>
-      <w:bookmarkStart w:id="0" w:name="_GoBack"/>
-      <w:bookmarkEnd w:id="0"/>
     </w:p>
     <w:p>
       <w:pPr>
@@ -3141,9 +3127,9 @@
       <w:tblGrid>
         <w:gridCol w:w="782"/>
         <w:gridCol w:w="1267"/>
-        <w:gridCol w:w="1280"/>
-        <w:gridCol w:w="1400"/>
-        <w:gridCol w:w="3918"/>
+        <w:gridCol w:w="1985"/>
+        <w:gridCol w:w="1020"/>
+        <w:gridCol w:w="3593"/>
       </w:tblGrid>
       <w:tr>
         <w:tblPrEx>
@@ -3252,7 +3238,7 @@
         </w:tc>
         <w:tc>
           <w:tcPr>
-            <w:tcW w:w="1280" w:type="dxa"/>
+            <w:tcW w:w="1985" w:type="dxa"/>
             <w:tcBorders>
               <w:top w:val="single" w:color="auto" w:sz="4" w:space="0"/>
               <w:left w:val="nil"/>
@@ -3301,7 +3287,7 @@
         </w:tc>
         <w:tc>
           <w:tcPr>
-            <w:tcW w:w="1400" w:type="dxa"/>
+            <w:tcW w:w="1020" w:type="dxa"/>
             <w:tcBorders>
               <w:top w:val="single" w:color="auto" w:sz="4" w:space="0"/>
               <w:left w:val="nil"/>
@@ -3350,7 +3336,7 @@
         </w:tc>
         <w:tc>
           <w:tcPr>
-            <w:tcW w:w="3918" w:type="dxa"/>
+            <w:tcW w:w="3593" w:type="dxa"/>
             <w:tcBorders>
               <w:top w:val="single" w:color="auto" w:sz="4" w:space="0"/>
               <w:left w:val="nil"/>
@@ -3505,7 +3491,7 @@
         </w:tc>
         <w:tc>
           <w:tcPr>
-            <w:tcW w:w="1280" w:type="dxa"/>
+            <w:tcW w:w="1985" w:type="dxa"/>
             <w:tcBorders>
               <w:top w:val="single" w:color="auto" w:sz="4" w:space="0"/>
               <w:left w:val="single" w:color="auto" w:sz="4" w:space="0"/>
@@ -3548,13 +3534,13 @@
                 <w:szCs w:val="24"/>
                 <w:lang w:val="en-US" w:eastAsia="zh-CN"/>
               </w:rPr>
-              <w:t>研发中心</w:t>
+              <w:t>{{部门1}}</w:t>
             </w:r>
           </w:p>
         </w:tc>
         <w:tc>
           <w:tcPr>
-            <w:tcW w:w="1400" w:type="dxa"/>
+            <w:tcW w:w="1020" w:type="dxa"/>
             <w:tcBorders>
               <w:top w:val="single" w:color="auto" w:sz="4" w:space="0"/>
               <w:left w:val="single" w:color="auto" w:sz="4" w:space="0"/>
@@ -3594,7 +3580,7 @@
         </w:tc>
         <w:tc>
           <w:tcPr>
-            <w:tcW w:w="3918" w:type="dxa"/>
+            <w:tcW w:w="3593" w:type="dxa"/>
             <w:tcBorders>
               <w:top w:val="single" w:color="auto" w:sz="4" w:space="0"/>
               <w:left w:val="single" w:color="auto" w:sz="4" w:space="0"/>
@@ -3637,7 +3623,7 @@
                 <w:szCs w:val="24"/>
                 <w:lang w:val="en-US" w:eastAsia="zh-CN"/>
               </w:rPr>
-              <w:t xml:space="preserve">{{工作内容}} </w:t>
+              <w:t xml:space="preserve">{{本项目中承担工作1}} </w:t>
             </w:r>
           </w:p>
         </w:tc>
@@ -3743,7 +3729,7 @@
         </w:tc>
         <w:tc>
           <w:tcPr>
-            <w:tcW w:w="1280" w:type="dxa"/>
+            <w:tcW w:w="1985" w:type="dxa"/>
             <w:tcBorders>
               <w:top w:val="single" w:color="auto" w:sz="4" w:space="0"/>
               <w:left w:val="single" w:color="auto" w:sz="4" w:space="0"/>
@@ -3785,13 +3771,13 @@
                 <w:szCs w:val="24"/>
                 <w:lang w:val="en-US" w:eastAsia="zh-CN"/>
               </w:rPr>
-              <w:t>研发中心</w:t>
+              <w:t>{{部门2}}</w:t>
             </w:r>
           </w:p>
         </w:tc>
         <w:tc>
           <w:tcPr>
-            <w:tcW w:w="1400" w:type="dxa"/>
+            <w:tcW w:w="1020" w:type="dxa"/>
             <w:tcBorders>
               <w:top w:val="single" w:color="auto" w:sz="4" w:space="0"/>
               <w:left w:val="single" w:color="auto" w:sz="4" w:space="0"/>
@@ -3831,7 +3817,7 @@
         </w:tc>
         <w:tc>
           <w:tcPr>
-            <w:tcW w:w="3918" w:type="dxa"/>
+            <w:tcW w:w="3593" w:type="dxa"/>
             <w:tcBorders>
               <w:top w:val="single" w:color="auto" w:sz="4" w:space="0"/>
               <w:left w:val="single" w:color="auto" w:sz="4" w:space="0"/>
@@ -3872,7 +3858,25 @@
                 <w:szCs w:val="24"/>
                 <w:lang w:val="en-US" w:eastAsia="zh-CN"/>
               </w:rPr>
-              <w:t xml:space="preserve">{{工作内容}} </w:t>
+              <w:t>{{本项目中承担工作</w:t>
+            </w:r>
+            <w:r>
+              <w:rPr>
+                <w:rFonts w:hint="eastAsia" w:ascii="宋体" w:hAnsi="宋体" w:cs="宋体"/>
+                <w:sz w:val="24"/>
+                <w:szCs w:val="24"/>
+                <w:lang w:val="en-US" w:eastAsia="zh-CN"/>
+              </w:rPr>
+              <w:t>2</w:t>
+            </w:r>
+            <w:r>
+              <w:rPr>
+                <w:rFonts w:hint="eastAsia" w:ascii="宋体" w:hAnsi="宋体" w:eastAsia="宋体" w:cs="宋体"/>
+                <w:sz w:val="24"/>
+                <w:szCs w:val="24"/>
+                <w:lang w:val="en-US" w:eastAsia="zh-CN"/>
+              </w:rPr>
+              <w:t xml:space="preserve">}} </w:t>
             </w:r>
           </w:p>
         </w:tc>
@@ -3977,7 +3981,7 @@
         </w:tc>
         <w:tc>
           <w:tcPr>
-            <w:tcW w:w="1280" w:type="dxa"/>
+            <w:tcW w:w="1985" w:type="dxa"/>
             <w:tcBorders>
               <w:top w:val="single" w:color="auto" w:sz="4" w:space="0"/>
               <w:left w:val="single" w:color="auto" w:sz="4" w:space="0"/>
@@ -4019,13 +4023,13 @@
                 <w:szCs w:val="24"/>
                 <w:lang w:val="en-US" w:eastAsia="zh-CN"/>
               </w:rPr>
-              <w:t>研发中心</w:t>
+              <w:t>{{部门3}}</w:t>
             </w:r>
           </w:p>
         </w:tc>
         <w:tc>
           <w:tcPr>
-            <w:tcW w:w="1400" w:type="dxa"/>
+            <w:tcW w:w="1020" w:type="dxa"/>
             <w:tcBorders>
               <w:top w:val="single" w:color="auto" w:sz="4" w:space="0"/>
               <w:left w:val="single" w:color="auto" w:sz="4" w:space="0"/>
@@ -4065,7 +4069,7 @@
         </w:tc>
         <w:tc>
           <w:tcPr>
-            <w:tcW w:w="3918" w:type="dxa"/>
+            <w:tcW w:w="3593" w:type="dxa"/>
             <w:tcBorders>
               <w:top w:val="single" w:color="auto" w:sz="4" w:space="0"/>
               <w:left w:val="single" w:color="auto" w:sz="4" w:space="0"/>
@@ -4107,7 +4111,25 @@
                 <w:szCs w:val="24"/>
                 <w:lang w:val="en-US" w:eastAsia="zh-CN"/>
               </w:rPr>
-              <w:t xml:space="preserve">{{工作内容}} </w:t>
+              <w:t>{{本项目中承担工作</w:t>
+            </w:r>
+            <w:r>
+              <w:rPr>
+                <w:rFonts w:hint="eastAsia" w:ascii="宋体" w:hAnsi="宋体" w:cs="宋体"/>
+                <w:sz w:val="24"/>
+                <w:szCs w:val="24"/>
+                <w:lang w:val="en-US" w:eastAsia="zh-CN"/>
+              </w:rPr>
+              <w:t>3</w:t>
+            </w:r>
+            <w:r>
+              <w:rPr>
+                <w:rFonts w:hint="eastAsia" w:ascii="宋体" w:hAnsi="宋体" w:eastAsia="宋体" w:cs="宋体"/>
+                <w:sz w:val="24"/>
+                <w:szCs w:val="24"/>
+                <w:lang w:val="en-US" w:eastAsia="zh-CN"/>
+              </w:rPr>
+              <w:t xml:space="preserve">}} </w:t>
             </w:r>
           </w:p>
         </w:tc>
@@ -4215,7 +4237,7 @@
         </w:tc>
         <w:tc>
           <w:tcPr>
-            <w:tcW w:w="1280" w:type="dxa"/>
+            <w:tcW w:w="1985" w:type="dxa"/>
             <w:tcBorders>
               <w:top w:val="single" w:color="auto" w:sz="4" w:space="0"/>
               <w:left w:val="single" w:color="auto" w:sz="4" w:space="0"/>
@@ -4257,13 +4279,13 @@
                 <w:szCs w:val="24"/>
                 <w:lang w:val="en-US" w:eastAsia="zh-CN"/>
               </w:rPr>
-              <w:t>研发中心</w:t>
+              <w:t>{{部门4}}</w:t>
             </w:r>
           </w:p>
         </w:tc>
         <w:tc>
           <w:tcPr>
-            <w:tcW w:w="1400" w:type="dxa"/>
+            <w:tcW w:w="1020" w:type="dxa"/>
             <w:tcBorders>
               <w:top w:val="single" w:color="auto" w:sz="4" w:space="0"/>
               <w:left w:val="single" w:color="auto" w:sz="4" w:space="0"/>
@@ -4302,7 +4324,7 @@
         </w:tc>
         <w:tc>
           <w:tcPr>
-            <w:tcW w:w="3918" w:type="dxa"/>
+            <w:tcW w:w="3593" w:type="dxa"/>
             <w:tcBorders>
               <w:top w:val="single" w:color="auto" w:sz="4" w:space="0"/>
               <w:left w:val="single" w:color="auto" w:sz="4" w:space="0"/>
@@ -4344,7 +4366,25 @@
                 <w:szCs w:val="24"/>
                 <w:lang w:val="en-US" w:eastAsia="zh-CN"/>
               </w:rPr>
-              <w:t xml:space="preserve">{{工作内容}} </w:t>
+              <w:t>{{本项目中承担工作</w:t>
+            </w:r>
+            <w:r>
+              <w:rPr>
+                <w:rFonts w:hint="eastAsia" w:ascii="宋体" w:hAnsi="宋体" w:cs="宋体"/>
+                <w:sz w:val="24"/>
+                <w:szCs w:val="24"/>
+                <w:lang w:val="en-US" w:eastAsia="zh-CN"/>
+              </w:rPr>
+              <w:t>4</w:t>
+            </w:r>
+            <w:r>
+              <w:rPr>
+                <w:rFonts w:hint="eastAsia" w:ascii="宋体" w:hAnsi="宋体" w:eastAsia="宋体" w:cs="宋体"/>
+                <w:sz w:val="24"/>
+                <w:szCs w:val="24"/>
+                <w:lang w:val="en-US" w:eastAsia="zh-CN"/>
+              </w:rPr>
+              <w:t xml:space="preserve">}}  </w:t>
             </w:r>
           </w:p>
         </w:tc>
@@ -4452,7 +4492,7 @@
         </w:tc>
         <w:tc>
           <w:tcPr>
-            <w:tcW w:w="1280" w:type="dxa"/>
+            <w:tcW w:w="1985" w:type="dxa"/>
             <w:tcBorders>
               <w:top w:val="single" w:color="auto" w:sz="4" w:space="0"/>
               <w:left w:val="single" w:color="auto" w:sz="4" w:space="0"/>
@@ -4495,13 +4535,13 @@
                 <w:szCs w:val="24"/>
                 <w:lang w:val="en-US" w:eastAsia="zh-CN"/>
               </w:rPr>
-              <w:t>研发中心</w:t>
+              <w:t>{{部门5}}</w:t>
             </w:r>
           </w:p>
         </w:tc>
         <w:tc>
           <w:tcPr>
-            <w:tcW w:w="1400" w:type="dxa"/>
+            <w:tcW w:w="1020" w:type="dxa"/>
             <w:tcBorders>
               <w:top w:val="single" w:color="auto" w:sz="4" w:space="0"/>
               <w:left w:val="single" w:color="auto" w:sz="4" w:space="0"/>
@@ -4541,7 +4581,7 @@
         </w:tc>
         <w:tc>
           <w:tcPr>
-            <w:tcW w:w="3918" w:type="dxa"/>
+            <w:tcW w:w="3593" w:type="dxa"/>
             <w:tcBorders>
               <w:top w:val="single" w:color="auto" w:sz="4" w:space="0"/>
               <w:left w:val="single" w:color="auto" w:sz="4" w:space="0"/>
@@ -4583,7 +4623,25 @@
                 <w:szCs w:val="24"/>
                 <w:lang w:val="en-US" w:eastAsia="zh-CN"/>
               </w:rPr>
-              <w:t xml:space="preserve">{{工作内容}} </w:t>
+              <w:t>{{本项目中承担工作</w:t>
+            </w:r>
+            <w:r>
+              <w:rPr>
+                <w:rFonts w:hint="eastAsia" w:ascii="宋体" w:hAnsi="宋体" w:cs="宋体"/>
+                <w:sz w:val="24"/>
+                <w:szCs w:val="24"/>
+                <w:lang w:val="en-US" w:eastAsia="zh-CN"/>
+              </w:rPr>
+              <w:t>5</w:t>
+            </w:r>
+            <w:r>
+              <w:rPr>
+                <w:rFonts w:hint="eastAsia" w:ascii="宋体" w:hAnsi="宋体" w:eastAsia="宋体" w:cs="宋体"/>
+                <w:sz w:val="24"/>
+                <w:szCs w:val="24"/>
+                <w:lang w:val="en-US" w:eastAsia="zh-CN"/>
+              </w:rPr>
+              <w:t xml:space="preserve">}} </w:t>
             </w:r>
           </w:p>
         </w:tc>
@@ -4691,7 +4749,7 @@
         </w:tc>
         <w:tc>
           <w:tcPr>
-            <w:tcW w:w="1280" w:type="dxa"/>
+            <w:tcW w:w="1985" w:type="dxa"/>
             <w:tcBorders>
               <w:top w:val="single" w:color="auto" w:sz="4" w:space="0"/>
               <w:left w:val="single" w:color="auto" w:sz="4" w:space="0"/>
@@ -4734,13 +4792,13 @@
                 <w:szCs w:val="24"/>
                 <w:lang w:val="en-US" w:eastAsia="zh-CN"/>
               </w:rPr>
-              <w:t>研发中心</w:t>
+              <w:t>{{部门6}}</w:t>
             </w:r>
           </w:p>
         </w:tc>
         <w:tc>
           <w:tcPr>
-            <w:tcW w:w="1400" w:type="dxa"/>
+            <w:tcW w:w="1020" w:type="dxa"/>
             <w:tcBorders>
               <w:top w:val="single" w:color="auto" w:sz="4" w:space="0"/>
               <w:left w:val="single" w:color="auto" w:sz="4" w:space="0"/>
@@ -4780,7 +4838,7 @@
         </w:tc>
         <w:tc>
           <w:tcPr>
-            <w:tcW w:w="3918" w:type="dxa"/>
+            <w:tcW w:w="3593" w:type="dxa"/>
             <w:tcBorders>
               <w:top w:val="single" w:color="auto" w:sz="4" w:space="0"/>
               <w:left w:val="single" w:color="auto" w:sz="4" w:space="0"/>
@@ -4822,7 +4880,25 @@
                 <w:szCs w:val="24"/>
                 <w:lang w:val="en-US" w:eastAsia="zh-CN"/>
               </w:rPr>
-              <w:t xml:space="preserve">{{工作内容}} </w:t>
+              <w:t>{{本项目中承担工作</w:t>
+            </w:r>
+            <w:r>
+              <w:rPr>
+                <w:rFonts w:hint="eastAsia" w:ascii="宋体" w:hAnsi="宋体" w:cs="宋体"/>
+                <w:sz w:val="24"/>
+                <w:szCs w:val="24"/>
+                <w:lang w:val="en-US" w:eastAsia="zh-CN"/>
+              </w:rPr>
+              <w:t>6</w:t>
+            </w:r>
+            <w:r>
+              <w:rPr>
+                <w:rFonts w:hint="eastAsia" w:ascii="宋体" w:hAnsi="宋体" w:eastAsia="宋体" w:cs="宋体"/>
+                <w:sz w:val="24"/>
+                <w:szCs w:val="24"/>
+                <w:lang w:val="en-US" w:eastAsia="zh-CN"/>
+              </w:rPr>
+              <w:t xml:space="preserve">}} </w:t>
             </w:r>
           </w:p>
         </w:tc>
@@ -4930,7 +5006,7 @@
         </w:tc>
         <w:tc>
           <w:tcPr>
-            <w:tcW w:w="1280" w:type="dxa"/>
+            <w:tcW w:w="1985" w:type="dxa"/>
             <w:tcBorders>
               <w:top w:val="single" w:color="auto" w:sz="4" w:space="0"/>
               <w:left w:val="single" w:color="auto" w:sz="4" w:space="0"/>
@@ -4973,13 +5049,13 @@
                 <w:szCs w:val="24"/>
                 <w:lang w:val="en-US" w:eastAsia="zh-CN"/>
               </w:rPr>
-              <w:t>研发中心</w:t>
+              <w:t>{{部门7}}</w:t>
             </w:r>
           </w:p>
         </w:tc>
         <w:tc>
           <w:tcPr>
-            <w:tcW w:w="1400" w:type="dxa"/>
+            <w:tcW w:w="1020" w:type="dxa"/>
             <w:tcBorders>
               <w:top w:val="single" w:color="auto" w:sz="4" w:space="0"/>
               <w:left w:val="single" w:color="auto" w:sz="4" w:space="0"/>
@@ -5019,7 +5095,7 @@
         </w:tc>
         <w:tc>
           <w:tcPr>
-            <w:tcW w:w="3918" w:type="dxa"/>
+            <w:tcW w:w="3593" w:type="dxa"/>
             <w:tcBorders>
               <w:top w:val="single" w:color="auto" w:sz="4" w:space="0"/>
               <w:left w:val="single" w:color="auto" w:sz="4" w:space="0"/>
@@ -5061,7 +5137,25 @@
                 <w:szCs w:val="24"/>
                 <w:lang w:val="en-US" w:eastAsia="zh-CN"/>
               </w:rPr>
-              <w:t xml:space="preserve">{{工作内容}} </w:t>
+              <w:t>{{本项目中承担工作</w:t>
+            </w:r>
+            <w:r>
+              <w:rPr>
+                <w:rFonts w:hint="eastAsia" w:ascii="宋体" w:hAnsi="宋体" w:cs="宋体"/>
+                <w:sz w:val="24"/>
+                <w:szCs w:val="24"/>
+                <w:lang w:val="en-US" w:eastAsia="zh-CN"/>
+              </w:rPr>
+              <w:t>7</w:t>
+            </w:r>
+            <w:r>
+              <w:rPr>
+                <w:rFonts w:hint="eastAsia" w:ascii="宋体" w:hAnsi="宋体" w:eastAsia="宋体" w:cs="宋体"/>
+                <w:sz w:val="24"/>
+                <w:szCs w:val="24"/>
+                <w:lang w:val="en-US" w:eastAsia="zh-CN"/>
+              </w:rPr>
+              <w:t xml:space="preserve">}} </w:t>
             </w:r>
           </w:p>
         </w:tc>
@@ -7481,6 +7575,10 @@
               <w:keepLines w:val="0"/>
               <w:pageBreakBefore w:val="0"/>
               <w:widowControl w:val="0"/>
+              <w:numPr>
+                <w:ilvl w:val="0"/>
+                <w:numId w:val="4"/>
+              </w:numPr>
               <w:kinsoku/>
               <w:wordWrap/>
               <w:overflowPunct/>
@@ -7505,33 +7603,48 @@
             </w:pPr>
             <w:r>
               <w:rPr>
+                <w:rFonts w:hint="eastAsia" w:ascii="宋体"/>
+                <w:sz w:val="24"/>
+                <w:szCs w:val="24"/>
+                <w:highlight w:val="none"/>
+                <w:lang w:val="en-US" w:eastAsia="zh-Hans"/>
+              </w:rPr>
+              <w:t>项目任务完成情况</w:t>
+            </w:r>
+            <w:r>
+              <w:rPr>
                 <w:rFonts w:hint="default" w:ascii="宋体"/>
                 <w:sz w:val="24"/>
                 <w:szCs w:val="24"/>
                 <w:highlight w:val="none"/>
                 <w:lang w:eastAsia="zh-Hans"/>
               </w:rPr>
-              <w:t>1、</w:t>
-            </w:r>
-            <w:r>
-              <w:rPr>
-                <w:rFonts w:hint="eastAsia" w:ascii="宋体"/>
-                <w:sz w:val="24"/>
-                <w:szCs w:val="24"/>
-                <w:highlight w:val="none"/>
-                <w:lang w:val="en-US" w:eastAsia="zh-Hans"/>
-              </w:rPr>
-              <w:t>项目任务完成情况</w:t>
-            </w:r>
-            <w:r>
-              <w:rPr>
-                <w:rFonts w:hint="default" w:ascii="宋体"/>
-                <w:sz w:val="24"/>
-                <w:szCs w:val="24"/>
-                <w:highlight w:val="none"/>
-                <w:lang w:eastAsia="zh-Hans"/>
-              </w:rPr>
               <w:t>：</w:t>
+            </w:r>
+          </w:p>
+          <w:p>
+            <w:pPr>
+              <w:numPr>
+                <w:ilvl w:val="0"/>
+                <w:numId w:val="5"/>
+              </w:numPr>
+              <w:tabs>
+                <w:tab w:val="left" w:pos="742"/>
+              </w:tabs>
+              <w:ind w:leftChars="0"/>
+              <w:rPr>
+                <w:rFonts w:ascii="宋体" w:hAnsi="宋体" w:eastAsia="宋体" w:cs="宋体"/>
+                <w:sz w:val="24"/>
+                <w:szCs w:val="24"/>
+              </w:rPr>
+            </w:pPr>
+            <w:r>
+              <w:rPr>
+                <w:rFonts w:ascii="宋体" w:hAnsi="宋体" w:eastAsia="宋体" w:cs="宋体"/>
+                <w:sz w:val="24"/>
+                <w:szCs w:val="24"/>
+              </w:rPr>
+              <w:t>项目总体完成情况概述</w:t>
             </w:r>
           </w:p>
           <w:p>
@@ -7555,17 +7668,14 @@
               <w:adjustRightInd/>
               <w:snapToGrid w:val="0"/>
               <w:spacing w:line="360" w:lineRule="auto"/>
-              <w:ind w:leftChars="0" w:right="0" w:rightChars="0"/>
+              <w:ind w:leftChars="0" w:right="0" w:rightChars="0" w:firstLine="560" w:firstLineChars="200"/>
               <w:jc w:val="both"/>
               <w:textAlignment w:val="auto"/>
               <w:outlineLvl w:val="9"/>
               <w:rPr>
-                <w:rFonts w:hint="eastAsia" w:ascii="宋体"/>
-                <w:color w:val="00B0F0"/>
-                <w:sz w:val="24"/>
-                <w:szCs w:val="24"/>
-                <w:highlight w:val="none"/>
-                <w:lang w:val="en-US" w:eastAsia="zh-CN"/>
+                <w:rFonts w:ascii="宋体" w:hAnsi="宋体" w:eastAsia="宋体" w:cs="宋体"/>
+                <w:sz w:val="24"/>
+                <w:szCs w:val="24"/>
               </w:rPr>
             </w:pPr>
             <w:r>
@@ -7579,13 +7689,11 @@
             </w:r>
             <w:r>
               <w:rPr>
-                <w:rFonts w:hint="eastAsia" w:ascii="宋体"/>
-                <w:sz w:val="24"/>
-                <w:szCs w:val="24"/>
-                <w:highlight w:val="none"/>
-                <w:lang w:val="en-US" w:eastAsia="zh-Hans"/>
-              </w:rPr>
-              <w:t>完成情况</w:t>
+                <w:rFonts w:ascii="宋体" w:hAnsi="宋体" w:eastAsia="宋体" w:cs="宋体"/>
+                <w:sz w:val="24"/>
+                <w:szCs w:val="24"/>
+              </w:rPr>
+              <w:t>项目总体完成情况概述</w:t>
             </w:r>
             <w:r>
               <w:rPr>
@@ -7599,36 +7707,162 @@
           </w:p>
           <w:p>
             <w:pPr>
-              <w:pStyle w:val="24"/>
-              <w:keepNext w:val="0"/>
-              <w:keepLines w:val="0"/>
-              <w:pageBreakBefore w:val="0"/>
-              <w:widowControl w:val="0"/>
               <w:numPr>
                 <w:ilvl w:val="0"/>
+                <w:numId w:val="5"/>
+              </w:numPr>
+              <w:tabs>
+                <w:tab w:val="left" w:pos="742"/>
+              </w:tabs>
+              <w:ind w:leftChars="0"/>
+              <w:rPr>
+                <w:rFonts w:hint="default" w:ascii="宋体"/>
+                <w:sz w:val="24"/>
+                <w:szCs w:val="24"/>
+                <w:highlight w:val="none"/>
+                <w:lang w:eastAsia="zh-Hans"/>
+              </w:rPr>
+            </w:pPr>
+            <w:r>
+              <w:rPr>
+                <w:rFonts w:ascii="宋体" w:hAnsi="宋体" w:eastAsia="宋体" w:cs="宋体"/>
+                <w:sz w:val="24"/>
+                <w:szCs w:val="24"/>
+              </w:rPr>
+              <w:t>研发内容完成情况</w:t>
+            </w:r>
+            <w:bookmarkStart w:id="0" w:name="_GoBack"/>
+            <w:bookmarkEnd w:id="0"/>
+          </w:p>
+          <w:p>
+            <w:pPr>
+              <w:numPr>
                 <w:numId w:val="0"/>
               </w:numPr>
-              <w:kinsoku/>
-              <w:wordWrap/>
-              <w:overflowPunct/>
-              <w:topLinePunct w:val="0"/>
-              <w:autoSpaceDE/>
-              <w:autoSpaceDN/>
-              <w:bidi w:val="0"/>
-              <w:adjustRightInd/>
-              <w:snapToGrid w:val="0"/>
-              <w:spacing w:line="360" w:lineRule="auto"/>
-              <w:ind w:leftChars="0" w:right="0" w:rightChars="0"/>
-              <w:jc w:val="both"/>
-              <w:textAlignment w:val="auto"/>
-              <w:outlineLvl w:val="9"/>
-              <w:rPr>
-                <w:rFonts w:hint="eastAsia" w:ascii="宋体"/>
-                <w:color w:val="0000FF"/>
+              <w:tabs>
+                <w:tab w:val="left" w:pos="742"/>
+              </w:tabs>
+              <w:ind w:firstLine="560" w:firstLineChars="200"/>
+              <w:rPr>
+                <w:rFonts w:hint="default" w:ascii="宋体"/>
                 <w:sz w:val="24"/>
                 <w:szCs w:val="24"/>
                 <w:highlight w:val="none"/>
+                <w:lang w:eastAsia="zh-Hans"/>
+              </w:rPr>
+            </w:pPr>
+            <w:r>
+              <w:rPr>
+                <w:rFonts w:hint="eastAsia" w:ascii="宋体" w:hAnsi="宋体" w:eastAsia="宋体" w:cs="宋体"/>
+                <w:sz w:val="28"/>
+                <w:szCs w:val="28"/>
                 <w:lang w:val="en-US" w:eastAsia="zh-CN"/>
+              </w:rPr>
+              <w:t>{{</w:t>
+            </w:r>
+            <w:r>
+              <w:rPr>
+                <w:rFonts w:ascii="宋体" w:hAnsi="宋体" w:eastAsia="宋体" w:cs="宋体"/>
+                <w:sz w:val="24"/>
+                <w:szCs w:val="24"/>
+              </w:rPr>
+              <w:t>研发内容完成情况</w:t>
+            </w:r>
+            <w:r>
+              <w:rPr>
+                <w:rFonts w:hint="eastAsia" w:ascii="宋体" w:hAnsi="宋体" w:eastAsia="宋体" w:cs="宋体"/>
+                <w:sz w:val="28"/>
+                <w:szCs w:val="28"/>
+                <w:lang w:val="en-US" w:eastAsia="zh-CN"/>
+              </w:rPr>
+              <w:t>}}</w:t>
+            </w:r>
+          </w:p>
+          <w:p>
+            <w:pPr>
+              <w:numPr>
+                <w:ilvl w:val="0"/>
+                <w:numId w:val="5"/>
+              </w:numPr>
+              <w:tabs>
+                <w:tab w:val="left" w:pos="742"/>
+              </w:tabs>
+              <w:ind w:leftChars="0"/>
+              <w:rPr>
+                <w:rFonts w:hint="default" w:ascii="宋体"/>
+                <w:sz w:val="24"/>
+                <w:szCs w:val="24"/>
+                <w:highlight w:val="none"/>
+                <w:lang w:eastAsia="zh-Hans"/>
+              </w:rPr>
+            </w:pPr>
+            <w:r>
+              <w:rPr>
+                <w:rFonts w:ascii="宋体" w:hAnsi="宋体" w:eastAsia="宋体" w:cs="宋体"/>
+                <w:sz w:val="24"/>
+                <w:szCs w:val="24"/>
+              </w:rPr>
+              <w:t>技术指标达成情况</w:t>
+            </w:r>
+          </w:p>
+          <w:p>
+            <w:pPr>
+              <w:numPr>
+                <w:numId w:val="0"/>
+              </w:numPr>
+              <w:tabs>
+                <w:tab w:val="left" w:pos="742"/>
+              </w:tabs>
+              <w:ind w:firstLine="560" w:firstLineChars="200"/>
+              <w:rPr>
+                <w:rFonts w:hint="default" w:ascii="宋体"/>
+                <w:sz w:val="24"/>
+                <w:szCs w:val="24"/>
+                <w:highlight w:val="none"/>
+                <w:lang w:eastAsia="zh-Hans"/>
+              </w:rPr>
+            </w:pPr>
+            <w:r>
+              <w:rPr>
+                <w:rFonts w:hint="eastAsia" w:ascii="宋体" w:hAnsi="宋体" w:eastAsia="宋体" w:cs="宋体"/>
+                <w:sz w:val="28"/>
+                <w:szCs w:val="28"/>
+                <w:lang w:val="en-US" w:eastAsia="zh-CN"/>
+              </w:rPr>
+              <w:t>{{</w:t>
+            </w:r>
+            <w:r>
+              <w:rPr>
+                <w:rFonts w:ascii="宋体" w:hAnsi="宋体" w:eastAsia="宋体" w:cs="宋体"/>
+                <w:sz w:val="24"/>
+                <w:szCs w:val="24"/>
+              </w:rPr>
+              <w:t>技术指标达成情况</w:t>
+            </w:r>
+            <w:r>
+              <w:rPr>
+                <w:rFonts w:hint="eastAsia" w:ascii="宋体" w:hAnsi="宋体" w:eastAsia="宋体" w:cs="宋体"/>
+                <w:sz w:val="28"/>
+                <w:szCs w:val="28"/>
+                <w:lang w:val="en-US" w:eastAsia="zh-CN"/>
+              </w:rPr>
+              <w:t>}}</w:t>
+            </w:r>
+          </w:p>
+          <w:p>
+            <w:pPr>
+              <w:numPr>
+                <w:numId w:val="0"/>
+              </w:numPr>
+              <w:tabs>
+                <w:tab w:val="left" w:pos="742"/>
+              </w:tabs>
+              <w:rPr>
+                <w:rFonts w:hint="default" w:ascii="宋体"/>
+                <w:sz w:val="24"/>
+                <w:szCs w:val="24"/>
+                <w:highlight w:val="none"/>
+                <w:lang w:eastAsia="zh-Hans"/>
               </w:rPr>
             </w:pPr>
           </w:p>
@@ -7694,14 +7928,39 @@
               <w:outlineLvl w:val="9"/>
               <w:rPr>
                 <w:rFonts w:hint="eastAsia" w:ascii="宋体"/>
-                <w:color w:val="auto"/>
+                <w:color w:val="0000FF"/>
                 <w:sz w:val="24"/>
                 <w:szCs w:val="24"/>
                 <w:highlight w:val="none"/>
                 <w:lang w:val="en-US" w:eastAsia="zh-CN"/>
               </w:rPr>
             </w:pPr>
-            <w:r>
+          </w:p>
+          <w:p>
+            <w:pPr>
+              <w:pStyle w:val="24"/>
+              <w:keepNext w:val="0"/>
+              <w:keepLines w:val="0"/>
+              <w:pageBreakBefore w:val="0"/>
+              <w:widowControl w:val="0"/>
+              <w:numPr>
+                <w:ilvl w:val="0"/>
+                <w:numId w:val="0"/>
+              </w:numPr>
+              <w:kinsoku/>
+              <w:wordWrap/>
+              <w:overflowPunct/>
+              <w:topLinePunct w:val="0"/>
+              <w:autoSpaceDE/>
+              <w:autoSpaceDN/>
+              <w:bidi w:val="0"/>
+              <w:adjustRightInd/>
+              <w:snapToGrid w:val="0"/>
+              <w:spacing w:line="360" w:lineRule="auto"/>
+              <w:ind w:leftChars="0" w:right="0" w:rightChars="0"/>
+              <w:jc w:val="both"/>
+              <w:textAlignment w:val="auto"/>
+              <w:outlineLvl w:val="9"/>
               <w:rPr>
                 <w:rFonts w:hint="eastAsia" w:ascii="宋体"/>
                 <w:color w:val="auto"/>
@@ -7710,7 +7969,17 @@
                 <w:highlight w:val="none"/>
                 <w:lang w:val="en-US" w:eastAsia="zh-CN"/>
               </w:rPr>
-              <w:t>2、</w:t>
+            </w:pPr>
+            <w:r>
+              <w:rPr>
+                <w:rFonts w:hint="eastAsia" w:ascii="宋体"/>
+                <w:color w:val="auto"/>
+                <w:sz w:val="24"/>
+                <w:szCs w:val="24"/>
+                <w:highlight w:val="none"/>
+                <w:lang w:val="en-US" w:eastAsia="zh-CN"/>
+              </w:rPr>
+              <w:t>二、</w:t>
             </w:r>
             <w:r>
               <w:rPr>
@@ -7848,7 +8117,7 @@
                 <w:highlight w:val="none"/>
                 <w:lang w:val="en-US" w:eastAsia="zh-CN"/>
               </w:rPr>
-              <w:t>3、</w:t>
+              <w:t>三、</w:t>
             </w:r>
             <w:r>
               <w:rPr>
@@ -10028,6 +10297,36 @@
     </w:lvl>
   </w:abstractNum>
   <w:abstractNum w:abstractNumId="2">
+    <w:nsid w:val="4FB7053B"/>
+    <w:multiLevelType w:val="singleLevel"/>
+    <w:tmpl w:val="4FB7053B"/>
+    <w:lvl w:ilvl="0" w:tentative="0">
+      <w:start w:val="1"/>
+      <w:numFmt w:val="chineseCounting"/>
+      <w:suff w:val="space"/>
+      <w:lvlText w:val="（%1）"/>
+      <w:lvlJc w:val="left"/>
+      <w:rPr>
+        <w:rFonts w:hint="eastAsia"/>
+      </w:rPr>
+    </w:lvl>
+  </w:abstractNum>
+  <w:abstractNum w:abstractNumId="3">
+    <w:nsid w:val="748ED057"/>
+    <w:multiLevelType w:val="singleLevel"/>
+    <w:tmpl w:val="748ED057"/>
+    <w:lvl w:ilvl="0" w:tentative="0">
+      <w:start w:val="1"/>
+      <w:numFmt w:val="chineseCounting"/>
+      <w:suff w:val="nothing"/>
+      <w:lvlText w:val="%1、"/>
+      <w:lvlJc w:val="left"/>
+      <w:rPr>
+        <w:rFonts w:hint="eastAsia"/>
+      </w:rPr>
+    </w:lvl>
+  </w:abstractNum>
+  <w:abstractNum w:abstractNumId="4">
     <w:nsid w:val="79739BA6"/>
     <w:multiLevelType w:val="singleLevel"/>
     <w:tmpl w:val="79739BA6"/>
@@ -10043,13 +10342,19 @@
     </w:lvl>
   </w:abstractNum>
   <w:num w:numId="1">
-    <w:abstractNumId w:val="2"/>
+    <w:abstractNumId w:val="4"/>
   </w:num>
   <w:num w:numId="2">
     <w:abstractNumId w:val="1"/>
   </w:num>
   <w:num w:numId="3">
     <w:abstractNumId w:val="0"/>
+  </w:num>
+  <w:num w:numId="4">
+    <w:abstractNumId w:val="3"/>
+  </w:num>
+  <w:num w:numId="5">
+    <w:abstractNumId w:val="2"/>
   </w:num>
 </w:numbering>
 </file>

--- a/立项资料的模版3.docx
+++ b/立项资料的模版3.docx
@@ -101,7 +101,7 @@
           </mc:Choice>
           <mc:Fallback>
             <w:pict>
-              <v:line w14:anchorId="078904DF" id="直接连接符 45" o:spid="_x0000_s1026" style="position:absolute;left:0;text-align:left;z-index:251659264;visibility:visible;mso-wrap-style:square;mso-wrap-distance-left:9pt;mso-wrap-distance-top:0;mso-wrap-distance-right:9pt;mso-wrap-distance-bottom:0;mso-position-horizontal:absolute;mso-position-horizontal-relative:text;mso-position-vertical:absolute;mso-position-vertical-relative:text" from="4.5pt,7.95pt" to="414pt,8pt" o:gfxdata="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" strokecolor="red" strokeweight="2.5pt"/>
+              <v:line w14:anchorId="578672AA" id="直接连接符 45" o:spid="_x0000_s1026" style="position:absolute;left:0;text-align:left;z-index:251659264;visibility:visible;mso-wrap-style:square;mso-wrap-distance-left:9pt;mso-wrap-distance-top:0;mso-wrap-distance-right:9pt;mso-wrap-distance-bottom:0;mso-position-horizontal:absolute;mso-position-horizontal-relative:text;mso-position-vertical:absolute;mso-position-vertical-relative:text" from="4.5pt,7.95pt" to="414pt,8pt" o:gfxdata="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" strokecolor="red" strokeweight="2.5pt"/>
             </w:pict>
           </mc:Fallback>
         </mc:AlternateContent>
@@ -867,7 +867,7 @@
           </mc:Choice>
           <mc:Fallback>
             <w:pict>
-              <v:line w14:anchorId="7481CCF2" id="直接连接符 1" o:spid="_x0000_s1026" style="position:absolute;left:0;text-align:left;z-index:251667456;visibility:visible;mso-wrap-style:square;mso-wrap-distance-left:9pt;mso-wrap-distance-top:0;mso-wrap-distance-right:9pt;mso-wrap-distance-bottom:0;mso-position-horizontal:absolute;mso-position-horizontal-relative:text;mso-position-vertical:absolute;mso-position-vertical-relative:text" from="92.8pt,4.9pt" to="380.2pt,5.15pt" o:gfxdata="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" strokecolor="black [3213]" strokeweight=".25pt"/>
+              <v:line w14:anchorId="6C62FA63" id="直接连接符 1" o:spid="_x0000_s1026" style="position:absolute;left:0;text-align:left;z-index:251667456;visibility:visible;mso-wrap-style:square;mso-wrap-distance-left:9pt;mso-wrap-distance-top:0;mso-wrap-distance-right:9pt;mso-wrap-distance-bottom:0;mso-position-horizontal:absolute;mso-position-horizontal-relative:text;mso-position-vertical:absolute;mso-position-vertical-relative:text" from="92.8pt,4.9pt" to="380.2pt,5.15pt" o:gfxdata="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" strokecolor="black [3213]" strokeweight=".25pt"/>
             </w:pict>
           </mc:Fallback>
         </mc:AlternateContent>
@@ -1040,7 +1040,7 @@
           </mc:Choice>
           <mc:Fallback>
             <w:pict>
-              <v:line w14:anchorId="3DCE4D7A" id="直接连接符 2" o:spid="_x0000_s1026" style="position:absolute;left:0;text-align:left;z-index:251660288;visibility:visible;mso-wrap-style:square;mso-wrap-distance-left:9pt;mso-wrap-distance-top:0;mso-wrap-distance-right:9pt;mso-wrap-distance-bottom:0;mso-position-horizontal:absolute;mso-position-horizontal-relative:text;mso-position-vertical:absolute;mso-position-vertical-relative:text" from="90.55pt,6.45pt" to="377.95pt,6.7pt" o:gfxdata="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" strokecolor="black [3213]" strokeweight=".25pt"/>
+              <v:line w14:anchorId="6293B477" id="直接连接符 2" o:spid="_x0000_s1026" style="position:absolute;left:0;text-align:left;z-index:251660288;visibility:visible;mso-wrap-style:square;mso-wrap-distance-left:9pt;mso-wrap-distance-top:0;mso-wrap-distance-right:9pt;mso-wrap-distance-bottom:0;mso-position-horizontal:absolute;mso-position-horizontal-relative:text;mso-position-vertical:absolute;mso-position-vertical-relative:text" from="90.55pt,6.45pt" to="377.95pt,6.7pt" o:gfxdata="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" strokecolor="black [3213]" strokeweight=".25pt"/>
             </w:pict>
           </mc:Fallback>
         </mc:AlternateContent>
@@ -1190,7 +1190,7 @@
           </mc:Choice>
           <mc:Fallback>
             <w:pict>
-              <v:line w14:anchorId="4D900AFC" id="直接连接符 9" o:spid="_x0000_s1026" style="position:absolute;left:0;text-align:left;z-index:251668480;visibility:visible;mso-wrap-style:square;mso-wrap-distance-left:9pt;mso-wrap-distance-top:0;mso-wrap-distance-right:9pt;mso-wrap-distance-bottom:0;mso-position-horizontal:absolute;mso-position-horizontal-relative:text;mso-position-vertical:absolute;mso-position-vertical-relative:text" from="90.55pt,7.3pt" to="377.95pt,7.55pt" o:gfxdata="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" strokecolor="black [3213]" strokeweight=".25pt"/>
+              <v:line w14:anchorId="04846839" id="直接连接符 9" o:spid="_x0000_s1026" style="position:absolute;left:0;text-align:left;z-index:251668480;visibility:visible;mso-wrap-style:square;mso-wrap-distance-left:9pt;mso-wrap-distance-top:0;mso-wrap-distance-right:9pt;mso-wrap-distance-bottom:0;mso-position-horizontal:absolute;mso-position-horizontal-relative:text;mso-position-vertical:absolute;mso-position-vertical-relative:text" from="90.55pt,7.3pt" to="377.95pt,7.55pt" o:gfxdata="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" strokecolor="black [3213]" strokeweight=".25pt"/>
             </w:pict>
           </mc:Fallback>
         </mc:AlternateContent>
@@ -1415,7 +1415,7 @@
           </mc:Choice>
           <mc:Fallback>
             <w:pict>
-              <v:line w14:anchorId="06C7E9C3" id="直接连接符 5" o:spid="_x0000_s1026" style="position:absolute;left:0;text-align:left;z-index:251663360;visibility:visible;mso-wrap-style:square;mso-wrap-distance-left:9pt;mso-wrap-distance-top:0;mso-wrap-distance-right:9pt;mso-wrap-distance-bottom:0;mso-position-horizontal:absolute;mso-position-horizontal-relative:text;mso-position-vertical:absolute;mso-position-vertical-relative:text" from="315.55pt,8.9pt" to="410.95pt,9.45pt" o:gfxdata="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" strokecolor="black [3213]" strokeweight=".25pt"/>
+              <v:line w14:anchorId="45A6BBE4" id="直接连接符 5" o:spid="_x0000_s1026" style="position:absolute;left:0;text-align:left;z-index:251663360;visibility:visible;mso-wrap-style:square;mso-wrap-distance-left:9pt;mso-wrap-distance-top:0;mso-wrap-distance-right:9pt;mso-wrap-distance-bottom:0;mso-position-horizontal:absolute;mso-position-horizontal-relative:text;mso-position-vertical:absolute;mso-position-vertical-relative:text" from="315.55pt,8.9pt" to="410.95pt,9.45pt" o:gfxdata="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" strokecolor="black [3213]" strokeweight=".25pt"/>
             </w:pict>
           </mc:Fallback>
         </mc:AlternateContent>
@@ -1471,7 +1471,7 @@
           </mc:Choice>
           <mc:Fallback>
             <w:pict>
-              <v:line w14:anchorId="079BB3B4" id="直接连接符 3" o:spid="_x0000_s1026" style="position:absolute;left:0;text-align:left;flip:y;z-index:251661312;visibility:visible;mso-wrap-style:square;mso-wrap-distance-left:9pt;mso-wrap-distance-top:0;mso-wrap-distance-right:9pt;mso-wrap-distance-bottom:0;mso-position-horizontal:absolute;mso-position-horizontal-relative:text;mso-position-vertical:absolute;mso-position-vertical-relative:text" from="108.55pt,7.2pt" to="251.95pt,7.4pt" o:gfxdata="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" strokecolor="black [3213]" strokeweight=".25pt"/>
+              <v:line w14:anchorId="1C8387E8" id="直接连接符 3" o:spid="_x0000_s1026" style="position:absolute;left:0;text-align:left;flip:y;z-index:251661312;visibility:visible;mso-wrap-style:square;mso-wrap-distance-left:9pt;mso-wrap-distance-top:0;mso-wrap-distance-right:9pt;mso-wrap-distance-bottom:0;mso-position-horizontal:absolute;mso-position-horizontal-relative:text;mso-position-vertical:absolute;mso-position-vertical-relative:text" from="108.55pt,7.2pt" to="251.95pt,7.4pt" o:gfxdata="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" strokecolor="black [3213]" strokeweight=".25pt"/>
             </w:pict>
           </mc:Fallback>
         </mc:AlternateContent>
@@ -1695,7 +1695,7 @@
           </mc:Choice>
           <mc:Fallback>
             <w:pict>
-              <v:line w14:anchorId="0982E2B4" id="直接连接符 6" o:spid="_x0000_s1026" style="position:absolute;left:0;text-align:left;flip:y;z-index:251664384;visibility:visible;mso-wrap-style:square;mso-wrap-distance-left:9pt;mso-wrap-distance-top:0;mso-wrap-distance-right:9pt;mso-wrap-distance-bottom:0;mso-position-horizontal:absolute;mso-position-horizontal-relative:text;mso-position-vertical:absolute;mso-position-vertical-relative:text" from="314.8pt,9.6pt" to="411.7pt,9.8pt" o:gfxdata="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" strokecolor="black [3213]" strokeweight=".25pt"/>
+              <v:line w14:anchorId="114097D7" id="直接连接符 6" o:spid="_x0000_s1026" style="position:absolute;left:0;text-align:left;flip:y;z-index:251664384;visibility:visible;mso-wrap-style:square;mso-wrap-distance-left:9pt;mso-wrap-distance-top:0;mso-wrap-distance-right:9pt;mso-wrap-distance-bottom:0;mso-position-horizontal:absolute;mso-position-horizontal-relative:text;mso-position-vertical:absolute;mso-position-vertical-relative:text" from="314.8pt,9.6pt" to="411.7pt,9.8pt" o:gfxdata="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" strokecolor="black [3213]" strokeweight=".25pt"/>
             </w:pict>
           </mc:Fallback>
         </mc:AlternateContent>
@@ -1751,7 +1751,7 @@
           </mc:Choice>
           <mc:Fallback>
             <w:pict>
-              <v:line w14:anchorId="6AE645FD" id="直接连接符 4" o:spid="_x0000_s1026" style="position:absolute;left:0;text-align:left;flip:y;z-index:251662336;visibility:visible;mso-wrap-style:square;mso-wrap-distance-left:9pt;mso-wrap-distance-top:0;mso-wrap-distance-right:9pt;mso-wrap-distance-bottom:0;mso-position-horizontal:absolute;mso-position-horizontal-relative:text;mso-position-vertical:absolute;mso-position-vertical-relative:text" from="107.05pt,9.85pt" to="252.7pt,10.55pt" o:gfxdata="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" strokecolor="black [3213]" strokeweight=".25pt"/>
+              <v:line w14:anchorId="28DD5547" id="直接连接符 4" o:spid="_x0000_s1026" style="position:absolute;left:0;text-align:left;flip:y;z-index:251662336;visibility:visible;mso-wrap-style:square;mso-wrap-distance-left:9pt;mso-wrap-distance-top:0;mso-wrap-distance-right:9pt;mso-wrap-distance-bottom:0;mso-position-horizontal:absolute;mso-position-horizontal-relative:text;mso-position-vertical:absolute;mso-position-vertical-relative:text" from="107.05pt,9.85pt" to="252.7pt,10.55pt" o:gfxdata="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" strokecolor="black [3213]" strokeweight=".25pt"/>
             </w:pict>
           </mc:Fallback>
         </mc:AlternateContent>
@@ -2012,7 +2012,7 @@
           </mc:Choice>
           <mc:Fallback>
             <w:pict>
-              <v:line w14:anchorId="0BE53F3A" id="直接连接符 8" o:spid="_x0000_s1026" style="position:absolute;left:0;text-align:left;z-index:251666432;visibility:visible;mso-wrap-style:square;mso-wrap-distance-left:9pt;mso-wrap-distance-top:0;mso-wrap-distance-right:9pt;mso-wrap-distance-bottom:0;mso-position-horizontal:absolute;mso-position-horizontal-relative:text;mso-position-vertical:absolute;mso-position-vertical-relative:text" from="292.45pt,8.85pt" to="387.7pt,8.85pt" o:gfxdata="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" strokecolor="black [3213]" strokeweight=".25pt"/>
+              <v:line w14:anchorId="48A2EA03" id="直接连接符 8" o:spid="_x0000_s1026" style="position:absolute;left:0;text-align:left;z-index:251666432;visibility:visible;mso-wrap-style:square;mso-wrap-distance-left:9pt;mso-wrap-distance-top:0;mso-wrap-distance-right:9pt;mso-wrap-distance-bottom:0;mso-position-horizontal:absolute;mso-position-horizontal-relative:text;mso-position-vertical:absolute;mso-position-vertical-relative:text" from="292.45pt,8.85pt" to="387.7pt,8.85pt" o:gfxdata="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" strokecolor="black [3213]" strokeweight=".25pt"/>
             </w:pict>
           </mc:Fallback>
         </mc:AlternateContent>
@@ -2068,7 +2068,7 @@
           </mc:Choice>
           <mc:Fallback>
             <w:pict>
-              <v:line w14:anchorId="4AE1AEF0" id="直接连接符 7" o:spid="_x0000_s1026" style="position:absolute;left:0;text-align:left;flip:y;z-index:251665408;visibility:visible;mso-wrap-style:square;mso-wrap-distance-left:9pt;mso-wrap-distance-top:0;mso-wrap-distance-right:9pt;mso-wrap-distance-bottom:0;mso-position-horizontal:absolute;mso-position-horizontal-relative:text;mso-position-vertical:absolute;mso-position-vertical-relative:text" from="129.55pt,6.6pt" to="224.2pt,6.8pt" o:gfxdata="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" strokecolor="black [3213]" strokeweight=".25pt"/>
+              <v:line w14:anchorId="6D4CFC50" id="直接连接符 7" o:spid="_x0000_s1026" style="position:absolute;left:0;text-align:left;flip:y;z-index:251665408;visibility:visible;mso-wrap-style:square;mso-wrap-distance-left:9pt;mso-wrap-distance-top:0;mso-wrap-distance-right:9pt;mso-wrap-distance-bottom:0;mso-position-horizontal:absolute;mso-position-horizontal-relative:text;mso-position-vertical:absolute;mso-position-vertical-relative:text" from="129.55pt,6.6pt" to="224.2pt,6.8pt" o:gfxdata="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" strokecolor="black [3213]" strokeweight=".25pt"/>
             </w:pict>
           </mc:Fallback>
         </mc:AlternateContent>
@@ -2263,7 +2263,6 @@
         </w:rPr>
         <w:t>(</w:t>
       </w:r>
-      <w:proofErr w:type="gramStart"/>
       <w:r>
         <w:rPr>
           <w:rFonts w:ascii="宋体" w:hAnsi="宋体" w:cs="宋体"/>
@@ -2271,7 +2270,6 @@
         </w:rPr>
         <w:t>一</w:t>
       </w:r>
-      <w:proofErr w:type="gramEnd"/>
       <w:r>
         <w:rPr>
           <w:rFonts w:ascii="宋体" w:hAnsi="宋体" w:cs="宋体"/>
@@ -2406,6 +2404,22 @@
         <w:widowControl/>
         <w:jc w:val="left"/>
         <w:rPr>
+          <w:rFonts w:hint="eastAsia"/>
+          <w:sz w:val="24"/>
+        </w:rPr>
+      </w:pPr>
+      <w:r>
+        <w:rPr>
+          <w:sz w:val="24"/>
+        </w:rPr>
+        <w:br w:type="page"/>
+      </w:r>
+    </w:p>
+    <w:p>
+      <w:pPr>
+        <w:widowControl/>
+        <w:jc w:val="left"/>
+        <w:rPr>
           <w:rFonts w:ascii="宋体" w:hAnsi="宋体" w:cs="宋体"/>
           <w:b/>
           <w:bCs/>
@@ -2423,6 +2437,7 @@
           <w:sz w:val="28"/>
           <w:szCs w:val="28"/>
         </w:rPr>
+        <w:lastRenderedPageBreak/>
         <w:t>二、开发内容和目标</w:t>
       </w:r>
     </w:p>
@@ -2440,7 +2455,6 @@
         </w:rPr>
         <w:t>(</w:t>
       </w:r>
-      <w:proofErr w:type="gramStart"/>
       <w:r>
         <w:rPr>
           <w:rFonts w:ascii="宋体" w:hAnsi="宋体" w:cs="宋体"/>
@@ -2448,7 +2462,6 @@
         </w:rPr>
         <w:t>一</w:t>
       </w:r>
-      <w:proofErr w:type="gramEnd"/>
       <w:r>
         <w:rPr>
           <w:rFonts w:ascii="宋体" w:hAnsi="宋体" w:cs="宋体"/>
@@ -2744,7 +2757,6 @@
         </w:rPr>
         <w:t>(</w:t>
       </w:r>
-      <w:proofErr w:type="gramStart"/>
       <w:r>
         <w:rPr>
           <w:rFonts w:ascii="宋体" w:hAnsi="宋体" w:cs="宋体"/>
@@ -2752,7 +2764,6 @@
         </w:rPr>
         <w:t>一</w:t>
       </w:r>
-      <w:proofErr w:type="gramEnd"/>
       <w:r>
         <w:rPr>
           <w:rFonts w:ascii="宋体" w:hAnsi="宋体" w:cs="宋体"/>
@@ -3098,6 +3109,7 @@
     </w:p>
     <w:p>
       <w:pPr>
+        <w:ind w:firstLineChars="200" w:firstLine="480"/>
         <w:rPr>
           <w:rFonts w:ascii="宋体" w:hAnsi="宋体" w:cs="宋体"/>
           <w:sz w:val="24"/>
@@ -3143,7 +3155,6 @@
           <w:sz w:val="28"/>
           <w:szCs w:val="28"/>
         </w:rPr>
-        <w:lastRenderedPageBreak/>
         <w:t>六、研发人员名单</w:t>
       </w:r>
     </w:p>
@@ -3953,6 +3964,7 @@
                 <w:sz w:val="24"/>
                 <w:szCs w:val="24"/>
               </w:rPr>
+              <w:lastRenderedPageBreak/>
               <w:t>4</w:t>
             </w:r>
           </w:p>
@@ -6485,7 +6497,7 @@
               <w:pStyle w:val="10"/>
               <w:snapToGrid w:val="0"/>
               <w:spacing w:line="360" w:lineRule="auto"/>
-              <w:ind w:firstLine="560"/>
+              <w:ind w:firstLine="480"/>
               <w:rPr>
                 <w:rFonts w:ascii="宋体" w:hAnsi="宋体" w:cs="宋体"/>
                 <w:sz w:val="24"/>
@@ -6495,8 +6507,8 @@
             <w:r>
               <w:rPr>
                 <w:rFonts w:ascii="宋体" w:hAnsi="宋体" w:cs="宋体" w:hint="eastAsia"/>
-                <w:sz w:val="28"/>
-                <w:szCs w:val="28"/>
+                <w:sz w:val="24"/>
+                <w:szCs w:val="24"/>
               </w:rPr>
               <w:t>{{</w:t>
             </w:r>
@@ -6511,8 +6523,8 @@
             <w:r>
               <w:rPr>
                 <w:rFonts w:ascii="宋体" w:hAnsi="宋体" w:cs="宋体" w:hint="eastAsia"/>
-                <w:sz w:val="28"/>
-                <w:szCs w:val="28"/>
+                <w:sz w:val="24"/>
+                <w:szCs w:val="24"/>
               </w:rPr>
               <w:t>}}</w:t>
             </w:r>
@@ -6545,7 +6557,7 @@
               <w:tabs>
                 <w:tab w:val="left" w:pos="742"/>
               </w:tabs>
-              <w:ind w:firstLineChars="200" w:firstLine="560"/>
+              <w:ind w:firstLineChars="200" w:firstLine="480"/>
               <w:rPr>
                 <w:rFonts w:ascii="宋体"/>
                 <w:sz w:val="24"/>
@@ -6555,8 +6567,7 @@
             <w:r>
               <w:rPr>
                 <w:rFonts w:ascii="宋体" w:hAnsi="宋体" w:cs="宋体" w:hint="eastAsia"/>
-                <w:sz w:val="28"/>
-                <w:szCs w:val="28"/>
+                <w:sz w:val="24"/>
               </w:rPr>
               <w:t>{{</w:t>
             </w:r>
@@ -6570,8 +6581,7 @@
             <w:r>
               <w:rPr>
                 <w:rFonts w:ascii="宋体" w:hAnsi="宋体" w:cs="宋体" w:hint="eastAsia"/>
-                <w:sz w:val="28"/>
-                <w:szCs w:val="28"/>
+                <w:sz w:val="24"/>
               </w:rPr>
               <w:t>}}</w:t>
             </w:r>
@@ -6604,9 +6614,9 @@
               <w:tabs>
                 <w:tab w:val="left" w:pos="742"/>
               </w:tabs>
-              <w:ind w:firstLineChars="200" w:firstLine="560"/>
-              <w:rPr>
-                <w:rFonts w:ascii="宋体"/>
+              <w:ind w:firstLineChars="200" w:firstLine="480"/>
+              <w:rPr>
+                <w:rFonts w:ascii="宋体" w:hint="eastAsia"/>
                 <w:sz w:val="24"/>
                 <w:lang w:eastAsia="zh-Hans"/>
               </w:rPr>
@@ -6614,8 +6624,7 @@
             <w:r>
               <w:rPr>
                 <w:rFonts w:ascii="宋体" w:hAnsi="宋体" w:cs="宋体" w:hint="eastAsia"/>
-                <w:sz w:val="28"/>
-                <w:szCs w:val="28"/>
+                <w:sz w:val="24"/>
               </w:rPr>
               <w:t>{{</w:t>
             </w:r>
@@ -6629,23 +6638,10 @@
             <w:r>
               <w:rPr>
                 <w:rFonts w:ascii="宋体" w:hAnsi="宋体" w:cs="宋体" w:hint="eastAsia"/>
-                <w:sz w:val="28"/>
-                <w:szCs w:val="28"/>
+                <w:sz w:val="24"/>
               </w:rPr>
               <w:t>}}</w:t>
             </w:r>
-          </w:p>
-          <w:p>
-            <w:pPr>
-              <w:tabs>
-                <w:tab w:val="left" w:pos="742"/>
-              </w:tabs>
-              <w:rPr>
-                <w:rFonts w:ascii="宋体"/>
-                <w:sz w:val="24"/>
-                <w:lang w:eastAsia="zh-Hans"/>
-              </w:rPr>
-            </w:pPr>
           </w:p>
           <w:p>
             <w:pPr>
@@ -6669,11 +6665,36 @@
               <w:ind w:firstLineChars="0" w:firstLine="0"/>
               <w:rPr>
                 <w:rFonts w:ascii="宋体"/>
-                <w:color w:val="0000FF"/>
-                <w:sz w:val="24"/>
-                <w:szCs w:val="24"/>
-              </w:rPr>
-            </w:pPr>
+                <w:sz w:val="24"/>
+                <w:szCs w:val="24"/>
+              </w:rPr>
+            </w:pPr>
+            <w:r>
+              <w:rPr>
+                <w:rFonts w:ascii="宋体" w:hint="eastAsia"/>
+                <w:sz w:val="24"/>
+                <w:szCs w:val="24"/>
+              </w:rPr>
+              <w:t>二、</w:t>
+            </w:r>
+            <w:r>
+              <w:rPr>
+                <w:rFonts w:ascii="宋体" w:hint="eastAsia"/>
+                <w:sz w:val="24"/>
+                <w:szCs w:val="24"/>
+                <w:lang w:eastAsia="zh-Hans"/>
+              </w:rPr>
+              <w:t>知识产权获得情况</w:t>
+            </w:r>
+            <w:r>
+              <w:rPr>
+                <w:rFonts w:ascii="宋体"/>
+                <w:sz w:val="24"/>
+                <w:szCs w:val="24"/>
+                <w:lang w:eastAsia="zh-Hans"/>
+              </w:rPr>
+              <w:t>：</w:t>
+            </w:r>
           </w:p>
           <w:p>
             <w:pPr>
@@ -6687,32 +6708,6 @@
                 <w:szCs w:val="24"/>
               </w:rPr>
             </w:pPr>
-            <w:r>
-              <w:rPr>
-                <w:rFonts w:ascii="宋体" w:hint="eastAsia"/>
-                <w:sz w:val="24"/>
-                <w:szCs w:val="24"/>
-              </w:rPr>
-              <w:t>二、</w:t>
-            </w:r>
-            <w:r>
-              <w:rPr>
-                <w:rFonts w:ascii="宋体" w:hint="eastAsia"/>
-                <w:sz w:val="24"/>
-                <w:szCs w:val="24"/>
-                <w:lang w:eastAsia="zh-Hans"/>
-              </w:rPr>
-              <w:t>知识产权获得情况</w:t>
-            </w:r>
-            <w:r>
-              <w:rPr>
-                <w:rFonts w:ascii="宋体"/>
-                <w:sz w:val="24"/>
-                <w:szCs w:val="24"/>
-                <w:lang w:eastAsia="zh-Hans"/>
-              </w:rPr>
-              <w:t>：</w:t>
-            </w:r>
           </w:p>
           <w:p>
             <w:pPr>
@@ -6737,19 +6732,6 @@
                 <w:rFonts w:ascii="宋体"/>
                 <w:sz w:val="24"/>
                 <w:szCs w:val="24"/>
-              </w:rPr>
-            </w:pPr>
-          </w:p>
-          <w:p>
-            <w:pPr>
-              <w:pStyle w:val="10"/>
-              <w:snapToGrid w:val="0"/>
-              <w:spacing w:line="360" w:lineRule="auto"/>
-              <w:ind w:firstLineChars="0" w:firstLine="0"/>
-              <w:rPr>
-                <w:rFonts w:ascii="宋体"/>
-                <w:sz w:val="24"/>
-                <w:szCs w:val="24"/>
                 <w:lang w:eastAsia="zh-Hans"/>
               </w:rPr>
             </w:pPr>
@@ -6799,7 +6781,6 @@
                 <w:szCs w:val="24"/>
                 <w:lang w:eastAsia="zh-Hans"/>
               </w:rPr>
-              <w:lastRenderedPageBreak/>
               <w:t>预算</w:t>
             </w:r>
             <w:r>
@@ -6867,15 +6848,15 @@
           </w:p>
           <w:tbl>
             <w:tblPr>
-              <w:tblW w:w="9085" w:type="dxa"/>
+              <w:tblW w:w="9351" w:type="dxa"/>
               <w:tblLayout w:type="fixed"/>
               <w:tblLook w:val="04A0" w:firstRow="1" w:lastRow="0" w:firstColumn="1" w:lastColumn="0" w:noHBand="0" w:noVBand="1"/>
             </w:tblPr>
             <w:tblGrid>
+              <w:gridCol w:w="860"/>
               <w:gridCol w:w="709"/>
-              <w:gridCol w:w="800"/>
-              <w:gridCol w:w="1164"/>
-              <w:gridCol w:w="745"/>
+              <w:gridCol w:w="1134"/>
+              <w:gridCol w:w="981"/>
               <w:gridCol w:w="1219"/>
               <w:gridCol w:w="890"/>
               <w:gridCol w:w="1364"/>
@@ -6889,7 +6870,7 @@
               </w:trPr>
               <w:tc>
                 <w:tcPr>
-                  <w:tcW w:w="709" w:type="dxa"/>
+                  <w:tcW w:w="860" w:type="dxa"/>
                   <w:tcBorders>
                     <w:top w:val="single" w:sz="4" w:space="0" w:color="000000"/>
                     <w:left w:val="single" w:sz="4" w:space="0" w:color="000000"/>
@@ -6926,7 +6907,7 @@
               </w:tc>
               <w:tc>
                 <w:tcPr>
-                  <w:tcW w:w="800" w:type="dxa"/>
+                  <w:tcW w:w="709" w:type="dxa"/>
                   <w:tcBorders>
                     <w:top w:val="single" w:sz="4" w:space="0" w:color="000000"/>
                     <w:left w:val="single" w:sz="4" w:space="0" w:color="000000"/>
@@ -6963,7 +6944,7 @@
               </w:tc>
               <w:tc>
                 <w:tcPr>
-                  <w:tcW w:w="1164" w:type="dxa"/>
+                  <w:tcW w:w="1134" w:type="dxa"/>
                   <w:tcBorders>
                     <w:top w:val="single" w:sz="4" w:space="0" w:color="000000"/>
                     <w:left w:val="single" w:sz="4" w:space="0" w:color="000000"/>
@@ -7000,7 +6981,7 @@
               </w:tc>
               <w:tc>
                 <w:tcPr>
-                  <w:tcW w:w="745" w:type="dxa"/>
+                  <w:tcW w:w="981" w:type="dxa"/>
                   <w:tcBorders>
                     <w:top w:val="single" w:sz="4" w:space="0" w:color="000000"/>
                     <w:left w:val="single" w:sz="4" w:space="0" w:color="000000"/>
@@ -7262,7 +7243,7 @@
               </w:trPr>
               <w:tc>
                 <w:tcPr>
-                  <w:tcW w:w="709" w:type="dxa"/>
+                  <w:tcW w:w="860" w:type="dxa"/>
                   <w:tcBorders>
                     <w:top w:val="single" w:sz="4" w:space="0" w:color="000000"/>
                     <w:left w:val="single" w:sz="4" w:space="0" w:color="000000"/>
@@ -7299,7 +7280,7 @@
               </w:tc>
               <w:tc>
                 <w:tcPr>
-                  <w:tcW w:w="800" w:type="dxa"/>
+                  <w:tcW w:w="709" w:type="dxa"/>
                   <w:tcBorders>
                     <w:top w:val="single" w:sz="4" w:space="0" w:color="000000"/>
                     <w:left w:val="single" w:sz="4" w:space="0" w:color="000000"/>
@@ -7322,7 +7303,7 @@
               </w:tc>
               <w:tc>
                 <w:tcPr>
-                  <w:tcW w:w="1164" w:type="dxa"/>
+                  <w:tcW w:w="1134" w:type="dxa"/>
                   <w:tcBorders>
                     <w:top w:val="single" w:sz="4" w:space="0" w:color="000000"/>
                     <w:left w:val="single" w:sz="4" w:space="0" w:color="000000"/>
@@ -7345,7 +7326,7 @@
               </w:tc>
               <w:tc>
                 <w:tcPr>
-                  <w:tcW w:w="745" w:type="dxa"/>
+                  <w:tcW w:w="981" w:type="dxa"/>
                   <w:tcBorders>
                     <w:top w:val="single" w:sz="4" w:space="0" w:color="000000"/>
                     <w:left w:val="single" w:sz="4" w:space="0" w:color="000000"/>
@@ -7511,7 +7492,7 @@
               </w:trPr>
               <w:tc>
                 <w:tcPr>
-                  <w:tcW w:w="709" w:type="dxa"/>
+                  <w:tcW w:w="860" w:type="dxa"/>
                   <w:tcBorders>
                     <w:top w:val="single" w:sz="4" w:space="0" w:color="000000"/>
                     <w:left w:val="single" w:sz="4" w:space="0" w:color="000000"/>
@@ -7548,7 +7529,7 @@
               </w:tc>
               <w:tc>
                 <w:tcPr>
-                  <w:tcW w:w="800" w:type="dxa"/>
+                  <w:tcW w:w="709" w:type="dxa"/>
                   <w:tcBorders>
                     <w:top w:val="single" w:sz="4" w:space="0" w:color="000000"/>
                     <w:left w:val="single" w:sz="4" w:space="0" w:color="000000"/>
@@ -7571,7 +7552,7 @@
               </w:tc>
               <w:tc>
                 <w:tcPr>
-                  <w:tcW w:w="1164" w:type="dxa"/>
+                  <w:tcW w:w="1134" w:type="dxa"/>
                   <w:tcBorders>
                     <w:top w:val="single" w:sz="4" w:space="0" w:color="000000"/>
                     <w:left w:val="single" w:sz="4" w:space="0" w:color="000000"/>
@@ -7594,7 +7575,7 @@
               </w:tc>
               <w:tc>
                 <w:tcPr>
-                  <w:tcW w:w="745" w:type="dxa"/>
+                  <w:tcW w:w="981" w:type="dxa"/>
                   <w:tcBorders>
                     <w:top w:val="single" w:sz="4" w:space="0" w:color="000000"/>
                     <w:left w:val="single" w:sz="4" w:space="0" w:color="000000"/>
@@ -7760,7 +7741,7 @@
               </w:trPr>
               <w:tc>
                 <w:tcPr>
-                  <w:tcW w:w="709" w:type="dxa"/>
+                  <w:tcW w:w="860" w:type="dxa"/>
                   <w:tcBorders>
                     <w:top w:val="single" w:sz="4" w:space="0" w:color="000000"/>
                     <w:left w:val="single" w:sz="4" w:space="0" w:color="000000"/>
@@ -7797,7 +7778,7 @@
               </w:tc>
               <w:tc>
                 <w:tcPr>
-                  <w:tcW w:w="800" w:type="dxa"/>
+                  <w:tcW w:w="709" w:type="dxa"/>
                   <w:tcBorders>
                     <w:top w:val="single" w:sz="4" w:space="0" w:color="000000"/>
                     <w:left w:val="single" w:sz="4" w:space="0" w:color="000000"/>
@@ -7820,7 +7801,7 @@
               </w:tc>
               <w:tc>
                 <w:tcPr>
-                  <w:tcW w:w="1164" w:type="dxa"/>
+                  <w:tcW w:w="1134" w:type="dxa"/>
                   <w:tcBorders>
                     <w:top w:val="single" w:sz="4" w:space="0" w:color="000000"/>
                     <w:left w:val="single" w:sz="4" w:space="0" w:color="000000"/>
@@ -7843,7 +7824,7 @@
               </w:tc>
               <w:tc>
                 <w:tcPr>
-                  <w:tcW w:w="745" w:type="dxa"/>
+                  <w:tcW w:w="981" w:type="dxa"/>
                   <w:tcBorders>
                     <w:top w:val="single" w:sz="4" w:space="0" w:color="000000"/>
                     <w:left w:val="single" w:sz="4" w:space="0" w:color="000000"/>
@@ -9029,7 +9010,6 @@
   <w:style w:type="character" w:default="1" w:styleId="a0">
     <w:name w:val="Default Paragraph Font"/>
     <w:uiPriority w:val="1"/>
-    <w:semiHidden/>
     <w:unhideWhenUsed/>
   </w:style>
   <w:style w:type="table" w:default="1" w:styleId="a1">

--- a/立项资料的模版3.docx
+++ b/立项资料的模版3.docx
@@ -101,7 +101,7 @@
           </mc:Choice>
           <mc:Fallback>
             <w:pict>
-              <v:line w14:anchorId="578672AA" id="直接连接符 45" o:spid="_x0000_s1026" style="position:absolute;left:0;text-align:left;z-index:251659264;visibility:visible;mso-wrap-style:square;mso-wrap-distance-left:9pt;mso-wrap-distance-top:0;mso-wrap-distance-right:9pt;mso-wrap-distance-bottom:0;mso-position-horizontal:absolute;mso-position-horizontal-relative:text;mso-position-vertical:absolute;mso-position-vertical-relative:text" from="4.5pt,7.95pt" to="414pt,8pt" o:gfxdata="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" strokecolor="red" strokeweight="2.5pt"/>
+              <v:line w14:anchorId="076E0B3D" id="直接连接符 45" o:spid="_x0000_s1026" style="position:absolute;left:0;text-align:left;z-index:251659264;visibility:visible;mso-wrap-style:square;mso-wrap-distance-left:9pt;mso-wrap-distance-top:0;mso-wrap-distance-right:9pt;mso-wrap-distance-bottom:0;mso-position-horizontal:absolute;mso-position-horizontal-relative:text;mso-position-vertical:absolute;mso-position-vertical-relative:text" from="4.5pt,7.95pt" to="414pt,8pt" o:gfxdata="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" strokecolor="red" strokeweight="2.5pt"/>
             </w:pict>
           </mc:Fallback>
         </mc:AlternateContent>
@@ -142,7 +142,7 @@
           <w:sz w:val="32"/>
           <w:szCs w:val="32"/>
         </w:rPr>
-        <w:t>关于</w:t>
+        <w:t>关于开展</w:t>
       </w:r>
       <w:r>
         <w:rPr>
@@ -150,7 +150,7 @@
           <w:sz w:val="32"/>
           <w:szCs w:val="32"/>
         </w:rPr>
-        <w:t>开展</w:t>
+        <w:t>{{</w:t>
       </w:r>
       <w:r>
         <w:rPr>
@@ -158,7 +158,7 @@
           <w:sz w:val="32"/>
           <w:szCs w:val="32"/>
         </w:rPr>
-        <w:t>{{</w:t>
+        <w:t>项目名称</w:t>
       </w:r>
       <w:r>
         <w:rPr>
@@ -166,7 +166,7 @@
           <w:sz w:val="32"/>
           <w:szCs w:val="32"/>
         </w:rPr>
-        <w:t>项目名称</w:t>
+        <w:t>}}</w:t>
       </w:r>
       <w:r>
         <w:rPr>
@@ -174,14 +174,6 @@
           <w:sz w:val="32"/>
           <w:szCs w:val="32"/>
         </w:rPr>
-        <w:t>}}</w:t>
-      </w:r>
-      <w:r>
-        <w:rPr>
-          <w:rFonts w:eastAsia="黑体" w:hint="eastAsia"/>
-          <w:sz w:val="32"/>
-          <w:szCs w:val="32"/>
-        </w:rPr>
         <w:t>决定</w:t>
       </w:r>
     </w:p>
@@ -278,63 +270,7 @@
           <w:sz w:val="28"/>
           <w:szCs w:val="28"/>
         </w:rPr>
-        <w:t>办公会议决定：开展</w:t>
-      </w:r>
-      <w:r>
-        <w:rPr>
-          <w:rFonts w:ascii="宋体" w:hAnsi="宋体" w:cs="宋体" w:hint="eastAsia"/>
-          <w:sz w:val="28"/>
-          <w:szCs w:val="28"/>
-        </w:rPr>
-        <w:t>{{</w:t>
-      </w:r>
-      <w:r>
-        <w:rPr>
-          <w:rFonts w:ascii="宋体" w:hAnsi="宋体" w:cs="宋体" w:hint="eastAsia"/>
-          <w:sz w:val="28"/>
-          <w:szCs w:val="28"/>
-        </w:rPr>
-        <w:t>项目名称</w:t>
-      </w:r>
-      <w:r>
-        <w:rPr>
-          <w:rFonts w:ascii="宋体" w:hAnsi="宋体" w:cs="宋体" w:hint="eastAsia"/>
-          <w:sz w:val="28"/>
-          <w:szCs w:val="28"/>
-        </w:rPr>
-        <w:t>}}</w:t>
-      </w:r>
-      <w:r>
-        <w:rPr>
-          <w:rFonts w:ascii="宋体" w:hAnsi="宋体" w:cs="宋体" w:hint="eastAsia"/>
-          <w:sz w:val="28"/>
-          <w:szCs w:val="28"/>
-        </w:rPr>
-        <w:t>的</w:t>
-      </w:r>
-      <w:r>
-        <w:rPr>
-          <w:rFonts w:ascii="宋体" w:hAnsi="宋体" w:cs="宋体" w:hint="eastAsia"/>
-          <w:sz w:val="28"/>
-          <w:szCs w:val="28"/>
-        </w:rPr>
-        <w:t>决定</w:t>
-      </w:r>
-      <w:r>
-        <w:rPr>
-          <w:rFonts w:ascii="宋体" w:hAnsi="宋体" w:cs="宋体" w:hint="eastAsia"/>
-          <w:sz w:val="28"/>
-          <w:szCs w:val="28"/>
-        </w:rPr>
-        <w:t>，</w:t>
-      </w:r>
-      <w:r>
-        <w:rPr>
-          <w:rFonts w:ascii="宋体" w:hAnsi="宋体" w:cs="宋体" w:hint="eastAsia"/>
-          <w:sz w:val="28"/>
-          <w:szCs w:val="28"/>
-        </w:rPr>
-        <w:t>项目由</w:t>
+        <w:t>办公会议决定：开展{{项目名称}}的决定，项目由</w:t>
       </w:r>
       <w:r>
         <w:rPr>
@@ -368,47 +304,7 @@
           <w:sz w:val="28"/>
           <w:szCs w:val="28"/>
         </w:rPr>
-        <w:t>项目验收</w:t>
-      </w:r>
-      <w:r>
-        <w:rPr>
-          <w:rFonts w:ascii="宋体" w:hAnsi="宋体" w:cs="宋体" w:hint="eastAsia"/>
-          <w:sz w:val="28"/>
-          <w:szCs w:val="28"/>
-        </w:rPr>
-        <w:t>，</w:t>
-      </w:r>
-      <w:r>
-        <w:rPr>
-          <w:rFonts w:ascii="宋体" w:hAnsi="宋体" w:cs="宋体" w:hint="eastAsia"/>
-          <w:sz w:val="28"/>
-          <w:szCs w:val="28"/>
-        </w:rPr>
-        <w:t>{{</w:t>
-      </w:r>
-      <w:r>
-        <w:rPr>
-          <w:rFonts w:ascii="宋体" w:hAnsi="宋体" w:cs="宋体" w:hint="eastAsia"/>
-          <w:sz w:val="28"/>
-          <w:szCs w:val="28"/>
-        </w:rPr>
-        <w:t>项目</w:t>
-      </w:r>
-      <w:r>
-        <w:rPr>
-          <w:rFonts w:ascii="宋体" w:hAnsi="宋体" w:cs="宋体" w:hint="eastAsia"/>
-          <w:sz w:val="28"/>
-          <w:szCs w:val="28"/>
-        </w:rPr>
-        <w:t>负责人</w:t>
-      </w:r>
-      <w:r>
-        <w:rPr>
-          <w:rFonts w:ascii="宋体" w:hAnsi="宋体" w:cs="宋体" w:hint="eastAsia"/>
-          <w:sz w:val="28"/>
-          <w:szCs w:val="28"/>
-        </w:rPr>
-        <w:t>}}</w:t>
+        <w:t>项目验收，{{项目负责人}}</w:t>
       </w:r>
       <w:r>
         <w:rPr>
@@ -442,87 +338,7 @@
           <w:sz w:val="28"/>
           <w:szCs w:val="28"/>
         </w:rPr>
-        <w:t>工作，项目从</w:t>
-      </w:r>
-      <w:r>
-        <w:rPr>
-          <w:rFonts w:ascii="宋体" w:hAnsi="宋体" w:cs="宋体" w:hint="eastAsia"/>
-          <w:sz w:val="28"/>
-          <w:szCs w:val="28"/>
-        </w:rPr>
-        <w:t>{{</w:t>
-      </w:r>
-      <w:r>
-        <w:rPr>
-          <w:rFonts w:ascii="宋体" w:hAnsi="宋体" w:cs="宋体" w:hint="eastAsia"/>
-          <w:sz w:val="28"/>
-          <w:szCs w:val="28"/>
-        </w:rPr>
-        <w:t>项目</w:t>
-      </w:r>
-      <w:r>
-        <w:rPr>
-          <w:rFonts w:ascii="宋体" w:hAnsi="宋体" w:cs="宋体" w:hint="eastAsia"/>
-          <w:sz w:val="28"/>
-          <w:szCs w:val="28"/>
-        </w:rPr>
-        <w:t>开始年月</w:t>
-      </w:r>
-      <w:r>
-        <w:rPr>
-          <w:rFonts w:ascii="宋体" w:hAnsi="宋体" w:cs="宋体" w:hint="eastAsia"/>
-          <w:sz w:val="28"/>
-          <w:szCs w:val="28"/>
-        </w:rPr>
-        <w:t>}}</w:t>
-      </w:r>
-      <w:r>
-        <w:rPr>
-          <w:rFonts w:ascii="宋体" w:hAnsi="宋体" w:cs="宋体" w:hint="eastAsia"/>
-          <w:sz w:val="28"/>
-          <w:szCs w:val="28"/>
-        </w:rPr>
-        <w:t>起实施，</w:t>
-      </w:r>
-      <w:r>
-        <w:rPr>
-          <w:rFonts w:ascii="宋体" w:hAnsi="宋体" w:cs="宋体" w:hint="eastAsia"/>
-          <w:sz w:val="28"/>
-          <w:szCs w:val="28"/>
-        </w:rPr>
-        <w:t>{{</w:t>
-      </w:r>
-      <w:r>
-        <w:rPr>
-          <w:rFonts w:ascii="宋体" w:hAnsi="宋体" w:cs="宋体" w:hint="eastAsia"/>
-          <w:sz w:val="28"/>
-          <w:szCs w:val="28"/>
-        </w:rPr>
-        <w:t>项目</w:t>
-      </w:r>
-      <w:r>
-        <w:rPr>
-          <w:rFonts w:ascii="宋体" w:hAnsi="宋体" w:cs="宋体" w:hint="eastAsia"/>
-          <w:sz w:val="28"/>
-          <w:szCs w:val="28"/>
-        </w:rPr>
-        <w:t>结束年月</w:t>
-      </w:r>
-      <w:r>
-        <w:rPr>
-          <w:rFonts w:ascii="宋体" w:hAnsi="宋体" w:cs="宋体" w:hint="eastAsia"/>
-          <w:sz w:val="28"/>
-          <w:szCs w:val="28"/>
-        </w:rPr>
-        <w:t>}}</w:t>
-      </w:r>
-      <w:r>
-        <w:rPr>
-          <w:rFonts w:ascii="宋体" w:hAnsi="宋体" w:cs="宋体" w:hint="eastAsia"/>
-          <w:sz w:val="28"/>
-          <w:szCs w:val="28"/>
-        </w:rPr>
-        <w:t>提出结论报告。</w:t>
+        <w:t>工作，项目从{{项目开始年月}}起实施，{{项目结束年月}}提出结论报告。</w:t>
       </w:r>
     </w:p>
     <w:p>
@@ -749,61 +565,7 @@
           <w:sz w:val="28"/>
           <w:szCs w:val="28"/>
         </w:rPr>
-        <w:t xml:space="preserve"> </w:t>
-      </w:r>
-      <w:r>
-        <w:rPr>
-          <w:rFonts w:ascii="宋体" w:hAnsi="宋体" w:cs="宋体" w:hint="eastAsia"/>
-          <w:color w:val="000000"/>
-          <w:sz w:val="28"/>
-          <w:szCs w:val="28"/>
-        </w:rPr>
-        <w:t xml:space="preserve">   </w:t>
-      </w:r>
-      <w:r>
-        <w:rPr>
-          <w:rFonts w:ascii="宋体" w:hAnsi="宋体" w:cs="宋体" w:hint="eastAsia"/>
-          <w:color w:val="000000"/>
-          <w:sz w:val="28"/>
-          <w:szCs w:val="28"/>
-        </w:rPr>
-        <w:t>项目名称</w:t>
-      </w:r>
-      <w:r>
-        <w:rPr>
-          <w:rFonts w:ascii="宋体" w:hAnsi="宋体" w:cs="宋体" w:hint="eastAsia"/>
-          <w:color w:val="000000"/>
-          <w:sz w:val="28"/>
-          <w:szCs w:val="28"/>
-        </w:rPr>
-        <w:t xml:space="preserve"> </w:t>
-      </w:r>
-      <w:r>
-        <w:rPr>
-          <w:rFonts w:ascii="宋体" w:hAnsi="宋体" w:cs="宋体" w:hint="eastAsia"/>
-          <w:color w:val="000000"/>
-          <w:sz w:val="28"/>
-          <w:szCs w:val="28"/>
-        </w:rPr>
-        <w:t xml:space="preserve">            {{</w:t>
-      </w:r>
-      <w:r>
-        <w:rPr>
-          <w:rFonts w:ascii="宋体" w:hAnsi="宋体" w:cs="宋体" w:hint="eastAsia"/>
-          <w:color w:val="000000"/>
-          <w:sz w:val="28"/>
-          <w:szCs w:val="28"/>
-        </w:rPr>
-        <w:t>项目名称</w:t>
-      </w:r>
-      <w:r>
-        <w:rPr>
-          <w:rFonts w:ascii="宋体" w:hAnsi="宋体" w:cs="宋体" w:hint="eastAsia"/>
-          <w:color w:val="000000"/>
-          <w:sz w:val="28"/>
-          <w:szCs w:val="28"/>
-        </w:rPr>
-        <w:t xml:space="preserve">}}                  </w:t>
+        <w:t xml:space="preserve">    项目名称             {{项目名称}}                  </w:t>
       </w:r>
     </w:p>
     <w:p>
@@ -867,7 +629,7 @@
           </mc:Choice>
           <mc:Fallback>
             <w:pict>
-              <v:line w14:anchorId="6C62FA63" id="直接连接符 1" o:spid="_x0000_s1026" style="position:absolute;left:0;text-align:left;z-index:251667456;visibility:visible;mso-wrap-style:square;mso-wrap-distance-left:9pt;mso-wrap-distance-top:0;mso-wrap-distance-right:9pt;mso-wrap-distance-bottom:0;mso-position-horizontal:absolute;mso-position-horizontal-relative:text;mso-position-vertical:absolute;mso-position-vertical-relative:text" from="92.8pt,4.9pt" to="380.2pt,5.15pt" o:gfxdata="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" strokecolor="black [3213]" strokeweight=".25pt"/>
+              <v:line w14:anchorId="2E74D141" id="直接连接符 1" o:spid="_x0000_s1026" style="position:absolute;left:0;text-align:left;z-index:251667456;visibility:visible;mso-wrap-style:square;mso-wrap-distance-left:9pt;mso-wrap-distance-top:0;mso-wrap-distance-right:9pt;mso-wrap-distance-bottom:0;mso-position-horizontal:absolute;mso-position-horizontal-relative:text;mso-position-vertical:absolute;mso-position-vertical-relative:text" from="92.8pt,4.9pt" to="380.2pt,5.15pt" o:gfxdata="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" strokecolor="black [3213]" strokeweight=".25pt"/>
             </w:pict>
           </mc:Fallback>
         </mc:AlternateContent>
@@ -890,7 +652,15 @@
           <w:sz w:val="28"/>
           <w:szCs w:val="28"/>
         </w:rPr>
-        <w:t>企业名称</w:t>
+        <w:t xml:space="preserve">企业名称            </w:t>
+      </w:r>
+      <w:r>
+        <w:rPr>
+          <w:rFonts w:ascii="宋体" w:hAnsi="宋体" w:cs="宋体" w:hint="eastAsia"/>
+          <w:sz w:val="28"/>
+          <w:szCs w:val="28"/>
+        </w:rPr>
+        <w:t xml:space="preserve"> {{公司名称}}</w:t>
       </w:r>
       <w:r>
         <w:rPr>
@@ -899,84 +669,7 @@
           <w:sz w:val="28"/>
           <w:szCs w:val="28"/>
         </w:rPr>
-        <w:t xml:space="preserve"> </w:t>
-      </w:r>
-      <w:r>
-        <w:rPr>
-          <w:rFonts w:ascii="宋体" w:hAnsi="宋体" w:cs="宋体" w:hint="eastAsia"/>
-          <w:color w:val="000000"/>
-          <w:sz w:val="28"/>
-          <w:szCs w:val="28"/>
-        </w:rPr>
-        <w:t xml:space="preserve">     </w:t>
-      </w:r>
-      <w:r>
-        <w:rPr>
-          <w:rFonts w:ascii="宋体" w:hAnsi="宋体" w:cs="宋体" w:hint="eastAsia"/>
-          <w:color w:val="000000"/>
-          <w:sz w:val="28"/>
-          <w:szCs w:val="28"/>
-        </w:rPr>
-        <w:t xml:space="preserve">      </w:t>
-      </w:r>
-      <w:r>
-        <w:rPr>
-          <w:rFonts w:ascii="宋体" w:hAnsi="宋体" w:cs="宋体" w:hint="eastAsia"/>
-          <w:sz w:val="28"/>
-          <w:szCs w:val="28"/>
-        </w:rPr>
-        <w:t xml:space="preserve"> </w:t>
-      </w:r>
-      <w:r>
-        <w:rPr>
-          <w:rFonts w:ascii="宋体" w:hAnsi="宋体" w:cs="宋体" w:hint="eastAsia"/>
-          <w:sz w:val="28"/>
-          <w:szCs w:val="28"/>
-        </w:rPr>
-        <w:t>{{</w:t>
-      </w:r>
-      <w:r>
-        <w:rPr>
-          <w:rFonts w:ascii="宋体" w:hAnsi="宋体" w:cs="宋体" w:hint="eastAsia"/>
-          <w:sz w:val="28"/>
-          <w:szCs w:val="28"/>
-        </w:rPr>
-        <w:t>公司名称</w:t>
-      </w:r>
-      <w:r>
-        <w:rPr>
-          <w:rFonts w:ascii="宋体" w:hAnsi="宋体" w:cs="宋体" w:hint="eastAsia"/>
-          <w:sz w:val="28"/>
-          <w:szCs w:val="28"/>
-        </w:rPr>
-        <w:t>}}</w:t>
-      </w:r>
-      <w:r>
-        <w:rPr>
-          <w:rFonts w:ascii="宋体" w:hAnsi="宋体" w:cs="宋体" w:hint="eastAsia"/>
-          <w:color w:val="000000"/>
-          <w:sz w:val="28"/>
-          <w:szCs w:val="28"/>
-        </w:rPr>
-        <w:t xml:space="preserve">   </w:t>
-      </w:r>
-      <w:r>
-        <w:rPr>
-          <w:rFonts w:ascii="宋体" w:hAnsi="宋体" w:cs="宋体" w:hint="eastAsia"/>
-          <w:color w:val="000000"/>
-          <w:sz w:val="28"/>
-          <w:szCs w:val="28"/>
-        </w:rPr>
-        <w:t xml:space="preserve">  </w:t>
-      </w:r>
-      <w:r>
-        <w:rPr>
-          <w:rFonts w:ascii="宋体" w:hAnsi="宋体" w:cs="宋体" w:hint="eastAsia"/>
-          <w:color w:val="000000"/>
-          <w:sz w:val="28"/>
-          <w:szCs w:val="28"/>
-        </w:rPr>
-        <w:t xml:space="preserve">            </w:t>
+        <w:t xml:space="preserve">                 </w:t>
       </w:r>
     </w:p>
     <w:p>
@@ -1040,7 +733,7 @@
           </mc:Choice>
           <mc:Fallback>
             <w:pict>
-              <v:line w14:anchorId="6293B477" id="直接连接符 2" o:spid="_x0000_s1026" style="position:absolute;left:0;text-align:left;z-index:251660288;visibility:visible;mso-wrap-style:square;mso-wrap-distance-left:9pt;mso-wrap-distance-top:0;mso-wrap-distance-right:9pt;mso-wrap-distance-bottom:0;mso-position-horizontal:absolute;mso-position-horizontal-relative:text;mso-position-vertical:absolute;mso-position-vertical-relative:text" from="90.55pt,6.45pt" to="377.95pt,6.7pt" o:gfxdata="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" strokecolor="black [3213]" strokeweight=".25pt"/>
+              <v:line w14:anchorId="4B8E8B03" id="直接连接符 2" o:spid="_x0000_s1026" style="position:absolute;left:0;text-align:left;z-index:251660288;visibility:visible;mso-wrap-style:square;mso-wrap-distance-left:9pt;mso-wrap-distance-top:0;mso-wrap-distance-right:9pt;mso-wrap-distance-bottom:0;mso-position-horizontal:absolute;mso-position-horizontal-relative:text;mso-position-vertical:absolute;mso-position-vertical-relative:text" from="90.55pt,6.45pt" to="377.95pt,6.7pt" o:gfxdata="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" strokecolor="black [3213]" strokeweight=".25pt"/>
             </w:pict>
           </mc:Fallback>
         </mc:AlternateContent>
@@ -1063,70 +756,7 @@
           <w:sz w:val="28"/>
           <w:szCs w:val="28"/>
         </w:rPr>
-        <w:t>项目类别</w:t>
-      </w:r>
-      <w:r>
-        <w:rPr>
-          <w:rFonts w:ascii="宋体" w:hAnsi="宋体" w:cs="宋体" w:hint="eastAsia"/>
-          <w:color w:val="000000"/>
-          <w:sz w:val="28"/>
-          <w:szCs w:val="28"/>
-        </w:rPr>
-        <w:t xml:space="preserve"> </w:t>
-      </w:r>
-      <w:r>
-        <w:rPr>
-          <w:rFonts w:ascii="宋体" w:hAnsi="宋体" w:cs="宋体" w:hint="eastAsia"/>
-          <w:color w:val="000000"/>
-          <w:sz w:val="28"/>
-          <w:szCs w:val="28"/>
-        </w:rPr>
-        <w:t xml:space="preserve">              </w:t>
-      </w:r>
-      <w:r>
-        <w:rPr>
-          <w:rFonts w:ascii="宋体" w:hAnsi="宋体" w:cs="宋体" w:hint="eastAsia"/>
-          <w:color w:val="000000"/>
-          <w:sz w:val="28"/>
-          <w:szCs w:val="28"/>
-        </w:rPr>
-        <w:t>自主开发</w:t>
-      </w:r>
-      <w:r>
-        <w:rPr>
-          <w:rFonts w:ascii="宋体" w:hAnsi="宋体" w:cs="宋体" w:hint="eastAsia"/>
-          <w:color w:val="000000"/>
-          <w:sz w:val="28"/>
-          <w:szCs w:val="28"/>
-        </w:rPr>
-        <w:t xml:space="preserve">   </w:t>
-      </w:r>
-      <w:r>
-        <w:rPr>
-          <w:rFonts w:ascii="宋体" w:hAnsi="宋体" w:cs="宋体" w:hint="eastAsia"/>
-          <w:color w:val="000000"/>
-          <w:sz w:val="28"/>
-          <w:szCs w:val="28"/>
-        </w:rPr>
-        <w:t xml:space="preserve">   </w:t>
-      </w:r>
-      <w:r>
-        <w:rPr>
-          <w:rFonts w:ascii="宋体" w:hAnsi="宋体" w:cs="宋体" w:hint="eastAsia"/>
-          <w:color w:val="000000"/>
-          <w:sz w:val="28"/>
-          <w:szCs w:val="28"/>
-        </w:rPr>
-        <w:t xml:space="preserve">         </w:t>
-      </w:r>
-      <w:r>
-        <w:rPr>
-          <w:rFonts w:ascii="宋体" w:hAnsi="宋体" w:cs="宋体" w:hint="eastAsia"/>
-          <w:color w:val="000000"/>
-          <w:sz w:val="28"/>
-          <w:szCs w:val="28"/>
-        </w:rPr>
-        <w:t xml:space="preserve"> </w:t>
+        <w:t xml:space="preserve">项目类别               自主开发                </w:t>
       </w:r>
     </w:p>
     <w:p>
@@ -1190,7 +820,7 @@
           </mc:Choice>
           <mc:Fallback>
             <w:pict>
-              <v:line w14:anchorId="04846839" id="直接连接符 9" o:spid="_x0000_s1026" style="position:absolute;left:0;text-align:left;z-index:251668480;visibility:visible;mso-wrap-style:square;mso-wrap-distance-left:9pt;mso-wrap-distance-top:0;mso-wrap-distance-right:9pt;mso-wrap-distance-bottom:0;mso-position-horizontal:absolute;mso-position-horizontal-relative:text;mso-position-vertical:absolute;mso-position-vertical-relative:text" from="90.55pt,7.3pt" to="377.95pt,7.55pt" o:gfxdata="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" strokecolor="black [3213]" strokeweight=".25pt"/>
+              <v:line w14:anchorId="3B7D5F54" id="直接连接符 9" o:spid="_x0000_s1026" style="position:absolute;left:0;text-align:left;z-index:251668480;visibility:visible;mso-wrap-style:square;mso-wrap-distance-left:9pt;mso-wrap-distance-top:0;mso-wrap-distance-right:9pt;mso-wrap-distance-bottom:0;mso-position-horizontal:absolute;mso-position-horizontal-relative:text;mso-position-vertical:absolute;mso-position-vertical-relative:text" from="90.55pt,7.3pt" to="377.95pt,7.55pt" o:gfxdata="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" strokecolor="black [3213]" strokeweight=".25pt"/>
             </w:pict>
           </mc:Fallback>
         </mc:AlternateContent>
@@ -1269,34 +899,7 @@
                 <w:sz w:val="28"/>
                 <w:szCs w:val="28"/>
               </w:rPr>
-              <w:t>{{</w:t>
-            </w:r>
-            <w:r>
-              <w:rPr>
-                <w:rFonts w:ascii="宋体" w:hAnsi="宋体" w:cs="宋体" w:hint="eastAsia"/>
-                <w:color w:val="000000"/>
-                <w:sz w:val="28"/>
-                <w:szCs w:val="28"/>
-              </w:rPr>
-              <w:t>项目</w:t>
-            </w:r>
-            <w:r>
-              <w:rPr>
-                <w:rFonts w:ascii="宋体" w:hAnsi="宋体" w:cs="宋体" w:hint="eastAsia"/>
-                <w:color w:val="000000"/>
-                <w:sz w:val="28"/>
-                <w:szCs w:val="28"/>
-              </w:rPr>
-              <w:t>负责人</w:t>
-            </w:r>
-            <w:r>
-              <w:rPr>
-                <w:rFonts w:ascii="宋体" w:hAnsi="宋体" w:cs="宋体" w:hint="eastAsia"/>
-                <w:color w:val="000000"/>
-                <w:sz w:val="28"/>
-                <w:szCs w:val="28"/>
-              </w:rPr>
-              <w:t>}}</w:t>
+              <w:t>{{项目负责人}}</w:t>
             </w:r>
           </w:p>
         </w:tc>
@@ -1324,16 +927,7 @@
                 <w:sz w:val="28"/>
                 <w:szCs w:val="28"/>
               </w:rPr>
-              <w:t>电话</w:t>
-            </w:r>
-            <w:r>
-              <w:rPr>
-                <w:rFonts w:ascii="宋体" w:hAnsi="宋体" w:cs="宋体" w:hint="eastAsia"/>
-                <w:color w:val="000000"/>
-                <w:sz w:val="28"/>
-                <w:szCs w:val="28"/>
-              </w:rPr>
-              <w:t xml:space="preserve">  </w:t>
+              <w:t xml:space="preserve">电话  </w:t>
             </w:r>
             <w:r>
               <w:rPr>
@@ -1341,15 +935,7 @@
                 <w:sz w:val="28"/>
                 <w:szCs w:val="28"/>
               </w:rPr>
-              <w:t xml:space="preserve"> </w:t>
-            </w:r>
-            <w:r>
-              <w:rPr>
-                <w:rFonts w:ascii="宋体" w:hAnsi="宋体" w:cs="宋体" w:hint="eastAsia"/>
-                <w:sz w:val="28"/>
-                <w:szCs w:val="28"/>
-              </w:rPr>
-              <w:t xml:space="preserve">     / </w:t>
+              <w:t xml:space="preserve">      / </w:t>
             </w:r>
           </w:p>
         </w:tc>
@@ -1415,7 +1001,7 @@
           </mc:Choice>
           <mc:Fallback>
             <w:pict>
-              <v:line w14:anchorId="45A6BBE4" id="直接连接符 5" o:spid="_x0000_s1026" style="position:absolute;left:0;text-align:left;z-index:251663360;visibility:visible;mso-wrap-style:square;mso-wrap-distance-left:9pt;mso-wrap-distance-top:0;mso-wrap-distance-right:9pt;mso-wrap-distance-bottom:0;mso-position-horizontal:absolute;mso-position-horizontal-relative:text;mso-position-vertical:absolute;mso-position-vertical-relative:text" from="315.55pt,8.9pt" to="410.95pt,9.45pt" o:gfxdata="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" strokecolor="black [3213]" strokeweight=".25pt"/>
+              <v:line w14:anchorId="6C51922D" id="直接连接符 5" o:spid="_x0000_s1026" style="position:absolute;left:0;text-align:left;z-index:251663360;visibility:visible;mso-wrap-style:square;mso-wrap-distance-left:9pt;mso-wrap-distance-top:0;mso-wrap-distance-right:9pt;mso-wrap-distance-bottom:0;mso-position-horizontal:absolute;mso-position-horizontal-relative:text;mso-position-vertical:absolute;mso-position-vertical-relative:text" from="315.55pt,8.9pt" to="410.95pt,9.45pt" o:gfxdata="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" strokecolor="black [3213]" strokeweight=".25pt"/>
             </w:pict>
           </mc:Fallback>
         </mc:AlternateContent>
@@ -1471,7 +1057,7 @@
           </mc:Choice>
           <mc:Fallback>
             <w:pict>
-              <v:line w14:anchorId="1C8387E8" id="直接连接符 3" o:spid="_x0000_s1026" style="position:absolute;left:0;text-align:left;flip:y;z-index:251661312;visibility:visible;mso-wrap-style:square;mso-wrap-distance-left:9pt;mso-wrap-distance-top:0;mso-wrap-distance-right:9pt;mso-wrap-distance-bottom:0;mso-position-horizontal:absolute;mso-position-horizontal-relative:text;mso-position-vertical:absolute;mso-position-vertical-relative:text" from="108.55pt,7.2pt" to="251.95pt,7.4pt" o:gfxdata="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" strokecolor="black [3213]" strokeweight=".25pt"/>
+              <v:line w14:anchorId="1BFC804F" id="直接连接符 3" o:spid="_x0000_s1026" style="position:absolute;left:0;text-align:left;flip:y;z-index:251661312;visibility:visible;mso-wrap-style:square;mso-wrap-distance-left:9pt;mso-wrap-distance-top:0;mso-wrap-distance-right:9pt;mso-wrap-distance-bottom:0;mso-position-horizontal:absolute;mso-position-horizontal-relative:text;mso-position-vertical:absolute;mso-position-vertical-relative:text" from="108.55pt,7.2pt" to="251.95pt,7.4pt" o:gfxdata="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" strokecolor="black [3213]" strokeweight=".25pt"/>
             </w:pict>
           </mc:Fallback>
         </mc:AlternateContent>
@@ -1550,34 +1136,7 @@
                 <w:sz w:val="28"/>
                 <w:szCs w:val="28"/>
               </w:rPr>
-              <w:t>{{</w:t>
-            </w:r>
-            <w:r>
-              <w:rPr>
-                <w:rFonts w:ascii="宋体" w:hAnsi="宋体" w:cs="宋体" w:hint="eastAsia"/>
-                <w:color w:val="000000"/>
-                <w:sz w:val="28"/>
-                <w:szCs w:val="28"/>
-              </w:rPr>
-              <w:t>项目</w:t>
-            </w:r>
-            <w:r>
-              <w:rPr>
-                <w:rFonts w:ascii="宋体" w:hAnsi="宋体" w:cs="宋体" w:hint="eastAsia"/>
-                <w:color w:val="000000"/>
-                <w:sz w:val="28"/>
-                <w:szCs w:val="28"/>
-              </w:rPr>
-              <w:t>负责人</w:t>
-            </w:r>
-            <w:r>
-              <w:rPr>
-                <w:rFonts w:ascii="宋体" w:hAnsi="宋体" w:cs="宋体" w:hint="eastAsia"/>
-                <w:color w:val="000000"/>
-                <w:sz w:val="28"/>
-                <w:szCs w:val="28"/>
-              </w:rPr>
-              <w:t>}}</w:t>
+              <w:t>{{项目负责人}}</w:t>
             </w:r>
           </w:p>
         </w:tc>
@@ -1605,16 +1164,7 @@
                 <w:sz w:val="28"/>
                 <w:szCs w:val="28"/>
               </w:rPr>
-              <w:t>电话</w:t>
-            </w:r>
-            <w:r>
-              <w:rPr>
-                <w:rFonts w:ascii="宋体" w:hAnsi="宋体" w:cs="宋体" w:hint="eastAsia"/>
-                <w:color w:val="000000"/>
-                <w:sz w:val="28"/>
-                <w:szCs w:val="28"/>
-              </w:rPr>
-              <w:t xml:space="preserve">  </w:t>
+              <w:t xml:space="preserve">电话  </w:t>
             </w:r>
             <w:r>
               <w:rPr>
@@ -1622,15 +1172,7 @@
                 <w:sz w:val="28"/>
                 <w:szCs w:val="28"/>
               </w:rPr>
-              <w:t xml:space="preserve"> </w:t>
-            </w:r>
-            <w:r>
-              <w:rPr>
-                <w:rFonts w:ascii="宋体" w:hAnsi="宋体" w:cs="宋体" w:hint="eastAsia"/>
-                <w:sz w:val="28"/>
-                <w:szCs w:val="28"/>
-              </w:rPr>
-              <w:t xml:space="preserve">     / </w:t>
+              <w:t xml:space="preserve">      / </w:t>
             </w:r>
           </w:p>
         </w:tc>
@@ -1695,7 +1237,7 @@
           </mc:Choice>
           <mc:Fallback>
             <w:pict>
-              <v:line w14:anchorId="114097D7" id="直接连接符 6" o:spid="_x0000_s1026" style="position:absolute;left:0;text-align:left;flip:y;z-index:251664384;visibility:visible;mso-wrap-style:square;mso-wrap-distance-left:9pt;mso-wrap-distance-top:0;mso-wrap-distance-right:9pt;mso-wrap-distance-bottom:0;mso-position-horizontal:absolute;mso-position-horizontal-relative:text;mso-position-vertical:absolute;mso-position-vertical-relative:text" from="314.8pt,9.6pt" to="411.7pt,9.8pt" o:gfxdata="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" strokecolor="black [3213]" strokeweight=".25pt"/>
+              <v:line w14:anchorId="17944D67" id="直接连接符 6" o:spid="_x0000_s1026" style="position:absolute;left:0;text-align:left;flip:y;z-index:251664384;visibility:visible;mso-wrap-style:square;mso-wrap-distance-left:9pt;mso-wrap-distance-top:0;mso-wrap-distance-right:9pt;mso-wrap-distance-bottom:0;mso-position-horizontal:absolute;mso-position-horizontal-relative:text;mso-position-vertical:absolute;mso-position-vertical-relative:text" from="314.8pt,9.6pt" to="411.7pt,9.8pt" o:gfxdata="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" strokecolor="black [3213]" strokeweight=".25pt"/>
             </w:pict>
           </mc:Fallback>
         </mc:AlternateContent>
@@ -1751,7 +1293,7 @@
           </mc:Choice>
           <mc:Fallback>
             <w:pict>
-              <v:line w14:anchorId="28DD5547" id="直接连接符 4" o:spid="_x0000_s1026" style="position:absolute;left:0;text-align:left;flip:y;z-index:251662336;visibility:visible;mso-wrap-style:square;mso-wrap-distance-left:9pt;mso-wrap-distance-top:0;mso-wrap-distance-right:9pt;mso-wrap-distance-bottom:0;mso-position-horizontal:absolute;mso-position-horizontal-relative:text;mso-position-vertical:absolute;mso-position-vertical-relative:text" from="107.05pt,9.85pt" to="252.7pt,10.55pt" o:gfxdata="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" strokecolor="black [3213]" strokeweight=".25pt"/>
+              <v:line w14:anchorId="75056DE9" id="直接连接符 4" o:spid="_x0000_s1026" style="position:absolute;left:0;text-align:left;flip:y;z-index:251662336;visibility:visible;mso-wrap-style:square;mso-wrap-distance-left:9pt;mso-wrap-distance-top:0;mso-wrap-distance-right:9pt;mso-wrap-distance-bottom:0;mso-position-horizontal:absolute;mso-position-horizontal-relative:text;mso-position-vertical:absolute;mso-position-vertical-relative:text" from="107.05pt,9.85pt" to="252.7pt,10.55pt" o:gfxdata="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" strokecolor="black [3213]" strokeweight=".25pt"/>
             </w:pict>
           </mc:Fallback>
         </mc:AlternateContent>
@@ -1831,34 +1373,7 @@
                 <w:sz w:val="28"/>
                 <w:szCs w:val="28"/>
               </w:rPr>
-              <w:t>{{</w:t>
-            </w:r>
-            <w:r>
-              <w:rPr>
-                <w:rFonts w:ascii="宋体" w:hAnsi="宋体" w:cs="宋体" w:hint="eastAsia"/>
-                <w:color w:val="000000"/>
-                <w:sz w:val="28"/>
-                <w:szCs w:val="28"/>
-              </w:rPr>
-              <w:t>项目</w:t>
-            </w:r>
-            <w:r>
-              <w:rPr>
-                <w:rFonts w:ascii="宋体" w:hAnsi="宋体" w:cs="宋体" w:hint="eastAsia"/>
-                <w:color w:val="000000"/>
-                <w:sz w:val="28"/>
-                <w:szCs w:val="28"/>
-              </w:rPr>
-              <w:t>开始年月</w:t>
-            </w:r>
-            <w:r>
-              <w:rPr>
-                <w:rFonts w:ascii="宋体" w:hAnsi="宋体" w:cs="宋体" w:hint="eastAsia"/>
-                <w:color w:val="000000"/>
-                <w:sz w:val="28"/>
-                <w:szCs w:val="28"/>
-              </w:rPr>
-              <w:t>}}</w:t>
+              <w:t>{{项目开始年月}}</w:t>
             </w:r>
           </w:p>
         </w:tc>
@@ -1921,31 +1436,7 @@
                 <w:sz w:val="28"/>
                 <w:szCs w:val="28"/>
               </w:rPr>
-              <w:t>{{</w:t>
-            </w:r>
-            <w:r>
-              <w:rPr>
-                <w:rFonts w:ascii="宋体" w:hAnsi="宋体" w:cs="宋体" w:hint="eastAsia"/>
-                <w:sz w:val="28"/>
-                <w:szCs w:val="28"/>
-              </w:rPr>
-              <w:t>项目</w:t>
-            </w:r>
-            <w:r>
-              <w:rPr>
-                <w:rFonts w:ascii="宋体" w:hAnsi="宋体" w:cs="宋体" w:hint="eastAsia"/>
-                <w:sz w:val="28"/>
-                <w:szCs w:val="28"/>
-              </w:rPr>
-              <w:t>结束年月</w:t>
-            </w:r>
-            <w:r>
-              <w:rPr>
-                <w:rFonts w:ascii="宋体" w:hAnsi="宋体" w:cs="宋体" w:hint="eastAsia"/>
-                <w:sz w:val="28"/>
-                <w:szCs w:val="28"/>
-              </w:rPr>
-              <w:t>}}</w:t>
+              <w:t>{{项目结束年月}}</w:t>
             </w:r>
           </w:p>
         </w:tc>
@@ -2012,7 +1503,7 @@
           </mc:Choice>
           <mc:Fallback>
             <w:pict>
-              <v:line w14:anchorId="48A2EA03" id="直接连接符 8" o:spid="_x0000_s1026" style="position:absolute;left:0;text-align:left;z-index:251666432;visibility:visible;mso-wrap-style:square;mso-wrap-distance-left:9pt;mso-wrap-distance-top:0;mso-wrap-distance-right:9pt;mso-wrap-distance-bottom:0;mso-position-horizontal:absolute;mso-position-horizontal-relative:text;mso-position-vertical:absolute;mso-position-vertical-relative:text" from="292.45pt,8.85pt" to="387.7pt,8.85pt" o:gfxdata="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" strokecolor="black [3213]" strokeweight=".25pt"/>
+              <v:line w14:anchorId="17F9F3F3" id="直接连接符 8" o:spid="_x0000_s1026" style="position:absolute;left:0;text-align:left;z-index:251666432;visibility:visible;mso-wrap-style:square;mso-wrap-distance-left:9pt;mso-wrap-distance-top:0;mso-wrap-distance-right:9pt;mso-wrap-distance-bottom:0;mso-position-horizontal:absolute;mso-position-horizontal-relative:text;mso-position-vertical:absolute;mso-position-vertical-relative:text" from="292.45pt,8.85pt" to="387.7pt,8.85pt" o:gfxdata="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" strokecolor="black [3213]" strokeweight=".25pt"/>
             </w:pict>
           </mc:Fallback>
         </mc:AlternateContent>
@@ -2068,7 +1559,7 @@
           </mc:Choice>
           <mc:Fallback>
             <w:pict>
-              <v:line w14:anchorId="6D4CFC50" id="直接连接符 7" o:spid="_x0000_s1026" style="position:absolute;left:0;text-align:left;flip:y;z-index:251665408;visibility:visible;mso-wrap-style:square;mso-wrap-distance-left:9pt;mso-wrap-distance-top:0;mso-wrap-distance-right:9pt;mso-wrap-distance-bottom:0;mso-position-horizontal:absolute;mso-position-horizontal-relative:text;mso-position-vertical:absolute;mso-position-vertical-relative:text" from="129.55pt,6.6pt" to="224.2pt,6.8pt" o:gfxdata="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" strokecolor="black [3213]" strokeweight=".25pt"/>
+              <v:line w14:anchorId="3BEBDC58" id="直接连接符 7" o:spid="_x0000_s1026" style="position:absolute;left:0;text-align:left;flip:y;z-index:251665408;visibility:visible;mso-wrap-style:square;mso-wrap-distance-left:9pt;mso-wrap-distance-top:0;mso-wrap-distance-right:9pt;mso-wrap-distance-bottom:0;mso-position-horizontal:absolute;mso-position-horizontal-relative:text;mso-position-vertical:absolute;mso-position-vertical-relative:text" from="129.55pt,6.6pt" to="224.2pt,6.8pt" o:gfxdata="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" strokecolor="black [3213]" strokeweight=".25pt"/>
             </w:pict>
           </mc:Fallback>
         </mc:AlternateContent>
@@ -2091,25 +1582,7 @@
           <w:sz w:val="28"/>
           <w:szCs w:val="28"/>
         </w:rPr>
-        <w:t xml:space="preserve"> </w:t>
-      </w:r>
-      <w:r>
-        <w:rPr>
-          <w:rFonts w:ascii="宋体" w:hAnsi="宋体" w:cs="宋体" w:hint="eastAsia"/>
-          <w:color w:val="000000"/>
-          <w:sz w:val="28"/>
-          <w:szCs w:val="28"/>
-        </w:rPr>
-        <w:t xml:space="preserve"> </w:t>
-      </w:r>
-      <w:r>
-        <w:rPr>
-          <w:rFonts w:ascii="宋体" w:hAnsi="宋体" w:cs="宋体" w:hint="eastAsia"/>
-          <w:color w:val="000000"/>
-          <w:sz w:val="28"/>
-          <w:szCs w:val="28"/>
-        </w:rPr>
-        <w:t xml:space="preserve"> </w:t>
+        <w:t xml:space="preserve">   </w:t>
       </w:r>
     </w:p>
     <w:p>
@@ -2263,6 +1736,7 @@
         </w:rPr>
         <w:t>(</w:t>
       </w:r>
+      <w:proofErr w:type="gramStart"/>
       <w:r>
         <w:rPr>
           <w:rFonts w:ascii="宋体" w:hAnsi="宋体" w:cs="宋体"/>
@@ -2270,6 +1744,7 @@
         </w:rPr>
         <w:t>一</w:t>
       </w:r>
+      <w:proofErr w:type="gramEnd"/>
       <w:r>
         <w:rPr>
           <w:rFonts w:ascii="宋体" w:hAnsi="宋体" w:cs="宋体"/>
@@ -2373,15 +1848,7 @@
           <w:color w:val="000000"/>
           <w:sz w:val="24"/>
         </w:rPr>
-        <w:t>目的</w:t>
-      </w:r>
-      <w:r>
-        <w:rPr>
-          <w:rFonts w:ascii="华文宋体" w:eastAsia="华文宋体" w:hAnsi="华文宋体" w:cs="华文宋体" w:hint="eastAsia"/>
-          <w:color w:val="000000"/>
-          <w:sz w:val="24"/>
-        </w:rPr>
-        <w:t>和</w:t>
+        <w:t>目的和</w:t>
       </w:r>
       <w:r>
         <w:rPr>
@@ -2404,7 +1871,6 @@
         <w:widowControl/>
         <w:jc w:val="left"/>
         <w:rPr>
-          <w:rFonts w:hint="eastAsia"/>
           <w:sz w:val="24"/>
         </w:rPr>
       </w:pPr>
@@ -2455,6 +1921,7 @@
         </w:rPr>
         <w:t>(</w:t>
       </w:r>
+      <w:proofErr w:type="gramStart"/>
       <w:r>
         <w:rPr>
           <w:rFonts w:ascii="宋体" w:hAnsi="宋体" w:cs="宋体"/>
@@ -2462,19 +1929,13 @@
         </w:rPr>
         <w:t>一</w:t>
       </w:r>
-      <w:r>
-        <w:rPr>
-          <w:rFonts w:ascii="宋体" w:hAnsi="宋体" w:cs="宋体"/>
-          <w:sz w:val="24"/>
-        </w:rPr>
-        <w:t>)</w:t>
-      </w:r>
-      <w:r>
-        <w:rPr>
-          <w:rFonts w:ascii="宋体" w:hAnsi="宋体" w:cs="宋体"/>
-          <w:sz w:val="24"/>
-        </w:rPr>
-        <w:t xml:space="preserve"> </w:t>
+      <w:proofErr w:type="gramEnd"/>
+      <w:r>
+        <w:rPr>
+          <w:rFonts w:ascii="宋体" w:hAnsi="宋体" w:cs="宋体"/>
+          <w:sz w:val="24"/>
+        </w:rPr>
+        <w:t xml:space="preserve">) </w:t>
       </w:r>
       <w:r>
         <w:rPr>
@@ -2715,8 +2176,214 @@
           <w:sz w:val="28"/>
           <w:szCs w:val="28"/>
         </w:rPr>
-        <w:t>研究开发采用</w:t>
-      </w:r>
+        <w:t>研究开发采用的技术工艺路线</w:t>
+      </w:r>
+    </w:p>
+    <w:p>
+      <w:pPr>
+        <w:widowControl/>
+        <w:jc w:val="left"/>
+        <w:rPr>
+          <w:rFonts w:ascii="宋体" w:hAnsi="宋体" w:cs="宋体"/>
+          <w:b/>
+          <w:bCs/>
+          <w:sz w:val="28"/>
+          <w:szCs w:val="28"/>
+        </w:rPr>
+      </w:pPr>
+      <w:r>
+        <w:rPr>
+          <w:rFonts w:ascii="宋体" w:hAnsi="宋体" w:cs="宋体"/>
+          <w:sz w:val="24"/>
+        </w:rPr>
+        <w:t>(</w:t>
+      </w:r>
+      <w:proofErr w:type="gramStart"/>
+      <w:r>
+        <w:rPr>
+          <w:rFonts w:ascii="宋体" w:hAnsi="宋体" w:cs="宋体"/>
+          <w:sz w:val="24"/>
+        </w:rPr>
+        <w:t>一</w:t>
+      </w:r>
+      <w:proofErr w:type="gramEnd"/>
+      <w:r>
+        <w:rPr>
+          <w:rFonts w:ascii="宋体" w:hAnsi="宋体" w:cs="宋体"/>
+          <w:sz w:val="24"/>
+        </w:rPr>
+        <w:t xml:space="preserve">) </w:t>
+      </w:r>
+      <w:r>
+        <w:rPr>
+          <w:rFonts w:ascii="HYShuSongErKW" w:eastAsia="HYShuSongErKW" w:hAnsi="HYShuSongErKW" w:cs="HYShuSongErKW"/>
+          <w:color w:val="000000"/>
+          <w:kern w:val="0"/>
+          <w:sz w:val="24"/>
+          <w:lang w:bidi="ar"/>
+        </w:rPr>
+        <w:t>总体技术路线</w:t>
+      </w:r>
+    </w:p>
+    <w:p>
+      <w:pPr>
+        <w:ind w:firstLineChars="200" w:firstLine="480"/>
+        <w:rPr>
+          <w:sz w:val="24"/>
+        </w:rPr>
+      </w:pPr>
+      <w:r>
+        <w:rPr>
+          <w:rFonts w:hint="eastAsia"/>
+          <w:sz w:val="24"/>
+        </w:rPr>
+        <w:t>{{</w:t>
+      </w:r>
+      <w:r>
+        <w:rPr>
+          <w:rFonts w:ascii="宋体" w:hAnsi="宋体" w:cs="宋体"/>
+          <w:sz w:val="24"/>
+        </w:rPr>
+        <w:t>总体技术路线</w:t>
+      </w:r>
+      <w:r>
+        <w:rPr>
+          <w:rFonts w:hint="eastAsia"/>
+          <w:sz w:val="24"/>
+        </w:rPr>
+        <w:t>}}</w:t>
+      </w:r>
+    </w:p>
+    <w:p>
+      <w:pPr>
+        <w:rPr>
+          <w:rFonts w:ascii="宋体" w:hAnsi="宋体" w:cs="宋体"/>
+          <w:sz w:val="24"/>
+        </w:rPr>
+      </w:pPr>
+      <w:r>
+        <w:rPr>
+          <w:rFonts w:ascii="宋体" w:hAnsi="宋体" w:cs="宋体"/>
+          <w:sz w:val="24"/>
+        </w:rPr>
+        <w:t>(</w:t>
+      </w:r>
+      <w:r>
+        <w:rPr>
+          <w:rFonts w:ascii="宋体" w:hAnsi="宋体" w:cs="宋体" w:hint="eastAsia"/>
+          <w:sz w:val="24"/>
+        </w:rPr>
+        <w:t>二</w:t>
+      </w:r>
+      <w:r>
+        <w:rPr>
+          <w:rFonts w:ascii="宋体" w:hAnsi="宋体" w:cs="宋体"/>
+          <w:sz w:val="24"/>
+        </w:rPr>
+        <w:t>) 工艺流程图</w:t>
+      </w:r>
+    </w:p>
+    <w:p>
+      <w:pPr>
+        <w:ind w:firstLineChars="200" w:firstLine="480"/>
+        <w:rPr>
+          <w:sz w:val="24"/>
+        </w:rPr>
+      </w:pPr>
+      <w:r>
+        <w:rPr>
+          <w:rFonts w:hint="eastAsia"/>
+          <w:sz w:val="24"/>
+        </w:rPr>
+        <w:t>{{</w:t>
+      </w:r>
+      <w:r>
+        <w:rPr>
+          <w:rFonts w:ascii="宋体" w:hAnsi="宋体" w:cs="宋体"/>
+          <w:sz w:val="24"/>
+        </w:rPr>
+        <w:t>工艺流程图</w:t>
+      </w:r>
+      <w:r>
+        <w:rPr>
+          <w:rFonts w:hint="eastAsia"/>
+          <w:sz w:val="24"/>
+        </w:rPr>
+        <w:t>}}</w:t>
+      </w:r>
+    </w:p>
+    <w:p>
+      <w:pPr>
+        <w:rPr>
+          <w:rFonts w:ascii="宋体" w:hAnsi="宋体" w:cs="宋体"/>
+          <w:sz w:val="24"/>
+        </w:rPr>
+      </w:pPr>
+      <w:r>
+        <w:rPr>
+          <w:rFonts w:ascii="宋体" w:hAnsi="宋体" w:cs="宋体"/>
+          <w:sz w:val="24"/>
+        </w:rPr>
+        <w:t>(</w:t>
+      </w:r>
+      <w:r>
+        <w:rPr>
+          <w:rFonts w:ascii="宋体" w:hAnsi="宋体" w:cs="宋体" w:hint="eastAsia"/>
+          <w:sz w:val="24"/>
+        </w:rPr>
+        <w:t>三</w:t>
+      </w:r>
+      <w:r>
+        <w:rPr>
+          <w:rFonts w:ascii="宋体" w:hAnsi="宋体" w:cs="宋体"/>
+          <w:sz w:val="24"/>
+        </w:rPr>
+        <w:t>) 各阶段技术说明</w:t>
+      </w:r>
+    </w:p>
+    <w:p>
+      <w:pPr>
+        <w:ind w:firstLineChars="200" w:firstLine="480"/>
+        <w:rPr>
+          <w:sz w:val="24"/>
+        </w:rPr>
+      </w:pPr>
+      <w:r>
+        <w:rPr>
+          <w:rFonts w:hint="eastAsia"/>
+          <w:sz w:val="24"/>
+        </w:rPr>
+        <w:t>{{</w:t>
+      </w:r>
+      <w:r>
+        <w:rPr>
+          <w:rFonts w:ascii="宋体" w:hAnsi="宋体" w:cs="宋体"/>
+          <w:sz w:val="24"/>
+        </w:rPr>
+        <w:t>各阶段技术说明</w:t>
+      </w:r>
+      <w:r>
+        <w:rPr>
+          <w:rFonts w:hint="eastAsia"/>
+          <w:sz w:val="24"/>
+        </w:rPr>
+        <w:t>}}</w:t>
+      </w:r>
+    </w:p>
+    <w:p>
+      <w:pPr>
+        <w:numPr>
+          <w:ilvl w:val="0"/>
+          <w:numId w:val="2"/>
+        </w:numPr>
+        <w:rPr>
+          <w:rFonts w:ascii="宋体" w:hAnsi="宋体" w:cs="宋体"/>
+          <w:b/>
+          <w:bCs/>
+          <w:sz w:val="28"/>
+          <w:szCs w:val="28"/>
+        </w:rPr>
+      </w:pPr>
       <w:r>
         <w:rPr>
           <w:rFonts w:ascii="宋体" w:hAnsi="宋体" w:cs="宋体" w:hint="eastAsia"/>
@@ -2725,8 +2392,55 @@
           <w:sz w:val="28"/>
           <w:szCs w:val="28"/>
         </w:rPr>
-        <w:t>的</w:t>
-      </w:r>
+        <w:t>研究开发工作组织和分工情况</w:t>
+      </w:r>
+    </w:p>
+    <w:p>
+      <w:pPr>
+        <w:ind w:firstLineChars="200" w:firstLine="480"/>
+        <w:rPr>
+          <w:rFonts w:ascii="宋体" w:hAnsi="宋体" w:cs="宋体"/>
+          <w:color w:val="000000"/>
+          <w:sz w:val="24"/>
+        </w:rPr>
+      </w:pPr>
+      <w:r>
+        <w:rPr>
+          <w:rFonts w:hint="eastAsia"/>
+          <w:sz w:val="24"/>
+        </w:rPr>
+        <w:t>{{</w:t>
+      </w:r>
+      <w:r>
+        <w:rPr>
+          <w:rFonts w:ascii="宋体" w:hAnsi="宋体" w:cs="宋体" w:hint="eastAsia"/>
+          <w:color w:val="000000"/>
+          <w:sz w:val="24"/>
+        </w:rPr>
+        <w:t>组织分工</w:t>
+      </w:r>
+      <w:r>
+        <w:rPr>
+          <w:rFonts w:hint="eastAsia"/>
+          <w:sz w:val="24"/>
+        </w:rPr>
+        <w:t>}}</w:t>
+      </w:r>
+    </w:p>
+    <w:p>
+      <w:pPr>
+        <w:numPr>
+          <w:ilvl w:val="0"/>
+          <w:numId w:val="2"/>
+        </w:numPr>
+        <w:rPr>
+          <w:rFonts w:ascii="宋体" w:hAnsi="宋体" w:cs="宋体"/>
+          <w:b/>
+          <w:bCs/>
+          <w:sz w:val="28"/>
+          <w:szCs w:val="28"/>
+        </w:rPr>
+      </w:pPr>
       <w:r>
         <w:rPr>
           <w:rFonts w:ascii="宋体" w:hAnsi="宋体" w:cs="宋体" w:hint="eastAsia"/>
@@ -2735,291 +2449,6 @@
           <w:sz w:val="28"/>
           <w:szCs w:val="28"/>
         </w:rPr>
-        <w:t>技术工艺路线</w:t>
-      </w:r>
-    </w:p>
-    <w:p>
-      <w:pPr>
-        <w:widowControl/>
-        <w:jc w:val="left"/>
-        <w:rPr>
-          <w:rFonts w:ascii="宋体" w:hAnsi="宋体" w:cs="宋体"/>
-          <w:b/>
-          <w:bCs/>
-          <w:sz w:val="28"/>
-          <w:szCs w:val="28"/>
-        </w:rPr>
-      </w:pPr>
-      <w:r>
-        <w:rPr>
-          <w:rFonts w:ascii="宋体" w:hAnsi="宋体" w:cs="宋体"/>
-          <w:sz w:val="24"/>
-        </w:rPr>
-        <w:t>(</w:t>
-      </w:r>
-      <w:r>
-        <w:rPr>
-          <w:rFonts w:ascii="宋体" w:hAnsi="宋体" w:cs="宋体"/>
-          <w:sz w:val="24"/>
-        </w:rPr>
-        <w:t>一</w:t>
-      </w:r>
-      <w:r>
-        <w:rPr>
-          <w:rFonts w:ascii="宋体" w:hAnsi="宋体" w:cs="宋体"/>
-          <w:sz w:val="24"/>
-        </w:rPr>
-        <w:t xml:space="preserve">) </w:t>
-      </w:r>
-      <w:r>
-        <w:rPr>
-          <w:rFonts w:ascii="HYShuSongErKW" w:eastAsia="HYShuSongErKW" w:hAnsi="HYShuSongErKW" w:cs="HYShuSongErKW"/>
-          <w:color w:val="000000"/>
-          <w:kern w:val="0"/>
-          <w:sz w:val="24"/>
-          <w:lang w:bidi="ar"/>
-        </w:rPr>
-        <w:t>总体技术路线</w:t>
-      </w:r>
-    </w:p>
-    <w:p>
-      <w:pPr>
-        <w:ind w:firstLineChars="200" w:firstLine="480"/>
-        <w:rPr>
-          <w:sz w:val="24"/>
-        </w:rPr>
-      </w:pPr>
-      <w:r>
-        <w:rPr>
-          <w:rFonts w:hint="eastAsia"/>
-          <w:sz w:val="24"/>
-        </w:rPr>
-        <w:t>{{</w:t>
-      </w:r>
-      <w:r>
-        <w:rPr>
-          <w:rFonts w:ascii="宋体" w:hAnsi="宋体" w:cs="宋体"/>
-          <w:sz w:val="24"/>
-        </w:rPr>
-        <w:t>总体技术路线</w:t>
-      </w:r>
-      <w:r>
-        <w:rPr>
-          <w:rFonts w:hint="eastAsia"/>
-          <w:sz w:val="24"/>
-        </w:rPr>
-        <w:t>}}</w:t>
-      </w:r>
-    </w:p>
-    <w:p>
-      <w:pPr>
-        <w:rPr>
-          <w:rFonts w:ascii="宋体" w:hAnsi="宋体" w:cs="宋体"/>
-          <w:sz w:val="24"/>
-        </w:rPr>
-      </w:pPr>
-      <w:r>
-        <w:rPr>
-          <w:rFonts w:ascii="宋体" w:hAnsi="宋体" w:cs="宋体"/>
-          <w:sz w:val="24"/>
-        </w:rPr>
-        <w:t>(</w:t>
-      </w:r>
-      <w:r>
-        <w:rPr>
-          <w:rFonts w:ascii="宋体" w:hAnsi="宋体" w:cs="宋体" w:hint="eastAsia"/>
-          <w:sz w:val="24"/>
-        </w:rPr>
-        <w:t>二</w:t>
-      </w:r>
-      <w:r>
-        <w:rPr>
-          <w:rFonts w:ascii="宋体" w:hAnsi="宋体" w:cs="宋体"/>
-          <w:sz w:val="24"/>
-        </w:rPr>
-        <w:t xml:space="preserve">) </w:t>
-      </w:r>
-      <w:r>
-        <w:rPr>
-          <w:rFonts w:ascii="宋体" w:hAnsi="宋体" w:cs="宋体"/>
-          <w:sz w:val="24"/>
-        </w:rPr>
-        <w:t>工艺流程图</w:t>
-      </w:r>
-    </w:p>
-    <w:p>
-      <w:pPr>
-        <w:ind w:firstLineChars="200" w:firstLine="480"/>
-        <w:rPr>
-          <w:sz w:val="24"/>
-        </w:rPr>
-      </w:pPr>
-      <w:r>
-        <w:rPr>
-          <w:rFonts w:hint="eastAsia"/>
-          <w:sz w:val="24"/>
-        </w:rPr>
-        <w:t>{{</w:t>
-      </w:r>
-      <w:r>
-        <w:rPr>
-          <w:rFonts w:ascii="宋体" w:hAnsi="宋体" w:cs="宋体"/>
-          <w:sz w:val="24"/>
-        </w:rPr>
-        <w:t>工艺流程图</w:t>
-      </w:r>
-      <w:r>
-        <w:rPr>
-          <w:rFonts w:hint="eastAsia"/>
-          <w:sz w:val="24"/>
-        </w:rPr>
-        <w:t>}}</w:t>
-      </w:r>
-    </w:p>
-    <w:p>
-      <w:pPr>
-        <w:rPr>
-          <w:rFonts w:ascii="宋体" w:hAnsi="宋体" w:cs="宋体"/>
-          <w:sz w:val="24"/>
-        </w:rPr>
-      </w:pPr>
-      <w:r>
-        <w:rPr>
-          <w:rFonts w:ascii="宋体" w:hAnsi="宋体" w:cs="宋体"/>
-          <w:sz w:val="24"/>
-        </w:rPr>
-        <w:t>(</w:t>
-      </w:r>
-      <w:r>
-        <w:rPr>
-          <w:rFonts w:ascii="宋体" w:hAnsi="宋体" w:cs="宋体" w:hint="eastAsia"/>
-          <w:sz w:val="24"/>
-        </w:rPr>
-        <w:t>三</w:t>
-      </w:r>
-      <w:r>
-        <w:rPr>
-          <w:rFonts w:ascii="宋体" w:hAnsi="宋体" w:cs="宋体"/>
-          <w:sz w:val="24"/>
-        </w:rPr>
-        <w:t xml:space="preserve">) </w:t>
-      </w:r>
-      <w:r>
-        <w:rPr>
-          <w:rFonts w:ascii="宋体" w:hAnsi="宋体" w:cs="宋体"/>
-          <w:sz w:val="24"/>
-        </w:rPr>
-        <w:t>各阶段技术说明</w:t>
-      </w:r>
-    </w:p>
-    <w:p>
-      <w:pPr>
-        <w:ind w:firstLineChars="200" w:firstLine="480"/>
-        <w:rPr>
-          <w:sz w:val="24"/>
-        </w:rPr>
-      </w:pPr>
-      <w:r>
-        <w:rPr>
-          <w:rFonts w:hint="eastAsia"/>
-          <w:sz w:val="24"/>
-        </w:rPr>
-        <w:t>{{</w:t>
-      </w:r>
-      <w:r>
-        <w:rPr>
-          <w:rFonts w:ascii="宋体" w:hAnsi="宋体" w:cs="宋体"/>
-          <w:sz w:val="24"/>
-        </w:rPr>
-        <w:t>各阶段技术说明</w:t>
-      </w:r>
-      <w:r>
-        <w:rPr>
-          <w:rFonts w:hint="eastAsia"/>
-          <w:sz w:val="24"/>
-        </w:rPr>
-        <w:t>}}</w:t>
-      </w:r>
-    </w:p>
-    <w:p>
-      <w:pPr>
-        <w:numPr>
-          <w:ilvl w:val="0"/>
-          <w:numId w:val="2"/>
-        </w:numPr>
-        <w:rPr>
-          <w:rFonts w:ascii="宋体" w:hAnsi="宋体" w:cs="宋体"/>
-          <w:b/>
-          <w:bCs/>
-          <w:sz w:val="28"/>
-          <w:szCs w:val="28"/>
-        </w:rPr>
-      </w:pPr>
-      <w:r>
-        <w:rPr>
-          <w:rFonts w:ascii="宋体" w:hAnsi="宋体" w:cs="宋体" w:hint="eastAsia"/>
-          <w:b/>
-          <w:bCs/>
-          <w:sz w:val="28"/>
-          <w:szCs w:val="28"/>
-        </w:rPr>
-        <w:t>研究开发工作组织和分工情况</w:t>
-      </w:r>
-    </w:p>
-    <w:p>
-      <w:pPr>
-        <w:ind w:firstLineChars="200" w:firstLine="480"/>
-        <w:rPr>
-          <w:rFonts w:ascii="宋体" w:hAnsi="宋体" w:cs="宋体"/>
-          <w:color w:val="000000"/>
-          <w:sz w:val="24"/>
-        </w:rPr>
-      </w:pPr>
-      <w:r>
-        <w:rPr>
-          <w:rFonts w:hint="eastAsia"/>
-          <w:sz w:val="24"/>
-        </w:rPr>
-        <w:t>{{</w:t>
-      </w:r>
-      <w:r>
-        <w:rPr>
-          <w:rFonts w:ascii="宋体" w:hAnsi="宋体" w:cs="宋体" w:hint="eastAsia"/>
-          <w:color w:val="000000"/>
-          <w:sz w:val="24"/>
-        </w:rPr>
-        <w:t>组织分工</w:t>
-      </w:r>
-      <w:r>
-        <w:rPr>
-          <w:rFonts w:hint="eastAsia"/>
-          <w:sz w:val="24"/>
-        </w:rPr>
-        <w:t>}}</w:t>
-      </w:r>
-    </w:p>
-    <w:p>
-      <w:pPr>
-        <w:numPr>
-          <w:ilvl w:val="0"/>
-          <w:numId w:val="2"/>
-        </w:numPr>
-        <w:rPr>
-          <w:rFonts w:ascii="宋体" w:hAnsi="宋体" w:cs="宋体"/>
-          <w:b/>
-          <w:bCs/>
-          <w:sz w:val="28"/>
-          <w:szCs w:val="28"/>
-        </w:rPr>
-      </w:pPr>
-      <w:r>
-        <w:rPr>
-          <w:rFonts w:ascii="宋体" w:hAnsi="宋体" w:cs="宋体" w:hint="eastAsia"/>
-          <w:b/>
-          <w:bCs/>
-          <w:sz w:val="28"/>
-          <w:szCs w:val="28"/>
-        </w:rPr>
         <w:t>计划进度，包括总的研究期限和阶段计划进度</w:t>
       </w:r>
     </w:p>
@@ -3097,14 +2526,7 @@
           <w:rFonts w:ascii="宋体" w:hAnsi="宋体" w:cs="宋体"/>
           <w:sz w:val="24"/>
         </w:rPr>
-        <w:t xml:space="preserve">) </w:t>
-      </w:r>
-      <w:r>
-        <w:rPr>
-          <w:rFonts w:ascii="宋体" w:hAnsi="宋体" w:cs="宋体"/>
-          <w:sz w:val="24"/>
-        </w:rPr>
-        <w:t>阶段计划进度</w:t>
+        <w:t>) 阶段计划进度</w:t>
       </w:r>
     </w:p>
     <w:p>
@@ -3340,15 +2762,7 @@
                 <w:sz w:val="24"/>
                 <w:szCs w:val="24"/>
               </w:rPr>
-              <w:t>本项目中</w:t>
-            </w:r>
-            <w:r>
-              <w:rPr>
-                <w:rFonts w:ascii="宋体" w:eastAsia="宋体" w:hAnsi="宋体" w:cs="宋体" w:hint="eastAsia"/>
-                <w:sz w:val="24"/>
-                <w:szCs w:val="24"/>
-              </w:rPr>
-              <w:t>承担工作</w:t>
+              <w:t>本项目中承担工作</w:t>
             </w:r>
           </w:p>
         </w:tc>
@@ -3447,23 +2861,7 @@
                 <w:sz w:val="24"/>
                 <w:szCs w:val="24"/>
               </w:rPr>
-              <w:t>{{</w:t>
-            </w:r>
-            <w:r>
-              <w:rPr>
-                <w:rFonts w:ascii="宋体" w:eastAsia="宋体" w:hAnsi="宋体" w:cs="宋体" w:hint="eastAsia"/>
-                <w:sz w:val="24"/>
-                <w:szCs w:val="24"/>
-              </w:rPr>
-              <w:t>部门</w:t>
-            </w:r>
-            <w:r>
-              <w:rPr>
-                <w:rFonts w:ascii="宋体" w:eastAsia="宋体" w:hAnsi="宋体" w:cs="宋体" w:hint="eastAsia"/>
-                <w:sz w:val="24"/>
-                <w:szCs w:val="24"/>
-              </w:rPr>
-              <w:t>1}}</w:t>
+              <w:t>{{部门1}}</w:t>
             </w:r>
           </w:p>
         </w:tc>
@@ -3523,23 +2921,7 @@
                 <w:sz w:val="24"/>
                 <w:szCs w:val="24"/>
               </w:rPr>
-              <w:t>{{</w:t>
-            </w:r>
-            <w:r>
-              <w:rPr>
-                <w:rFonts w:ascii="宋体" w:eastAsia="宋体" w:hAnsi="宋体" w:cs="宋体" w:hint="eastAsia"/>
-                <w:sz w:val="24"/>
-                <w:szCs w:val="24"/>
-              </w:rPr>
-              <w:t>本项目中承担工作</w:t>
-            </w:r>
-            <w:r>
-              <w:rPr>
-                <w:rFonts w:ascii="宋体" w:eastAsia="宋体" w:hAnsi="宋体" w:cs="宋体" w:hint="eastAsia"/>
-                <w:sz w:val="24"/>
-                <w:szCs w:val="24"/>
-              </w:rPr>
-              <w:t xml:space="preserve">1}} </w:t>
+              <w:t xml:space="preserve">{{本项目中承担工作1}} </w:t>
             </w:r>
           </w:p>
         </w:tc>
@@ -3638,23 +3020,7 @@
                 <w:sz w:val="24"/>
                 <w:szCs w:val="24"/>
               </w:rPr>
-              <w:t>{{</w:t>
-            </w:r>
-            <w:r>
-              <w:rPr>
-                <w:rFonts w:ascii="宋体" w:eastAsia="宋体" w:hAnsi="宋体" w:cs="宋体" w:hint="eastAsia"/>
-                <w:sz w:val="24"/>
-                <w:szCs w:val="24"/>
-              </w:rPr>
-              <w:t>部门</w:t>
-            </w:r>
-            <w:r>
-              <w:rPr>
-                <w:rFonts w:ascii="宋体" w:eastAsia="宋体" w:hAnsi="宋体" w:cs="宋体" w:hint="eastAsia"/>
-                <w:sz w:val="24"/>
-                <w:szCs w:val="24"/>
-              </w:rPr>
-              <w:t>2}}</w:t>
+              <w:t>{{部门2}}</w:t>
             </w:r>
           </w:p>
         </w:tc>
@@ -3711,28 +3077,7 @@
                 <w:rFonts w:ascii="宋体" w:hAnsi="宋体" w:cs="宋体" w:hint="eastAsia"/>
                 <w:sz w:val="24"/>
               </w:rPr>
-              <w:t>{{</w:t>
-            </w:r>
-            <w:r>
-              <w:rPr>
-                <w:rFonts w:ascii="宋体" w:hAnsi="宋体" w:cs="宋体" w:hint="eastAsia"/>
-                <w:sz w:val="24"/>
-              </w:rPr>
-              <w:t>本项目中承担工作</w:t>
-            </w:r>
-            <w:r>
-              <w:rPr>
-                <w:rFonts w:ascii="宋体" w:hAnsi="宋体" w:cs="宋体" w:hint="eastAsia"/>
-                <w:sz w:val="24"/>
-              </w:rPr>
-              <w:t>2</w:t>
-            </w:r>
-            <w:r>
-              <w:rPr>
-                <w:rFonts w:ascii="宋体" w:hAnsi="宋体" w:cs="宋体" w:hint="eastAsia"/>
-                <w:sz w:val="24"/>
-              </w:rPr>
-              <w:t xml:space="preserve">}} </w:t>
+              <w:t xml:space="preserve">{{本项目中承担工作2}} </w:t>
             </w:r>
           </w:p>
         </w:tc>
@@ -3831,23 +3176,7 @@
                 <w:sz w:val="24"/>
                 <w:szCs w:val="24"/>
               </w:rPr>
-              <w:t>{{</w:t>
-            </w:r>
-            <w:r>
-              <w:rPr>
-                <w:rFonts w:ascii="宋体" w:eastAsia="宋体" w:hAnsi="宋体" w:cs="宋体" w:hint="eastAsia"/>
-                <w:sz w:val="24"/>
-                <w:szCs w:val="24"/>
-              </w:rPr>
-              <w:t>部门</w:t>
-            </w:r>
-            <w:r>
-              <w:rPr>
-                <w:rFonts w:ascii="宋体" w:eastAsia="宋体" w:hAnsi="宋体" w:cs="宋体" w:hint="eastAsia"/>
-                <w:sz w:val="24"/>
-                <w:szCs w:val="24"/>
-              </w:rPr>
-              <w:t>3}}</w:t>
+              <w:t>{{部门3}}</w:t>
             </w:r>
           </w:p>
         </w:tc>
@@ -3904,28 +3233,7 @@
                 <w:rFonts w:ascii="宋体" w:hAnsi="宋体" w:cs="宋体" w:hint="eastAsia"/>
                 <w:sz w:val="24"/>
               </w:rPr>
-              <w:t>{{</w:t>
-            </w:r>
-            <w:r>
-              <w:rPr>
-                <w:rFonts w:ascii="宋体" w:hAnsi="宋体" w:cs="宋体" w:hint="eastAsia"/>
-                <w:sz w:val="24"/>
-              </w:rPr>
-              <w:t>本项目中承担工作</w:t>
-            </w:r>
-            <w:r>
-              <w:rPr>
-                <w:rFonts w:ascii="宋体" w:hAnsi="宋体" w:cs="宋体" w:hint="eastAsia"/>
-                <w:sz w:val="24"/>
-              </w:rPr>
-              <w:t>3</w:t>
-            </w:r>
-            <w:r>
-              <w:rPr>
-                <w:rFonts w:ascii="宋体" w:hAnsi="宋体" w:cs="宋体" w:hint="eastAsia"/>
-                <w:sz w:val="24"/>
-              </w:rPr>
-              <w:t xml:space="preserve">}} </w:t>
+              <w:t xml:space="preserve">{{本项目中承担工作3}} </w:t>
             </w:r>
           </w:p>
         </w:tc>
@@ -4025,23 +3333,7 @@
                 <w:sz w:val="24"/>
                 <w:szCs w:val="24"/>
               </w:rPr>
-              <w:t>{{</w:t>
-            </w:r>
-            <w:r>
-              <w:rPr>
-                <w:rFonts w:ascii="宋体" w:eastAsia="宋体" w:hAnsi="宋体" w:cs="宋体" w:hint="eastAsia"/>
-                <w:sz w:val="24"/>
-                <w:szCs w:val="24"/>
-              </w:rPr>
-              <w:t>部门</w:t>
-            </w:r>
-            <w:r>
-              <w:rPr>
-                <w:rFonts w:ascii="宋体" w:eastAsia="宋体" w:hAnsi="宋体" w:cs="宋体" w:hint="eastAsia"/>
-                <w:sz w:val="24"/>
-                <w:szCs w:val="24"/>
-              </w:rPr>
-              <w:t>4}}</w:t>
+              <w:t>{{部门4}}</w:t>
             </w:r>
           </w:p>
         </w:tc>
@@ -4098,28 +3390,7 @@
                 <w:rFonts w:ascii="宋体" w:hAnsi="宋体" w:cs="宋体" w:hint="eastAsia"/>
                 <w:sz w:val="24"/>
               </w:rPr>
-              <w:t>{{</w:t>
-            </w:r>
-            <w:r>
-              <w:rPr>
-                <w:rFonts w:ascii="宋体" w:hAnsi="宋体" w:cs="宋体" w:hint="eastAsia"/>
-                <w:sz w:val="24"/>
-              </w:rPr>
-              <w:t>本项目中承担工作</w:t>
-            </w:r>
-            <w:r>
-              <w:rPr>
-                <w:rFonts w:ascii="宋体" w:hAnsi="宋体" w:cs="宋体" w:hint="eastAsia"/>
-                <w:sz w:val="24"/>
-              </w:rPr>
-              <w:t>4</w:t>
-            </w:r>
-            <w:r>
-              <w:rPr>
-                <w:rFonts w:ascii="宋体" w:hAnsi="宋体" w:cs="宋体" w:hint="eastAsia"/>
-                <w:sz w:val="24"/>
-              </w:rPr>
-              <w:t xml:space="preserve">}}  </w:t>
+              <w:t xml:space="preserve">{{本项目中承担工作4}}  </w:t>
             </w:r>
           </w:p>
         </w:tc>
@@ -4218,23 +3489,7 @@
                 <w:sz w:val="24"/>
                 <w:szCs w:val="24"/>
               </w:rPr>
-              <w:t>{{</w:t>
-            </w:r>
-            <w:r>
-              <w:rPr>
-                <w:rFonts w:ascii="宋体" w:eastAsia="宋体" w:hAnsi="宋体" w:cs="宋体" w:hint="eastAsia"/>
-                <w:sz w:val="24"/>
-                <w:szCs w:val="24"/>
-              </w:rPr>
-              <w:t>部门</w:t>
-            </w:r>
-            <w:r>
-              <w:rPr>
-                <w:rFonts w:ascii="宋体" w:eastAsia="宋体" w:hAnsi="宋体" w:cs="宋体" w:hint="eastAsia"/>
-                <w:sz w:val="24"/>
-                <w:szCs w:val="24"/>
-              </w:rPr>
-              <w:t>5}}</w:t>
+              <w:t>{{部门5}}</w:t>
             </w:r>
           </w:p>
         </w:tc>
@@ -4291,28 +3546,7 @@
                 <w:rFonts w:ascii="宋体" w:hAnsi="宋体" w:cs="宋体" w:hint="eastAsia"/>
                 <w:sz w:val="24"/>
               </w:rPr>
-              <w:t>{{</w:t>
-            </w:r>
-            <w:r>
-              <w:rPr>
-                <w:rFonts w:ascii="宋体" w:hAnsi="宋体" w:cs="宋体" w:hint="eastAsia"/>
-                <w:sz w:val="24"/>
-              </w:rPr>
-              <w:t>本项目中承担工作</w:t>
-            </w:r>
-            <w:r>
-              <w:rPr>
-                <w:rFonts w:ascii="宋体" w:hAnsi="宋体" w:cs="宋体" w:hint="eastAsia"/>
-                <w:sz w:val="24"/>
-              </w:rPr>
-              <w:t>5</w:t>
-            </w:r>
-            <w:r>
-              <w:rPr>
-                <w:rFonts w:ascii="宋体" w:hAnsi="宋体" w:cs="宋体" w:hint="eastAsia"/>
-                <w:sz w:val="24"/>
-              </w:rPr>
-              <w:t xml:space="preserve">}} </w:t>
+              <w:t xml:space="preserve">{{本项目中承担工作5}} </w:t>
             </w:r>
           </w:p>
         </w:tc>
@@ -4411,23 +3645,7 @@
                 <w:sz w:val="24"/>
                 <w:szCs w:val="24"/>
               </w:rPr>
-              <w:t>{{</w:t>
-            </w:r>
-            <w:r>
-              <w:rPr>
-                <w:rFonts w:ascii="宋体" w:eastAsia="宋体" w:hAnsi="宋体" w:cs="宋体" w:hint="eastAsia"/>
-                <w:sz w:val="24"/>
-                <w:szCs w:val="24"/>
-              </w:rPr>
-              <w:t>部门</w:t>
-            </w:r>
-            <w:r>
-              <w:rPr>
-                <w:rFonts w:ascii="宋体" w:eastAsia="宋体" w:hAnsi="宋体" w:cs="宋体" w:hint="eastAsia"/>
-                <w:sz w:val="24"/>
-                <w:szCs w:val="24"/>
-              </w:rPr>
-              <w:t>6}}</w:t>
+              <w:t>{{部门6}}</w:t>
             </w:r>
           </w:p>
         </w:tc>
@@ -4484,28 +3702,7 @@
                 <w:rFonts w:ascii="宋体" w:hAnsi="宋体" w:cs="宋体" w:hint="eastAsia"/>
                 <w:sz w:val="24"/>
               </w:rPr>
-              <w:t>{{</w:t>
-            </w:r>
-            <w:r>
-              <w:rPr>
-                <w:rFonts w:ascii="宋体" w:hAnsi="宋体" w:cs="宋体" w:hint="eastAsia"/>
-                <w:sz w:val="24"/>
-              </w:rPr>
-              <w:t>本项目中承担工作</w:t>
-            </w:r>
-            <w:r>
-              <w:rPr>
-                <w:rFonts w:ascii="宋体" w:hAnsi="宋体" w:cs="宋体" w:hint="eastAsia"/>
-                <w:sz w:val="24"/>
-              </w:rPr>
-              <w:t>6</w:t>
-            </w:r>
-            <w:r>
-              <w:rPr>
-                <w:rFonts w:ascii="宋体" w:hAnsi="宋体" w:cs="宋体" w:hint="eastAsia"/>
-                <w:sz w:val="24"/>
-              </w:rPr>
-              <w:t xml:space="preserve">}} </w:t>
+              <w:t xml:space="preserve">{{本项目中承担工作6}} </w:t>
             </w:r>
           </w:p>
         </w:tc>
@@ -4604,23 +3801,7 @@
                 <w:sz w:val="24"/>
                 <w:szCs w:val="24"/>
               </w:rPr>
-              <w:t>{{</w:t>
-            </w:r>
-            <w:r>
-              <w:rPr>
-                <w:rFonts w:ascii="宋体" w:eastAsia="宋体" w:hAnsi="宋体" w:cs="宋体" w:hint="eastAsia"/>
-                <w:sz w:val="24"/>
-                <w:szCs w:val="24"/>
-              </w:rPr>
-              <w:t>部门</w:t>
-            </w:r>
-            <w:r>
-              <w:rPr>
-                <w:rFonts w:ascii="宋体" w:eastAsia="宋体" w:hAnsi="宋体" w:cs="宋体" w:hint="eastAsia"/>
-                <w:sz w:val="24"/>
-                <w:szCs w:val="24"/>
-              </w:rPr>
-              <w:t>7}}</w:t>
+              <w:t>{{部门7}}</w:t>
             </w:r>
           </w:p>
         </w:tc>
@@ -4677,28 +3858,7 @@
                 <w:rFonts w:ascii="宋体" w:hAnsi="宋体" w:cs="宋体" w:hint="eastAsia"/>
                 <w:sz w:val="24"/>
               </w:rPr>
-              <w:t>{{</w:t>
-            </w:r>
-            <w:r>
-              <w:rPr>
-                <w:rFonts w:ascii="宋体" w:hAnsi="宋体" w:cs="宋体" w:hint="eastAsia"/>
-                <w:sz w:val="24"/>
-              </w:rPr>
-              <w:t>本项目中承担工作</w:t>
-            </w:r>
-            <w:r>
-              <w:rPr>
-                <w:rFonts w:ascii="宋体" w:hAnsi="宋体" w:cs="宋体" w:hint="eastAsia"/>
-                <w:sz w:val="24"/>
-              </w:rPr>
-              <w:t>7</w:t>
-            </w:r>
-            <w:r>
-              <w:rPr>
-                <w:rFonts w:ascii="宋体" w:hAnsi="宋体" w:cs="宋体" w:hint="eastAsia"/>
-                <w:sz w:val="24"/>
-              </w:rPr>
-              <w:t xml:space="preserve">}} </w:t>
+              <w:t xml:space="preserve">{{本项目中承担工作7}} </w:t>
             </w:r>
           </w:p>
         </w:tc>
@@ -4749,25 +3909,7 @@
           <w:sz w:val="24"/>
           <w:u w:val="single"/>
         </w:rPr>
-        <w:t xml:space="preserve">  {{</w:t>
-      </w:r>
-      <w:r>
-        <w:rPr>
-          <w:rFonts w:ascii="宋体" w:hAnsi="宋体" w:cs="宋体" w:hint="eastAsia"/>
-          <w:color w:val="000000"/>
-          <w:sz w:val="24"/>
-          <w:u w:val="single"/>
-        </w:rPr>
-        <w:t>项目预计总经费</w:t>
-      </w:r>
-      <w:r>
-        <w:rPr>
-          <w:rFonts w:ascii="宋体" w:hAnsi="宋体" w:cs="宋体" w:hint="eastAsia"/>
-          <w:color w:val="000000"/>
-          <w:sz w:val="24"/>
-          <w:u w:val="single"/>
-        </w:rPr>
-        <w:t xml:space="preserve">}}      </w:t>
+        <w:t xml:space="preserve">  {{项目预计总经费}}      </w:t>
       </w:r>
       <w:r>
         <w:rPr>
@@ -4824,27 +3966,7 @@
                 <w:sz w:val="24"/>
                 <w:lang w:bidi="ar"/>
               </w:rPr>
-              <w:t>经费支出预算</w:t>
-            </w:r>
-            <w:r>
-              <w:rPr>
-                <w:rFonts w:ascii="宋体" w:hAnsi="宋体" w:cs="宋体" w:hint="eastAsia"/>
-                <w:color w:val="000000"/>
-                <w:kern w:val="0"/>
-                <w:sz w:val="24"/>
-                <w:lang w:bidi="ar"/>
-              </w:rPr>
-              <w:t xml:space="preserve"> </w:t>
-            </w:r>
-            <w:r>
-              <w:rPr>
-                <w:rFonts w:ascii="宋体" w:hAnsi="宋体" w:cs="宋体" w:hint="eastAsia"/>
-                <w:color w:val="000000"/>
-                <w:kern w:val="0"/>
-                <w:sz w:val="24"/>
-                <w:lang w:bidi="ar"/>
-              </w:rPr>
-              <w:t>（</w:t>
+              <w:t>经费支出预算 （</w:t>
             </w:r>
             <w:r>
               <w:rPr>
@@ -4891,27 +4013,7 @@
                 <w:sz w:val="24"/>
                 <w:lang w:bidi="ar"/>
               </w:rPr>
-              <w:t>科</w:t>
-            </w:r>
-            <w:r>
-              <w:rPr>
-                <w:rFonts w:ascii="宋体" w:hAnsi="宋体" w:cs="宋体" w:hint="eastAsia"/>
-                <w:color w:val="000000"/>
-                <w:kern w:val="0"/>
-                <w:sz w:val="24"/>
-                <w:lang w:bidi="ar"/>
-              </w:rPr>
-              <w:t xml:space="preserve">    </w:t>
-            </w:r>
-            <w:r>
-              <w:rPr>
-                <w:rFonts w:ascii="宋体" w:hAnsi="宋体" w:cs="宋体" w:hint="eastAsia"/>
-                <w:color w:val="000000"/>
-                <w:kern w:val="0"/>
-                <w:sz w:val="24"/>
-                <w:lang w:bidi="ar"/>
-              </w:rPr>
-              <w:t>目</w:t>
+              <w:t>科    目</w:t>
             </w:r>
           </w:p>
         </w:tc>
@@ -5001,16 +4103,7 @@
                 <w:sz w:val="24"/>
                 <w:lang w:bidi="ar"/>
               </w:rPr>
-              <w:t>2025</w:t>
-            </w:r>
-            <w:r>
-              <w:rPr>
-                <w:rFonts w:ascii="宋体" w:hAnsi="宋体" w:cs="宋体" w:hint="eastAsia"/>
-                <w:kern w:val="0"/>
-                <w:sz w:val="24"/>
-                <w:lang w:bidi="ar"/>
-              </w:rPr>
-              <w:t>年</w:t>
+              <w:t>2025年</w:t>
             </w:r>
           </w:p>
         </w:tc>
@@ -5043,16 +4136,7 @@
                 <w:sz w:val="24"/>
                 <w:lang w:bidi="ar"/>
               </w:rPr>
-              <w:t>2026</w:t>
-            </w:r>
-            <w:r>
-              <w:rPr>
-                <w:rFonts w:ascii="宋体" w:hAnsi="宋体" w:cs="宋体" w:hint="eastAsia"/>
-                <w:kern w:val="0"/>
-                <w:sz w:val="24"/>
-                <w:lang w:bidi="ar"/>
-              </w:rPr>
-              <w:t>年</w:t>
+              <w:t>2026年</w:t>
             </w:r>
           </w:p>
         </w:tc>
@@ -5089,17 +4173,7 @@
                 <w:sz w:val="24"/>
                 <w:lang w:bidi="ar"/>
               </w:rPr>
-              <w:t>1</w:t>
-            </w:r>
-            <w:r>
-              <w:rPr>
-                <w:rFonts w:ascii="宋体" w:hAnsi="宋体" w:cs="宋体" w:hint="eastAsia"/>
-                <w:color w:val="000000"/>
-                <w:kern w:val="0"/>
-                <w:sz w:val="24"/>
-                <w:lang w:bidi="ar"/>
-              </w:rPr>
-              <w:t>、直接从事研发活动的本企业在职人员人工费</w:t>
+              <w:t>1、直接从事研发活动的本企业在职人员人工费</w:t>
             </w:r>
           </w:p>
         </w:tc>
@@ -5183,17 +4257,7 @@
                 <w:sz w:val="24"/>
                 <w:lang w:bidi="ar"/>
               </w:rPr>
-              <w:t>2</w:t>
-            </w:r>
-            <w:r>
-              <w:rPr>
-                <w:rFonts w:ascii="宋体" w:hAnsi="宋体" w:cs="宋体" w:hint="eastAsia"/>
-                <w:color w:val="000000"/>
-                <w:kern w:val="0"/>
-                <w:sz w:val="24"/>
-                <w:lang w:bidi="ar"/>
-              </w:rPr>
-              <w:t>、研发活动直接投入的费用</w:t>
+              <w:t>2、研发活动直接投入的费用</w:t>
             </w:r>
           </w:p>
         </w:tc>
@@ -5277,17 +4341,7 @@
                 <w:sz w:val="24"/>
                 <w:lang w:bidi="ar"/>
               </w:rPr>
-              <w:t>3</w:t>
-            </w:r>
-            <w:r>
-              <w:rPr>
-                <w:rFonts w:ascii="宋体" w:hAnsi="宋体" w:cs="宋体" w:hint="eastAsia"/>
-                <w:color w:val="000000"/>
-                <w:kern w:val="0"/>
-                <w:sz w:val="24"/>
-                <w:lang w:bidi="ar"/>
-              </w:rPr>
-              <w:t>、仪器、设备的折旧费或租赁费</w:t>
+              <w:t>3、仪器、设备的折旧费或租赁费</w:t>
             </w:r>
           </w:p>
         </w:tc>
@@ -5371,17 +4425,7 @@
                 <w:sz w:val="24"/>
                 <w:lang w:bidi="ar"/>
               </w:rPr>
-              <w:t>4</w:t>
-            </w:r>
-            <w:r>
-              <w:rPr>
-                <w:rFonts w:ascii="宋体" w:hAnsi="宋体" w:cs="宋体" w:hint="eastAsia"/>
-                <w:color w:val="000000"/>
-                <w:kern w:val="0"/>
-                <w:sz w:val="24"/>
-                <w:lang w:bidi="ar"/>
-              </w:rPr>
-              <w:t>、无形资产摊销费用</w:t>
+              <w:t>4、无形资产摊销费用</w:t>
             </w:r>
           </w:p>
         </w:tc>
@@ -5465,17 +4509,7 @@
                 <w:sz w:val="24"/>
                 <w:lang w:bidi="ar"/>
               </w:rPr>
-              <w:t>5</w:t>
-            </w:r>
-            <w:r>
-              <w:rPr>
-                <w:rFonts w:ascii="宋体" w:hAnsi="宋体" w:cs="宋体" w:hint="eastAsia"/>
-                <w:color w:val="000000"/>
-                <w:kern w:val="0"/>
-                <w:sz w:val="24"/>
-                <w:lang w:bidi="ar"/>
-              </w:rPr>
-              <w:t>、设计费用</w:t>
+              <w:t>5、设计费用</w:t>
             </w:r>
           </w:p>
         </w:tc>
@@ -5559,17 +4593,7 @@
                 <w:sz w:val="24"/>
                 <w:lang w:bidi="ar"/>
               </w:rPr>
-              <w:t>6</w:t>
-            </w:r>
-            <w:r>
-              <w:rPr>
-                <w:rFonts w:ascii="宋体" w:hAnsi="宋体" w:cs="宋体" w:hint="eastAsia"/>
-                <w:color w:val="000000"/>
-                <w:kern w:val="0"/>
-                <w:sz w:val="24"/>
-                <w:lang w:bidi="ar"/>
-              </w:rPr>
-              <w:t>、装备调试费用与试验费用</w:t>
+              <w:t>6、装备调试费用与试验费用</w:t>
             </w:r>
           </w:p>
         </w:tc>
@@ -5653,17 +4677,7 @@
                 <w:sz w:val="24"/>
                 <w:lang w:bidi="ar"/>
               </w:rPr>
-              <w:t>7</w:t>
-            </w:r>
-            <w:r>
-              <w:rPr>
-                <w:rFonts w:ascii="宋体" w:hAnsi="宋体" w:cs="宋体" w:hint="eastAsia"/>
-                <w:color w:val="000000"/>
-                <w:kern w:val="0"/>
-                <w:sz w:val="24"/>
-                <w:lang w:bidi="ar"/>
-              </w:rPr>
-              <w:t>、委托外部研究开发费用</w:t>
+              <w:t>7、委托外部研究开发费用</w:t>
             </w:r>
           </w:p>
         </w:tc>
@@ -5748,17 +4762,7 @@
                 <w:sz w:val="24"/>
                 <w:lang w:bidi="ar"/>
               </w:rPr>
-              <w:t>8</w:t>
-            </w:r>
-            <w:r>
-              <w:rPr>
-                <w:rFonts w:ascii="宋体" w:hAnsi="宋体" w:cs="宋体" w:hint="eastAsia"/>
-                <w:color w:val="000000"/>
-                <w:kern w:val="0"/>
-                <w:sz w:val="24"/>
-                <w:lang w:bidi="ar"/>
-              </w:rPr>
-              <w:t>、其它</w:t>
+              <w:t>8、其它</w:t>
             </w:r>
           </w:p>
         </w:tc>
@@ -5960,23 +4964,7 @@
                 <w:color w:val="00B0F0"/>
                 <w:sz w:val="24"/>
               </w:rPr>
-              <w:t xml:space="preserve"> {{</w:t>
-            </w:r>
-            <w:r>
-              <w:rPr>
-                <w:rFonts w:ascii="宋体" w:hAnsi="宋体" w:cs="宋体"/>
-                <w:color w:val="00B0F0"/>
-                <w:sz w:val="24"/>
-              </w:rPr>
-              <w:t>项目预计总经费</w:t>
-            </w:r>
-            <w:r>
-              <w:rPr>
-                <w:rFonts w:ascii="宋体" w:hAnsi="宋体" w:cs="宋体"/>
-                <w:color w:val="00B0F0"/>
-                <w:sz w:val="24"/>
-              </w:rPr>
-              <w:t xml:space="preserve">}} </w:t>
+              <w:t xml:space="preserve"> {{项目预计总经费}} </w:t>
             </w:r>
           </w:p>
         </w:tc>
@@ -6142,25 +5130,7 @@
           <w:sz w:val="30"/>
           <w:szCs w:val="30"/>
         </w:rPr>
-        <w:t>{{</w:t>
-      </w:r>
-      <w:r>
-        <w:rPr>
-          <w:rFonts w:ascii="宋体" w:hAnsi="宋体" w:cs="宋体" w:hint="eastAsia"/>
-          <w:b/>
-          <w:sz w:val="30"/>
-          <w:szCs w:val="30"/>
-        </w:rPr>
-        <w:t>公司名称</w:t>
-      </w:r>
-      <w:r>
-        <w:rPr>
-          <w:rFonts w:ascii="宋体" w:hAnsi="宋体" w:cs="宋体" w:hint="eastAsia"/>
-          <w:b/>
-          <w:sz w:val="30"/>
-          <w:szCs w:val="30"/>
-        </w:rPr>
-        <w:t>}}</w:t>
+        <w:t>{{公司名称}}</w:t>
       </w:r>
     </w:p>
     <w:p>
@@ -6472,10 +5442,6 @@
           </w:p>
           <w:p>
             <w:pPr>
-              <w:numPr>
-                <w:ilvl w:val="0"/>
-                <w:numId w:val="5"/>
-              </w:numPr>
               <w:tabs>
                 <w:tab w:val="left" w:pos="742"/>
               </w:tabs>
@@ -6484,6 +5450,13 @@
                 <w:sz w:val="24"/>
               </w:rPr>
             </w:pPr>
+            <w:r>
+              <w:rPr>
+                <w:rFonts w:ascii="宋体" w:hAnsi="宋体" w:cs="宋体" w:hint="eastAsia"/>
+                <w:sz w:val="24"/>
+              </w:rPr>
+              <w:t>（一）</w:t>
+            </w:r>
             <w:r>
               <w:rPr>
                 <w:rFonts w:ascii="宋体" w:hAnsi="宋体" w:cs="宋体"/>
@@ -6531,10 +5504,62 @@
           </w:p>
           <w:p>
             <w:pPr>
-              <w:numPr>
-                <w:ilvl w:val="0"/>
-                <w:numId w:val="5"/>
-              </w:numPr>
+              <w:pStyle w:val="10"/>
+              <w:snapToGrid w:val="0"/>
+              <w:spacing w:line="360" w:lineRule="auto"/>
+              <w:ind w:firstLineChars="0" w:firstLine="0"/>
+              <w:rPr>
+                <w:rFonts w:ascii="宋体" w:hAnsi="宋体" w:cs="宋体"/>
+                <w:sz w:val="24"/>
+                <w:szCs w:val="24"/>
+              </w:rPr>
+            </w:pPr>
+            <w:r>
+              <w:rPr>
+                <w:rFonts w:ascii="宋体" w:hAnsi="宋体" w:cs="宋体" w:hint="eastAsia"/>
+                <w:sz w:val="24"/>
+                <w:szCs w:val="24"/>
+              </w:rPr>
+              <w:t>（二）关键技术与创新成功</w:t>
+            </w:r>
+          </w:p>
+          <w:p>
+            <w:pPr>
+              <w:pStyle w:val="10"/>
+              <w:snapToGrid w:val="0"/>
+              <w:spacing w:line="360" w:lineRule="auto"/>
+              <w:ind w:firstLine="480"/>
+              <w:rPr>
+                <w:rFonts w:ascii="宋体" w:hAnsi="宋体" w:cs="宋体" w:hint="eastAsia"/>
+                <w:sz w:val="24"/>
+                <w:szCs w:val="24"/>
+              </w:rPr>
+            </w:pPr>
+            <w:r>
+              <w:rPr>
+                <w:rFonts w:ascii="宋体" w:hAnsi="宋体" w:cs="宋体" w:hint="eastAsia"/>
+                <w:sz w:val="24"/>
+              </w:rPr>
+              <w:t>{{</w:t>
+            </w:r>
+            <w:r>
+              <w:rPr>
+                <w:rFonts w:ascii="宋体" w:hAnsi="宋体" w:cs="宋体" w:hint="eastAsia"/>
+                <w:sz w:val="24"/>
+                <w:szCs w:val="24"/>
+              </w:rPr>
+              <w:t>关键技术与创新成功</w:t>
+            </w:r>
+            <w:r>
+              <w:rPr>
+                <w:rFonts w:ascii="宋体" w:hAnsi="宋体" w:cs="宋体" w:hint="eastAsia"/>
+                <w:sz w:val="24"/>
+              </w:rPr>
+              <w:t>}}</w:t>
+            </w:r>
+          </w:p>
+          <w:p>
+            <w:pPr>
               <w:tabs>
                 <w:tab w:val="left" w:pos="742"/>
               </w:tabs>
@@ -6544,6 +5569,13 @@
                 <w:lang w:eastAsia="zh-Hans"/>
               </w:rPr>
             </w:pPr>
+            <w:r>
+              <w:rPr>
+                <w:rFonts w:ascii="宋体" w:hAnsi="宋体" w:cs="宋体" w:hint="eastAsia"/>
+                <w:sz w:val="24"/>
+              </w:rPr>
+              <w:t>（三）</w:t>
+            </w:r>
             <w:r>
               <w:rPr>
                 <w:rFonts w:ascii="宋体" w:hAnsi="宋体" w:cs="宋体"/>
@@ -6588,10 +5620,6 @@
           </w:p>
           <w:p>
             <w:pPr>
-              <w:numPr>
-                <w:ilvl w:val="0"/>
-                <w:numId w:val="5"/>
-              </w:numPr>
               <w:tabs>
                 <w:tab w:val="left" w:pos="742"/>
               </w:tabs>
@@ -6601,6 +5629,13 @@
                 <w:lang w:eastAsia="zh-Hans"/>
               </w:rPr>
             </w:pPr>
+            <w:r>
+              <w:rPr>
+                <w:rFonts w:ascii="宋体" w:hAnsi="宋体" w:cs="宋体" w:hint="eastAsia"/>
+                <w:sz w:val="24"/>
+              </w:rPr>
+              <w:t>（四）</w:t>
+            </w:r>
             <w:r>
               <w:rPr>
                 <w:rFonts w:ascii="宋体" w:hAnsi="宋体" w:cs="宋体"/>
@@ -6616,7 +5651,7 @@
               </w:tabs>
               <w:ind w:firstLineChars="200" w:firstLine="480"/>
               <w:rPr>
-                <w:rFonts w:ascii="宋体" w:hint="eastAsia"/>
+                <w:rFonts w:ascii="宋体"/>
                 <w:sz w:val="24"/>
                 <w:lang w:eastAsia="zh-Hans"/>
               </w:rPr>
@@ -6781,43 +5816,7 @@
                 <w:szCs w:val="24"/>
                 <w:lang w:eastAsia="zh-Hans"/>
               </w:rPr>
-              <w:t>预算</w:t>
-            </w:r>
-            <w:r>
-              <w:rPr>
-                <w:rFonts w:ascii="宋体" w:hint="eastAsia"/>
-                <w:sz w:val="24"/>
-                <w:szCs w:val="24"/>
-                <w:lang w:eastAsia="zh-Hans"/>
-              </w:rPr>
-              <w:t xml:space="preserve"> {{</w:t>
-            </w:r>
-            <w:r>
-              <w:rPr>
-                <w:rFonts w:ascii="宋体" w:hint="eastAsia"/>
-                <w:sz w:val="24"/>
-                <w:szCs w:val="24"/>
-                <w:lang w:eastAsia="zh-Hans"/>
-              </w:rPr>
-              <w:t>项目预计总经费</w:t>
-            </w:r>
-            <w:r>
-              <w:rPr>
-                <w:rFonts w:ascii="宋体" w:hint="eastAsia"/>
-                <w:sz w:val="24"/>
-                <w:szCs w:val="24"/>
-                <w:lang w:eastAsia="zh-Hans"/>
-              </w:rPr>
-              <w:t xml:space="preserve">}} </w:t>
-            </w:r>
-            <w:r>
-              <w:rPr>
-                <w:rFonts w:ascii="宋体" w:hint="eastAsia"/>
-                <w:sz w:val="24"/>
-                <w:szCs w:val="24"/>
-                <w:lang w:eastAsia="zh-Hans"/>
-              </w:rPr>
-              <w:t>万元</w:t>
+              <w:t>预算 {{项目预计总经费}} 万元</w:t>
             </w:r>
             <w:r>
               <w:rPr>
@@ -8028,7 +7027,15 @@
                 <w:lang w:eastAsia="zh-Hans"/>
               </w:rPr>
               <w:lastRenderedPageBreak/>
-              <w:t>本公司</w:t>
+              <w:t>本公司成立验收组</w:t>
+            </w:r>
+            <w:r>
+              <w:rPr>
+                <w:rFonts w:ascii="宋体" w:hAnsi="宋体"/>
+                <w:sz w:val="24"/>
+                <w:lang w:eastAsia="zh-Hans"/>
+              </w:rPr>
+              <w:t>，</w:t>
             </w:r>
             <w:r>
               <w:rPr>
@@ -8036,7 +7043,7 @@
                 <w:sz w:val="24"/>
                 <w:lang w:eastAsia="zh-Hans"/>
               </w:rPr>
-              <w:t>成立验收组</w:t>
+              <w:t>对本项目的研发目标</w:t>
             </w:r>
             <w:r>
               <w:rPr>
@@ -8044,7 +7051,7 @@
                 <w:sz w:val="24"/>
                 <w:lang w:eastAsia="zh-Hans"/>
               </w:rPr>
-              <w:t>，</w:t>
+              <w:t>、</w:t>
             </w:r>
             <w:r>
               <w:rPr>
@@ -8052,7 +7059,15 @@
                 <w:sz w:val="24"/>
                 <w:lang w:eastAsia="zh-Hans"/>
               </w:rPr>
-              <w:t>对本项目</w:t>
+              <w:t>预期成果</w:t>
+            </w:r>
+            <w:r>
+              <w:rPr>
+                <w:rFonts w:ascii="宋体" w:hAnsi="宋体"/>
+                <w:sz w:val="24"/>
+                <w:lang w:eastAsia="zh-Hans"/>
+              </w:rPr>
+              <w:t>、</w:t>
             </w:r>
             <w:r>
               <w:rPr>
@@ -8060,47 +7075,7 @@
                 <w:sz w:val="24"/>
                 <w:lang w:eastAsia="zh-Hans"/>
               </w:rPr>
-              <w:t>的研发目标</w:t>
-            </w:r>
-            <w:r>
-              <w:rPr>
-                <w:rFonts w:ascii="宋体" w:hAnsi="宋体"/>
-                <w:sz w:val="24"/>
-                <w:lang w:eastAsia="zh-Hans"/>
-              </w:rPr>
-              <w:t>、</w:t>
-            </w:r>
-            <w:r>
-              <w:rPr>
-                <w:rFonts w:ascii="宋体" w:hAnsi="宋体" w:hint="eastAsia"/>
-                <w:sz w:val="24"/>
-                <w:lang w:eastAsia="zh-Hans"/>
-              </w:rPr>
-              <w:t>预期成果</w:t>
-            </w:r>
-            <w:r>
-              <w:rPr>
-                <w:rFonts w:ascii="宋体" w:hAnsi="宋体"/>
-                <w:sz w:val="24"/>
-                <w:lang w:eastAsia="zh-Hans"/>
-              </w:rPr>
-              <w:t>、</w:t>
-            </w:r>
-            <w:r>
-              <w:rPr>
-                <w:rFonts w:ascii="宋体" w:hAnsi="宋体" w:hint="eastAsia"/>
-                <w:sz w:val="24"/>
-                <w:lang w:eastAsia="zh-Hans"/>
-              </w:rPr>
-              <w:t>经费使用等</w:t>
-            </w:r>
-            <w:r>
-              <w:rPr>
-                <w:rFonts w:ascii="宋体" w:hAnsi="宋体" w:hint="eastAsia"/>
-                <w:sz w:val="24"/>
-                <w:lang w:eastAsia="zh-Hans"/>
-              </w:rPr>
-              <w:t>进行验收</w:t>
+              <w:t>经费使用等进行验收</w:t>
             </w:r>
             <w:r>
               <w:rPr>
@@ -8254,14 +7229,7 @@
                 <w:rFonts w:hint="eastAsia"/>
                 <w:sz w:val="24"/>
               </w:rPr>
-              <w:t xml:space="preserve">                                            </w:t>
-            </w:r>
-            <w:r>
-              <w:rPr>
-                <w:rFonts w:hint="eastAsia"/>
-                <w:sz w:val="24"/>
-              </w:rPr>
-              <w:t xml:space="preserve">   </w:t>
+              <w:t xml:space="preserve">                                               </w:t>
             </w:r>
             <w:r>
               <w:rPr>
@@ -8508,7 +7476,7 @@
   <w:abstractNum w:abstractNumId="2" w15:restartNumberingAfterBreak="0">
     <w:nsid w:val="4FB7053B"/>
     <w:multiLevelType w:val="singleLevel"/>
-    <w:tmpl w:val="4FB7053B"/>
+    <w:tmpl w:val="184C809C"/>
     <w:lvl w:ilvl="0">
       <w:start w:val="1"/>
       <w:numFmt w:val="chineseCounting"/>
@@ -8517,6 +7485,7 @@
       <w:lvlJc w:val="left"/>
       <w:rPr>
         <w:rFonts w:hint="eastAsia"/>
+        <w:lang w:val="en-US"/>
       </w:rPr>
     </w:lvl>
   </w:abstractNum>
@@ -9010,6 +7979,7 @@
   <w:style w:type="character" w:default="1" w:styleId="a0">
     <w:name w:val="Default Paragraph Font"/>
     <w:uiPriority w:val="1"/>
+    <w:semiHidden/>
     <w:unhideWhenUsed/>
   </w:style>
   <w:style w:type="table" w:default="1" w:styleId="a1">
@@ -9253,6 +8223,38 @@
     <w:pPr>
       <w:ind w:firstLineChars="200" w:firstLine="420"/>
     </w:pPr>
+  </w:style>
+  <w:style w:type="paragraph" w:styleId="ad">
+    <w:name w:val="header"/>
+    <w:basedOn w:val="a"/>
+    <w:link w:val="ae"/>
+    <w:rsid w:val="00EC10DA"/>
+    <w:pPr>
+      <w:pBdr>
+        <w:bottom w:val="single" w:sz="6" w:space="1" w:color="auto"/>
+      </w:pBdr>
+      <w:tabs>
+        <w:tab w:val="center" w:pos="4153"/>
+        <w:tab w:val="right" w:pos="8306"/>
+      </w:tabs>
+      <w:snapToGrid w:val="0"/>
+      <w:jc w:val="center"/>
+    </w:pPr>
+    <w:rPr>
+      <w:sz w:val="18"/>
+      <w:szCs w:val="18"/>
+    </w:rPr>
+  </w:style>
+  <w:style w:type="character" w:customStyle="1" w:styleId="ae">
+    <w:name w:val="页眉 字符"/>
+    <w:basedOn w:val="a0"/>
+    <w:link w:val="ad"/>
+    <w:rsid w:val="00EC10DA"/>
+    <w:rPr>
+      <w:kern w:val="2"/>
+      <w:sz w:val="18"/>
+      <w:szCs w:val="18"/>
+    </w:rPr>
   </w:style>
 </w:styles>
 </file>

--- a/立项资料的模版3.docx
+++ b/立项资料的模版3.docx
@@ -101,7 +101,7 @@
           </mc:Choice>
           <mc:Fallback>
             <w:pict>
-              <v:line w14:anchorId="076E0B3D" id="直接连接符 45" o:spid="_x0000_s1026" style="position:absolute;left:0;text-align:left;z-index:251659264;visibility:visible;mso-wrap-style:square;mso-wrap-distance-left:9pt;mso-wrap-distance-top:0;mso-wrap-distance-right:9pt;mso-wrap-distance-bottom:0;mso-position-horizontal:absolute;mso-position-horizontal-relative:text;mso-position-vertical:absolute;mso-position-vertical-relative:text" from="4.5pt,7.95pt" to="414pt,8pt" o:gfxdata="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" strokecolor="red" strokeweight="2.5pt"/>
+              <v:line w14:anchorId="0B92BA89" id="直接连接符 45" o:spid="_x0000_s1026" style="position:absolute;left:0;text-align:left;z-index:251659264;visibility:visible;mso-wrap-style:square;mso-wrap-distance-left:9pt;mso-wrap-distance-top:0;mso-wrap-distance-right:9pt;mso-wrap-distance-bottom:0;mso-position-horizontal:absolute;mso-position-horizontal-relative:text;mso-position-vertical:absolute;mso-position-vertical-relative:text" from="4.5pt,7.95pt" to="414pt,8pt" o:gfxdata="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" strokecolor="red" strokeweight="2.5pt"/>
             </w:pict>
           </mc:Fallback>
         </mc:AlternateContent>
@@ -629,7 +629,7 @@
           </mc:Choice>
           <mc:Fallback>
             <w:pict>
-              <v:line w14:anchorId="2E74D141" id="直接连接符 1" o:spid="_x0000_s1026" style="position:absolute;left:0;text-align:left;z-index:251667456;visibility:visible;mso-wrap-style:square;mso-wrap-distance-left:9pt;mso-wrap-distance-top:0;mso-wrap-distance-right:9pt;mso-wrap-distance-bottom:0;mso-position-horizontal:absolute;mso-position-horizontal-relative:text;mso-position-vertical:absolute;mso-position-vertical-relative:text" from="92.8pt,4.9pt" to="380.2pt,5.15pt" o:gfxdata="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" strokecolor="black [3213]" strokeweight=".25pt"/>
+              <v:line w14:anchorId="5EEF2807" id="直接连接符 1" o:spid="_x0000_s1026" style="position:absolute;left:0;text-align:left;z-index:251667456;visibility:visible;mso-wrap-style:square;mso-wrap-distance-left:9pt;mso-wrap-distance-top:0;mso-wrap-distance-right:9pt;mso-wrap-distance-bottom:0;mso-position-horizontal:absolute;mso-position-horizontal-relative:text;mso-position-vertical:absolute;mso-position-vertical-relative:text" from="92.8pt,4.9pt" to="380.2pt,5.15pt" o:gfxdata="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" strokecolor="black [3213]" strokeweight=".25pt"/>
             </w:pict>
           </mc:Fallback>
         </mc:AlternateContent>
@@ -733,7 +733,7 @@
           </mc:Choice>
           <mc:Fallback>
             <w:pict>
-              <v:line w14:anchorId="4B8E8B03" id="直接连接符 2" o:spid="_x0000_s1026" style="position:absolute;left:0;text-align:left;z-index:251660288;visibility:visible;mso-wrap-style:square;mso-wrap-distance-left:9pt;mso-wrap-distance-top:0;mso-wrap-distance-right:9pt;mso-wrap-distance-bottom:0;mso-position-horizontal:absolute;mso-position-horizontal-relative:text;mso-position-vertical:absolute;mso-position-vertical-relative:text" from="90.55pt,6.45pt" to="377.95pt,6.7pt" o:gfxdata="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" strokecolor="black [3213]" strokeweight=".25pt"/>
+              <v:line w14:anchorId="5E1CF8F3" id="直接连接符 2" o:spid="_x0000_s1026" style="position:absolute;left:0;text-align:left;z-index:251660288;visibility:visible;mso-wrap-style:square;mso-wrap-distance-left:9pt;mso-wrap-distance-top:0;mso-wrap-distance-right:9pt;mso-wrap-distance-bottom:0;mso-position-horizontal:absolute;mso-position-horizontal-relative:text;mso-position-vertical:absolute;mso-position-vertical-relative:text" from="90.55pt,6.45pt" to="377.95pt,6.7pt" o:gfxdata="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" strokecolor="black [3213]" strokeweight=".25pt"/>
             </w:pict>
           </mc:Fallback>
         </mc:AlternateContent>
@@ -820,7 +820,7 @@
           </mc:Choice>
           <mc:Fallback>
             <w:pict>
-              <v:line w14:anchorId="3B7D5F54" id="直接连接符 9" o:spid="_x0000_s1026" style="position:absolute;left:0;text-align:left;z-index:251668480;visibility:visible;mso-wrap-style:square;mso-wrap-distance-left:9pt;mso-wrap-distance-top:0;mso-wrap-distance-right:9pt;mso-wrap-distance-bottom:0;mso-position-horizontal:absolute;mso-position-horizontal-relative:text;mso-position-vertical:absolute;mso-position-vertical-relative:text" from="90.55pt,7.3pt" to="377.95pt,7.55pt" o:gfxdata="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" strokecolor="black [3213]" strokeweight=".25pt"/>
+              <v:line w14:anchorId="77B06331" id="直接连接符 9" o:spid="_x0000_s1026" style="position:absolute;left:0;text-align:left;z-index:251668480;visibility:visible;mso-wrap-style:square;mso-wrap-distance-left:9pt;mso-wrap-distance-top:0;mso-wrap-distance-right:9pt;mso-wrap-distance-bottom:0;mso-position-horizontal:absolute;mso-position-horizontal-relative:text;mso-position-vertical:absolute;mso-position-vertical-relative:text" from="90.55pt,7.3pt" to="377.95pt,7.55pt" o:gfxdata="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" strokecolor="black [3213]" strokeweight=".25pt"/>
             </w:pict>
           </mc:Fallback>
         </mc:AlternateContent>
@@ -1001,7 +1001,7 @@
           </mc:Choice>
           <mc:Fallback>
             <w:pict>
-              <v:line w14:anchorId="6C51922D" id="直接连接符 5" o:spid="_x0000_s1026" style="position:absolute;left:0;text-align:left;z-index:251663360;visibility:visible;mso-wrap-style:square;mso-wrap-distance-left:9pt;mso-wrap-distance-top:0;mso-wrap-distance-right:9pt;mso-wrap-distance-bottom:0;mso-position-horizontal:absolute;mso-position-horizontal-relative:text;mso-position-vertical:absolute;mso-position-vertical-relative:text" from="315.55pt,8.9pt" to="410.95pt,9.45pt" o:gfxdata="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" strokecolor="black [3213]" strokeweight=".25pt"/>
+              <v:line w14:anchorId="22110BEC" id="直接连接符 5" o:spid="_x0000_s1026" style="position:absolute;left:0;text-align:left;z-index:251663360;visibility:visible;mso-wrap-style:square;mso-wrap-distance-left:9pt;mso-wrap-distance-top:0;mso-wrap-distance-right:9pt;mso-wrap-distance-bottom:0;mso-position-horizontal:absolute;mso-position-horizontal-relative:text;mso-position-vertical:absolute;mso-position-vertical-relative:text" from="315.55pt,8.9pt" to="410.95pt,9.45pt" o:gfxdata="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" strokecolor="black [3213]" strokeweight=".25pt"/>
             </w:pict>
           </mc:Fallback>
         </mc:AlternateContent>
@@ -1057,7 +1057,7 @@
           </mc:Choice>
           <mc:Fallback>
             <w:pict>
-              <v:line w14:anchorId="1BFC804F" id="直接连接符 3" o:spid="_x0000_s1026" style="position:absolute;left:0;text-align:left;flip:y;z-index:251661312;visibility:visible;mso-wrap-style:square;mso-wrap-distance-left:9pt;mso-wrap-distance-top:0;mso-wrap-distance-right:9pt;mso-wrap-distance-bottom:0;mso-position-horizontal:absolute;mso-position-horizontal-relative:text;mso-position-vertical:absolute;mso-position-vertical-relative:text" from="108.55pt,7.2pt" to="251.95pt,7.4pt" o:gfxdata="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" strokecolor="black [3213]" strokeweight=".25pt"/>
+              <v:line w14:anchorId="4DA432ED" id="直接连接符 3" o:spid="_x0000_s1026" style="position:absolute;left:0;text-align:left;flip:y;z-index:251661312;visibility:visible;mso-wrap-style:square;mso-wrap-distance-left:9pt;mso-wrap-distance-top:0;mso-wrap-distance-right:9pt;mso-wrap-distance-bottom:0;mso-position-horizontal:absolute;mso-position-horizontal-relative:text;mso-position-vertical:absolute;mso-position-vertical-relative:text" from="108.55pt,7.2pt" to="251.95pt,7.4pt" o:gfxdata="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" strokecolor="black [3213]" strokeweight=".25pt"/>
             </w:pict>
           </mc:Fallback>
         </mc:AlternateContent>
@@ -1237,7 +1237,7 @@
           </mc:Choice>
           <mc:Fallback>
             <w:pict>
-              <v:line w14:anchorId="17944D67" id="直接连接符 6" o:spid="_x0000_s1026" style="position:absolute;left:0;text-align:left;flip:y;z-index:251664384;visibility:visible;mso-wrap-style:square;mso-wrap-distance-left:9pt;mso-wrap-distance-top:0;mso-wrap-distance-right:9pt;mso-wrap-distance-bottom:0;mso-position-horizontal:absolute;mso-position-horizontal-relative:text;mso-position-vertical:absolute;mso-position-vertical-relative:text" from="314.8pt,9.6pt" to="411.7pt,9.8pt" o:gfxdata="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" strokecolor="black [3213]" strokeweight=".25pt"/>
+              <v:line w14:anchorId="25B96591" id="直接连接符 6" o:spid="_x0000_s1026" style="position:absolute;left:0;text-align:left;flip:y;z-index:251664384;visibility:visible;mso-wrap-style:square;mso-wrap-distance-left:9pt;mso-wrap-distance-top:0;mso-wrap-distance-right:9pt;mso-wrap-distance-bottom:0;mso-position-horizontal:absolute;mso-position-horizontal-relative:text;mso-position-vertical:absolute;mso-position-vertical-relative:text" from="314.8pt,9.6pt" to="411.7pt,9.8pt" o:gfxdata="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" strokecolor="black [3213]" strokeweight=".25pt"/>
             </w:pict>
           </mc:Fallback>
         </mc:AlternateContent>
@@ -1293,7 +1293,7 @@
           </mc:Choice>
           <mc:Fallback>
             <w:pict>
-              <v:line w14:anchorId="75056DE9" id="直接连接符 4" o:spid="_x0000_s1026" style="position:absolute;left:0;text-align:left;flip:y;z-index:251662336;visibility:visible;mso-wrap-style:square;mso-wrap-distance-left:9pt;mso-wrap-distance-top:0;mso-wrap-distance-right:9pt;mso-wrap-distance-bottom:0;mso-position-horizontal:absolute;mso-position-horizontal-relative:text;mso-position-vertical:absolute;mso-position-vertical-relative:text" from="107.05pt,9.85pt" to="252.7pt,10.55pt" o:gfxdata="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" strokecolor="black [3213]" strokeweight=".25pt"/>
+              <v:line w14:anchorId="07ACD5A6" id="直接连接符 4" o:spid="_x0000_s1026" style="position:absolute;left:0;text-align:left;flip:y;z-index:251662336;visibility:visible;mso-wrap-style:square;mso-wrap-distance-left:9pt;mso-wrap-distance-top:0;mso-wrap-distance-right:9pt;mso-wrap-distance-bottom:0;mso-position-horizontal:absolute;mso-position-horizontal-relative:text;mso-position-vertical:absolute;mso-position-vertical-relative:text" from="107.05pt,9.85pt" to="252.7pt,10.55pt" o:gfxdata="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" strokecolor="black [3213]" strokeweight=".25pt"/>
             </w:pict>
           </mc:Fallback>
         </mc:AlternateContent>
@@ -1503,7 +1503,7 @@
           </mc:Choice>
           <mc:Fallback>
             <w:pict>
-              <v:line w14:anchorId="17F9F3F3" id="直接连接符 8" o:spid="_x0000_s1026" style="position:absolute;left:0;text-align:left;z-index:251666432;visibility:visible;mso-wrap-style:square;mso-wrap-distance-left:9pt;mso-wrap-distance-top:0;mso-wrap-distance-right:9pt;mso-wrap-distance-bottom:0;mso-position-horizontal:absolute;mso-position-horizontal-relative:text;mso-position-vertical:absolute;mso-position-vertical-relative:text" from="292.45pt,8.85pt" to="387.7pt,8.85pt" o:gfxdata="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" strokecolor="black [3213]" strokeweight=".25pt"/>
+              <v:line w14:anchorId="74F2172C" id="直接连接符 8" o:spid="_x0000_s1026" style="position:absolute;left:0;text-align:left;z-index:251666432;visibility:visible;mso-wrap-style:square;mso-wrap-distance-left:9pt;mso-wrap-distance-top:0;mso-wrap-distance-right:9pt;mso-wrap-distance-bottom:0;mso-position-horizontal:absolute;mso-position-horizontal-relative:text;mso-position-vertical:absolute;mso-position-vertical-relative:text" from="292.45pt,8.85pt" to="387.7pt,8.85pt" o:gfxdata="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" strokecolor="black [3213]" strokeweight=".25pt"/>
             </w:pict>
           </mc:Fallback>
         </mc:AlternateContent>
@@ -1559,7 +1559,7 @@
           </mc:Choice>
           <mc:Fallback>
             <w:pict>
-              <v:line w14:anchorId="3BEBDC58" id="直接连接符 7" o:spid="_x0000_s1026" style="position:absolute;left:0;text-align:left;flip:y;z-index:251665408;visibility:visible;mso-wrap-style:square;mso-wrap-distance-left:9pt;mso-wrap-distance-top:0;mso-wrap-distance-right:9pt;mso-wrap-distance-bottom:0;mso-position-horizontal:absolute;mso-position-horizontal-relative:text;mso-position-vertical:absolute;mso-position-vertical-relative:text" from="129.55pt,6.6pt" to="224.2pt,6.8pt" o:gfxdata="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" strokecolor="black [3213]" strokeweight=".25pt"/>
+              <v:line w14:anchorId="390DF51A" id="直接连接符 7" o:spid="_x0000_s1026" style="position:absolute;left:0;text-align:left;flip:y;z-index:251665408;visibility:visible;mso-wrap-style:square;mso-wrap-distance-left:9pt;mso-wrap-distance-top:0;mso-wrap-distance-right:9pt;mso-wrap-distance-bottom:0;mso-position-horizontal:absolute;mso-position-horizontal-relative:text;mso-position-vertical:absolute;mso-position-vertical-relative:text" from="129.55pt,6.6pt" to="224.2pt,6.8pt" o:gfxdata="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" strokecolor="black [3213]" strokeweight=".25pt"/>
             </w:pict>
           </mc:Fallback>
         </mc:AlternateContent>
@@ -5528,7 +5528,7 @@
               <w:pStyle w:val="10"/>
               <w:snapToGrid w:val="0"/>
               <w:spacing w:line="360" w:lineRule="auto"/>
-              <w:ind w:firstLine="480"/>
+              <w:ind w:firstLineChars="0" w:firstLine="0"/>
               <w:rPr>
                 <w:rFonts w:ascii="宋体" w:hAnsi="宋体" w:cs="宋体" w:hint="eastAsia"/>
                 <w:sz w:val="24"/>
@@ -5589,7 +5589,6 @@
               <w:tabs>
                 <w:tab w:val="left" w:pos="742"/>
               </w:tabs>
-              <w:ind w:firstLineChars="200" w:firstLine="480"/>
               <w:rPr>
                 <w:rFonts w:ascii="宋体"/>
                 <w:sz w:val="24"/>
